--- a/ind/docx/009.content.docx
+++ b/ind/docx/009.content.docx
@@ -190,6 +190,247 @@
         <w:rPr>
           <w:lang w:val="id_ID" w:bidi="id_ID"/>
         </w:rPr>
+        <w:t>Habakuk</w:t>
+      </w:r>
+      <w:r>
+        <w:rPr>
+          <w:lang w:val="id_ID" w:bidi="id_ID"/>
+        </w:rPr>
+      </w:r>
+    </w:p>
+    <w:p>
+      <w:pPr>
+        <w:pStyle w:val="Heading3"/>
+      </w:pPr>
+      <w:r>
+        <w:rPr>
+          <w:lang w:val="id_ID" w:bidi="id_ID"/>
+        </w:rPr>
+        <w:t>Fakta:</w:t>
+      </w:r>
+    </w:p>
+    <w:p>
+      <w:pPr/>
+      <w:r>
+        <w:rPr>
+          <w:lang w:val="id_ID" w:bidi="id_ID"/>
+        </w:rPr>
+      </w:r>
+      <w:r>
+        <w:rPr>
+          <w:lang w:val="id_ID" w:bidi="id_ID"/>
+        </w:rPr>
+        <w:t>Habakuk adalah seorang nabi Perjanjian Lama yang hidup pada masa pemerintahan Raja Yoyakim di Yehuda. Nabi Yeremia juga hidup pada periode ini.</w:t>
+      </w:r>
+    </w:p>
+    <w:p>
+      <w:pPr>
+        <w:pStyle w:val="ListBullet"/>
+        <w:spacing w:line="240" w:lineRule="auto"/>
+        <w:ind w:left="720"/>
+      </w:pPr>
+      <w:r>
+        <w:rPr>
+          <w:lang w:val="id_ID" w:bidi="id_ID"/>
+        </w:rPr>
+      </w:r>
+      <w:r>
+        <w:rPr>
+          <w:lang w:val="id_ID" w:bidi="id_ID"/>
+        </w:rPr>
+        <w:t>Nabi ini menulis Kitab Habakuk sekitar tahun 600 SM ketika bangsa Babel menaklukkan Yerusalem dan membawa banyak orang Yehuda ke pengasingan.</w:t>
+      </w:r>
+    </w:p>
+    <w:p>
+      <w:pPr>
+        <w:pStyle w:val="ListBullet"/>
+        <w:spacing w:line="240" w:lineRule="auto"/>
+        <w:ind w:left="720"/>
+      </w:pPr>
+      <w:r>
+        <w:rPr>
+          <w:lang w:val="id_ID" w:bidi="id_ID"/>
+        </w:rPr>
+      </w:r>
+      <w:r>
+        <w:rPr>
+          <w:lang w:val="id_ID" w:bidi="id_ID"/>
+        </w:rPr>
+        <w:t>TUHAN memberikan nubuat kepada Habakuk tentang bagaimana "orang Kasdim" (bangsa Babel) akan datang dan menaklukkan orang-orang Yehuda.</w:t>
+      </w:r>
+    </w:p>
+    <w:p>
+      <w:pPr>
+        <w:pStyle w:val="ListBullet"/>
+        <w:spacing w:line="240" w:lineRule="auto"/>
+        <w:ind w:left="720"/>
+      </w:pPr>
+      <w:r>
+        <w:rPr>
+          <w:lang w:val="id_ID" w:bidi="id_ID"/>
+        </w:rPr>
+      </w:r>
+      <w:r>
+        <w:rPr>
+          <w:lang w:val="id_ID" w:bidi="id_ID"/>
+        </w:rPr>
+        <w:t>Salah satu pernyataan Habakuk yang paling terkenal adalah: "orang yang benar itu akan hidup oleh percayanya."</w:t>
+      </w:r>
+    </w:p>
+    <w:p>
+      <w:pPr/>
+      <w:r>
+        <w:rPr>
+          <w:lang w:val="id_ID" w:bidi="id_ID"/>
+        </w:rPr>
+      </w:r>
+      <w:r>
+        <w:rPr>
+          <w:lang w:val="id_ID" w:bidi="id_ID"/>
+        </w:rPr>
+        <w:t>(Saran Terjemahan: Cara Menerjemahkan Nama)</w:t>
+      </w:r>
+    </w:p>
+    <w:p>
+      <w:pPr/>
+      <w:r>
+        <w:rPr>
+          <w:lang w:val="id_ID" w:bidi="id_ID"/>
+        </w:rPr>
+      </w:r>
+      <w:r>
+        <w:rPr>
+          <w:lang w:val="id_ID" w:bidi="id_ID"/>
+        </w:rPr>
+        <w:t xml:space="preserve">(Lihat juga: </w:t>
+      </w:r>
+      <w:r>
+        <w:rPr>
+          <w:lang w:val="id_ID" w:bidi="id_ID"/>
+        </w:rPr>
+        <w:t>Babel</w:t>
+      </w:r>
+      <w:r>
+        <w:rPr>
+          <w:lang w:val="id_ID" w:bidi="id_ID"/>
+        </w:rPr>
+        <w:t xml:space="preserve">, </w:t>
+      </w:r>
+      <w:r>
+        <w:rPr>
+          <w:lang w:val="id_ID" w:bidi="id_ID"/>
+        </w:rPr>
+        <w:t>Yoyakim</w:t>
+      </w:r>
+      <w:r>
+        <w:rPr>
+          <w:lang w:val="id_ID" w:bidi="id_ID"/>
+        </w:rPr>
+        <w:t xml:space="preserve">, </w:t>
+      </w:r>
+      <w:r>
+        <w:rPr>
+          <w:lang w:val="id_ID" w:bidi="id_ID"/>
+        </w:rPr>
+        <w:t>Yeremia</w:t>
+      </w:r>
+      <w:r>
+        <w:rPr>
+          <w:lang w:val="id_ID" w:bidi="id_ID"/>
+        </w:rPr>
+        <w:t>)</w:t>
+      </w:r>
+    </w:p>
+    <w:p>
+      <w:pPr>
+        <w:pStyle w:val="Heading3"/>
+      </w:pPr>
+      <w:r>
+        <w:rPr>
+          <w:lang w:val="id_ID" w:bidi="id_ID"/>
+        </w:rPr>
+        <w:t>Referensi Alkitab:</w:t>
+      </w:r>
+    </w:p>
+    <w:p>
+      <w:pPr>
+        <w:pStyle w:val="ListBullet"/>
+        <w:spacing w:line="240" w:lineRule="auto"/>
+        <w:ind w:left="720"/>
+      </w:pPr>
+      <w:r>
+        <w:rPr>
+          <w:lang w:val="id_ID" w:bidi="id_ID"/>
+        </w:rPr>
+      </w:r>
+      <w:hyperlink r:id="rId13">
+        <w:r>
+          <w:rPr>
+            <w:lang w:val="id_ID" w:bidi="id_ID"/>
+          </w:rPr>
+          <w:rPr>
+            <w:color w:val="0000EE"/>
+            <w:u w:val="single"/>
+          </w:rPr>
+          <w:t>Habakuk 1:2</w:t>
+        </w:r>
+      </w:hyperlink>
+    </w:p>
+    <w:p>
+      <w:pPr>
+        <w:pStyle w:val="Heading3"/>
+      </w:pPr>
+      <w:r>
+        <w:rPr>
+          <w:lang w:val="id_ID" w:bidi="id_ID"/>
+        </w:rPr>
+        <w:t>Data Kata:</w:t>
+      </w:r>
+    </w:p>
+    <w:p>
+      <w:pPr>
+        <w:pStyle w:val="ListBullet"/>
+        <w:spacing w:line="240" w:lineRule="auto"/>
+        <w:ind w:left="720"/>
+      </w:pPr>
+      <w:r>
+        <w:rPr>
+          <w:lang w:val="id_ID" w:bidi="id_ID"/>
+        </w:rPr>
+      </w:r>
+      <w:r>
+        <w:rPr>
+          <w:lang w:val="id_ID" w:bidi="id_ID"/>
+        </w:rPr>
+        <w:t>Strong: H2265</w:t>
+      </w:r>
+      <w:r>
+        <w:rPr>
+          <w:lang w:val="id_ID" w:bidi="id_ID"/>
+        </w:rPr>
+      </w:r>
+      <w:r>
+        <w:rPr>
+          <w:lang w:val="id_ID" w:bidi="id_ID"/>
+        </w:rPr>
+      </w:r>
+    </w:p>
+    <w:p>
+      <w:pPr/>
+      <w:r>
+        <w:rPr>
+          <w:lang w:val="id_ID" w:bidi="id_ID"/>
+        </w:rPr>
+      </w:r>
+    </w:p>
+    <w:p>
+      <w:pPr>
+        <w:pStyle w:val="Heading2"/>
+      </w:pPr>
+      <w:r>
+        <w:rPr>
+          <w:lang w:val="id_ID" w:bidi="id_ID"/>
+        </w:rPr>
         <w:t>Habel</w:t>
       </w:r>
       <w:r>
@@ -381,7 +622,7 @@
           <w:lang w:val="id_ID" w:bidi="id_ID"/>
         </w:rPr>
       </w:r>
-      <w:hyperlink r:id="rId13">
+      <w:hyperlink r:id="rId14">
         <w:r>
           <w:rPr>
             <w:lang w:val="id_ID" w:bidi="id_ID"/>
@@ -405,7 +646,7 @@
           <w:lang w:val="id_ID" w:bidi="id_ID"/>
         </w:rPr>
       </w:r>
-      <w:hyperlink r:id="rId14">
+      <w:hyperlink r:id="rId15">
         <w:r>
           <w:rPr>
             <w:lang w:val="id_ID" w:bidi="id_ID"/>
@@ -429,7 +670,7 @@
           <w:lang w:val="id_ID" w:bidi="id_ID"/>
         </w:rPr>
       </w:r>
-      <w:hyperlink r:id="rId15">
+      <w:hyperlink r:id="rId16">
         <w:r>
           <w:rPr>
             <w:lang w:val="id_ID" w:bidi="id_ID"/>
@@ -453,7 +694,7 @@
           <w:lang w:val="id_ID" w:bidi="id_ID"/>
         </w:rPr>
       </w:r>
-      <w:hyperlink r:id="rId16">
+      <w:hyperlink r:id="rId17">
         <w:r>
           <w:rPr>
             <w:lang w:val="id_ID" w:bidi="id_ID"/>
@@ -477,7 +718,7 @@
           <w:lang w:val="id_ID" w:bidi="id_ID"/>
         </w:rPr>
       </w:r>
-      <w:hyperlink r:id="rId17">
+      <w:hyperlink r:id="rId18">
         <w:r>
           <w:rPr>
             <w:lang w:val="id_ID" w:bidi="id_ID"/>
@@ -795,7 +1036,7 @@
           <w:lang w:val="id_ID" w:bidi="id_ID"/>
         </w:rPr>
       </w:r>
-      <w:hyperlink r:id="rId18">
+      <w:hyperlink r:id="rId19">
         <w:r>
           <w:rPr>
             <w:lang w:val="id_ID" w:bidi="id_ID"/>
@@ -819,7 +1060,7 @@
           <w:lang w:val="id_ID" w:bidi="id_ID"/>
         </w:rPr>
       </w:r>
-      <w:hyperlink r:id="rId19">
+      <w:hyperlink r:id="rId20">
         <w:r>
           <w:rPr>
             <w:lang w:val="id_ID" w:bidi="id_ID"/>
@@ -843,7 +1084,7 @@
           <w:lang w:val="id_ID" w:bidi="id_ID"/>
         </w:rPr>
       </w:r>
-      <w:hyperlink r:id="rId20">
+      <w:hyperlink r:id="rId21">
         <w:r>
           <w:rPr>
             <w:lang w:val="id_ID" w:bidi="id_ID"/>
@@ -867,7 +1108,7 @@
           <w:lang w:val="id_ID" w:bidi="id_ID"/>
         </w:rPr>
       </w:r>
-      <w:hyperlink r:id="rId21">
+      <w:hyperlink r:id="rId22">
         <w:r>
           <w:rPr>
             <w:lang w:val="id_ID" w:bidi="id_ID"/>
@@ -891,7 +1132,7 @@
           <w:lang w:val="id_ID" w:bidi="id_ID"/>
         </w:rPr>
       </w:r>
-      <w:hyperlink r:id="rId22">
+      <w:hyperlink r:id="rId23">
         <w:r>
           <w:rPr>
             <w:lang w:val="id_ID" w:bidi="id_ID"/>
@@ -915,7 +1156,7 @@
           <w:lang w:val="id_ID" w:bidi="id_ID"/>
         </w:rPr>
       </w:r>
-      <w:hyperlink r:id="rId23">
+      <w:hyperlink r:id="rId24">
         <w:r>
           <w:rPr>
             <w:lang w:val="id_ID" w:bidi="id_ID"/>
@@ -939,7 +1180,7 @@
           <w:lang w:val="id_ID" w:bidi="id_ID"/>
         </w:rPr>
       </w:r>
-      <w:hyperlink r:id="rId24">
+      <w:hyperlink r:id="rId25">
         <w:r>
           <w:rPr>
             <w:lang w:val="id_ID" w:bidi="id_ID"/>
@@ -963,7 +1204,7 @@
           <w:lang w:val="id_ID" w:bidi="id_ID"/>
         </w:rPr>
       </w:r>
-      <w:hyperlink r:id="rId25">
+      <w:hyperlink r:id="rId26">
         <w:r>
           <w:rPr>
             <w:lang w:val="id_ID" w:bidi="id_ID"/>
@@ -1031,6 +1272,712 @@
         <w:rPr>
           <w:lang w:val="id_ID" w:bidi="id_ID"/>
         </w:rPr>
+        <w:t>Hagai</w:t>
+      </w:r>
+      <w:r>
+        <w:rPr>
+          <w:lang w:val="id_ID" w:bidi="id_ID"/>
+        </w:rPr>
+      </w:r>
+    </w:p>
+    <w:p>
+      <w:pPr>
+        <w:pStyle w:val="Heading3"/>
+      </w:pPr>
+      <w:r>
+        <w:rPr>
+          <w:lang w:val="id_ID" w:bidi="id_ID"/>
+        </w:rPr>
+        <w:t>Fakta:</w:t>
+      </w:r>
+    </w:p>
+    <w:p>
+      <w:pPr/>
+      <w:r>
+        <w:rPr>
+          <w:lang w:val="id_ID" w:bidi="id_ID"/>
+        </w:rPr>
+      </w:r>
+      <w:r>
+        <w:rPr>
+          <w:lang w:val="id_ID" w:bidi="id_ID"/>
+        </w:rPr>
+        <w:t>Hagai adalah seorang nabi di Yehuda setelah orang Yahudi kembali ke tanah air mereka dari masa pembuangan di Babel.</w:t>
+      </w:r>
+    </w:p>
+    <w:p>
+      <w:pPr>
+        <w:pStyle w:val="ListBullet"/>
+        <w:spacing w:line="240" w:lineRule="auto"/>
+        <w:ind w:left="720"/>
+      </w:pPr>
+      <w:r>
+        <w:rPr>
+          <w:lang w:val="id_ID" w:bidi="id_ID"/>
+        </w:rPr>
+      </w:r>
+      <w:r>
+        <w:rPr>
+          <w:lang w:val="id_ID" w:bidi="id_ID"/>
+        </w:rPr>
+        <w:t>Selama periode ketika Hagai bernubuat, Raja Uzia memerintah Yehuda.</w:t>
+      </w:r>
+    </w:p>
+    <w:p>
+      <w:pPr>
+        <w:pStyle w:val="ListBullet"/>
+        <w:spacing w:line="240" w:lineRule="auto"/>
+        <w:ind w:left="720"/>
+      </w:pPr>
+      <w:r>
+        <w:rPr>
+          <w:lang w:val="id_ID" w:bidi="id_ID"/>
+        </w:rPr>
+      </w:r>
+      <w:r>
+        <w:rPr>
+          <w:lang w:val="id_ID" w:bidi="id_ID"/>
+        </w:rPr>
+        <w:t>Nabi Zakharia juga bernubuat pada periode ini.</w:t>
+      </w:r>
+    </w:p>
+    <w:p>
+      <w:pPr>
+        <w:pStyle w:val="ListBullet"/>
+        <w:spacing w:line="240" w:lineRule="auto"/>
+        <w:ind w:left="720"/>
+      </w:pPr>
+      <w:r>
+        <w:rPr>
+          <w:lang w:val="id_ID" w:bidi="id_ID"/>
+        </w:rPr>
+      </w:r>
+      <w:r>
+        <w:rPr>
+          <w:lang w:val="id_ID" w:bidi="id_ID"/>
+        </w:rPr>
+        <w:t>Hagai dan Zakharia menasihati orang-orang Yahudi untuk membangun kembali bait suci yang telah dihancurkan oleh bangsa Babel di bawah pimpinan Raja Nebukadnezar.</w:t>
+      </w:r>
+    </w:p>
+    <w:p>
+      <w:pPr/>
+      <w:r>
+        <w:rPr>
+          <w:lang w:val="id_ID" w:bidi="id_ID"/>
+        </w:rPr>
+      </w:r>
+      <w:r>
+        <w:rPr>
+          <w:lang w:val="id_ID" w:bidi="id_ID"/>
+        </w:rPr>
+        <w:t>(Saran Terjemahan: Cara Menerjemahkan Nama)</w:t>
+      </w:r>
+    </w:p>
+    <w:p>
+      <w:pPr/>
+      <w:r>
+        <w:rPr>
+          <w:lang w:val="id_ID" w:bidi="id_ID"/>
+        </w:rPr>
+      </w:r>
+      <w:r>
+        <w:rPr>
+          <w:lang w:val="id_ID" w:bidi="id_ID"/>
+        </w:rPr>
+        <w:t xml:space="preserve">(Lihat juga: </w:t>
+      </w:r>
+      <w:r>
+        <w:rPr>
+          <w:lang w:val="id_ID" w:bidi="id_ID"/>
+        </w:rPr>
+        <w:t>Babel</w:t>
+      </w:r>
+      <w:r>
+        <w:rPr>
+          <w:lang w:val="id_ID" w:bidi="id_ID"/>
+        </w:rPr>
+        <w:t xml:space="preserve">, </w:t>
+      </w:r>
+      <w:r>
+        <w:rPr>
+          <w:lang w:val="id_ID" w:bidi="id_ID"/>
+        </w:rPr>
+        <w:t>Yehuda</w:t>
+      </w:r>
+      <w:r>
+        <w:rPr>
+          <w:lang w:val="id_ID" w:bidi="id_ID"/>
+        </w:rPr>
+        <w:t xml:space="preserve">, </w:t>
+      </w:r>
+      <w:r>
+        <w:rPr>
+          <w:lang w:val="id_ID" w:bidi="id_ID"/>
+        </w:rPr>
+        <w:t>Nebukadnezar</w:t>
+      </w:r>
+      <w:r>
+        <w:rPr>
+          <w:lang w:val="id_ID" w:bidi="id_ID"/>
+        </w:rPr>
+        <w:t xml:space="preserve">, </w:t>
+      </w:r>
+      <w:r>
+        <w:rPr>
+          <w:lang w:val="id_ID" w:bidi="id_ID"/>
+        </w:rPr>
+        <w:t>Uzia</w:t>
+      </w:r>
+      <w:r>
+        <w:rPr>
+          <w:lang w:val="id_ID" w:bidi="id_ID"/>
+        </w:rPr>
+        <w:t xml:space="preserve">, </w:t>
+      </w:r>
+      <w:r>
+        <w:rPr>
+          <w:lang w:val="id_ID" w:bidi="id_ID"/>
+        </w:rPr>
+        <w:t>Zakharia (Perjanjian Lama)</w:t>
+      </w:r>
+      <w:r>
+        <w:rPr>
+          <w:lang w:val="id_ID" w:bidi="id_ID"/>
+        </w:rPr>
+        <w:t>)</w:t>
+      </w:r>
+    </w:p>
+    <w:p>
+      <w:pPr>
+        <w:pStyle w:val="Heading3"/>
+      </w:pPr>
+      <w:r>
+        <w:rPr>
+          <w:lang w:val="id_ID" w:bidi="id_ID"/>
+        </w:rPr>
+        <w:t>Referensi Alkitab:</w:t>
+      </w:r>
+    </w:p>
+    <w:p>
+      <w:pPr>
+        <w:pStyle w:val="ListBullet"/>
+        <w:spacing w:line="240" w:lineRule="auto"/>
+        <w:ind w:left="720"/>
+      </w:pPr>
+      <w:r>
+        <w:rPr>
+          <w:lang w:val="id_ID" w:bidi="id_ID"/>
+        </w:rPr>
+      </w:r>
+      <w:hyperlink r:id="rId27">
+        <w:r>
+          <w:rPr>
+            <w:lang w:val="id_ID" w:bidi="id_ID"/>
+          </w:rPr>
+          <w:rPr>
+            <w:color w:val="0000EE"/>
+            <w:u w:val="single"/>
+          </w:rPr>
+          <w:t>Ezra 5:1–2</w:t>
+        </w:r>
+      </w:hyperlink>
+    </w:p>
+    <w:p>
+      <w:pPr>
+        <w:pStyle w:val="ListBullet"/>
+        <w:spacing w:line="240" w:lineRule="auto"/>
+        <w:ind w:left="720"/>
+      </w:pPr>
+      <w:r>
+        <w:rPr>
+          <w:lang w:val="id_ID" w:bidi="id_ID"/>
+        </w:rPr>
+      </w:r>
+      <w:hyperlink r:id="rId28">
+        <w:r>
+          <w:rPr>
+            <w:lang w:val="id_ID" w:bidi="id_ID"/>
+          </w:rPr>
+          <w:rPr>
+            <w:color w:val="0000EE"/>
+            <w:u w:val="single"/>
+          </w:rPr>
+          <w:t>Ezra 6:13–15</w:t>
+        </w:r>
+      </w:hyperlink>
+    </w:p>
+    <w:p>
+      <w:pPr>
+        <w:pStyle w:val="Heading3"/>
+      </w:pPr>
+      <w:r>
+        <w:rPr>
+          <w:lang w:val="id_ID" w:bidi="id_ID"/>
+        </w:rPr>
+        <w:t>Data Kata:</w:t>
+      </w:r>
+    </w:p>
+    <w:p>
+      <w:pPr>
+        <w:pStyle w:val="ListBullet"/>
+        <w:spacing w:line="240" w:lineRule="auto"/>
+        <w:ind w:left="720"/>
+      </w:pPr>
+      <w:r>
+        <w:rPr>
+          <w:lang w:val="id_ID" w:bidi="id_ID"/>
+        </w:rPr>
+      </w:r>
+      <w:r>
+        <w:rPr>
+          <w:lang w:val="id_ID" w:bidi="id_ID"/>
+        </w:rPr>
+        <w:t>Strong: H2292</w:t>
+      </w:r>
+      <w:r>
+        <w:rPr>
+          <w:lang w:val="id_ID" w:bidi="id_ID"/>
+        </w:rPr>
+      </w:r>
+      <w:r>
+        <w:rPr>
+          <w:lang w:val="id_ID" w:bidi="id_ID"/>
+        </w:rPr>
+      </w:r>
+    </w:p>
+    <w:p>
+      <w:pPr/>
+      <w:r>
+        <w:rPr>
+          <w:lang w:val="id_ID" w:bidi="id_ID"/>
+        </w:rPr>
+      </w:r>
+    </w:p>
+    <w:p>
+      <w:pPr>
+        <w:pStyle w:val="Heading2"/>
+      </w:pPr>
+      <w:r>
+        <w:rPr>
+          <w:lang w:val="id_ID" w:bidi="id_ID"/>
+        </w:rPr>
+        <w:t>Hagar</w:t>
+      </w:r>
+      <w:r>
+        <w:rPr>
+          <w:lang w:val="id_ID" w:bidi="id_ID"/>
+        </w:rPr>
+      </w:r>
+    </w:p>
+    <w:p>
+      <w:pPr>
+        <w:pStyle w:val="Heading3"/>
+      </w:pPr>
+      <w:r>
+        <w:rPr>
+          <w:lang w:val="id_ID" w:bidi="id_ID"/>
+        </w:rPr>
+        <w:t>Fakta:</w:t>
+      </w:r>
+    </w:p>
+    <w:p>
+      <w:pPr/>
+      <w:r>
+        <w:rPr>
+          <w:lang w:val="id_ID" w:bidi="id_ID"/>
+        </w:rPr>
+      </w:r>
+      <w:r>
+        <w:rPr>
+          <w:lang w:val="id_ID" w:bidi="id_ID"/>
+        </w:rPr>
+        <w:t>Hagar adalah seorang perempuan Mesir yang menjadi budak pribadi Sarai.</w:t>
+      </w:r>
+    </w:p>
+    <w:p>
+      <w:pPr>
+        <w:pStyle w:val="ListBullet"/>
+        <w:spacing w:line="240" w:lineRule="auto"/>
+        <w:ind w:left="720"/>
+      </w:pPr>
+      <w:r>
+        <w:rPr>
+          <w:lang w:val="id_ID" w:bidi="id_ID"/>
+        </w:rPr>
+      </w:r>
+      <w:r>
+        <w:rPr>
+          <w:lang w:val="id_ID" w:bidi="id_ID"/>
+        </w:rPr>
+        <w:t>Ketika Sarai tidak dapat memiliki anak, dia memberikan hambanya, Hagar, kepada suaminya, Abram, agar dapat memiliki anak darinya.</w:t>
+      </w:r>
+    </w:p>
+    <w:p>
+      <w:pPr>
+        <w:pStyle w:val="ListBullet"/>
+        <w:spacing w:line="240" w:lineRule="auto"/>
+        <w:ind w:left="720"/>
+      </w:pPr>
+      <w:r>
+        <w:rPr>
+          <w:lang w:val="id_ID" w:bidi="id_ID"/>
+        </w:rPr>
+      </w:r>
+      <w:r>
+        <w:rPr>
+          <w:lang w:val="id_ID" w:bidi="id_ID"/>
+        </w:rPr>
+        <w:t>Hagar hamil dan melahirkan Ismael, anak Abram.</w:t>
+      </w:r>
+    </w:p>
+    <w:p>
+      <w:pPr>
+        <w:pStyle w:val="ListBullet"/>
+        <w:spacing w:line="240" w:lineRule="auto"/>
+        <w:ind w:left="720"/>
+      </w:pPr>
+      <w:r>
+        <w:rPr>
+          <w:lang w:val="id_ID" w:bidi="id_ID"/>
+        </w:rPr>
+      </w:r>
+      <w:r>
+        <w:rPr>
+          <w:lang w:val="id_ID" w:bidi="id_ID"/>
+        </w:rPr>
+        <w:t>Allah melindungi Hagar ketika dia menghadapi kesulitan di padang pasir dan berjanji untuk memberkati keturunannya.</w:t>
+      </w:r>
+    </w:p>
+    <w:p>
+      <w:pPr/>
+      <w:r>
+        <w:rPr>
+          <w:lang w:val="id_ID" w:bidi="id_ID"/>
+        </w:rPr>
+      </w:r>
+      <w:r>
+        <w:rPr>
+          <w:lang w:val="id_ID" w:bidi="id_ID"/>
+        </w:rPr>
+        <w:t>(Saran Terjemahan: Cara Menerjemahkan Nama)</w:t>
+      </w:r>
+    </w:p>
+    <w:p>
+      <w:pPr/>
+      <w:r>
+        <w:rPr>
+          <w:lang w:val="id_ID" w:bidi="id_ID"/>
+        </w:rPr>
+      </w:r>
+      <w:r>
+        <w:rPr>
+          <w:lang w:val="id_ID" w:bidi="id_ID"/>
+        </w:rPr>
+        <w:t xml:space="preserve">(Lihat juga: </w:t>
+      </w:r>
+      <w:r>
+        <w:rPr>
+          <w:lang w:val="id_ID" w:bidi="id_ID"/>
+        </w:rPr>
+        <w:t>Abraham</w:t>
+      </w:r>
+      <w:r>
+        <w:rPr>
+          <w:lang w:val="id_ID" w:bidi="id_ID"/>
+        </w:rPr>
+        <w:t xml:space="preserve">, </w:t>
+      </w:r>
+      <w:r>
+        <w:rPr>
+          <w:lang w:val="id_ID" w:bidi="id_ID"/>
+        </w:rPr>
+        <w:t>keturunan</w:t>
+      </w:r>
+      <w:r>
+        <w:rPr>
+          <w:lang w:val="id_ID" w:bidi="id_ID"/>
+        </w:rPr>
+        <w:t xml:space="preserve">, </w:t>
+      </w:r>
+      <w:r>
+        <w:rPr>
+          <w:lang w:val="id_ID" w:bidi="id_ID"/>
+        </w:rPr>
+        <w:t>Ismael</w:t>
+      </w:r>
+      <w:r>
+        <w:rPr>
+          <w:lang w:val="id_ID" w:bidi="id_ID"/>
+        </w:rPr>
+        <w:t xml:space="preserve">, </w:t>
+      </w:r>
+      <w:r>
+        <w:rPr>
+          <w:lang w:val="id_ID" w:bidi="id_ID"/>
+        </w:rPr>
+        <w:t>Sara</w:t>
+      </w:r>
+      <w:r>
+        <w:rPr>
+          <w:lang w:val="id_ID" w:bidi="id_ID"/>
+        </w:rPr>
+        <w:t xml:space="preserve">, </w:t>
+      </w:r>
+      <w:r>
+        <w:rPr>
+          <w:lang w:val="id_ID" w:bidi="id_ID"/>
+        </w:rPr>
+        <w:t>hamba</w:t>
+      </w:r>
+      <w:r>
+        <w:rPr>
+          <w:lang w:val="id_ID" w:bidi="id_ID"/>
+        </w:rPr>
+        <w:t>)</w:t>
+      </w:r>
+    </w:p>
+    <w:p>
+      <w:pPr>
+        <w:pStyle w:val="Heading3"/>
+      </w:pPr>
+      <w:r>
+        <w:rPr>
+          <w:lang w:val="id_ID" w:bidi="id_ID"/>
+        </w:rPr>
+        <w:t>Referensi Alkitab:</w:t>
+      </w:r>
+    </w:p>
+    <w:p>
+      <w:pPr>
+        <w:pStyle w:val="ListBullet"/>
+        <w:spacing w:line="240" w:lineRule="auto"/>
+        <w:ind w:left="720"/>
+      </w:pPr>
+      <w:r>
+        <w:rPr>
+          <w:lang w:val="id_ID" w:bidi="id_ID"/>
+        </w:rPr>
+      </w:r>
+      <w:hyperlink r:id="rId29">
+        <w:r>
+          <w:rPr>
+            <w:lang w:val="id_ID" w:bidi="id_ID"/>
+          </w:rPr>
+          <w:rPr>
+            <w:color w:val="0000EE"/>
+            <w:u w:val="single"/>
+          </w:rPr>
+          <w:t>Galatia 4:25</w:t>
+        </w:r>
+      </w:hyperlink>
+    </w:p>
+    <w:p>
+      <w:pPr>
+        <w:pStyle w:val="ListBullet"/>
+        <w:spacing w:line="240" w:lineRule="auto"/>
+        <w:ind w:left="720"/>
+      </w:pPr>
+      <w:r>
+        <w:rPr>
+          <w:lang w:val="id_ID" w:bidi="id_ID"/>
+        </w:rPr>
+      </w:r>
+      <w:hyperlink r:id="rId30">
+        <w:r>
+          <w:rPr>
+            <w:lang w:val="id_ID" w:bidi="id_ID"/>
+          </w:rPr>
+          <w:rPr>
+            <w:color w:val="0000EE"/>
+            <w:u w:val="single"/>
+          </w:rPr>
+          <w:t>Kejadian 16:1–4</w:t>
+        </w:r>
+      </w:hyperlink>
+    </w:p>
+    <w:p>
+      <w:pPr>
+        <w:pStyle w:val="ListBullet"/>
+        <w:spacing w:line="240" w:lineRule="auto"/>
+        <w:ind w:left="720"/>
+      </w:pPr>
+      <w:r>
+        <w:rPr>
+          <w:lang w:val="id_ID" w:bidi="id_ID"/>
+        </w:rPr>
+      </w:r>
+      <w:hyperlink r:id="rId31">
+        <w:r>
+          <w:rPr>
+            <w:lang w:val="id_ID" w:bidi="id_ID"/>
+          </w:rPr>
+          <w:rPr>
+            <w:color w:val="0000EE"/>
+            <w:u w:val="single"/>
+          </w:rPr>
+          <w:t>Kejadian 21:9</w:t>
+        </w:r>
+      </w:hyperlink>
+    </w:p>
+    <w:p>
+      <w:pPr>
+        <w:pStyle w:val="ListBullet"/>
+        <w:spacing w:line="240" w:lineRule="auto"/>
+        <w:ind w:left="720"/>
+      </w:pPr>
+      <w:r>
+        <w:rPr>
+          <w:lang w:val="id_ID" w:bidi="id_ID"/>
+        </w:rPr>
+      </w:r>
+      <w:hyperlink r:id="rId32">
+        <w:r>
+          <w:rPr>
+            <w:lang w:val="id_ID" w:bidi="id_ID"/>
+          </w:rPr>
+          <w:rPr>
+            <w:color w:val="0000EE"/>
+            <w:u w:val="single"/>
+          </w:rPr>
+          <w:t>Kejadian 25:12</w:t>
+        </w:r>
+      </w:hyperlink>
+    </w:p>
+    <w:p>
+      <w:pPr>
+        <w:pStyle w:val="Heading3"/>
+      </w:pPr>
+      <w:r>
+        <w:rPr>
+          <w:lang w:val="id_ID" w:bidi="id_ID"/>
+        </w:rPr>
+        <w:t>Contoh dari cerita Alkitab:</w:t>
+      </w:r>
+    </w:p>
+    <w:p>
+      <w:pPr>
+        <w:pStyle w:val="ListBullet"/>
+        <w:spacing w:line="240" w:lineRule="auto"/>
+        <w:ind w:left="720"/>
+      </w:pPr>
+      <w:r>
+        <w:rPr>
+          <w:lang w:val="id_ID" w:bidi="id_ID"/>
+        </w:rPr>
+      </w:r>
+      <w:r>
+        <w:rPr>
+          <w:b/>
+          <w:lang w:val="id_ID" w:bidi="id_ID"/>
+        </w:rPr>
+        <w:t>5:1</w:t>
+      </w:r>
+      <w:r>
+        <w:rPr>
+          <w:lang w:val="id_ID" w:bidi="id_ID"/>
+        </w:rPr>
+        <w:t xml:space="preserve"> </w:t>
+      </w:r>
+      <w:r>
+        <w:rPr>
+          <w:lang w:val="id_ID" w:bidi="id_ID"/>
+        </w:rPr>
+        <w:t>Berkatalah Sarai kepada Abram: ”Engkau tahu, Tuhan tidak memberi aku melahirkan anak. Karena itu baiklah hampiri hambaku itu; mungkin oleh dialah aku dapat memperoleh seorang anak.”</w:t>
+      </w:r>
+    </w:p>
+    <w:p>
+      <w:pPr>
+        <w:pStyle w:val="ListBullet"/>
+        <w:spacing w:line="240" w:lineRule="auto"/>
+        <w:ind w:left="720"/>
+      </w:pPr>
+      <w:r>
+        <w:rPr>
+          <w:lang w:val="id_ID" w:bidi="id_ID"/>
+        </w:rPr>
+      </w:r>
+      <w:r>
+        <w:rPr>
+          <w:b/>
+          <w:lang w:val="id_ID" w:bidi="id_ID"/>
+        </w:rPr>
+        <w:t>5:2</w:t>
+      </w:r>
+      <w:r>
+        <w:rPr>
+          <w:lang w:val="id_ID" w:bidi="id_ID"/>
+        </w:rPr>
+        <w:t xml:space="preserve"> </w:t>
+      </w:r>
+      <w:r>
+        <w:rPr>
+          <w:b/>
+          <w:lang w:val="id_ID" w:bidi="id_ID"/>
+        </w:rPr>
+        <w:t>Hagar</w:t>
+      </w:r>
+      <w:r>
+        <w:rPr>
+          <w:lang w:val="id_ID" w:bidi="id_ID"/>
+        </w:rPr>
+        <w:t xml:space="preserve"> melahirkan bayi laki-laki, dan Abram menamainya Ismael.</w:t>
+      </w:r>
+    </w:p>
+    <w:p>
+      <w:pPr>
+        <w:pStyle w:val="Heading3"/>
+      </w:pPr>
+      <w:r>
+        <w:rPr>
+          <w:lang w:val="id_ID" w:bidi="id_ID"/>
+        </w:rPr>
+        <w:t>Data Kata:</w:t>
+      </w:r>
+    </w:p>
+    <w:p>
+      <w:pPr>
+        <w:pStyle w:val="ListBullet"/>
+        <w:spacing w:line="240" w:lineRule="auto"/>
+        <w:ind w:left="720"/>
+      </w:pPr>
+      <w:r>
+        <w:rPr>
+          <w:lang w:val="id_ID" w:bidi="id_ID"/>
+        </w:rPr>
+      </w:r>
+      <w:r>
+        <w:rPr>
+          <w:lang w:val="id_ID" w:bidi="id_ID"/>
+        </w:rPr>
+        <w:t>Strong: H1904</w:t>
+      </w:r>
+      <w:r>
+        <w:rPr>
+          <w:lang w:val="id_ID" w:bidi="id_ID"/>
+        </w:rPr>
+      </w:r>
+      <w:r>
+        <w:rPr>
+          <w:lang w:val="id_ID" w:bidi="id_ID"/>
+        </w:rPr>
+      </w:r>
+    </w:p>
+    <w:p>
+      <w:pPr/>
+      <w:r>
+        <w:rPr>
+          <w:lang w:val="id_ID" w:bidi="id_ID"/>
+        </w:rPr>
+      </w:r>
+    </w:p>
+    <w:p>
+      <w:pPr>
+        <w:pStyle w:val="Heading2"/>
+      </w:pPr>
+      <w:r>
+        <w:rPr>
+          <w:lang w:val="id_ID" w:bidi="id_ID"/>
+        </w:rPr>
         <w:t>Hak kesulungan</w:t>
       </w:r>
       <w:r>
@@ -1255,7 +2202,7 @@
           <w:lang w:val="id_ID" w:bidi="id_ID"/>
         </w:rPr>
       </w:r>
-      <w:hyperlink r:id="rId26">
+      <w:hyperlink r:id="rId33">
         <w:r>
           <w:rPr>
             <w:lang w:val="id_ID" w:bidi="id_ID"/>
@@ -1297,7 +2244,7 @@
           <w:lang w:val="id_ID" w:bidi="id_ID"/>
         </w:rPr>
       </w:r>
-      <w:hyperlink r:id="rId27">
+      <w:hyperlink r:id="rId34">
         <w:r>
           <w:rPr>
             <w:lang w:val="id_ID" w:bidi="id_ID"/>
@@ -1697,7 +2644,7 @@
           <w:lang w:val="id_ID" w:bidi="id_ID"/>
         </w:rPr>
       </w:r>
-      <w:hyperlink r:id="rId28">
+      <w:hyperlink r:id="rId35">
         <w:r>
           <w:rPr>
             <w:lang w:val="id_ID" w:bidi="id_ID"/>
@@ -1721,7 +2668,7 @@
           <w:lang w:val="id_ID" w:bidi="id_ID"/>
         </w:rPr>
       </w:r>
-      <w:hyperlink r:id="rId29">
+      <w:hyperlink r:id="rId36">
         <w:r>
           <w:rPr>
             <w:lang w:val="id_ID" w:bidi="id_ID"/>
@@ -1745,7 +2692,7 @@
           <w:lang w:val="id_ID" w:bidi="id_ID"/>
         </w:rPr>
       </w:r>
-      <w:hyperlink r:id="rId18">
+      <w:hyperlink r:id="rId19">
         <w:r>
           <w:rPr>
             <w:lang w:val="id_ID" w:bidi="id_ID"/>
@@ -1769,7 +2716,7 @@
           <w:lang w:val="id_ID" w:bidi="id_ID"/>
         </w:rPr>
       </w:r>
-      <w:hyperlink r:id="rId30">
+      <w:hyperlink r:id="rId37">
         <w:r>
           <w:rPr>
             <w:lang w:val="id_ID" w:bidi="id_ID"/>
@@ -1793,7 +2740,7 @@
           <w:lang w:val="id_ID" w:bidi="id_ID"/>
         </w:rPr>
       </w:r>
-      <w:hyperlink r:id="rId31">
+      <w:hyperlink r:id="rId38">
         <w:r>
           <w:rPr>
             <w:lang w:val="id_ID" w:bidi="id_ID"/>
@@ -1817,7 +2764,7 @@
           <w:lang w:val="id_ID" w:bidi="id_ID"/>
         </w:rPr>
       </w:r>
-      <w:hyperlink r:id="rId32">
+      <w:hyperlink r:id="rId39">
         <w:r>
           <w:rPr>
             <w:lang w:val="id_ID" w:bidi="id_ID"/>
@@ -1841,7 +2788,7 @@
           <w:lang w:val="id_ID" w:bidi="id_ID"/>
         </w:rPr>
       </w:r>
-      <w:hyperlink r:id="rId33">
+      <w:hyperlink r:id="rId40">
         <w:r>
           <w:rPr>
             <w:lang w:val="id_ID" w:bidi="id_ID"/>
@@ -2223,7 +3170,7 @@
           <w:lang w:val="id_ID" w:bidi="id_ID"/>
         </w:rPr>
       </w:r>
-      <w:hyperlink r:id="rId34">
+      <w:hyperlink r:id="rId41">
         <w:r>
           <w:rPr>
             <w:lang w:val="id_ID" w:bidi="id_ID"/>
@@ -2247,7 +3194,7 @@
           <w:lang w:val="id_ID" w:bidi="id_ID"/>
         </w:rPr>
       </w:r>
-      <w:hyperlink r:id="rId18">
+      <w:hyperlink r:id="rId19">
         <w:r>
           <w:rPr>
             <w:lang w:val="id_ID" w:bidi="id_ID"/>
@@ -2271,7 +3218,7 @@
           <w:lang w:val="id_ID" w:bidi="id_ID"/>
         </w:rPr>
       </w:r>
-      <w:hyperlink r:id="rId35">
+      <w:hyperlink r:id="rId42">
         <w:r>
           <w:rPr>
             <w:lang w:val="id_ID" w:bidi="id_ID"/>
@@ -2295,7 +3242,7 @@
           <w:lang w:val="id_ID" w:bidi="id_ID"/>
         </w:rPr>
       </w:r>
-      <w:hyperlink r:id="rId36">
+      <w:hyperlink r:id="rId43">
         <w:r>
           <w:rPr>
             <w:lang w:val="id_ID" w:bidi="id_ID"/>
@@ -2319,7 +3266,7 @@
           <w:lang w:val="id_ID" w:bidi="id_ID"/>
         </w:rPr>
       </w:r>
-      <w:hyperlink r:id="rId37">
+      <w:hyperlink r:id="rId44">
         <w:r>
           <w:rPr>
             <w:lang w:val="id_ID" w:bidi="id_ID"/>
@@ -2343,7 +3290,7 @@
           <w:lang w:val="id_ID" w:bidi="id_ID"/>
         </w:rPr>
       </w:r>
-      <w:hyperlink r:id="rId38">
+      <w:hyperlink r:id="rId45">
         <w:r>
           <w:rPr>
             <w:lang w:val="id_ID" w:bidi="id_ID"/>
@@ -2367,7 +3314,7 @@
           <w:lang w:val="id_ID" w:bidi="id_ID"/>
         </w:rPr>
       </w:r>
-      <w:hyperlink r:id="rId39">
+      <w:hyperlink r:id="rId46">
         <w:r>
           <w:rPr>
             <w:lang w:val="id_ID" w:bidi="id_ID"/>
@@ -2560,7 +3507,7 @@
           <w:lang w:val="id_ID" w:bidi="id_ID"/>
         </w:rPr>
       </w:r>
-      <w:hyperlink r:id="rId18">
+      <w:hyperlink r:id="rId19">
         <w:r>
           <w:rPr>
             <w:lang w:val="id_ID" w:bidi="id_ID"/>
@@ -2584,7 +3531,7 @@
           <w:lang w:val="id_ID" w:bidi="id_ID"/>
         </w:rPr>
       </w:r>
-      <w:hyperlink r:id="rId18">
+      <w:hyperlink r:id="rId19">
         <w:r>
           <w:rPr>
             <w:lang w:val="id_ID" w:bidi="id_ID"/>
@@ -2608,7 +3555,7 @@
           <w:lang w:val="id_ID" w:bidi="id_ID"/>
         </w:rPr>
       </w:r>
-      <w:hyperlink r:id="rId40">
+      <w:hyperlink r:id="rId47">
         <w:r>
           <w:rPr>
             <w:lang w:val="id_ID" w:bidi="id_ID"/>
@@ -2632,7 +3579,7 @@
           <w:lang w:val="id_ID" w:bidi="id_ID"/>
         </w:rPr>
       </w:r>
-      <w:hyperlink r:id="rId41">
+      <w:hyperlink r:id="rId48">
         <w:r>
           <w:rPr>
             <w:lang w:val="id_ID" w:bidi="id_ID"/>
@@ -3198,7 +4145,7 @@
           <w:lang w:val="id_ID" w:bidi="id_ID"/>
         </w:rPr>
       </w:r>
-      <w:hyperlink r:id="rId42">
+      <w:hyperlink r:id="rId49">
         <w:r>
           <w:rPr>
             <w:lang w:val="id_ID" w:bidi="id_ID"/>
@@ -3222,7 +4169,7 @@
           <w:lang w:val="id_ID" w:bidi="id_ID"/>
         </w:rPr>
       </w:r>
-      <w:hyperlink r:id="rId43">
+      <w:hyperlink r:id="rId50">
         <w:r>
           <w:rPr>
             <w:lang w:val="id_ID" w:bidi="id_ID"/>
@@ -3246,7 +4193,7 @@
           <w:lang w:val="id_ID" w:bidi="id_ID"/>
         </w:rPr>
       </w:r>
-      <w:hyperlink r:id="rId44">
+      <w:hyperlink r:id="rId51">
         <w:r>
           <w:rPr>
             <w:lang w:val="id_ID" w:bidi="id_ID"/>
@@ -3270,7 +4217,7 @@
           <w:lang w:val="id_ID" w:bidi="id_ID"/>
         </w:rPr>
       </w:r>
-      <w:hyperlink r:id="rId45">
+      <w:hyperlink r:id="rId52">
         <w:r>
           <w:rPr>
             <w:lang w:val="id_ID" w:bidi="id_ID"/>
@@ -3294,7 +4241,7 @@
           <w:lang w:val="id_ID" w:bidi="id_ID"/>
         </w:rPr>
       </w:r>
-      <w:hyperlink r:id="rId46">
+      <w:hyperlink r:id="rId53">
         <w:r>
           <w:rPr>
             <w:lang w:val="id_ID" w:bidi="id_ID"/>
@@ -3318,7 +4265,7 @@
           <w:lang w:val="id_ID" w:bidi="id_ID"/>
         </w:rPr>
       </w:r>
-      <w:hyperlink r:id="rId47">
+      <w:hyperlink r:id="rId54">
         <w:r>
           <w:rPr>
             <w:lang w:val="id_ID" w:bidi="id_ID"/>
@@ -3342,7 +4289,7 @@
           <w:lang w:val="id_ID" w:bidi="id_ID"/>
         </w:rPr>
       </w:r>
-      <w:hyperlink r:id="rId18">
+      <w:hyperlink r:id="rId19">
         <w:r>
           <w:rPr>
             <w:lang w:val="id_ID" w:bidi="id_ID"/>
@@ -3366,7 +4313,7 @@
           <w:lang w:val="id_ID" w:bidi="id_ID"/>
         </w:rPr>
       </w:r>
-      <w:hyperlink r:id="rId18">
+      <w:hyperlink r:id="rId19">
         <w:r>
           <w:rPr>
             <w:lang w:val="id_ID" w:bidi="id_ID"/>
@@ -3390,7 +4337,7 @@
           <w:lang w:val="id_ID" w:bidi="id_ID"/>
         </w:rPr>
       </w:r>
-      <w:hyperlink r:id="rId18">
+      <w:hyperlink r:id="rId19">
         <w:r>
           <w:rPr>
             <w:lang w:val="id_ID" w:bidi="id_ID"/>
@@ -3414,7 +4361,7 @@
           <w:lang w:val="id_ID" w:bidi="id_ID"/>
         </w:rPr>
       </w:r>
-      <w:hyperlink r:id="rId48">
+      <w:hyperlink r:id="rId55">
         <w:r>
           <w:rPr>
             <w:lang w:val="id_ID" w:bidi="id_ID"/>
@@ -3438,7 +4385,7 @@
           <w:lang w:val="id_ID" w:bidi="id_ID"/>
         </w:rPr>
       </w:r>
-      <w:hyperlink r:id="rId49">
+      <w:hyperlink r:id="rId56">
         <w:r>
           <w:rPr>
             <w:lang w:val="id_ID" w:bidi="id_ID"/>
@@ -3462,7 +4409,7 @@
           <w:lang w:val="id_ID" w:bidi="id_ID"/>
         </w:rPr>
       </w:r>
-      <w:hyperlink r:id="rId28">
+      <w:hyperlink r:id="rId35">
         <w:r>
           <w:rPr>
             <w:lang w:val="id_ID" w:bidi="id_ID"/>
@@ -3530,6 +4477,1426 @@
         <w:rPr>
           <w:lang w:val="id_ID" w:bidi="id_ID"/>
         </w:rPr>
+        <w:t>Ham</w:t>
+      </w:r>
+      <w:r>
+        <w:rPr>
+          <w:lang w:val="id_ID" w:bidi="id_ID"/>
+        </w:rPr>
+      </w:r>
+    </w:p>
+    <w:p>
+      <w:pPr>
+        <w:pStyle w:val="Heading3"/>
+      </w:pPr>
+      <w:r>
+        <w:rPr>
+          <w:lang w:val="id_ID" w:bidi="id_ID"/>
+        </w:rPr>
+        <w:t>Fakta:</w:t>
+      </w:r>
+    </w:p>
+    <w:p>
+      <w:pPr/>
+      <w:r>
+        <w:rPr>
+          <w:lang w:val="id_ID" w:bidi="id_ID"/>
+        </w:rPr>
+      </w:r>
+      <w:r>
+        <w:rPr>
+          <w:lang w:val="id_ID" w:bidi="id_ID"/>
+        </w:rPr>
+        <w:t>Ham adalah anak kedua dari tiga orang putra Nuh.</w:t>
+      </w:r>
+    </w:p>
+    <w:p>
+      <w:pPr>
+        <w:pStyle w:val="ListBullet"/>
+        <w:spacing w:line="240" w:lineRule="auto"/>
+        <w:ind w:left="720"/>
+      </w:pPr>
+      <w:r>
+        <w:rPr>
+          <w:lang w:val="id_ID" w:bidi="id_ID"/>
+        </w:rPr>
+      </w:r>
+      <w:r>
+        <w:rPr>
+          <w:lang w:val="id_ID" w:bidi="id_ID"/>
+        </w:rPr>
+        <w:t>Selama banjir besar (air bah) yang menutupi seluruh bumi, Ham dan saudara-saudaranya bersama Nuh berada di dalam bahtera, bersama dengan istri-istri mereka masing-masing.</w:t>
+      </w:r>
+    </w:p>
+    <w:p>
+      <w:pPr>
+        <w:pStyle w:val="ListBullet"/>
+        <w:spacing w:line="240" w:lineRule="auto"/>
+        <w:ind w:left="720"/>
+      </w:pPr>
+      <w:r>
+        <w:rPr>
+          <w:lang w:val="id_ID" w:bidi="id_ID"/>
+        </w:rPr>
+      </w:r>
+      <w:r>
+        <w:rPr>
+          <w:lang w:val="id_ID" w:bidi="id_ID"/>
+        </w:rPr>
+        <w:t>Setelah air bah, terjadi peristiwa di mana Ham sangat tidak menghormati ayahnya, Nuh. Akibatnya, Nuh mengutuk anak Ham, yaitu Kanaan, dan semua keturunannya, yang kemudian dikenal sebagai bangsa Kanaan.</w:t>
+      </w:r>
+    </w:p>
+    <w:p>
+      <w:pPr/>
+      <w:r>
+        <w:rPr>
+          <w:lang w:val="id_ID" w:bidi="id_ID"/>
+        </w:rPr>
+      </w:r>
+      <w:r>
+        <w:rPr>
+          <w:lang w:val="id_ID" w:bidi="id_ID"/>
+        </w:rPr>
+        <w:t>(Saran Terjemahan: Cara Menerjemahkan Nama)</w:t>
+      </w:r>
+    </w:p>
+    <w:p>
+      <w:pPr/>
+      <w:r>
+        <w:rPr>
+          <w:lang w:val="id_ID" w:bidi="id_ID"/>
+        </w:rPr>
+      </w:r>
+      <w:r>
+        <w:rPr>
+          <w:lang w:val="id_ID" w:bidi="id_ID"/>
+        </w:rPr>
+        <w:t xml:space="preserve">(Lihat juga: </w:t>
+      </w:r>
+      <w:r>
+        <w:rPr>
+          <w:lang w:val="id_ID" w:bidi="id_ID"/>
+        </w:rPr>
+        <w:t>bahtera</w:t>
+      </w:r>
+      <w:r>
+        <w:rPr>
+          <w:lang w:val="id_ID" w:bidi="id_ID"/>
+        </w:rPr>
+        <w:t xml:space="preserve">, </w:t>
+      </w:r>
+      <w:r>
+        <w:rPr>
+          <w:lang w:val="id_ID" w:bidi="id_ID"/>
+        </w:rPr>
+        <w:t>Kanaan</w:t>
+      </w:r>
+      <w:r>
+        <w:rPr>
+          <w:lang w:val="id_ID" w:bidi="id_ID"/>
+        </w:rPr>
+        <w:t xml:space="preserve">, </w:t>
+      </w:r>
+      <w:r>
+        <w:rPr>
+          <w:lang w:val="id_ID" w:bidi="id_ID"/>
+        </w:rPr>
+        <w:t>penghinaan</w:t>
+      </w:r>
+      <w:r>
+        <w:rPr>
+          <w:lang w:val="id_ID" w:bidi="id_ID"/>
+        </w:rPr>
+        <w:t xml:space="preserve">, </w:t>
+      </w:r>
+      <w:r>
+        <w:rPr>
+          <w:lang w:val="id_ID" w:bidi="id_ID"/>
+        </w:rPr>
+        <w:t>Nuh</w:t>
+      </w:r>
+      <w:r>
+        <w:rPr>
+          <w:lang w:val="id_ID" w:bidi="id_ID"/>
+        </w:rPr>
+        <w:t>)</w:t>
+      </w:r>
+    </w:p>
+    <w:p>
+      <w:pPr>
+        <w:pStyle w:val="Heading3"/>
+      </w:pPr>
+      <w:r>
+        <w:rPr>
+          <w:lang w:val="id_ID" w:bidi="id_ID"/>
+        </w:rPr>
+        <w:t>Referensi Alkitab:</w:t>
+      </w:r>
+    </w:p>
+    <w:p>
+      <w:pPr>
+        <w:pStyle w:val="ListBullet"/>
+        <w:spacing w:line="240" w:lineRule="auto"/>
+        <w:ind w:left="720"/>
+      </w:pPr>
+      <w:r>
+        <w:rPr>
+          <w:lang w:val="id_ID" w:bidi="id_ID"/>
+        </w:rPr>
+      </w:r>
+      <w:hyperlink r:id="rId57">
+        <w:r>
+          <w:rPr>
+            <w:lang w:val="id_ID" w:bidi="id_ID"/>
+          </w:rPr>
+          <w:rPr>
+            <w:color w:val="0000EE"/>
+            <w:u w:val="single"/>
+          </w:rPr>
+          <w:t>Kejadian 5:32</w:t>
+        </w:r>
+      </w:hyperlink>
+    </w:p>
+    <w:p>
+      <w:pPr>
+        <w:pStyle w:val="ListBullet"/>
+        <w:spacing w:line="240" w:lineRule="auto"/>
+        <w:ind w:left="720"/>
+      </w:pPr>
+      <w:r>
+        <w:rPr>
+          <w:lang w:val="id_ID" w:bidi="id_ID"/>
+        </w:rPr>
+      </w:r>
+      <w:hyperlink r:id="rId58">
+        <w:r>
+          <w:rPr>
+            <w:lang w:val="id_ID" w:bidi="id_ID"/>
+          </w:rPr>
+          <w:rPr>
+            <w:color w:val="0000EE"/>
+            <w:u w:val="single"/>
+          </w:rPr>
+          <w:t>Kejadian 6:10</w:t>
+        </w:r>
+      </w:hyperlink>
+    </w:p>
+    <w:p>
+      <w:pPr>
+        <w:pStyle w:val="ListBullet"/>
+        <w:spacing w:line="240" w:lineRule="auto"/>
+        <w:ind w:left="720"/>
+      </w:pPr>
+      <w:r>
+        <w:rPr>
+          <w:lang w:val="id_ID" w:bidi="id_ID"/>
+        </w:rPr>
+      </w:r>
+      <w:hyperlink r:id="rId59">
+        <w:r>
+          <w:rPr>
+            <w:lang w:val="id_ID" w:bidi="id_ID"/>
+          </w:rPr>
+          <w:rPr>
+            <w:color w:val="0000EE"/>
+            <w:u w:val="single"/>
+          </w:rPr>
+          <w:t>Kejadian 7:13–14</w:t>
+        </w:r>
+      </w:hyperlink>
+    </w:p>
+    <w:p>
+      <w:pPr>
+        <w:pStyle w:val="ListBullet"/>
+        <w:spacing w:line="240" w:lineRule="auto"/>
+        <w:ind w:left="720"/>
+      </w:pPr>
+      <w:r>
+        <w:rPr>
+          <w:lang w:val="id_ID" w:bidi="id_ID"/>
+        </w:rPr>
+      </w:r>
+      <w:hyperlink r:id="rId60">
+        <w:r>
+          <w:rPr>
+            <w:lang w:val="id_ID" w:bidi="id_ID"/>
+          </w:rPr>
+          <w:rPr>
+            <w:color w:val="0000EE"/>
+            <w:u w:val="single"/>
+          </w:rPr>
+          <w:t>Kejadian 10:1</w:t>
+        </w:r>
+      </w:hyperlink>
+    </w:p>
+    <w:p>
+      <w:pPr>
+        <w:pStyle w:val="ListBullet"/>
+        <w:spacing w:line="240" w:lineRule="auto"/>
+        <w:ind w:left="720"/>
+      </w:pPr>
+      <w:r>
+        <w:rPr>
+          <w:lang w:val="id_ID" w:bidi="id_ID"/>
+        </w:rPr>
+      </w:r>
+      <w:hyperlink r:id="rId61">
+        <w:r>
+          <w:rPr>
+            <w:lang w:val="id_ID" w:bidi="id_ID"/>
+          </w:rPr>
+          <w:rPr>
+            <w:color w:val="0000EE"/>
+            <w:u w:val="single"/>
+          </w:rPr>
+          <w:t>Kejadian 10:20</w:t>
+        </w:r>
+      </w:hyperlink>
+    </w:p>
+    <w:p>
+      <w:pPr>
+        <w:pStyle w:val="Heading3"/>
+      </w:pPr>
+      <w:r>
+        <w:rPr>
+          <w:lang w:val="id_ID" w:bidi="id_ID"/>
+        </w:rPr>
+        <w:t>Data Kata:</w:t>
+      </w:r>
+    </w:p>
+    <w:p>
+      <w:pPr>
+        <w:pStyle w:val="ListBullet"/>
+        <w:spacing w:line="240" w:lineRule="auto"/>
+        <w:ind w:left="720"/>
+      </w:pPr>
+      <w:r>
+        <w:rPr>
+          <w:lang w:val="id_ID" w:bidi="id_ID"/>
+        </w:rPr>
+      </w:r>
+      <w:r>
+        <w:rPr>
+          <w:lang w:val="id_ID" w:bidi="id_ID"/>
+        </w:rPr>
+        <w:t>Strong: H2526</w:t>
+      </w:r>
+      <w:r>
+        <w:rPr>
+          <w:lang w:val="id_ID" w:bidi="id_ID"/>
+        </w:rPr>
+      </w:r>
+      <w:r>
+        <w:rPr>
+          <w:lang w:val="id_ID" w:bidi="id_ID"/>
+        </w:rPr>
+      </w:r>
+    </w:p>
+    <w:p>
+      <w:pPr/>
+      <w:r>
+        <w:rPr>
+          <w:lang w:val="id_ID" w:bidi="id_ID"/>
+        </w:rPr>
+      </w:r>
+    </w:p>
+    <w:p>
+      <w:pPr>
+        <w:pStyle w:val="Heading2"/>
+      </w:pPr>
+      <w:r>
+        <w:rPr>
+          <w:lang w:val="id_ID" w:bidi="id_ID"/>
+        </w:rPr>
+        <w:t>Hamat</w:t>
+      </w:r>
+      <w:r>
+        <w:rPr>
+          <w:lang w:val="id_ID" w:bidi="id_ID"/>
+        </w:rPr>
+      </w:r>
+    </w:p>
+    <w:p>
+      <w:pPr>
+        <w:pStyle w:val="Heading3"/>
+      </w:pPr>
+      <w:r>
+        <w:rPr>
+          <w:lang w:val="id_ID" w:bidi="id_ID"/>
+        </w:rPr>
+        <w:t>Fakta:</w:t>
+      </w:r>
+    </w:p>
+    <w:p>
+      <w:pPr/>
+      <w:r>
+        <w:rPr>
+          <w:lang w:val="id_ID" w:bidi="id_ID"/>
+        </w:rPr>
+      </w:r>
+      <w:r>
+        <w:rPr>
+          <w:lang w:val="id_ID" w:bidi="id_ID"/>
+        </w:rPr>
+        <w:t>Hamat adalah kota penting di utara negeri Aram, terletak di utara tanah Kanaan. Penduduk Hamat merupakan keturunan Kanaan, anak Nuh.</w:t>
+      </w:r>
+    </w:p>
+    <w:p>
+      <w:pPr>
+        <w:pStyle w:val="ListBullet"/>
+        <w:spacing w:line="240" w:lineRule="auto"/>
+        <w:ind w:left="720"/>
+      </w:pPr>
+      <w:r>
+        <w:rPr>
+          <w:lang w:val="id_ID" w:bidi="id_ID"/>
+        </w:rPr>
+      </w:r>
+      <w:r>
+        <w:rPr>
+          <w:lang w:val="id_ID" w:bidi="id_ID"/>
+        </w:rPr>
+        <w:t>Nama "Lebo Hamat" mungkin merujuk pada jalur gunung di dekat kota Hamat.</w:t>
+      </w:r>
+    </w:p>
+    <w:p>
+      <w:pPr>
+        <w:pStyle w:val="ListBullet"/>
+        <w:spacing w:line="240" w:lineRule="auto"/>
+        <w:ind w:left="720"/>
+      </w:pPr>
+      <w:r>
+        <w:rPr>
+          <w:lang w:val="id_ID" w:bidi="id_ID"/>
+        </w:rPr>
+      </w:r>
+      <w:r>
+        <w:rPr>
+          <w:lang w:val="id_ID" w:bidi="id_ID"/>
+        </w:rPr>
+        <w:t>Beberapa versi menerjemahkan "Lebo Hamat" sebagai "gerbang menuju Hamat."</w:t>
+      </w:r>
+    </w:p>
+    <w:p>
+      <w:pPr>
+        <w:pStyle w:val="ListBullet"/>
+        <w:spacing w:line="240" w:lineRule="auto"/>
+        <w:ind w:left="720"/>
+      </w:pPr>
+      <w:r>
+        <w:rPr>
+          <w:lang w:val="id_ID" w:bidi="id_ID"/>
+        </w:rPr>
+      </w:r>
+      <w:r>
+        <w:rPr>
+          <w:lang w:val="id_ID" w:bidi="id_ID"/>
+        </w:rPr>
+        <w:t>Raja Daud mengalahkan musuh-musuh Raja Tou dari Hamat, yang mengakibatkan hubungan baik di antara mereka.</w:t>
+      </w:r>
+    </w:p>
+    <w:p>
+      <w:pPr>
+        <w:pStyle w:val="ListBullet"/>
+        <w:spacing w:line="240" w:lineRule="auto"/>
+        <w:ind w:left="720"/>
+      </w:pPr>
+      <w:r>
+        <w:rPr>
+          <w:lang w:val="id_ID" w:bidi="id_ID"/>
+        </w:rPr>
+      </w:r>
+      <w:r>
+        <w:rPr>
+          <w:lang w:val="id_ID" w:bidi="id_ID"/>
+        </w:rPr>
+        <w:t>Hamat adalah salah satu kota gudang Salomo di mana persediaan disimpan.</w:t>
+      </w:r>
+    </w:p>
+    <w:p>
+      <w:pPr>
+        <w:pStyle w:val="ListBullet"/>
+        <w:spacing w:line="240" w:lineRule="auto"/>
+        <w:ind w:left="720"/>
+      </w:pPr>
+      <w:r>
+        <w:rPr>
+          <w:lang w:val="id_ID" w:bidi="id_ID"/>
+        </w:rPr>
+      </w:r>
+      <w:r>
+        <w:rPr>
+          <w:lang w:val="id_ID" w:bidi="id_ID"/>
+        </w:rPr>
+        <w:t>Tanah Hamat adalah lokasi di mana Raja Zedekia dibunuh oleh Raja Nebukadnezar dan tempat Raja Yoahas ditangkap oleh Firaun Mesir.</w:t>
+      </w:r>
+    </w:p>
+    <w:p>
+      <w:pPr>
+        <w:pStyle w:val="ListBullet"/>
+        <w:spacing w:line="240" w:lineRule="auto"/>
+        <w:ind w:left="720"/>
+      </w:pPr>
+      <w:r>
+        <w:rPr>
+          <w:lang w:val="id_ID" w:bidi="id_ID"/>
+        </w:rPr>
+      </w:r>
+      <w:r>
+        <w:rPr>
+          <w:lang w:val="id_ID" w:bidi="id_ID"/>
+        </w:rPr>
+        <w:t>Istilah "orang Hamat" juga dapat diterjemahkan sebagai "orang yang berasal dari Hamat."</w:t>
+      </w:r>
+    </w:p>
+    <w:p>
+      <w:pPr/>
+      <w:r>
+        <w:rPr>
+          <w:lang w:val="id_ID" w:bidi="id_ID"/>
+        </w:rPr>
+      </w:r>
+      <w:r>
+        <w:rPr>
+          <w:lang w:val="id_ID" w:bidi="id_ID"/>
+        </w:rPr>
+        <w:t>(Saran terjemahan: Cara Menerjemahkan Nama)</w:t>
+      </w:r>
+    </w:p>
+    <w:p>
+      <w:pPr/>
+      <w:r>
+        <w:rPr>
+          <w:lang w:val="id_ID" w:bidi="id_ID"/>
+        </w:rPr>
+      </w:r>
+      <w:r>
+        <w:rPr>
+          <w:lang w:val="id_ID" w:bidi="id_ID"/>
+        </w:rPr>
+        <w:t xml:space="preserve">(Lihat juga: </w:t>
+      </w:r>
+      <w:r>
+        <w:rPr>
+          <w:lang w:val="id_ID" w:bidi="id_ID"/>
+        </w:rPr>
+        <w:t>Babel</w:t>
+      </w:r>
+      <w:r>
+        <w:rPr>
+          <w:lang w:val="id_ID" w:bidi="id_ID"/>
+        </w:rPr>
+        <w:t xml:space="preserve">, </w:t>
+      </w:r>
+      <w:r>
+        <w:rPr>
+          <w:lang w:val="id_ID" w:bidi="id_ID"/>
+        </w:rPr>
+        <w:t>Kanaan</w:t>
+      </w:r>
+      <w:r>
+        <w:rPr>
+          <w:lang w:val="id_ID" w:bidi="id_ID"/>
+        </w:rPr>
+        <w:t xml:space="preserve">, </w:t>
+      </w:r>
+      <w:r>
+        <w:rPr>
+          <w:lang w:val="id_ID" w:bidi="id_ID"/>
+        </w:rPr>
+        <w:t>Nebukadnezar</w:t>
+      </w:r>
+      <w:r>
+        <w:rPr>
+          <w:lang w:val="id_ID" w:bidi="id_ID"/>
+        </w:rPr>
+        <w:t xml:space="preserve">, </w:t>
+      </w:r>
+      <w:r>
+        <w:rPr>
+          <w:lang w:val="id_ID" w:bidi="id_ID"/>
+        </w:rPr>
+        <w:t>Aram</w:t>
+      </w:r>
+      <w:r>
+        <w:rPr>
+          <w:lang w:val="id_ID" w:bidi="id_ID"/>
+        </w:rPr>
+        <w:t xml:space="preserve">, </w:t>
+      </w:r>
+      <w:r>
+        <w:rPr>
+          <w:lang w:val="id_ID" w:bidi="id_ID"/>
+        </w:rPr>
+        <w:t>Zedekia</w:t>
+      </w:r>
+      <w:r>
+        <w:rPr>
+          <w:lang w:val="id_ID" w:bidi="id_ID"/>
+        </w:rPr>
+        <w:t>)</w:t>
+      </w:r>
+    </w:p>
+    <w:p>
+      <w:pPr>
+        <w:pStyle w:val="Heading3"/>
+      </w:pPr>
+      <w:r>
+        <w:rPr>
+          <w:lang w:val="id_ID" w:bidi="id_ID"/>
+        </w:rPr>
+        <w:t>Referensi Alkitab:</w:t>
+      </w:r>
+    </w:p>
+    <w:p>
+      <w:pPr>
+        <w:pStyle w:val="ListBullet"/>
+        <w:spacing w:line="240" w:lineRule="auto"/>
+        <w:ind w:left="720"/>
+      </w:pPr>
+      <w:r>
+        <w:rPr>
+          <w:lang w:val="id_ID" w:bidi="id_ID"/>
+        </w:rPr>
+      </w:r>
+      <w:hyperlink r:id="rId62">
+        <w:r>
+          <w:rPr>
+            <w:lang w:val="id_ID" w:bidi="id_ID"/>
+          </w:rPr>
+          <w:rPr>
+            <w:color w:val="0000EE"/>
+            <w:u w:val="single"/>
+          </w:rPr>
+          <w:t>1 Tawarikh 18:3–4</w:t>
+        </w:r>
+      </w:hyperlink>
+    </w:p>
+    <w:p>
+      <w:pPr>
+        <w:pStyle w:val="ListBullet"/>
+        <w:spacing w:line="240" w:lineRule="auto"/>
+        <w:ind w:left="720"/>
+      </w:pPr>
+      <w:r>
+        <w:rPr>
+          <w:lang w:val="id_ID" w:bidi="id_ID"/>
+        </w:rPr>
+      </w:r>
+      <w:hyperlink r:id="rId63">
+        <w:r>
+          <w:rPr>
+            <w:lang w:val="id_ID" w:bidi="id_ID"/>
+          </w:rPr>
+          <w:rPr>
+            <w:color w:val="0000EE"/>
+            <w:u w:val="single"/>
+          </w:rPr>
+          <w:t>2 Samuel 8:9</w:t>
+        </w:r>
+      </w:hyperlink>
+    </w:p>
+    <w:p>
+      <w:pPr>
+        <w:pStyle w:val="ListBullet"/>
+        <w:spacing w:line="240" w:lineRule="auto"/>
+        <w:ind w:left="720"/>
+      </w:pPr>
+      <w:r>
+        <w:rPr>
+          <w:lang w:val="id_ID" w:bidi="id_ID"/>
+        </w:rPr>
+      </w:r>
+      <w:hyperlink r:id="rId64">
+        <w:r>
+          <w:rPr>
+            <w:lang w:val="id_ID" w:bidi="id_ID"/>
+          </w:rPr>
+          <w:rPr>
+            <w:color w:val="0000EE"/>
+            <w:u w:val="single"/>
+          </w:rPr>
+          <w:t>Amos 6:1–2</w:t>
+        </w:r>
+      </w:hyperlink>
+    </w:p>
+    <w:p>
+      <w:pPr>
+        <w:pStyle w:val="ListBullet"/>
+        <w:spacing w:line="240" w:lineRule="auto"/>
+        <w:ind w:left="720"/>
+      </w:pPr>
+      <w:r>
+        <w:rPr>
+          <w:lang w:val="id_ID" w:bidi="id_ID"/>
+        </w:rPr>
+      </w:r>
+      <w:hyperlink r:id="rId65">
+        <w:r>
+          <w:rPr>
+            <w:lang w:val="id_ID" w:bidi="id_ID"/>
+          </w:rPr>
+          <w:rPr>
+            <w:color w:val="0000EE"/>
+            <w:u w:val="single"/>
+          </w:rPr>
+          <w:t xml:space="preserve"> Yehezkiel 47:15–17</w:t>
+        </w:r>
+      </w:hyperlink>
+    </w:p>
+    <w:p>
+      <w:pPr>
+        <w:pStyle w:val="Heading3"/>
+      </w:pPr>
+      <w:r>
+        <w:rPr>
+          <w:lang w:val="id_ID" w:bidi="id_ID"/>
+        </w:rPr>
+        <w:t>Data Kata:</w:t>
+      </w:r>
+    </w:p>
+    <w:p>
+      <w:pPr>
+        <w:pStyle w:val="ListBullet"/>
+        <w:spacing w:line="240" w:lineRule="auto"/>
+        <w:ind w:left="720"/>
+      </w:pPr>
+      <w:r>
+        <w:rPr>
+          <w:lang w:val="id_ID" w:bidi="id_ID"/>
+        </w:rPr>
+      </w:r>
+      <w:r>
+        <w:rPr>
+          <w:lang w:val="id_ID" w:bidi="id_ID"/>
+        </w:rPr>
+        <w:t>Strong: H2574, H2577</w:t>
+      </w:r>
+      <w:r>
+        <w:rPr>
+          <w:lang w:val="id_ID" w:bidi="id_ID"/>
+        </w:rPr>
+      </w:r>
+      <w:r>
+        <w:rPr>
+          <w:lang w:val="id_ID" w:bidi="id_ID"/>
+        </w:rPr>
+      </w:r>
+    </w:p>
+    <w:p>
+      <w:pPr/>
+      <w:r>
+        <w:rPr>
+          <w:lang w:val="id_ID" w:bidi="id_ID"/>
+        </w:rPr>
+      </w:r>
+    </w:p>
+    <w:p>
+      <w:pPr>
+        <w:pStyle w:val="Heading2"/>
+      </w:pPr>
+      <w:r>
+        <w:rPr>
+          <w:lang w:val="id_ID" w:bidi="id_ID"/>
+        </w:rPr>
+        <w:t>Hana</w:t>
+      </w:r>
+      <w:r>
+        <w:rPr>
+          <w:lang w:val="id_ID" w:bidi="id_ID"/>
+        </w:rPr>
+      </w:r>
+    </w:p>
+    <w:p>
+      <w:pPr>
+        <w:pStyle w:val="Heading3"/>
+      </w:pPr>
+      <w:r>
+        <w:rPr>
+          <w:lang w:val="id_ID" w:bidi="id_ID"/>
+        </w:rPr>
+        <w:t>Fakta:</w:t>
+      </w:r>
+    </w:p>
+    <w:p>
+      <w:pPr/>
+      <w:r>
+        <w:rPr>
+          <w:lang w:val="id_ID" w:bidi="id_ID"/>
+        </w:rPr>
+      </w:r>
+      <w:r>
+        <w:rPr>
+          <w:lang w:val="id_ID" w:bidi="id_ID"/>
+        </w:rPr>
+        <w:t>Hana adalah ibu Nabi Samuel. Dia merupakan salah satu dari dua orang istri Elkana.</w:t>
+      </w:r>
+    </w:p>
+    <w:p>
+      <w:pPr>
+        <w:pStyle w:val="ListBullet"/>
+        <w:spacing w:line="240" w:lineRule="auto"/>
+        <w:ind w:left="720"/>
+      </w:pPr>
+      <w:r>
+        <w:rPr>
+          <w:lang w:val="id_ID" w:bidi="id_ID"/>
+        </w:rPr>
+      </w:r>
+      <w:r>
+        <w:rPr>
+          <w:lang w:val="id_ID" w:bidi="id_ID"/>
+        </w:rPr>
+        <w:t>Hana tidak bisa memiliki anak, yang merupakan suatu kesedihan besar baginya.</w:t>
+      </w:r>
+    </w:p>
+    <w:p>
+      <w:pPr>
+        <w:pStyle w:val="ListBullet"/>
+        <w:spacing w:line="240" w:lineRule="auto"/>
+        <w:ind w:left="720"/>
+      </w:pPr>
+      <w:r>
+        <w:rPr>
+          <w:lang w:val="id_ID" w:bidi="id_ID"/>
+        </w:rPr>
+      </w:r>
+      <w:r>
+        <w:rPr>
+          <w:lang w:val="id_ID" w:bidi="id_ID"/>
+        </w:rPr>
+        <w:t>Di Bait Suci, Hana dengan sungguh-sungguh berdoa kepada Allah agar diberi seorang putra, ia berjanji akan mempersembahkan anak itu untuk melayani Allah.</w:t>
+      </w:r>
+    </w:p>
+    <w:p>
+      <w:pPr>
+        <w:pStyle w:val="ListBullet"/>
+        <w:spacing w:line="240" w:lineRule="auto"/>
+        <w:ind w:left="720"/>
+      </w:pPr>
+      <w:r>
+        <w:rPr>
+          <w:lang w:val="id_ID" w:bidi="id_ID"/>
+        </w:rPr>
+      </w:r>
+      <w:r>
+        <w:rPr>
+          <w:lang w:val="id_ID" w:bidi="id_ID"/>
+        </w:rPr>
+        <w:t>Allah mengabulkan permintaannya, dan ketika anak itu, yakni Samuel, sudah cukup besar, Hana membawa dia untuk melayani di Bait Suci.</w:t>
+      </w:r>
+    </w:p>
+    <w:p>
+      <w:pPr>
+        <w:pStyle w:val="ListBullet"/>
+        <w:spacing w:line="240" w:lineRule="auto"/>
+        <w:ind w:left="720"/>
+      </w:pPr>
+      <w:r>
+        <w:rPr>
+          <w:lang w:val="id_ID" w:bidi="id_ID"/>
+        </w:rPr>
+      </w:r>
+      <w:r>
+        <w:rPr>
+          <w:lang w:val="id_ID" w:bidi="id_ID"/>
+        </w:rPr>
+        <w:t>Setelah itu, Allah juga memberikan anak-anak lain kepada Hana.</w:t>
+      </w:r>
+    </w:p>
+    <w:p>
+      <w:pPr/>
+      <w:r>
+        <w:rPr>
+          <w:lang w:val="id_ID" w:bidi="id_ID"/>
+        </w:rPr>
+      </w:r>
+      <w:r>
+        <w:rPr>
+          <w:lang w:val="id_ID" w:bidi="id_ID"/>
+        </w:rPr>
+        <w:t>(Saran Terjemahan: Cara Menerjemahkan Nama)</w:t>
+      </w:r>
+    </w:p>
+    <w:p>
+      <w:pPr/>
+      <w:r>
+        <w:rPr>
+          <w:lang w:val="id_ID" w:bidi="id_ID"/>
+        </w:rPr>
+      </w:r>
+      <w:r>
+        <w:rPr>
+          <w:lang w:val="id_ID" w:bidi="id_ID"/>
+        </w:rPr>
+        <w:t xml:space="preserve">(Lihat juga: </w:t>
+      </w:r>
+      <w:r>
+        <w:rPr>
+          <w:lang w:val="id_ID" w:bidi="id_ID"/>
+        </w:rPr>
+        <w:t>mengandung</w:t>
+      </w:r>
+      <w:r>
+        <w:rPr>
+          <w:lang w:val="id_ID" w:bidi="id_ID"/>
+        </w:rPr>
+        <w:t xml:space="preserve">, </w:t>
+      </w:r>
+      <w:r>
+        <w:rPr>
+          <w:lang w:val="id_ID" w:bidi="id_ID"/>
+        </w:rPr>
+        <w:t>Samuel</w:t>
+      </w:r>
+      <w:r>
+        <w:rPr>
+          <w:lang w:val="id_ID" w:bidi="id_ID"/>
+        </w:rPr>
+        <w:t>)</w:t>
+      </w:r>
+    </w:p>
+    <w:p>
+      <w:pPr>
+        <w:pStyle w:val="Heading3"/>
+      </w:pPr>
+      <w:r>
+        <w:rPr>
+          <w:lang w:val="id_ID" w:bidi="id_ID"/>
+        </w:rPr>
+        <w:t>Referensi Alkitab:</w:t>
+      </w:r>
+    </w:p>
+    <w:p>
+      <w:pPr>
+        <w:pStyle w:val="ListBullet"/>
+        <w:spacing w:line="240" w:lineRule="auto"/>
+        <w:ind w:left="720"/>
+      </w:pPr>
+      <w:r>
+        <w:rPr>
+          <w:lang w:val="id_ID" w:bidi="id_ID"/>
+        </w:rPr>
+      </w:r>
+      <w:hyperlink r:id="rId66">
+        <w:r>
+          <w:rPr>
+            <w:lang w:val="id_ID" w:bidi="id_ID"/>
+          </w:rPr>
+          <w:rPr>
+            <w:color w:val="0000EE"/>
+            <w:u w:val="single"/>
+          </w:rPr>
+          <w:t>1 Samuel 1:1–2</w:t>
+        </w:r>
+      </w:hyperlink>
+    </w:p>
+    <w:p>
+      <w:pPr>
+        <w:pStyle w:val="ListBullet"/>
+        <w:spacing w:line="240" w:lineRule="auto"/>
+        <w:ind w:left="720"/>
+      </w:pPr>
+      <w:r>
+        <w:rPr>
+          <w:lang w:val="id_ID" w:bidi="id_ID"/>
+        </w:rPr>
+      </w:r>
+      <w:hyperlink r:id="rId67">
+        <w:r>
+          <w:rPr>
+            <w:lang w:val="id_ID" w:bidi="id_ID"/>
+          </w:rPr>
+          <w:rPr>
+            <w:color w:val="0000EE"/>
+            <w:u w:val="single"/>
+          </w:rPr>
+          <w:t>1 Samuel 2:1</w:t>
+        </w:r>
+      </w:hyperlink>
+    </w:p>
+    <w:p>
+      <w:pPr>
+        <w:pStyle w:val="Heading3"/>
+      </w:pPr>
+      <w:r>
+        <w:rPr>
+          <w:lang w:val="id_ID" w:bidi="id_ID"/>
+        </w:rPr>
+        <w:t>Data Kata:</w:t>
+      </w:r>
+    </w:p>
+    <w:p>
+      <w:pPr>
+        <w:pStyle w:val="ListBullet"/>
+        <w:spacing w:line="240" w:lineRule="auto"/>
+        <w:ind w:left="720"/>
+      </w:pPr>
+      <w:r>
+        <w:rPr>
+          <w:lang w:val="id_ID" w:bidi="id_ID"/>
+        </w:rPr>
+      </w:r>
+      <w:r>
+        <w:rPr>
+          <w:lang w:val="id_ID" w:bidi="id_ID"/>
+        </w:rPr>
+        <w:t>Strong: H2584</w:t>
+      </w:r>
+      <w:r>
+        <w:rPr>
+          <w:lang w:val="id_ID" w:bidi="id_ID"/>
+        </w:rPr>
+      </w:r>
+      <w:r>
+        <w:rPr>
+          <w:lang w:val="id_ID" w:bidi="id_ID"/>
+        </w:rPr>
+      </w:r>
+    </w:p>
+    <w:p>
+      <w:pPr/>
+      <w:r>
+        <w:rPr>
+          <w:lang w:val="id_ID" w:bidi="id_ID"/>
+        </w:rPr>
+      </w:r>
+    </w:p>
+    <w:p>
+      <w:pPr>
+        <w:pStyle w:val="Heading2"/>
+      </w:pPr>
+      <w:r>
+        <w:rPr>
+          <w:lang w:val="id_ID" w:bidi="id_ID"/>
+        </w:rPr>
+        <w:t>Hananya</w:t>
+      </w:r>
+      <w:r>
+        <w:rPr>
+          <w:lang w:val="id_ID" w:bidi="id_ID"/>
+        </w:rPr>
+      </w:r>
+    </w:p>
+    <w:p>
+      <w:pPr>
+        <w:pStyle w:val="Heading3"/>
+      </w:pPr>
+      <w:r>
+        <w:rPr>
+          <w:lang w:val="id_ID" w:bidi="id_ID"/>
+        </w:rPr>
+        <w:t>Fakta:</w:t>
+      </w:r>
+    </w:p>
+    <w:p>
+      <w:pPr/>
+      <w:r>
+        <w:rPr>
+          <w:lang w:val="id_ID" w:bidi="id_ID"/>
+        </w:rPr>
+      </w:r>
+      <w:r>
+        <w:rPr>
+          <w:lang w:val="id_ID" w:bidi="id_ID"/>
+        </w:rPr>
+        <w:t>Hananya adalah nama dari beberapa pria yang berbeda dalam Perjanjian Lama.</w:t>
+      </w:r>
+    </w:p>
+    <w:p>
+      <w:pPr>
+        <w:pStyle w:val="ListBullet"/>
+        <w:spacing w:line="240" w:lineRule="auto"/>
+        <w:ind w:left="720"/>
+      </w:pPr>
+      <w:r>
+        <w:rPr>
+          <w:lang w:val="id_ID" w:bidi="id_ID"/>
+        </w:rPr>
+      </w:r>
+      <w:r>
+        <w:rPr>
+          <w:lang w:val="id_ID" w:bidi="id_ID"/>
+        </w:rPr>
+        <w:t>Salah satu dari mereka adalah Hananya, seorang tawanan Israel di Babel yang namanya diubah menjadi "Sadrakh."</w:t>
+      </w:r>
+    </w:p>
+    <w:p>
+      <w:pPr>
+        <w:pStyle w:val="ListBullet"/>
+        <w:spacing w:line="240" w:lineRule="auto"/>
+        <w:ind w:left="720"/>
+      </w:pPr>
+      <w:r>
+        <w:rPr>
+          <w:lang w:val="id_ID" w:bidi="id_ID"/>
+        </w:rPr>
+      </w:r>
+      <w:r>
+        <w:rPr>
+          <w:lang w:val="id_ID" w:bidi="id_ID"/>
+        </w:rPr>
+        <w:t>Dia diberikan posisi sebagai pelayan kerajaan karena karakter dan kemampuannya yang luar biasa.</w:t>
+      </w:r>
+    </w:p>
+    <w:p>
+      <w:pPr>
+        <w:pStyle w:val="ListBullet"/>
+        <w:spacing w:line="240" w:lineRule="auto"/>
+        <w:ind w:left="720"/>
+      </w:pPr>
+      <w:r>
+        <w:rPr>
+          <w:lang w:val="id_ID" w:bidi="id_ID"/>
+        </w:rPr>
+      </w:r>
+      <w:r>
+        <w:rPr>
+          <w:lang w:val="id_ID" w:bidi="id_ID"/>
+        </w:rPr>
+        <w:t>Pada suatu ketika, Hananya (Sadrakh) dan dua pemuda Israel lainnya dilemparkan ke dalam api di sebuah ruang perapian karena mereka menolak untuk menyembah raja Babel. Allah menunjukkan kekuasaan-Nya dengan melindungi mereka sehingga tidak terbakar.</w:t>
+      </w:r>
+    </w:p>
+    <w:p>
+      <w:pPr>
+        <w:pStyle w:val="ListBullet"/>
+        <w:spacing w:line="240" w:lineRule="auto"/>
+        <w:ind w:left="720"/>
+      </w:pPr>
+      <w:r>
+        <w:rPr>
+          <w:lang w:val="id_ID" w:bidi="id_ID"/>
+        </w:rPr>
+      </w:r>
+      <w:r>
+        <w:rPr>
+          <w:lang w:val="id_ID" w:bidi="id_ID"/>
+        </w:rPr>
+        <w:t>Orang lain bernama Hananya tercatat sebagai keturunan Raja Salomo.</w:t>
+      </w:r>
+    </w:p>
+    <w:p>
+      <w:pPr>
+        <w:pStyle w:val="ListBullet"/>
+        <w:spacing w:line="240" w:lineRule="auto"/>
+        <w:ind w:left="720"/>
+      </w:pPr>
+      <w:r>
+        <w:rPr>
+          <w:lang w:val="id_ID" w:bidi="id_ID"/>
+        </w:rPr>
+      </w:r>
+      <w:r>
+        <w:rPr>
+          <w:lang w:val="id_ID" w:bidi="id_ID"/>
+        </w:rPr>
+        <w:t>Hananya yang lainnya lagi adalah seorang nabi palsu pada zaman nabi Yeremia.</w:t>
+      </w:r>
+    </w:p>
+    <w:p>
+      <w:pPr>
+        <w:pStyle w:val="ListBullet"/>
+        <w:spacing w:line="240" w:lineRule="auto"/>
+        <w:ind w:left="720"/>
+      </w:pPr>
+      <w:r>
+        <w:rPr>
+          <w:lang w:val="id_ID" w:bidi="id_ID"/>
+        </w:rPr>
+      </w:r>
+      <w:r>
+        <w:rPr>
+          <w:lang w:val="id_ID" w:bidi="id_ID"/>
+        </w:rPr>
+        <w:t>Seorang pria lain bernama Hananya adalah imam yang membantu memimpin perayaan pada masa Nehemia.</w:t>
+      </w:r>
+    </w:p>
+    <w:p>
+      <w:pPr/>
+      <w:r>
+        <w:rPr>
+          <w:lang w:val="id_ID" w:bidi="id_ID"/>
+        </w:rPr>
+      </w:r>
+      <w:r>
+        <w:rPr>
+          <w:lang w:val="id_ID" w:bidi="id_ID"/>
+        </w:rPr>
+        <w:t>(Saran terjemahan: Cara Menerjemahkan Nama)</w:t>
+      </w:r>
+    </w:p>
+    <w:p>
+      <w:pPr/>
+      <w:r>
+        <w:rPr>
+          <w:lang w:val="id_ID" w:bidi="id_ID"/>
+        </w:rPr>
+      </w:r>
+      <w:r>
+        <w:rPr>
+          <w:lang w:val="id_ID" w:bidi="id_ID"/>
+        </w:rPr>
+        <w:t xml:space="preserve">(Lihat juga: </w:t>
+      </w:r>
+      <w:r>
+        <w:rPr>
+          <w:lang w:val="id_ID" w:bidi="id_ID"/>
+        </w:rPr>
+        <w:t>Azarya</w:t>
+      </w:r>
+      <w:r>
+        <w:rPr>
+          <w:lang w:val="id_ID" w:bidi="id_ID"/>
+        </w:rPr>
+        <w:t xml:space="preserve">, </w:t>
+      </w:r>
+      <w:r>
+        <w:rPr>
+          <w:lang w:val="id_ID" w:bidi="id_ID"/>
+        </w:rPr>
+        <w:t>Babel</w:t>
+      </w:r>
+      <w:r>
+        <w:rPr>
+          <w:lang w:val="id_ID" w:bidi="id_ID"/>
+        </w:rPr>
+        <w:t xml:space="preserve">, </w:t>
+      </w:r>
+      <w:r>
+        <w:rPr>
+          <w:lang w:val="id_ID" w:bidi="id_ID"/>
+        </w:rPr>
+        <w:t>Daniel</w:t>
+      </w:r>
+      <w:r>
+        <w:rPr>
+          <w:lang w:val="id_ID" w:bidi="id_ID"/>
+        </w:rPr>
+        <w:t xml:space="preserve">, </w:t>
+      </w:r>
+      <w:r>
+        <w:rPr>
+          <w:lang w:val="id_ID" w:bidi="id_ID"/>
+        </w:rPr>
+        <w:t>nabi palsu</w:t>
+      </w:r>
+      <w:r>
+        <w:rPr>
+          <w:lang w:val="id_ID" w:bidi="id_ID"/>
+        </w:rPr>
+        <w:t xml:space="preserve">, </w:t>
+      </w:r>
+      <w:r>
+        <w:rPr>
+          <w:lang w:val="id_ID" w:bidi="id_ID"/>
+        </w:rPr>
+        <w:t>Yeremia</w:t>
+      </w:r>
+      <w:r>
+        <w:rPr>
+          <w:lang w:val="id_ID" w:bidi="id_ID"/>
+        </w:rPr>
+        <w:t xml:space="preserve">, </w:t>
+      </w:r>
+      <w:r>
+        <w:rPr>
+          <w:lang w:val="id_ID" w:bidi="id_ID"/>
+        </w:rPr>
+        <w:t>Misael</w:t>
+      </w:r>
+      <w:r>
+        <w:rPr>
+          <w:lang w:val="id_ID" w:bidi="id_ID"/>
+        </w:rPr>
+        <w:t>)</w:t>
+      </w:r>
+    </w:p>
+    <w:p>
+      <w:pPr>
+        <w:pStyle w:val="Heading3"/>
+      </w:pPr>
+      <w:r>
+        <w:rPr>
+          <w:lang w:val="id_ID" w:bidi="id_ID"/>
+        </w:rPr>
+        <w:t>Referensi Alkitab:</w:t>
+      </w:r>
+    </w:p>
+    <w:p>
+      <w:pPr>
+        <w:pStyle w:val="ListBullet"/>
+        <w:spacing w:line="240" w:lineRule="auto"/>
+        <w:ind w:left="720"/>
+      </w:pPr>
+      <w:r>
+        <w:rPr>
+          <w:lang w:val="id_ID" w:bidi="id_ID"/>
+        </w:rPr>
+      </w:r>
+      <w:hyperlink r:id="rId68">
+        <w:r>
+          <w:rPr>
+            <w:lang w:val="id_ID" w:bidi="id_ID"/>
+          </w:rPr>
+          <w:rPr>
+            <w:color w:val="0000EE"/>
+            <w:u w:val="single"/>
+          </w:rPr>
+          <w:t>Daniel 1:6–7</w:t>
+        </w:r>
+      </w:hyperlink>
+    </w:p>
+    <w:p>
+      <w:pPr>
+        <w:pStyle w:val="ListBullet"/>
+        <w:spacing w:line="240" w:lineRule="auto"/>
+        <w:ind w:left="720"/>
+      </w:pPr>
+      <w:r>
+        <w:rPr>
+          <w:lang w:val="id_ID" w:bidi="id_ID"/>
+        </w:rPr>
+      </w:r>
+      <w:hyperlink r:id="rId69">
+        <w:r>
+          <w:rPr>
+            <w:lang w:val="id_ID" w:bidi="id_ID"/>
+          </w:rPr>
+          <w:rPr>
+            <w:color w:val="0000EE"/>
+            <w:u w:val="single"/>
+          </w:rPr>
+          <w:t>Daniel 2:17–18</w:t>
+        </w:r>
+      </w:hyperlink>
+    </w:p>
+    <w:p>
+      <w:pPr>
+        <w:pStyle w:val="ListBullet"/>
+        <w:spacing w:line="240" w:lineRule="auto"/>
+        <w:ind w:left="720"/>
+      </w:pPr>
+      <w:r>
+        <w:rPr>
+          <w:lang w:val="id_ID" w:bidi="id_ID"/>
+        </w:rPr>
+      </w:r>
+      <w:hyperlink r:id="rId70">
+        <w:r>
+          <w:rPr>
+            <w:lang w:val="id_ID" w:bidi="id_ID"/>
+          </w:rPr>
+          <w:rPr>
+            <w:color w:val="0000EE"/>
+            <w:u w:val="single"/>
+          </w:rPr>
+          <w:t>Yeremia 28:1</w:t>
+        </w:r>
+      </w:hyperlink>
+    </w:p>
+    <w:p>
+      <w:pPr>
+        <w:pStyle w:val="ListBullet"/>
+        <w:spacing w:line="240" w:lineRule="auto"/>
+        <w:ind w:left="720"/>
+      </w:pPr>
+      <w:r>
+        <w:rPr>
+          <w:lang w:val="id_ID" w:bidi="id_ID"/>
+        </w:rPr>
+      </w:r>
+      <w:hyperlink r:id="rId71">
+        <w:r>
+          <w:rPr>
+            <w:lang w:val="id_ID" w:bidi="id_ID"/>
+          </w:rPr>
+          <w:rPr>
+            <w:color w:val="0000EE"/>
+            <w:u w:val="single"/>
+          </w:rPr>
+          <w:t>Yeremia 28:5–7</w:t>
+        </w:r>
+      </w:hyperlink>
+    </w:p>
+    <w:p>
+      <w:pPr>
+        <w:pStyle w:val="ListBullet"/>
+        <w:spacing w:line="240" w:lineRule="auto"/>
+        <w:ind w:left="720"/>
+      </w:pPr>
+      <w:r>
+        <w:rPr>
+          <w:lang w:val="id_ID" w:bidi="id_ID"/>
+        </w:rPr>
+      </w:r>
+      <w:hyperlink r:id="rId72">
+        <w:r>
+          <w:rPr>
+            <w:lang w:val="id_ID" w:bidi="id_ID"/>
+          </w:rPr>
+          <w:rPr>
+            <w:color w:val="0000EE"/>
+            <w:u w:val="single"/>
+          </w:rPr>
+          <w:t>Yeremia 28:15–17</w:t>
+        </w:r>
+      </w:hyperlink>
+    </w:p>
+    <w:p>
+      <w:pPr>
+        <w:pStyle w:val="Heading3"/>
+      </w:pPr>
+      <w:r>
+        <w:rPr>
+          <w:lang w:val="id_ID" w:bidi="id_ID"/>
+        </w:rPr>
+        <w:t>Data Kata:</w:t>
+      </w:r>
+    </w:p>
+    <w:p>
+      <w:pPr>
+        <w:pStyle w:val="ListBullet"/>
+        <w:spacing w:line="240" w:lineRule="auto"/>
+        <w:ind w:left="720"/>
+      </w:pPr>
+      <w:r>
+        <w:rPr>
+          <w:lang w:val="id_ID" w:bidi="id_ID"/>
+        </w:rPr>
+      </w:r>
+      <w:r>
+        <w:rPr>
+          <w:lang w:val="id_ID" w:bidi="id_ID"/>
+        </w:rPr>
+        <w:t>Strong: H2608</w:t>
+      </w:r>
+      <w:r>
+        <w:rPr>
+          <w:lang w:val="id_ID" w:bidi="id_ID"/>
+        </w:rPr>
+      </w:r>
+      <w:r>
+        <w:rPr>
+          <w:lang w:val="id_ID" w:bidi="id_ID"/>
+        </w:rPr>
+      </w:r>
+    </w:p>
+    <w:p>
+      <w:pPr/>
+      <w:r>
+        <w:rPr>
+          <w:lang w:val="id_ID" w:bidi="id_ID"/>
+        </w:rPr>
+      </w:r>
+    </w:p>
+    <w:p>
+      <w:pPr>
+        <w:pStyle w:val="Heading2"/>
+      </w:pPr>
+      <w:r>
+        <w:rPr>
+          <w:lang w:val="id_ID" w:bidi="id_ID"/>
+        </w:rPr>
         <w:t>Hanas</w:t>
       </w:r>
       <w:r>
@@ -3687,7 +6054,7 @@
           <w:lang w:val="id_ID" w:bidi="id_ID"/>
         </w:rPr>
       </w:r>
-      <w:hyperlink r:id="rId18">
+      <w:hyperlink r:id="rId19">
         <w:r>
           <w:rPr>
             <w:lang w:val="id_ID" w:bidi="id_ID"/>
@@ -3711,7 +6078,7 @@
           <w:lang w:val="id_ID" w:bidi="id_ID"/>
         </w:rPr>
       </w:r>
-      <w:hyperlink r:id="rId50">
+      <w:hyperlink r:id="rId73">
         <w:r>
           <w:rPr>
             <w:lang w:val="id_ID" w:bidi="id_ID"/>
@@ -3735,7 +6102,7 @@
           <w:lang w:val="id_ID" w:bidi="id_ID"/>
         </w:rPr>
       </w:r>
-      <w:hyperlink r:id="rId51">
+      <w:hyperlink r:id="rId74">
         <w:r>
           <w:rPr>
             <w:lang w:val="id_ID" w:bidi="id_ID"/>
@@ -3803,6 +6170,737 @@
         <w:rPr>
           <w:lang w:val="id_ID" w:bidi="id_ID"/>
         </w:rPr>
+        <w:t>Hancur</w:t>
+      </w:r>
+      <w:r>
+        <w:rPr>
+          <w:lang w:val="id_ID" w:bidi="id_ID"/>
+        </w:rPr>
+      </w:r>
+    </w:p>
+    <w:p>
+      <w:pPr>
+        <w:pStyle w:val="Heading3"/>
+      </w:pPr>
+      <w:r>
+        <w:rPr>
+          <w:lang w:val="id_ID" w:bidi="id_ID"/>
+        </w:rPr>
+        <w:t>Pengertian:</w:t>
+      </w:r>
+    </w:p>
+    <w:p>
+      <w:pPr/>
+      <w:r>
+        <w:rPr>
+          <w:lang w:val="id_ID" w:bidi="id_ID"/>
+        </w:rPr>
+      </w:r>
+      <w:r>
+        <w:rPr>
+          <w:lang w:val="id_ID" w:bidi="id_ID"/>
+        </w:rPr>
+        <w:t>Istilah "hancur" atau "kehancuran" merujuk pada properti atau tanah milik seseorang yang dirusak atau dihancurkan. Ini juga sering mencakup penghancuran atau penangkapan orang-orang yang tinggal di tanah tersebut.</w:t>
+      </w:r>
+    </w:p>
+    <w:p>
+      <w:pPr>
+        <w:pStyle w:val="ListBullet"/>
+        <w:spacing w:line="240" w:lineRule="auto"/>
+        <w:ind w:left="720"/>
+      </w:pPr>
+      <w:r>
+        <w:rPr>
+          <w:lang w:val="id_ID" w:bidi="id_ID"/>
+        </w:rPr>
+      </w:r>
+      <w:r>
+        <w:rPr>
+          <w:lang w:val="id_ID" w:bidi="id_ID"/>
+        </w:rPr>
+        <w:t>Ini merujuk pada kehancuran yang sangat parah dan menyeluruh.</w:t>
+      </w:r>
+    </w:p>
+    <w:p>
+      <w:pPr>
+        <w:pStyle w:val="ListBullet"/>
+        <w:spacing w:line="240" w:lineRule="auto"/>
+        <w:ind w:left="720"/>
+      </w:pPr>
+      <w:r>
+        <w:rPr>
+          <w:lang w:val="id_ID" w:bidi="id_ID"/>
+        </w:rPr>
+      </w:r>
+      <w:r>
+        <w:rPr>
+          <w:lang w:val="id_ID" w:bidi="id_ID"/>
+        </w:rPr>
+        <w:t>Contohnya, kota Sodom dihancurkan oleh Allah sebagai hukuman atas dosa-dosa penduduknya.</w:t>
+      </w:r>
+    </w:p>
+    <w:p>
+      <w:pPr>
+        <w:pStyle w:val="ListBullet"/>
+        <w:spacing w:line="240" w:lineRule="auto"/>
+        <w:ind w:left="720"/>
+      </w:pPr>
+      <w:r>
+        <w:rPr>
+          <w:lang w:val="id_ID" w:bidi="id_ID"/>
+        </w:rPr>
+      </w:r>
+      <w:r>
+        <w:rPr>
+          <w:lang w:val="id_ID" w:bidi="id_ID"/>
+        </w:rPr>
+        <w:t>Istilah “kehancuran” juga dapat mencakup penyebab kesedihan emosional yang besar akibat hukuman atau kehancuran.</w:t>
+      </w:r>
+    </w:p>
+    <w:p>
+      <w:pPr>
+        <w:pStyle w:val="Heading3"/>
+      </w:pPr>
+      <w:r>
+        <w:rPr>
+          <w:lang w:val="id_ID" w:bidi="id_ID"/>
+        </w:rPr>
+        <w:t>Saran Terjemahan</w:t>
+      </w:r>
+    </w:p>
+    <w:p>
+      <w:pPr>
+        <w:pStyle w:val="ListBullet"/>
+        <w:spacing w:line="240" w:lineRule="auto"/>
+        <w:ind w:left="720"/>
+      </w:pPr>
+      <w:r>
+        <w:rPr>
+          <w:lang w:val="id_ID" w:bidi="id_ID"/>
+        </w:rPr>
+      </w:r>
+      <w:r>
+        <w:rPr>
+          <w:lang w:val="id_ID" w:bidi="id_ID"/>
+        </w:rPr>
+        <w:t>Istilah “menghancurkan” dapat diterjemahkan sebagai “memporak-porandakan” atau “meremukkan”.</w:t>
+      </w:r>
+    </w:p>
+    <w:p>
+      <w:pPr>
+        <w:pStyle w:val="ListBullet"/>
+        <w:spacing w:line="240" w:lineRule="auto"/>
+        <w:ind w:left="720"/>
+      </w:pPr>
+      <w:r>
+        <w:rPr>
+          <w:lang w:val="id_ID" w:bidi="id_ID"/>
+        </w:rPr>
+      </w:r>
+      <w:r>
+        <w:rPr>
+          <w:lang w:val="id_ID" w:bidi="id_ID"/>
+        </w:rPr>
+        <w:t>Bergantung pada konteksnya, "kehancuran" dapat diterjemahkan sebagai "penghancuran total," "keruntuhan total," atau "malapetaka."</w:t>
+      </w:r>
+    </w:p>
+    <w:p>
+      <w:pPr/>
+      <w:r>
+        <w:rPr>
+          <w:lang w:val="id_ID" w:bidi="id_ID"/>
+        </w:rPr>
+      </w:r>
+      <w:r>
+        <w:rPr>
+          <w:lang w:val="id_ID" w:bidi="id_ID"/>
+        </w:rPr>
+        <w:t xml:space="preserve">(Lihat juga: </w:t>
+      </w:r>
+      <w:r>
+        <w:rPr>
+          <w:lang w:val="id_ID" w:bidi="id_ID"/>
+        </w:rPr>
+        <w:t>keruntuhan</w:t>
+      </w:r>
+      <w:r>
+        <w:rPr>
+          <w:lang w:val="id_ID" w:bidi="id_ID"/>
+        </w:rPr>
+        <w:t>)</w:t>
+      </w:r>
+    </w:p>
+    <w:p>
+      <w:pPr>
+        <w:pStyle w:val="Heading3"/>
+      </w:pPr>
+      <w:r>
+        <w:rPr>
+          <w:lang w:val="id_ID" w:bidi="id_ID"/>
+        </w:rPr>
+        <w:t>Referensi Alkitab:</w:t>
+      </w:r>
+    </w:p>
+    <w:p>
+      <w:pPr>
+        <w:pStyle w:val="ListBullet"/>
+        <w:spacing w:line="240" w:lineRule="auto"/>
+        <w:ind w:left="720"/>
+      </w:pPr>
+      <w:r>
+        <w:rPr>
+          <w:lang w:val="id_ID" w:bidi="id_ID"/>
+        </w:rPr>
+      </w:r>
+      <w:hyperlink r:id="rId75">
+        <w:r>
+          <w:rPr>
+            <w:lang w:val="id_ID" w:bidi="id_ID"/>
+          </w:rPr>
+          <w:rPr>
+            <w:color w:val="0000EE"/>
+            <w:u w:val="single"/>
+          </w:rPr>
+          <w:t>Daniel 8:24–25</w:t>
+        </w:r>
+      </w:hyperlink>
+    </w:p>
+    <w:p>
+      <w:pPr>
+        <w:pStyle w:val="ListBullet"/>
+        <w:spacing w:line="240" w:lineRule="auto"/>
+        <w:ind w:left="720"/>
+      </w:pPr>
+      <w:r>
+        <w:rPr>
+          <w:lang w:val="id_ID" w:bidi="id_ID"/>
+        </w:rPr>
+      </w:r>
+      <w:hyperlink r:id="rId76">
+        <w:r>
+          <w:rPr>
+            <w:lang w:val="id_ID" w:bidi="id_ID"/>
+          </w:rPr>
+          <w:rPr>
+            <w:color w:val="0000EE"/>
+            <w:u w:val="single"/>
+          </w:rPr>
+          <w:t>Yeremia 4:13</w:t>
+        </w:r>
+      </w:hyperlink>
+    </w:p>
+    <w:p>
+      <w:pPr>
+        <w:pStyle w:val="ListBullet"/>
+        <w:spacing w:line="240" w:lineRule="auto"/>
+        <w:ind w:left="720"/>
+      </w:pPr>
+      <w:r>
+        <w:rPr>
+          <w:lang w:val="id_ID" w:bidi="id_ID"/>
+        </w:rPr>
+      </w:r>
+      <w:hyperlink r:id="rId77">
+        <w:r>
+          <w:rPr>
+            <w:lang w:val="id_ID" w:bidi="id_ID"/>
+          </w:rPr>
+          <w:rPr>
+            <w:color w:val="0000EE"/>
+            <w:u w:val="single"/>
+          </w:rPr>
+          <w:t>Bilangan 21:30</w:t>
+        </w:r>
+      </w:hyperlink>
+    </w:p>
+    <w:p>
+      <w:pPr>
+        <w:pStyle w:val="ListBullet"/>
+        <w:spacing w:line="240" w:lineRule="auto"/>
+        <w:ind w:left="720"/>
+      </w:pPr>
+      <w:r>
+        <w:rPr>
+          <w:lang w:val="id_ID" w:bidi="id_ID"/>
+        </w:rPr>
+      </w:r>
+      <w:hyperlink r:id="rId78">
+        <w:r>
+          <w:rPr>
+            <w:lang w:val="id_ID" w:bidi="id_ID"/>
+          </w:rPr>
+          <w:rPr>
+            <w:color w:val="0000EE"/>
+            <w:u w:val="single"/>
+          </w:rPr>
+          <w:t>Zefanya 1:13</w:t>
+        </w:r>
+      </w:hyperlink>
+    </w:p>
+    <w:p>
+      <w:pPr>
+        <w:pStyle w:val="Heading3"/>
+      </w:pPr>
+      <w:r>
+        <w:rPr>
+          <w:lang w:val="id_ID" w:bidi="id_ID"/>
+        </w:rPr>
+        <w:t>Data Kata:</w:t>
+      </w:r>
+    </w:p>
+    <w:p>
+      <w:pPr>
+        <w:pStyle w:val="ListBullet"/>
+        <w:spacing w:line="240" w:lineRule="auto"/>
+        <w:ind w:left="720"/>
+      </w:pPr>
+      <w:r>
+        <w:rPr>
+          <w:lang w:val="id_ID" w:bidi="id_ID"/>
+        </w:rPr>
+      </w:r>
+      <w:r>
+        <w:rPr>
+          <w:lang w:val="id_ID" w:bidi="id_ID"/>
+        </w:rPr>
+        <w:t>Strong: H1110, H1238, H2721, H1826, H3615, H3772, H4875, H7701, H7703, H7722, H7843, H8074, H8077</w:t>
+      </w:r>
+      <w:r>
+        <w:rPr>
+          <w:lang w:val="id_ID" w:bidi="id_ID"/>
+        </w:rPr>
+      </w:r>
+      <w:r>
+        <w:rPr>
+          <w:lang w:val="id_ID" w:bidi="id_ID"/>
+        </w:rPr>
+      </w:r>
+    </w:p>
+    <w:p>
+      <w:pPr/>
+      <w:r>
+        <w:rPr>
+          <w:lang w:val="id_ID" w:bidi="id_ID"/>
+        </w:rPr>
+      </w:r>
+    </w:p>
+    <w:p>
+      <w:pPr>
+        <w:pStyle w:val="Heading2"/>
+      </w:pPr>
+      <w:r>
+        <w:rPr>
+          <w:lang w:val="id_ID" w:bidi="id_ID"/>
+        </w:rPr>
+        <w:t>Haran</w:t>
+      </w:r>
+      <w:r>
+        <w:rPr>
+          <w:lang w:val="id_ID" w:bidi="id_ID"/>
+        </w:rPr>
+      </w:r>
+    </w:p>
+    <w:p>
+      <w:pPr>
+        <w:pStyle w:val="Heading3"/>
+      </w:pPr>
+      <w:r>
+        <w:rPr>
+          <w:lang w:val="id_ID" w:bidi="id_ID"/>
+        </w:rPr>
+        <w:t>Fakta:</w:t>
+      </w:r>
+    </w:p>
+    <w:p>
+      <w:pPr/>
+      <w:r>
+        <w:rPr>
+          <w:lang w:val="id_ID" w:bidi="id_ID"/>
+        </w:rPr>
+      </w:r>
+      <w:r>
+        <w:rPr>
+          <w:lang w:val="id_ID" w:bidi="id_ID"/>
+        </w:rPr>
+        <w:t>Haran adalah adik Abram dan ayah Lot.</w:t>
+      </w:r>
+    </w:p>
+    <w:p>
+      <w:pPr>
+        <w:pStyle w:val="ListBullet"/>
+        <w:spacing w:line="240" w:lineRule="auto"/>
+        <w:ind w:left="720"/>
+      </w:pPr>
+      <w:r>
+        <w:rPr>
+          <w:lang w:val="id_ID" w:bidi="id_ID"/>
+        </w:rPr>
+      </w:r>
+      <w:r>
+        <w:rPr>
+          <w:lang w:val="id_ID" w:bidi="id_ID"/>
+        </w:rPr>
+        <w:t>Haran juga merupakan nama kota tempat Abram dan keluarganya tinggal sementara dalam perjalanan mereka dari kota Ur ke tanah Kanaan.</w:t>
+      </w:r>
+    </w:p>
+    <w:p>
+      <w:pPr>
+        <w:pStyle w:val="ListBullet"/>
+        <w:spacing w:line="240" w:lineRule="auto"/>
+        <w:ind w:left="720"/>
+      </w:pPr>
+      <w:r>
+        <w:rPr>
+          <w:lang w:val="id_ID" w:bidi="id_ID"/>
+        </w:rPr>
+      </w:r>
+      <w:r>
+        <w:rPr>
+          <w:lang w:val="id_ID" w:bidi="id_ID"/>
+        </w:rPr>
+        <w:t>Seorang pria lain bernama Haran adalah anak Kaleb.</w:t>
+      </w:r>
+    </w:p>
+    <w:p>
+      <w:pPr>
+        <w:pStyle w:val="ListBullet"/>
+        <w:spacing w:line="240" w:lineRule="auto"/>
+        <w:ind w:left="720"/>
+      </w:pPr>
+      <w:r>
+        <w:rPr>
+          <w:lang w:val="id_ID" w:bidi="id_ID"/>
+        </w:rPr>
+      </w:r>
+      <w:r>
+        <w:rPr>
+          <w:lang w:val="id_ID" w:bidi="id_ID"/>
+        </w:rPr>
+        <w:t>Orang ketiga dalam Alkitab yang bernama Haran adalah seorang keturunan Lewi.</w:t>
+      </w:r>
+    </w:p>
+    <w:p>
+      <w:pPr/>
+      <w:r>
+        <w:rPr>
+          <w:lang w:val="id_ID" w:bidi="id_ID"/>
+        </w:rPr>
+      </w:r>
+      <w:r>
+        <w:rPr>
+          <w:lang w:val="id_ID" w:bidi="id_ID"/>
+        </w:rPr>
+        <w:t>(Saran Terjemahan: Cara Menerjemahkan Nama)</w:t>
+      </w:r>
+    </w:p>
+    <w:p>
+      <w:pPr/>
+      <w:r>
+        <w:rPr>
+          <w:lang w:val="id_ID" w:bidi="id_ID"/>
+        </w:rPr>
+      </w:r>
+      <w:r>
+        <w:rPr>
+          <w:lang w:val="id_ID" w:bidi="id_ID"/>
+        </w:rPr>
+        <w:t xml:space="preserve">(Lihat juga: </w:t>
+      </w:r>
+      <w:r>
+        <w:rPr>
+          <w:lang w:val="id_ID" w:bidi="id_ID"/>
+        </w:rPr>
+        <w:t>Abraham</w:t>
+      </w:r>
+      <w:r>
+        <w:rPr>
+          <w:lang w:val="id_ID" w:bidi="id_ID"/>
+        </w:rPr>
+        <w:t xml:space="preserve">, </w:t>
+      </w:r>
+      <w:r>
+        <w:rPr>
+          <w:lang w:val="id_ID" w:bidi="id_ID"/>
+        </w:rPr>
+        <w:t>Kaleb</w:t>
+      </w:r>
+      <w:r>
+        <w:rPr>
+          <w:lang w:val="id_ID" w:bidi="id_ID"/>
+        </w:rPr>
+        <w:t xml:space="preserve">, </w:t>
+      </w:r>
+      <w:r>
+        <w:rPr>
+          <w:lang w:val="id_ID" w:bidi="id_ID"/>
+        </w:rPr>
+        <w:t>Kanaan</w:t>
+      </w:r>
+      <w:r>
+        <w:rPr>
+          <w:lang w:val="id_ID" w:bidi="id_ID"/>
+        </w:rPr>
+        <w:t xml:space="preserve">, </w:t>
+      </w:r>
+      <w:r>
+        <w:rPr>
+          <w:lang w:val="id_ID" w:bidi="id_ID"/>
+        </w:rPr>
+        <w:t>Lewi</w:t>
+      </w:r>
+      <w:r>
+        <w:rPr>
+          <w:lang w:val="id_ID" w:bidi="id_ID"/>
+        </w:rPr>
+        <w:t xml:space="preserve">, </w:t>
+      </w:r>
+      <w:r>
+        <w:rPr>
+          <w:lang w:val="id_ID" w:bidi="id_ID"/>
+        </w:rPr>
+        <w:t>Lot</w:t>
+      </w:r>
+      <w:r>
+        <w:rPr>
+          <w:lang w:val="id_ID" w:bidi="id_ID"/>
+        </w:rPr>
+        <w:t xml:space="preserve">, </w:t>
+      </w:r>
+      <w:r>
+        <w:rPr>
+          <w:lang w:val="id_ID" w:bidi="id_ID"/>
+        </w:rPr>
+        <w:t>Terah</w:t>
+      </w:r>
+      <w:r>
+        <w:rPr>
+          <w:lang w:val="id_ID" w:bidi="id_ID"/>
+        </w:rPr>
+        <w:t xml:space="preserve">, </w:t>
+      </w:r>
+      <w:r>
+        <w:rPr>
+          <w:lang w:val="id_ID" w:bidi="id_ID"/>
+        </w:rPr>
+        <w:t>Ur</w:t>
+      </w:r>
+      <w:r>
+        <w:rPr>
+          <w:lang w:val="id_ID" w:bidi="id_ID"/>
+        </w:rPr>
+        <w:t>)</w:t>
+      </w:r>
+    </w:p>
+    <w:p>
+      <w:pPr>
+        <w:pStyle w:val="Heading3"/>
+      </w:pPr>
+      <w:r>
+        <w:rPr>
+          <w:lang w:val="id_ID" w:bidi="id_ID"/>
+        </w:rPr>
+        <w:t>Referensi Alkitab:</w:t>
+      </w:r>
+    </w:p>
+    <w:p>
+      <w:pPr>
+        <w:pStyle w:val="ListBullet"/>
+        <w:spacing w:line="240" w:lineRule="auto"/>
+        <w:ind w:left="720"/>
+      </w:pPr>
+      <w:r>
+        <w:rPr>
+          <w:lang w:val="id_ID" w:bidi="id_ID"/>
+        </w:rPr>
+      </w:r>
+      <w:hyperlink r:id="rId79">
+        <w:r>
+          <w:rPr>
+            <w:lang w:val="id_ID" w:bidi="id_ID"/>
+          </w:rPr>
+          <w:rPr>
+            <w:color w:val="0000EE"/>
+            <w:u w:val="single"/>
+          </w:rPr>
+          <w:t>2 Raja-raja 19:12</w:t>
+        </w:r>
+      </w:hyperlink>
+    </w:p>
+    <w:p>
+      <w:pPr>
+        <w:pStyle w:val="ListBullet"/>
+        <w:spacing w:line="240" w:lineRule="auto"/>
+        <w:ind w:left="720"/>
+      </w:pPr>
+      <w:r>
+        <w:rPr>
+          <w:lang w:val="id_ID" w:bidi="id_ID"/>
+        </w:rPr>
+      </w:r>
+      <w:hyperlink r:id="rId80">
+        <w:r>
+          <w:rPr>
+            <w:lang w:val="id_ID" w:bidi="id_ID"/>
+          </w:rPr>
+          <w:rPr>
+            <w:color w:val="0000EE"/>
+            <w:u w:val="single"/>
+          </w:rPr>
+          <w:t>Kisah Para Rasul 7:1–3</w:t>
+        </w:r>
+      </w:hyperlink>
+    </w:p>
+    <w:p>
+      <w:pPr>
+        <w:pStyle w:val="ListBullet"/>
+        <w:spacing w:line="240" w:lineRule="auto"/>
+        <w:ind w:left="720"/>
+      </w:pPr>
+      <w:r>
+        <w:rPr>
+          <w:lang w:val="id_ID" w:bidi="id_ID"/>
+        </w:rPr>
+      </w:r>
+      <w:hyperlink r:id="rId81">
+        <w:r>
+          <w:rPr>
+            <w:lang w:val="id_ID" w:bidi="id_ID"/>
+          </w:rPr>
+          <w:rPr>
+            <w:color w:val="0000EE"/>
+            <w:u w:val="single"/>
+          </w:rPr>
+          <w:t>Kejadian 11:31</w:t>
+        </w:r>
+      </w:hyperlink>
+    </w:p>
+    <w:p>
+      <w:pPr>
+        <w:pStyle w:val="ListBullet"/>
+        <w:spacing w:line="240" w:lineRule="auto"/>
+        <w:ind w:left="720"/>
+      </w:pPr>
+      <w:r>
+        <w:rPr>
+          <w:lang w:val="id_ID" w:bidi="id_ID"/>
+        </w:rPr>
+      </w:r>
+      <w:hyperlink r:id="rId82">
+        <w:r>
+          <w:rPr>
+            <w:lang w:val="id_ID" w:bidi="id_ID"/>
+          </w:rPr>
+          <w:rPr>
+            <w:color w:val="0000EE"/>
+            <w:u w:val="single"/>
+          </w:rPr>
+          <w:t>Kejadian 27:43–45</w:t>
+        </w:r>
+      </w:hyperlink>
+    </w:p>
+    <w:p>
+      <w:pPr>
+        <w:pStyle w:val="ListBullet"/>
+        <w:spacing w:line="240" w:lineRule="auto"/>
+        <w:ind w:left="720"/>
+      </w:pPr>
+      <w:r>
+        <w:rPr>
+          <w:lang w:val="id_ID" w:bidi="id_ID"/>
+        </w:rPr>
+      </w:r>
+      <w:hyperlink r:id="rId83">
+        <w:r>
+          <w:rPr>
+            <w:lang w:val="id_ID" w:bidi="id_ID"/>
+          </w:rPr>
+          <w:rPr>
+            <w:color w:val="0000EE"/>
+            <w:u w:val="single"/>
+          </w:rPr>
+          <w:t>Kejadian 28:10–11</w:t>
+        </w:r>
+      </w:hyperlink>
+    </w:p>
+    <w:p>
+      <w:pPr>
+        <w:pStyle w:val="ListBullet"/>
+        <w:spacing w:line="240" w:lineRule="auto"/>
+        <w:ind w:left="720"/>
+      </w:pPr>
+      <w:r>
+        <w:rPr>
+          <w:lang w:val="id_ID" w:bidi="id_ID"/>
+        </w:rPr>
+      </w:r>
+      <w:hyperlink r:id="rId84">
+        <w:r>
+          <w:rPr>
+            <w:lang w:val="id_ID" w:bidi="id_ID"/>
+          </w:rPr>
+          <w:rPr>
+            <w:color w:val="0000EE"/>
+            <w:u w:val="single"/>
+          </w:rPr>
+          <w:t>Kejadian 29:4–6</w:t>
+        </w:r>
+      </w:hyperlink>
+    </w:p>
+    <w:p>
+      <w:pPr>
+        <w:pStyle w:val="Heading3"/>
+      </w:pPr>
+      <w:r>
+        <w:rPr>
+          <w:lang w:val="id_ID" w:bidi="id_ID"/>
+        </w:rPr>
+        <w:t>Data Kata:</w:t>
+      </w:r>
+    </w:p>
+    <w:p>
+      <w:pPr>
+        <w:pStyle w:val="ListBullet"/>
+        <w:spacing w:line="240" w:lineRule="auto"/>
+        <w:ind w:left="720"/>
+      </w:pPr>
+      <w:r>
+        <w:rPr>
+          <w:lang w:val="id_ID" w:bidi="id_ID"/>
+        </w:rPr>
+      </w:r>
+      <w:r>
+        <w:rPr>
+          <w:lang w:val="id_ID" w:bidi="id_ID"/>
+        </w:rPr>
+        <w:t>Strong: H2039</w:t>
+      </w:r>
+      <w:r>
+        <w:rPr>
+          <w:lang w:val="id_ID" w:bidi="id_ID"/>
+        </w:rPr>
+      </w:r>
+      <w:r>
+        <w:rPr>
+          <w:lang w:val="id_ID" w:bidi="id_ID"/>
+        </w:rPr>
+      </w:r>
+    </w:p>
+    <w:p>
+      <w:pPr/>
+      <w:r>
+        <w:rPr>
+          <w:lang w:val="id_ID" w:bidi="id_ID"/>
+        </w:rPr>
+      </w:r>
+    </w:p>
+    <w:p>
+      <w:pPr>
+        <w:pStyle w:val="Heading2"/>
+      </w:pPr>
+      <w:r>
+        <w:rPr>
+          <w:lang w:val="id_ID" w:bidi="id_ID"/>
+        </w:rPr>
         <w:t>Harapan</w:t>
       </w:r>
       <w:r>
@@ -4117,7 +7215,7 @@
           <w:lang w:val="id_ID" w:bidi="id_ID"/>
         </w:rPr>
       </w:r>
-      <w:hyperlink r:id="rId52">
+      <w:hyperlink r:id="rId85">
         <w:r>
           <w:rPr>
             <w:lang w:val="id_ID" w:bidi="id_ID"/>
@@ -4141,7 +7239,7 @@
           <w:lang w:val="id_ID" w:bidi="id_ID"/>
         </w:rPr>
       </w:r>
-      <w:hyperlink r:id="rId53">
+      <w:hyperlink r:id="rId86">
         <w:r>
           <w:rPr>
             <w:lang w:val="id_ID" w:bidi="id_ID"/>
@@ -4165,7 +7263,7 @@
           <w:lang w:val="id_ID" w:bidi="id_ID"/>
         </w:rPr>
       </w:r>
-      <w:hyperlink r:id="rId18">
+      <w:hyperlink r:id="rId19">
         <w:r>
           <w:rPr>
             <w:lang w:val="id_ID" w:bidi="id_ID"/>
@@ -4189,7 +7287,7 @@
           <w:lang w:val="id_ID" w:bidi="id_ID"/>
         </w:rPr>
       </w:r>
-      <w:hyperlink r:id="rId18">
+      <w:hyperlink r:id="rId19">
         <w:r>
           <w:rPr>
             <w:lang w:val="id_ID" w:bidi="id_ID"/>
@@ -4213,7 +7311,7 @@
           <w:lang w:val="id_ID" w:bidi="id_ID"/>
         </w:rPr>
       </w:r>
-      <w:hyperlink r:id="rId18">
+      <w:hyperlink r:id="rId19">
         <w:r>
           <w:rPr>
             <w:lang w:val="id_ID" w:bidi="id_ID"/>
@@ -4237,7 +7335,7 @@
           <w:lang w:val="id_ID" w:bidi="id_ID"/>
         </w:rPr>
       </w:r>
-      <w:hyperlink r:id="rId54">
+      <w:hyperlink r:id="rId87">
         <w:r>
           <w:rPr>
             <w:lang w:val="id_ID" w:bidi="id_ID"/>
@@ -4261,7 +7359,7 @@
           <w:lang w:val="id_ID" w:bidi="id_ID"/>
         </w:rPr>
       </w:r>
-      <w:hyperlink r:id="rId55">
+      <w:hyperlink r:id="rId88">
         <w:r>
           <w:rPr>
             <w:lang w:val="id_ID" w:bidi="id_ID"/>
@@ -4535,7 +7633,7 @@
           <w:lang w:val="id_ID" w:bidi="id_ID"/>
         </w:rPr>
       </w:r>
-      <w:hyperlink r:id="rId18">
+      <w:hyperlink r:id="rId19">
         <w:r>
           <w:rPr>
             <w:lang w:val="id_ID" w:bidi="id_ID"/>
@@ -4559,7 +7657,7 @@
           <w:lang w:val="id_ID" w:bidi="id_ID"/>
         </w:rPr>
       </w:r>
-      <w:hyperlink r:id="rId56">
+      <w:hyperlink r:id="rId89">
         <w:r>
           <w:rPr>
             <w:lang w:val="id_ID" w:bidi="id_ID"/>
@@ -4583,7 +7681,7 @@
           <w:lang w:val="id_ID" w:bidi="id_ID"/>
         </w:rPr>
       </w:r>
-      <w:hyperlink r:id="rId57">
+      <w:hyperlink r:id="rId90">
         <w:r>
           <w:rPr>
             <w:lang w:val="id_ID" w:bidi="id_ID"/>
@@ -4607,7 +7705,7 @@
           <w:lang w:val="id_ID" w:bidi="id_ID"/>
         </w:rPr>
       </w:r>
-      <w:hyperlink r:id="rId58">
+      <w:hyperlink r:id="rId91">
         <w:r>
           <w:rPr>
             <w:lang w:val="id_ID" w:bidi="id_ID"/>
@@ -4631,7 +7729,7 @@
           <w:lang w:val="id_ID" w:bidi="id_ID"/>
         </w:rPr>
       </w:r>
-      <w:hyperlink r:id="rId59">
+      <w:hyperlink r:id="rId92">
         <w:r>
           <w:rPr>
             <w:lang w:val="id_ID" w:bidi="id_ID"/>
@@ -4917,7 +8015,7 @@
           <w:lang w:val="id_ID" w:bidi="id_ID"/>
         </w:rPr>
       </w:r>
-      <w:hyperlink r:id="rId60">
+      <w:hyperlink r:id="rId93">
         <w:r>
           <w:rPr>
             <w:lang w:val="id_ID" w:bidi="id_ID"/>
@@ -4941,7 +8039,7 @@
           <w:lang w:val="id_ID" w:bidi="id_ID"/>
         </w:rPr>
       </w:r>
-      <w:hyperlink r:id="rId61">
+      <w:hyperlink r:id="rId94">
         <w:r>
           <w:rPr>
             <w:lang w:val="id_ID" w:bidi="id_ID"/>
@@ -4965,7 +8063,7 @@
           <w:lang w:val="id_ID" w:bidi="id_ID"/>
         </w:rPr>
       </w:r>
-      <w:hyperlink r:id="rId62">
+      <w:hyperlink r:id="rId95">
         <w:r>
           <w:rPr>
             <w:lang w:val="id_ID" w:bidi="id_ID"/>
@@ -4989,7 +8087,7 @@
           <w:lang w:val="id_ID" w:bidi="id_ID"/>
         </w:rPr>
       </w:r>
-      <w:hyperlink r:id="rId63">
+      <w:hyperlink r:id="rId96">
         <w:r>
           <w:rPr>
             <w:lang w:val="id_ID" w:bidi="id_ID"/>
@@ -5013,7 +8111,7 @@
           <w:lang w:val="id_ID" w:bidi="id_ID"/>
         </w:rPr>
       </w:r>
-      <w:hyperlink r:id="rId64">
+      <w:hyperlink r:id="rId97">
         <w:r>
           <w:rPr>
             <w:lang w:val="id_ID" w:bidi="id_ID"/>
@@ -5299,7 +8397,7 @@
           <w:lang w:val="id_ID" w:bidi="id_ID"/>
         </w:rPr>
       </w:r>
-      <w:hyperlink r:id="rId65">
+      <w:hyperlink r:id="rId98">
         <w:r>
           <w:rPr>
             <w:lang w:val="id_ID" w:bidi="id_ID"/>
@@ -5323,7 +8421,7 @@
           <w:lang w:val="id_ID" w:bidi="id_ID"/>
         </w:rPr>
       </w:r>
-      <w:hyperlink r:id="rId66">
+      <w:hyperlink r:id="rId99">
         <w:r>
           <w:rPr>
             <w:lang w:val="id_ID" w:bidi="id_ID"/>
@@ -5347,7 +8445,7 @@
           <w:lang w:val="id_ID" w:bidi="id_ID"/>
         </w:rPr>
       </w:r>
-      <w:hyperlink r:id="rId67">
+      <w:hyperlink r:id="rId100">
         <w:r>
           <w:rPr>
             <w:lang w:val="id_ID" w:bidi="id_ID"/>
@@ -5371,7 +8469,7 @@
           <w:lang w:val="id_ID" w:bidi="id_ID"/>
         </w:rPr>
       </w:r>
-      <w:hyperlink r:id="rId68">
+      <w:hyperlink r:id="rId101">
         <w:r>
           <w:rPr>
             <w:lang w:val="id_ID" w:bidi="id_ID"/>
@@ -5395,7 +8493,7 @@
           <w:lang w:val="id_ID" w:bidi="id_ID"/>
         </w:rPr>
       </w:r>
-      <w:hyperlink r:id="rId69">
+      <w:hyperlink r:id="rId102">
         <w:r>
           <w:rPr>
             <w:lang w:val="id_ID" w:bidi="id_ID"/>
@@ -5419,7 +8517,7 @@
           <w:lang w:val="id_ID" w:bidi="id_ID"/>
         </w:rPr>
       </w:r>
-      <w:hyperlink r:id="rId70">
+      <w:hyperlink r:id="rId103">
         <w:r>
           <w:rPr>
             <w:lang w:val="id_ID" w:bidi="id_ID"/>
@@ -5443,7 +8541,7 @@
           <w:lang w:val="id_ID" w:bidi="id_ID"/>
         </w:rPr>
       </w:r>
-      <w:hyperlink r:id="rId71">
+      <w:hyperlink r:id="rId104">
         <w:r>
           <w:rPr>
             <w:lang w:val="id_ID" w:bidi="id_ID"/>
@@ -5467,7 +8565,7 @@
           <w:lang w:val="id_ID" w:bidi="id_ID"/>
         </w:rPr>
       </w:r>
-      <w:hyperlink r:id="rId72">
+      <w:hyperlink r:id="rId105">
         <w:r>
           <w:rPr>
             <w:lang w:val="id_ID" w:bidi="id_ID"/>
@@ -5801,7 +8899,7 @@
           <w:lang w:val="id_ID" w:bidi="id_ID"/>
         </w:rPr>
       </w:r>
-      <w:hyperlink r:id="rId73">
+      <w:hyperlink r:id="rId106">
         <w:r>
           <w:rPr>
             <w:lang w:val="id_ID" w:bidi="id_ID"/>
@@ -5825,7 +8923,7 @@
           <w:lang w:val="id_ID" w:bidi="id_ID"/>
         </w:rPr>
       </w:r>
-      <w:hyperlink r:id="rId53">
+      <w:hyperlink r:id="rId86">
         <w:r>
           <w:rPr>
             <w:lang w:val="id_ID" w:bidi="id_ID"/>
@@ -5849,7 +8947,7 @@
           <w:lang w:val="id_ID" w:bidi="id_ID"/>
         </w:rPr>
       </w:r>
-      <w:hyperlink r:id="rId65">
+      <w:hyperlink r:id="rId98">
         <w:r>
           <w:rPr>
             <w:lang w:val="id_ID" w:bidi="id_ID"/>
@@ -5873,7 +8971,7 @@
           <w:lang w:val="id_ID" w:bidi="id_ID"/>
         </w:rPr>
       </w:r>
-      <w:hyperlink r:id="rId48">
+      <w:hyperlink r:id="rId55">
         <w:r>
           <w:rPr>
             <w:lang w:val="id_ID" w:bidi="id_ID"/>
@@ -5897,7 +8995,7 @@
           <w:lang w:val="id_ID" w:bidi="id_ID"/>
         </w:rPr>
       </w:r>
-      <w:hyperlink r:id="rId18">
+      <w:hyperlink r:id="rId19">
         <w:r>
           <w:rPr>
             <w:lang w:val="id_ID" w:bidi="id_ID"/>
@@ -5921,7 +9019,7 @@
           <w:lang w:val="id_ID" w:bidi="id_ID"/>
         </w:rPr>
       </w:r>
-      <w:hyperlink r:id="rId74">
+      <w:hyperlink r:id="rId107">
         <w:r>
           <w:rPr>
             <w:lang w:val="id_ID" w:bidi="id_ID"/>
@@ -6174,7 +9272,7 @@
           <w:lang w:val="id_ID" w:bidi="id_ID"/>
         </w:rPr>
       </w:r>
-      <w:hyperlink r:id="rId52">
+      <w:hyperlink r:id="rId85">
         <w:r>
           <w:rPr>
             <w:lang w:val="id_ID" w:bidi="id_ID"/>
@@ -6198,7 +9296,7 @@
           <w:lang w:val="id_ID" w:bidi="id_ID"/>
         </w:rPr>
       </w:r>
-      <w:hyperlink r:id="rId75">
+      <w:hyperlink r:id="rId108">
         <w:r>
           <w:rPr>
             <w:lang w:val="id_ID" w:bidi="id_ID"/>
@@ -6222,7 +9320,7 @@
           <w:lang w:val="id_ID" w:bidi="id_ID"/>
         </w:rPr>
       </w:r>
-      <w:hyperlink r:id="rId76">
+      <w:hyperlink r:id="rId109">
         <w:r>
           <w:rPr>
             <w:lang w:val="id_ID" w:bidi="id_ID"/>
@@ -6246,7 +9344,7 @@
           <w:lang w:val="id_ID" w:bidi="id_ID"/>
         </w:rPr>
       </w:r>
-      <w:hyperlink r:id="rId77">
+      <w:hyperlink r:id="rId110">
         <w:r>
           <w:rPr>
             <w:lang w:val="id_ID" w:bidi="id_ID"/>
@@ -6270,7 +9368,7 @@
           <w:lang w:val="id_ID" w:bidi="id_ID"/>
         </w:rPr>
       </w:r>
-      <w:hyperlink r:id="rId78">
+      <w:hyperlink r:id="rId111">
         <w:r>
           <w:rPr>
             <w:lang w:val="id_ID" w:bidi="id_ID"/>
@@ -6684,7 +9782,7 @@
           <w:lang w:val="id_ID" w:bidi="id_ID"/>
         </w:rPr>
       </w:r>
-      <w:hyperlink r:id="rId79">
+      <w:hyperlink r:id="rId112">
         <w:r>
           <w:rPr>
             <w:lang w:val="id_ID" w:bidi="id_ID"/>
@@ -6708,7 +9806,7 @@
           <w:lang w:val="id_ID" w:bidi="id_ID"/>
         </w:rPr>
       </w:r>
-      <w:hyperlink r:id="rId79">
+      <w:hyperlink r:id="rId112">
         <w:r>
           <w:rPr>
             <w:lang w:val="id_ID" w:bidi="id_ID"/>
@@ -6732,7 +9830,7 @@
           <w:lang w:val="id_ID" w:bidi="id_ID"/>
         </w:rPr>
       </w:r>
-      <w:hyperlink r:id="rId80">
+      <w:hyperlink r:id="rId113">
         <w:r>
           <w:rPr>
             <w:lang w:val="id_ID" w:bidi="id_ID"/>
@@ -6756,7 +9854,7 @@
           <w:lang w:val="id_ID" w:bidi="id_ID"/>
         </w:rPr>
       </w:r>
-      <w:hyperlink r:id="rId34">
+      <w:hyperlink r:id="rId41">
         <w:r>
           <w:rPr>
             <w:lang w:val="id_ID" w:bidi="id_ID"/>
@@ -6780,7 +9878,7 @@
           <w:lang w:val="id_ID" w:bidi="id_ID"/>
         </w:rPr>
       </w:r>
-      <w:hyperlink r:id="rId81">
+      <w:hyperlink r:id="rId114">
         <w:r>
           <w:rPr>
             <w:lang w:val="id_ID" w:bidi="id_ID"/>
@@ -6804,7 +9902,7 @@
           <w:lang w:val="id_ID" w:bidi="id_ID"/>
         </w:rPr>
       </w:r>
-      <w:hyperlink r:id="rId82">
+      <w:hyperlink r:id="rId115">
         <w:r>
           <w:rPr>
             <w:lang w:val="id_ID" w:bidi="id_ID"/>
@@ -7043,7 +10141,7 @@
         </w:rPr>
         <w:t>*</w:t>
       </w:r>
-      <w:hyperlink r:id="rId79">
+      <w:hyperlink r:id="rId112">
         <w:r>
           <w:rPr>
             <w:lang w:val="id_ID" w:bidi="id_ID"/>
@@ -7067,7 +10165,7 @@
           <w:lang w:val="id_ID" w:bidi="id_ID"/>
         </w:rPr>
       </w:r>
-      <w:hyperlink r:id="rId80">
+      <w:hyperlink r:id="rId113">
         <w:r>
           <w:rPr>
             <w:lang w:val="id_ID" w:bidi="id_ID"/>
@@ -7091,7 +10189,7 @@
           <w:lang w:val="id_ID" w:bidi="id_ID"/>
         </w:rPr>
       </w:r>
-      <w:hyperlink r:id="rId83">
+      <w:hyperlink r:id="rId116">
         <w:r>
           <w:rPr>
             <w:lang w:val="id_ID" w:bidi="id_ID"/>
@@ -7115,7 +10213,7 @@
           <w:lang w:val="id_ID" w:bidi="id_ID"/>
         </w:rPr>
       </w:r>
-      <w:hyperlink r:id="rId13">
+      <w:hyperlink r:id="rId14">
         <w:r>
           <w:rPr>
             <w:lang w:val="id_ID" w:bidi="id_ID"/>
@@ -7434,6 +10532,794 @@
         <w:rPr>
           <w:lang w:val="id_ID" w:bidi="id_ID"/>
         </w:rPr>
+        <w:t>Hebron</w:t>
+      </w:r>
+      <w:r>
+        <w:rPr>
+          <w:lang w:val="id_ID" w:bidi="id_ID"/>
+        </w:rPr>
+      </w:r>
+    </w:p>
+    <w:p>
+      <w:pPr>
+        <w:pStyle w:val="Heading3"/>
+      </w:pPr>
+      <w:r>
+        <w:rPr>
+          <w:lang w:val="id_ID" w:bidi="id_ID"/>
+        </w:rPr>
+        <w:t>Fakta:</w:t>
+      </w:r>
+    </w:p>
+    <w:p>
+      <w:pPr/>
+      <w:r>
+        <w:rPr>
+          <w:lang w:val="id_ID" w:bidi="id_ID"/>
+        </w:rPr>
+      </w:r>
+      <w:r>
+        <w:rPr>
+          <w:lang w:val="id_ID" w:bidi="id_ID"/>
+        </w:rPr>
+        <w:t>Hebron adalah sebuah kota yang terletak di perbukitan tinggi dan berbatu sekitar 20 mil di sebelah selatan Yerusalem.</w:t>
+      </w:r>
+    </w:p>
+    <w:p>
+      <w:pPr>
+        <w:pStyle w:val="ListBullet"/>
+        <w:spacing w:line="240" w:lineRule="auto"/>
+        <w:ind w:left="720"/>
+      </w:pPr>
+      <w:r>
+        <w:rPr>
+          <w:lang w:val="id_ID" w:bidi="id_ID"/>
+        </w:rPr>
+      </w:r>
+      <w:r>
+        <w:rPr>
+          <w:lang w:val="id_ID" w:bidi="id_ID"/>
+        </w:rPr>
+        <w:t>Kota ini didirikan sekitar tahun 2000 SM pada zaman Abram. Kota ini sering disebutkan dalam catatan sejarah yang terdapat dalam Perjanjian Lama.</w:t>
+      </w:r>
+    </w:p>
+    <w:p>
+      <w:pPr>
+        <w:pStyle w:val="ListBullet"/>
+        <w:spacing w:line="240" w:lineRule="auto"/>
+        <w:ind w:left="720"/>
+      </w:pPr>
+      <w:r>
+        <w:rPr>
+          <w:lang w:val="id_ID" w:bidi="id_ID"/>
+        </w:rPr>
+      </w:r>
+      <w:r>
+        <w:rPr>
+          <w:lang w:val="id_ID" w:bidi="id_ID"/>
+        </w:rPr>
+        <w:t>Hebron memiliki peran yang sangat penting dalam kehidupan Raja Daud. Beberapa putranya, termasuk Absalom, lahir di tempat ini.</w:t>
+      </w:r>
+    </w:p>
+    <w:p>
+      <w:pPr>
+        <w:pStyle w:val="ListBullet"/>
+        <w:spacing w:line="240" w:lineRule="auto"/>
+        <w:ind w:left="720"/>
+      </w:pPr>
+      <w:r>
+        <w:rPr>
+          <w:lang w:val="id_ID" w:bidi="id_ID"/>
+        </w:rPr>
+      </w:r>
+      <w:r>
+        <w:rPr>
+          <w:lang w:val="id_ID" w:bidi="id_ID"/>
+        </w:rPr>
+        <w:t>Kota tersebut dihancurkan oleh Roma sekitar tahun 70 M.</w:t>
+      </w:r>
+    </w:p>
+    <w:p>
+      <w:pPr>
+        <w:pStyle w:val="ListBullet"/>
+        <w:spacing w:line="240" w:lineRule="auto"/>
+        <w:ind w:left="720"/>
+      </w:pPr>
+      <w:r>
+        <w:rPr>
+          <w:lang w:val="id_ID" w:bidi="id_ID"/>
+        </w:rPr>
+      </w:r>
+      <w:r>
+        <w:rPr>
+          <w:lang w:val="id_ID" w:bidi="id_ID"/>
+        </w:rPr>
+        <w:t>Kota Hebron sebelumnya dikenal sebagai Kiryat-Arba (lihat Yosua 14:15 dan Yosua 15:54).</w:t>
+      </w:r>
+    </w:p>
+    <w:p>
+      <w:pPr>
+        <w:pStyle w:val="ListBullet"/>
+        <w:spacing w:line="240" w:lineRule="auto"/>
+        <w:ind w:left="720"/>
+      </w:pPr>
+      <w:r>
+        <w:rPr>
+          <w:lang w:val="id_ID" w:bidi="id_ID"/>
+        </w:rPr>
+      </w:r>
+      <w:r>
+        <w:rPr>
+          <w:lang w:val="id_ID" w:bidi="id_ID"/>
+        </w:rPr>
+        <w:t>Kota Hebron, yang sebelumnya dikenal sebagai Kiryat-Arba, mungkin didirikan oleh Arba, ayah dari Enak, dan kemungkinan awalnya dinamai Kiryat-Arba untuk menghormati Arba. Yosua 14:15 mencatat bahwa Arba "ialah orang yang paling besar di antara orang Enak."</w:t>
+      </w:r>
+    </w:p>
+    <w:p>
+      <w:pPr>
+        <w:pStyle w:val="ListBullet"/>
+        <w:spacing w:line="240" w:lineRule="auto"/>
+        <w:ind w:left="720"/>
+      </w:pPr>
+      <w:r>
+        <w:rPr>
+          <w:lang w:val="id_ID" w:bidi="id_ID"/>
+        </w:rPr>
+      </w:r>
+      <w:r>
+        <w:rPr>
+          <w:lang w:val="id_ID" w:bidi="id_ID"/>
+        </w:rPr>
+        <w:t>Nama "Hebron" adalah terjemahan dalam bahasa Indonesia dari kata Ibrani untuk Hebron.</w:t>
+      </w:r>
+    </w:p>
+    <w:p>
+      <w:pPr/>
+      <w:r>
+        <w:rPr>
+          <w:lang w:val="id_ID" w:bidi="id_ID"/>
+        </w:rPr>
+      </w:r>
+      <w:r>
+        <w:rPr>
+          <w:lang w:val="id_ID" w:bidi="id_ID"/>
+        </w:rPr>
+        <w:t>(Saran Terjemahan: Cara Menerjemahkan Nama)</w:t>
+      </w:r>
+    </w:p>
+    <w:p>
+      <w:pPr/>
+      <w:r>
+        <w:rPr>
+          <w:lang w:val="id_ID" w:bidi="id_ID"/>
+        </w:rPr>
+      </w:r>
+      <w:r>
+        <w:rPr>
+          <w:lang w:val="id_ID" w:bidi="id_ID"/>
+        </w:rPr>
+        <w:t xml:space="preserve">(Lihat juga: </w:t>
+      </w:r>
+      <w:r>
+        <w:rPr>
+          <w:lang w:val="id_ID" w:bidi="id_ID"/>
+        </w:rPr>
+        <w:t>Enak</w:t>
+      </w:r>
+      <w:r>
+        <w:rPr>
+          <w:lang w:val="id_ID" w:bidi="id_ID"/>
+        </w:rPr>
+        <w:t xml:space="preserve">, </w:t>
+      </w:r>
+      <w:r>
+        <w:rPr>
+          <w:lang w:val="id_ID" w:bidi="id_ID"/>
+        </w:rPr>
+        <w:t>Absalom</w:t>
+      </w:r>
+      <w:r>
+        <w:rPr>
+          <w:lang w:val="id_ID" w:bidi="id_ID"/>
+        </w:rPr>
+        <w:t>)</w:t>
+      </w:r>
+    </w:p>
+    <w:p>
+      <w:pPr>
+        <w:pStyle w:val="Heading3"/>
+      </w:pPr>
+      <w:r>
+        <w:rPr>
+          <w:lang w:val="id_ID" w:bidi="id_ID"/>
+        </w:rPr>
+        <w:t>Referensi Alkitab:</w:t>
+      </w:r>
+    </w:p>
+    <w:p>
+      <w:pPr>
+        <w:pStyle w:val="ListBullet"/>
+        <w:spacing w:line="240" w:lineRule="auto"/>
+        <w:ind w:left="720"/>
+      </w:pPr>
+      <w:r>
+        <w:rPr>
+          <w:lang w:val="id_ID" w:bidi="id_ID"/>
+        </w:rPr>
+      </w:r>
+      <w:hyperlink r:id="rId117">
+        <w:r>
+          <w:rPr>
+            <w:lang w:val="id_ID" w:bidi="id_ID"/>
+          </w:rPr>
+          <w:rPr>
+            <w:color w:val="0000EE"/>
+            <w:u w:val="single"/>
+          </w:rPr>
+          <w:t>2 Samuel 2:10–11</w:t>
+        </w:r>
+      </w:hyperlink>
+    </w:p>
+    <w:p>
+      <w:pPr>
+        <w:pStyle w:val="ListBullet"/>
+        <w:spacing w:line="240" w:lineRule="auto"/>
+        <w:ind w:left="720"/>
+      </w:pPr>
+      <w:r>
+        <w:rPr>
+          <w:lang w:val="id_ID" w:bidi="id_ID"/>
+        </w:rPr>
+      </w:r>
+      <w:hyperlink r:id="rId118">
+        <w:r>
+          <w:rPr>
+            <w:lang w:val="id_ID" w:bidi="id_ID"/>
+          </w:rPr>
+          <w:rPr>
+            <w:color w:val="0000EE"/>
+            <w:u w:val="single"/>
+          </w:rPr>
+          <w:t>Kejadian 13:18</w:t>
+        </w:r>
+      </w:hyperlink>
+    </w:p>
+    <w:p>
+      <w:pPr>
+        <w:pStyle w:val="ListBullet"/>
+        <w:spacing w:line="240" w:lineRule="auto"/>
+        <w:ind w:left="720"/>
+      </w:pPr>
+      <w:r>
+        <w:rPr>
+          <w:lang w:val="id_ID" w:bidi="id_ID"/>
+        </w:rPr>
+      </w:r>
+      <w:hyperlink r:id="rId119">
+        <w:r>
+          <w:rPr>
+            <w:lang w:val="id_ID" w:bidi="id_ID"/>
+          </w:rPr>
+          <w:rPr>
+            <w:color w:val="0000EE"/>
+            <w:u w:val="single"/>
+          </w:rPr>
+          <w:t>Kejadian 23:1–2</w:t>
+        </w:r>
+      </w:hyperlink>
+    </w:p>
+    <w:p>
+      <w:pPr>
+        <w:pStyle w:val="ListBullet"/>
+        <w:spacing w:line="240" w:lineRule="auto"/>
+        <w:ind w:left="720"/>
+      </w:pPr>
+      <w:r>
+        <w:rPr>
+          <w:lang w:val="id_ID" w:bidi="id_ID"/>
+        </w:rPr>
+      </w:r>
+      <w:hyperlink r:id="rId120">
+        <w:r>
+          <w:rPr>
+            <w:lang w:val="id_ID" w:bidi="id_ID"/>
+          </w:rPr>
+          <w:rPr>
+            <w:color w:val="0000EE"/>
+            <w:u w:val="single"/>
+          </w:rPr>
+          <w:t>Kejadian 35:27</w:t>
+        </w:r>
+      </w:hyperlink>
+    </w:p>
+    <w:p>
+      <w:pPr>
+        <w:pStyle w:val="ListBullet"/>
+        <w:spacing w:line="240" w:lineRule="auto"/>
+        <w:ind w:left="720"/>
+      </w:pPr>
+      <w:r>
+        <w:rPr>
+          <w:lang w:val="id_ID" w:bidi="id_ID"/>
+        </w:rPr>
+      </w:r>
+      <w:hyperlink r:id="rId121">
+        <w:r>
+          <w:rPr>
+            <w:lang w:val="id_ID" w:bidi="id_ID"/>
+          </w:rPr>
+          <w:rPr>
+            <w:color w:val="0000EE"/>
+            <w:u w:val="single"/>
+          </w:rPr>
+          <w:t>Kejadian 37:12–14</w:t>
+        </w:r>
+      </w:hyperlink>
+    </w:p>
+    <w:p>
+      <w:pPr>
+        <w:pStyle w:val="ListBullet"/>
+        <w:spacing w:line="240" w:lineRule="auto"/>
+        <w:ind w:left="720"/>
+      </w:pPr>
+      <w:r>
+        <w:rPr>
+          <w:lang w:val="id_ID" w:bidi="id_ID"/>
+        </w:rPr>
+      </w:r>
+      <w:hyperlink r:id="rId122">
+        <w:r>
+          <w:rPr>
+            <w:lang w:val="id_ID" w:bidi="id_ID"/>
+          </w:rPr>
+          <w:rPr>
+            <w:color w:val="0000EE"/>
+            <w:u w:val="single"/>
+          </w:rPr>
+          <w:t>Hakim-Hakim 1:10</w:t>
+        </w:r>
+      </w:hyperlink>
+    </w:p>
+    <w:p>
+      <w:pPr>
+        <w:pStyle w:val="ListBullet"/>
+        <w:spacing w:line="240" w:lineRule="auto"/>
+        <w:ind w:left="720"/>
+      </w:pPr>
+      <w:r>
+        <w:rPr>
+          <w:lang w:val="id_ID" w:bidi="id_ID"/>
+        </w:rPr>
+      </w:r>
+      <w:hyperlink r:id="rId123">
+        <w:r>
+          <w:rPr>
+            <w:lang w:val="id_ID" w:bidi="id_ID"/>
+          </w:rPr>
+          <w:rPr>
+            <w:color w:val="0000EE"/>
+            <w:u w:val="single"/>
+          </w:rPr>
+          <w:t>Bilangan 13:22</w:t>
+        </w:r>
+      </w:hyperlink>
+    </w:p>
+    <w:p>
+      <w:pPr>
+        <w:pStyle w:val="Heading3"/>
+      </w:pPr>
+      <w:r>
+        <w:rPr>
+          <w:lang w:val="id_ID" w:bidi="id_ID"/>
+        </w:rPr>
+        <w:t>Data Kata:</w:t>
+      </w:r>
+    </w:p>
+    <w:p>
+      <w:pPr>
+        <w:pStyle w:val="ListBullet"/>
+        <w:spacing w:line="240" w:lineRule="auto"/>
+        <w:ind w:left="720"/>
+      </w:pPr>
+      <w:r>
+        <w:rPr>
+          <w:lang w:val="id_ID" w:bidi="id_ID"/>
+        </w:rPr>
+      </w:r>
+      <w:r>
+        <w:rPr>
+          <w:lang w:val="id_ID" w:bidi="id_ID"/>
+        </w:rPr>
+        <w:t>Strong: H2275, H2276</w:t>
+      </w:r>
+      <w:r>
+        <w:rPr>
+          <w:lang w:val="id_ID" w:bidi="id_ID"/>
+        </w:rPr>
+      </w:r>
+      <w:r>
+        <w:rPr>
+          <w:lang w:val="id_ID" w:bidi="id_ID"/>
+        </w:rPr>
+      </w:r>
+    </w:p>
+    <w:p>
+      <w:pPr/>
+      <w:r>
+        <w:rPr>
+          <w:lang w:val="id_ID" w:bidi="id_ID"/>
+        </w:rPr>
+      </w:r>
+    </w:p>
+    <w:p>
+      <w:pPr>
+        <w:pStyle w:val="Heading2"/>
+      </w:pPr>
+      <w:r>
+        <w:rPr>
+          <w:lang w:val="id_ID" w:bidi="id_ID"/>
+        </w:rPr>
+        <w:t>Hemor</w:t>
+      </w:r>
+      <w:r>
+        <w:rPr>
+          <w:lang w:val="id_ID" w:bidi="id_ID"/>
+        </w:rPr>
+      </w:r>
+    </w:p>
+    <w:p>
+      <w:pPr>
+        <w:pStyle w:val="Heading3"/>
+      </w:pPr>
+      <w:r>
+        <w:rPr>
+          <w:lang w:val="id_ID" w:bidi="id_ID"/>
+        </w:rPr>
+        <w:t>Fakta:</w:t>
+      </w:r>
+    </w:p>
+    <w:p>
+      <w:pPr/>
+      <w:r>
+        <w:rPr>
+          <w:lang w:val="id_ID" w:bidi="id_ID"/>
+        </w:rPr>
+      </w:r>
+      <w:r>
+        <w:rPr>
+          <w:lang w:val="id_ID" w:bidi="id_ID"/>
+        </w:rPr>
+        <w:t>Hemor adalah seorang pria Kanaan yang tinggal di kota Sikhem ketika Yakub dan keluarganya tinggal di dekat Sukot. Dia adalah seorang dari bangsa atau keturunan Hewi.</w:t>
+      </w:r>
+    </w:p>
+    <w:p>
+      <w:pPr>
+        <w:pStyle w:val="ListBullet"/>
+        <w:spacing w:line="240" w:lineRule="auto"/>
+        <w:ind w:left="720"/>
+      </w:pPr>
+      <w:r>
+        <w:rPr>
+          <w:lang w:val="id_ID" w:bidi="id_ID"/>
+        </w:rPr>
+      </w:r>
+      <w:r>
+        <w:rPr>
+          <w:lang w:val="id_ID" w:bidi="id_ID"/>
+        </w:rPr>
+        <w:t>Yakub membeli tanah pemakaman keluarga dari keturunan Hemor.</w:t>
+      </w:r>
+    </w:p>
+    <w:p>
+      <w:pPr>
+        <w:pStyle w:val="ListBullet"/>
+        <w:spacing w:line="240" w:lineRule="auto"/>
+        <w:ind w:left="720"/>
+      </w:pPr>
+      <w:r>
+        <w:rPr>
+          <w:lang w:val="id_ID" w:bidi="id_ID"/>
+        </w:rPr>
+      </w:r>
+      <w:r>
+        <w:rPr>
+          <w:lang w:val="id_ID" w:bidi="id_ID"/>
+        </w:rPr>
+        <w:t>Saat mereka di sana, Sikhem, putra Hemor, memperkosa Dina, putri Yakub.</w:t>
+      </w:r>
+    </w:p>
+    <w:p>
+      <w:pPr>
+        <w:pStyle w:val="ListBullet"/>
+        <w:spacing w:line="240" w:lineRule="auto"/>
+        <w:ind w:left="720"/>
+      </w:pPr>
+      <w:r>
+        <w:rPr>
+          <w:lang w:val="id_ID" w:bidi="id_ID"/>
+        </w:rPr>
+      </w:r>
+      <w:r>
+        <w:rPr>
+          <w:lang w:val="id_ID" w:bidi="id_ID"/>
+        </w:rPr>
+        <w:t>Saudara-saudara Dina membalas dendam terhadap keluarga Hemor dan membunuh semua pria di kota Sikhem.</w:t>
+      </w:r>
+    </w:p>
+    <w:p>
+      <w:pPr/>
+      <w:r>
+        <w:rPr>
+          <w:lang w:val="id_ID" w:bidi="id_ID"/>
+        </w:rPr>
+      </w:r>
+      <w:r>
+        <w:rPr>
+          <w:lang w:val="id_ID" w:bidi="id_ID"/>
+        </w:rPr>
+        <w:t>(Saran Terjemahan: Cara Menerjemahkan Nama)</w:t>
+      </w:r>
+    </w:p>
+    <w:p>
+      <w:pPr/>
+      <w:r>
+        <w:rPr>
+          <w:lang w:val="id_ID" w:bidi="id_ID"/>
+        </w:rPr>
+      </w:r>
+      <w:r>
+        <w:rPr>
+          <w:lang w:val="id_ID" w:bidi="id_ID"/>
+        </w:rPr>
+        <w:t xml:space="preserve">(Lihat juga: </w:t>
+      </w:r>
+      <w:r>
+        <w:rPr>
+          <w:lang w:val="id_ID" w:bidi="id_ID"/>
+        </w:rPr>
+        <w:t>Kanaan</w:t>
+      </w:r>
+      <w:r>
+        <w:rPr>
+          <w:lang w:val="id_ID" w:bidi="id_ID"/>
+        </w:rPr>
+        <w:t xml:space="preserve">, </w:t>
+      </w:r>
+      <w:r>
+        <w:rPr>
+          <w:lang w:val="id_ID" w:bidi="id_ID"/>
+        </w:rPr>
+        <w:t>Hewi</w:t>
+      </w:r>
+      <w:r>
+        <w:rPr>
+          <w:lang w:val="id_ID" w:bidi="id_ID"/>
+        </w:rPr>
+        <w:t xml:space="preserve">, </w:t>
+      </w:r>
+      <w:r>
+        <w:rPr>
+          <w:lang w:val="id_ID" w:bidi="id_ID"/>
+        </w:rPr>
+        <w:t>Yakub</w:t>
+      </w:r>
+      <w:r>
+        <w:rPr>
+          <w:lang w:val="id_ID" w:bidi="id_ID"/>
+        </w:rPr>
+        <w:t xml:space="preserve">, </w:t>
+      </w:r>
+      <w:r>
+        <w:rPr>
+          <w:lang w:val="id_ID" w:bidi="id_ID"/>
+        </w:rPr>
+        <w:t>Sikhem</w:t>
+      </w:r>
+      <w:r>
+        <w:rPr>
+          <w:lang w:val="id_ID" w:bidi="id_ID"/>
+        </w:rPr>
+        <w:t xml:space="preserve">, </w:t>
+      </w:r>
+      <w:r>
+        <w:rPr>
+          <w:lang w:val="id_ID" w:bidi="id_ID"/>
+        </w:rPr>
+        <w:t>Sukot</w:t>
+      </w:r>
+      <w:r>
+        <w:rPr>
+          <w:lang w:val="id_ID" w:bidi="id_ID"/>
+        </w:rPr>
+        <w:t>)</w:t>
+      </w:r>
+    </w:p>
+    <w:p>
+      <w:pPr>
+        <w:pStyle w:val="Heading3"/>
+      </w:pPr>
+      <w:r>
+        <w:rPr>
+          <w:lang w:val="id_ID" w:bidi="id_ID"/>
+        </w:rPr>
+        <w:t>Referensi Alkitab:</w:t>
+      </w:r>
+    </w:p>
+    <w:p>
+      <w:pPr>
+        <w:pStyle w:val="ListBullet"/>
+        <w:spacing w:line="240" w:lineRule="auto"/>
+        <w:ind w:left="720"/>
+      </w:pPr>
+      <w:r>
+        <w:rPr>
+          <w:lang w:val="id_ID" w:bidi="id_ID"/>
+        </w:rPr>
+      </w:r>
+      <w:hyperlink r:id="rId124">
+        <w:r>
+          <w:rPr>
+            <w:lang w:val="id_ID" w:bidi="id_ID"/>
+          </w:rPr>
+          <w:rPr>
+            <w:color w:val="0000EE"/>
+            <w:u w:val="single"/>
+          </w:rPr>
+          <w:t>Kisah Para Rasul 7:14–16</w:t>
+        </w:r>
+      </w:hyperlink>
+    </w:p>
+    <w:p>
+      <w:pPr>
+        <w:pStyle w:val="ListBullet"/>
+        <w:spacing w:line="240" w:lineRule="auto"/>
+        <w:ind w:left="720"/>
+      </w:pPr>
+      <w:r>
+        <w:rPr>
+          <w:lang w:val="id_ID" w:bidi="id_ID"/>
+        </w:rPr>
+      </w:r>
+      <w:hyperlink r:id="rId125">
+        <w:r>
+          <w:rPr>
+            <w:lang w:val="id_ID" w:bidi="id_ID"/>
+          </w:rPr>
+          <w:rPr>
+            <w:color w:val="0000EE"/>
+            <w:u w:val="single"/>
+          </w:rPr>
+          <w:t>Kejadian 34:2</w:t>
+        </w:r>
+      </w:hyperlink>
+    </w:p>
+    <w:p>
+      <w:pPr>
+        <w:pStyle w:val="ListBullet"/>
+        <w:spacing w:line="240" w:lineRule="auto"/>
+        <w:ind w:left="720"/>
+      </w:pPr>
+      <w:r>
+        <w:rPr>
+          <w:lang w:val="id_ID" w:bidi="id_ID"/>
+        </w:rPr>
+      </w:r>
+      <w:hyperlink r:id="rId126">
+        <w:r>
+          <w:rPr>
+            <w:lang w:val="id_ID" w:bidi="id_ID"/>
+          </w:rPr>
+          <w:rPr>
+            <w:color w:val="0000EE"/>
+            <w:u w:val="single"/>
+          </w:rPr>
+          <w:t>Kejadian 34:21</w:t>
+        </w:r>
+      </w:hyperlink>
+    </w:p>
+    <w:p>
+      <w:pPr>
+        <w:pStyle w:val="ListBullet"/>
+        <w:spacing w:line="240" w:lineRule="auto"/>
+        <w:ind w:left="720"/>
+      </w:pPr>
+      <w:r>
+        <w:rPr>
+          <w:lang w:val="id_ID" w:bidi="id_ID"/>
+        </w:rPr>
+      </w:r>
+      <w:hyperlink r:id="rId127">
+        <w:r>
+          <w:rPr>
+            <w:lang w:val="id_ID" w:bidi="id_ID"/>
+          </w:rPr>
+          <w:rPr>
+            <w:color w:val="0000EE"/>
+            <w:u w:val="single"/>
+          </w:rPr>
+          <w:t>Yosua 24:32–33</w:t>
+        </w:r>
+      </w:hyperlink>
+    </w:p>
+    <w:p>
+      <w:pPr>
+        <w:pStyle w:val="ListBullet"/>
+        <w:spacing w:line="240" w:lineRule="auto"/>
+        <w:ind w:left="720"/>
+      </w:pPr>
+      <w:r>
+        <w:rPr>
+          <w:lang w:val="id_ID" w:bidi="id_ID"/>
+        </w:rPr>
+      </w:r>
+      <w:hyperlink r:id="rId128">
+        <w:r>
+          <w:rPr>
+            <w:lang w:val="id_ID" w:bidi="id_ID"/>
+          </w:rPr>
+          <w:rPr>
+            <w:color w:val="0000EE"/>
+            <w:u w:val="single"/>
+          </w:rPr>
+          <w:t>Hakim-Hakim 9:28</w:t>
+        </w:r>
+      </w:hyperlink>
+    </w:p>
+    <w:p>
+      <w:pPr>
+        <w:pStyle w:val="Heading3"/>
+      </w:pPr>
+      <w:r>
+        <w:rPr>
+          <w:lang w:val="id_ID" w:bidi="id_ID"/>
+        </w:rPr>
+        <w:t>Data Kata:</w:t>
+      </w:r>
+    </w:p>
+    <w:p>
+      <w:pPr>
+        <w:pStyle w:val="ListBullet"/>
+        <w:spacing w:line="240" w:lineRule="auto"/>
+        <w:ind w:left="720"/>
+      </w:pPr>
+      <w:r>
+        <w:rPr>
+          <w:lang w:val="id_ID" w:bidi="id_ID"/>
+        </w:rPr>
+      </w:r>
+      <w:r>
+        <w:rPr>
+          <w:lang w:val="id_ID" w:bidi="id_ID"/>
+        </w:rPr>
+        <w:t>Strong: H2544</w:t>
+      </w:r>
+      <w:r>
+        <w:rPr>
+          <w:lang w:val="id_ID" w:bidi="id_ID"/>
+        </w:rPr>
+      </w:r>
+      <w:r>
+        <w:rPr>
+          <w:lang w:val="id_ID" w:bidi="id_ID"/>
+        </w:rPr>
+      </w:r>
+    </w:p>
+    <w:p>
+      <w:pPr/>
+      <w:r>
+        <w:rPr>
+          <w:lang w:val="id_ID" w:bidi="id_ID"/>
+        </w:rPr>
+      </w:r>
+    </w:p>
+    <w:p>
+      <w:pPr>
+        <w:pStyle w:val="Heading2"/>
+      </w:pPr>
+      <w:r>
+        <w:rPr>
+          <w:lang w:val="id_ID" w:bidi="id_ID"/>
+        </w:rPr>
         <w:t>Henokh</w:t>
       </w:r>
       <w:r>
@@ -7597,7 +11483,7 @@
         </w:rPr>
         <w:t>*</w:t>
       </w:r>
-      <w:hyperlink r:id="rId52">
+      <w:hyperlink r:id="rId85">
         <w:r>
           <w:rPr>
             <w:lang w:val="id_ID" w:bidi="id_ID"/>
@@ -7621,7 +11507,7 @@
           <w:lang w:val="id_ID" w:bidi="id_ID"/>
         </w:rPr>
       </w:r>
-      <w:hyperlink r:id="rId84">
+      <w:hyperlink r:id="rId129">
         <w:r>
           <w:rPr>
             <w:lang w:val="id_ID" w:bidi="id_ID"/>
@@ -7645,7 +11531,7 @@
           <w:lang w:val="id_ID" w:bidi="id_ID"/>
         </w:rPr>
       </w:r>
-      <w:hyperlink r:id="rId85">
+      <w:hyperlink r:id="rId130">
         <w:r>
           <w:rPr>
             <w:lang w:val="id_ID" w:bidi="id_ID"/>
@@ -7669,7 +11555,7 @@
           <w:lang w:val="id_ID" w:bidi="id_ID"/>
         </w:rPr>
       </w:r>
-      <w:hyperlink r:id="rId86">
+      <w:hyperlink r:id="rId131">
         <w:r>
           <w:rPr>
             <w:lang w:val="id_ID" w:bidi="id_ID"/>
@@ -7693,7 +11579,7 @@
           <w:lang w:val="id_ID" w:bidi="id_ID"/>
         </w:rPr>
       </w:r>
-      <w:hyperlink r:id="rId87">
+      <w:hyperlink r:id="rId132">
         <w:r>
           <w:rPr>
             <w:lang w:val="id_ID" w:bidi="id_ID"/>
@@ -7761,6 +11647,2740 @@
         <w:rPr>
           <w:lang w:val="id_ID" w:bidi="id_ID"/>
         </w:rPr>
+        <w:t>Herodes Agung</w:t>
+      </w:r>
+      <w:r>
+        <w:rPr>
+          <w:lang w:val="id_ID" w:bidi="id_ID"/>
+        </w:rPr>
+      </w:r>
+    </w:p>
+    <w:p>
+      <w:pPr>
+        <w:pStyle w:val="Heading3"/>
+      </w:pPr>
+      <w:r>
+        <w:rPr>
+          <w:lang w:val="id_ID" w:bidi="id_ID"/>
+        </w:rPr>
+        <w:t>Fakta:</w:t>
+      </w:r>
+    </w:p>
+    <w:p>
+      <w:pPr/>
+      <w:r>
+        <w:rPr>
+          <w:lang w:val="id_ID" w:bidi="id_ID"/>
+        </w:rPr>
+      </w:r>
+      <w:r>
+        <w:rPr>
+          <w:lang w:val="id_ID" w:bidi="id_ID"/>
+        </w:rPr>
+        <w:t>Herodes Agung memerintah Yudea pada saat kelahiran Yesus. Dia adalah yang pertama dari beberapa penguasa berbangsa Edom bernama Herodes yang memerintah bagian dari Kekaisaran Romawi.</w:t>
+      </w:r>
+    </w:p>
+    <w:p>
+      <w:pPr>
+        <w:pStyle w:val="ListBullet"/>
+        <w:spacing w:line="240" w:lineRule="auto"/>
+        <w:ind w:left="720"/>
+      </w:pPr>
+      <w:r>
+        <w:rPr>
+          <w:lang w:val="id_ID" w:bidi="id_ID"/>
+        </w:rPr>
+      </w:r>
+      <w:r>
+        <w:rPr>
+          <w:lang w:val="id_ID" w:bidi="id_ID"/>
+        </w:rPr>
+        <w:t>Nenek moyangnya berpindah ke Yudaisme, dan dia dibesarkan sebagai seorang Yahudi.</w:t>
+      </w:r>
+    </w:p>
+    <w:p>
+      <w:pPr>
+        <w:pStyle w:val="ListBullet"/>
+        <w:spacing w:line="240" w:lineRule="auto"/>
+        <w:ind w:left="720"/>
+      </w:pPr>
+      <w:r>
+        <w:rPr>
+          <w:lang w:val="id_ID" w:bidi="id_ID"/>
+        </w:rPr>
+      </w:r>
+      <w:r>
+        <w:rPr>
+          <w:lang w:val="id_ID" w:bidi="id_ID"/>
+        </w:rPr>
+        <w:t>Kaisar Agustus menamainya “Raja Herodes” meskipun ia bukanlah seorang raja yang sebenarnya. Dia memerintah atas orang-orang Yahudi di Yudea selama 33 tahun.</w:t>
+      </w:r>
+    </w:p>
+    <w:p>
+      <w:pPr>
+        <w:pStyle w:val="ListBullet"/>
+        <w:spacing w:line="240" w:lineRule="auto"/>
+        <w:ind w:left="720"/>
+      </w:pPr>
+      <w:r>
+        <w:rPr>
+          <w:lang w:val="id_ID" w:bidi="id_ID"/>
+        </w:rPr>
+      </w:r>
+      <w:r>
+        <w:rPr>
+          <w:lang w:val="id_ID" w:bidi="id_ID"/>
+        </w:rPr>
+        <w:t>Herodes Agung dikenal karena bangunan-bangunan indah yang ia perintahkan untuk dibangun serta untuk pembangunan kembali bait Yahudi di Yerusalem.</w:t>
+      </w:r>
+    </w:p>
+    <w:p>
+      <w:pPr>
+        <w:pStyle w:val="ListBullet"/>
+        <w:spacing w:line="240" w:lineRule="auto"/>
+        <w:ind w:left="720"/>
+      </w:pPr>
+      <w:r>
+        <w:rPr>
+          <w:lang w:val="id_ID" w:bidi="id_ID"/>
+        </w:rPr>
+      </w:r>
+      <w:r>
+        <w:rPr>
+          <w:lang w:val="id_ID" w:bidi="id_ID"/>
+        </w:rPr>
+        <w:t>Herodes ini sangat kejam dan membunuh banyak orang. Ketika mendengar bahwa seorang "raja orang Yahudi" telah lahir di Betlehem, dia memerintahkan pembunuhan semua bayi laki-laki di kota tersebut.</w:t>
+      </w:r>
+    </w:p>
+    <w:p>
+      <w:pPr>
+        <w:pStyle w:val="ListBullet"/>
+        <w:spacing w:line="240" w:lineRule="auto"/>
+        <w:ind w:left="720"/>
+      </w:pPr>
+      <w:r>
+        <w:rPr>
+          <w:lang w:val="id_ID" w:bidi="id_ID"/>
+        </w:rPr>
+      </w:r>
+      <w:r>
+        <w:rPr>
+          <w:lang w:val="id_ID" w:bidi="id_ID"/>
+        </w:rPr>
+        <w:t>Putra-putra Herodes, yaitu Herodes Antipas dan Herodes Filipus, serta cucunya Herodes Agripa, juga menjadi penguasa di bawah kekuasaan Roma. Cicitnya, Herodes Agripa II (dikenal sebagai "Raja Agripa"), memerintah seluruh wilayah Yudea.</w:t>
+      </w:r>
+    </w:p>
+    <w:p>
+      <w:pPr/>
+      <w:r>
+        <w:rPr>
+          <w:lang w:val="id_ID" w:bidi="id_ID"/>
+        </w:rPr>
+      </w:r>
+      <w:r>
+        <w:rPr>
+          <w:lang w:val="id_ID" w:bidi="id_ID"/>
+        </w:rPr>
+        <w:t>(Lihat Cara Menerjemahkan Nama)</w:t>
+      </w:r>
+    </w:p>
+    <w:p>
+      <w:pPr/>
+      <w:r>
+        <w:rPr>
+          <w:lang w:val="id_ID" w:bidi="id_ID"/>
+        </w:rPr>
+      </w:r>
+      <w:r>
+        <w:rPr>
+          <w:lang w:val="id_ID" w:bidi="id_ID"/>
+        </w:rPr>
+        <w:t xml:space="preserve">(Lihat juga: </w:t>
+      </w:r>
+      <w:r>
+        <w:rPr>
+          <w:lang w:val="id_ID" w:bidi="id_ID"/>
+        </w:rPr>
+        <w:t>Herodes Antipas</w:t>
+      </w:r>
+      <w:r>
+        <w:rPr>
+          <w:lang w:val="id_ID" w:bidi="id_ID"/>
+        </w:rPr>
+        <w:t xml:space="preserve">, </w:t>
+      </w:r>
+      <w:r>
+        <w:rPr>
+          <w:lang w:val="id_ID" w:bidi="id_ID"/>
+        </w:rPr>
+        <w:t>Yudea</w:t>
+      </w:r>
+      <w:r>
+        <w:rPr>
+          <w:lang w:val="id_ID" w:bidi="id_ID"/>
+        </w:rPr>
+        <w:t xml:space="preserve">, </w:t>
+      </w:r>
+      <w:r>
+        <w:rPr>
+          <w:lang w:val="id_ID" w:bidi="id_ID"/>
+        </w:rPr>
+        <w:t>raja</w:t>
+      </w:r>
+      <w:r>
+        <w:rPr>
+          <w:lang w:val="id_ID" w:bidi="id_ID"/>
+        </w:rPr>
+        <w:t xml:space="preserve">, </w:t>
+      </w:r>
+      <w:r>
+        <w:rPr>
+          <w:lang w:val="id_ID" w:bidi="id_ID"/>
+        </w:rPr>
+        <w:t>bait suci</w:t>
+      </w:r>
+      <w:r>
+        <w:rPr>
+          <w:lang w:val="id_ID" w:bidi="id_ID"/>
+        </w:rPr>
+        <w:t>)</w:t>
+      </w:r>
+    </w:p>
+    <w:p>
+      <w:pPr>
+        <w:pStyle w:val="Heading3"/>
+      </w:pPr>
+      <w:r>
+        <w:rPr>
+          <w:lang w:val="id_ID" w:bidi="id_ID"/>
+        </w:rPr>
+        <w:t>Referensi Alkitab:</w:t>
+      </w:r>
+    </w:p>
+    <w:p>
+      <w:pPr>
+        <w:pStyle w:val="ListBullet"/>
+        <w:spacing w:line="240" w:lineRule="auto"/>
+        <w:ind w:left="720"/>
+      </w:pPr>
+      <w:r>
+        <w:rPr>
+          <w:lang w:val="id_ID" w:bidi="id_ID"/>
+        </w:rPr>
+      </w:r>
+      <w:hyperlink r:id="rId133">
+        <w:r>
+          <w:rPr>
+            <w:lang w:val="id_ID" w:bidi="id_ID"/>
+          </w:rPr>
+          <w:rPr>
+            <w:color w:val="0000EE"/>
+            <w:u w:val="single"/>
+          </w:rPr>
+          <w:t>Matius 2:3</w:t>
+        </w:r>
+      </w:hyperlink>
+    </w:p>
+    <w:p>
+      <w:pPr>
+        <w:pStyle w:val="ListBullet"/>
+        <w:spacing w:line="240" w:lineRule="auto"/>
+        <w:ind w:left="720"/>
+      </w:pPr>
+      <w:r>
+        <w:rPr>
+          <w:lang w:val="id_ID" w:bidi="id_ID"/>
+        </w:rPr>
+      </w:r>
+      <w:hyperlink r:id="rId134">
+        <w:r>
+          <w:rPr>
+            <w:lang w:val="id_ID" w:bidi="id_ID"/>
+          </w:rPr>
+          <w:rPr>
+            <w:color w:val="0000EE"/>
+            <w:u w:val="single"/>
+          </w:rPr>
+          <w:t>Matius 2:12</w:t>
+        </w:r>
+      </w:hyperlink>
+    </w:p>
+    <w:p>
+      <w:pPr>
+        <w:pStyle w:val="ListBullet"/>
+        <w:spacing w:line="240" w:lineRule="auto"/>
+        <w:ind w:left="720"/>
+      </w:pPr>
+      <w:r>
+        <w:rPr>
+          <w:lang w:val="id_ID" w:bidi="id_ID"/>
+        </w:rPr>
+      </w:r>
+      <w:hyperlink r:id="rId135">
+        <w:r>
+          <w:rPr>
+            <w:lang w:val="id_ID" w:bidi="id_ID"/>
+          </w:rPr>
+          <w:rPr>
+            <w:color w:val="0000EE"/>
+            <w:u w:val="single"/>
+          </w:rPr>
+          <w:t>Matius 2:16</w:t>
+        </w:r>
+      </w:hyperlink>
+    </w:p>
+    <w:p>
+      <w:pPr>
+        <w:pStyle w:val="ListBullet"/>
+        <w:spacing w:line="240" w:lineRule="auto"/>
+        <w:ind w:left="720"/>
+      </w:pPr>
+      <w:r>
+        <w:rPr>
+          <w:lang w:val="id_ID" w:bidi="id_ID"/>
+        </w:rPr>
+      </w:r>
+      <w:hyperlink r:id="rId136">
+        <w:r>
+          <w:rPr>
+            <w:lang w:val="id_ID" w:bidi="id_ID"/>
+          </w:rPr>
+          <w:rPr>
+            <w:color w:val="0000EE"/>
+            <w:u w:val="single"/>
+          </w:rPr>
+          <w:t>Matius 2:20</w:t>
+        </w:r>
+      </w:hyperlink>
+    </w:p>
+    <w:p>
+      <w:pPr>
+        <w:pStyle w:val="ListBullet"/>
+        <w:spacing w:line="240" w:lineRule="auto"/>
+        <w:ind w:left="720"/>
+      </w:pPr>
+      <w:r>
+        <w:rPr>
+          <w:lang w:val="id_ID" w:bidi="id_ID"/>
+        </w:rPr>
+      </w:r>
+      <w:hyperlink r:id="rId137">
+        <w:r>
+          <w:rPr>
+            <w:lang w:val="id_ID" w:bidi="id_ID"/>
+          </w:rPr>
+          <w:rPr>
+            <w:color w:val="0000EE"/>
+            <w:u w:val="single"/>
+          </w:rPr>
+          <w:t>Matius 2:22</w:t>
+        </w:r>
+      </w:hyperlink>
+    </w:p>
+    <w:p>
+      <w:pPr>
+        <w:pStyle w:val="Heading3"/>
+      </w:pPr>
+      <w:r>
+        <w:rPr>
+          <w:lang w:val="id_ID" w:bidi="id_ID"/>
+        </w:rPr>
+        <w:t>Data Kata:</w:t>
+      </w:r>
+    </w:p>
+    <w:p>
+      <w:pPr>
+        <w:pStyle w:val="ListBullet"/>
+        <w:spacing w:line="240" w:lineRule="auto"/>
+        <w:ind w:left="720"/>
+      </w:pPr>
+      <w:r>
+        <w:rPr>
+          <w:lang w:val="id_ID" w:bidi="id_ID"/>
+        </w:rPr>
+      </w:r>
+      <w:r>
+        <w:rPr>
+          <w:lang w:val="id_ID" w:bidi="id_ID"/>
+        </w:rPr>
+        <w:t>Strong: G22640</w:t>
+      </w:r>
+      <w:r>
+        <w:rPr>
+          <w:lang w:val="id_ID" w:bidi="id_ID"/>
+        </w:rPr>
+      </w:r>
+      <w:r>
+        <w:rPr>
+          <w:lang w:val="id_ID" w:bidi="id_ID"/>
+        </w:rPr>
+      </w:r>
+    </w:p>
+    <w:p>
+      <w:pPr/>
+      <w:r>
+        <w:rPr>
+          <w:lang w:val="id_ID" w:bidi="id_ID"/>
+        </w:rPr>
+      </w:r>
+    </w:p>
+    <w:p>
+      <w:pPr>
+        <w:pStyle w:val="Heading2"/>
+      </w:pPr>
+      <w:r>
+        <w:rPr>
+          <w:lang w:val="id_ID" w:bidi="id_ID"/>
+        </w:rPr>
+        <w:t>Herodes Antipas</w:t>
+      </w:r>
+      <w:r>
+        <w:rPr>
+          <w:lang w:val="id_ID" w:bidi="id_ID"/>
+        </w:rPr>
+      </w:r>
+    </w:p>
+    <w:p>
+      <w:pPr>
+        <w:pStyle w:val="Heading3"/>
+      </w:pPr>
+      <w:r>
+        <w:rPr>
+          <w:lang w:val="id_ID" w:bidi="id_ID"/>
+        </w:rPr>
+        <w:t>Fakta:</w:t>
+      </w:r>
+    </w:p>
+    <w:p>
+      <w:pPr/>
+      <w:r>
+        <w:rPr>
+          <w:lang w:val="id_ID" w:bidi="id_ID"/>
+        </w:rPr>
+      </w:r>
+      <w:r>
+        <w:rPr>
+          <w:lang w:val="id_ID" w:bidi="id_ID"/>
+        </w:rPr>
+        <w:t>Selama sebagian besar masa hidup Yesus, Herodes Antipas adalah penguasa wilayah Kekaisaran Roma yang mencakup provinsi Galilea.</w:t>
+      </w:r>
+    </w:p>
+    <w:p>
+      <w:pPr>
+        <w:pStyle w:val="ListBullet"/>
+        <w:spacing w:line="240" w:lineRule="auto"/>
+        <w:ind w:left="720"/>
+      </w:pPr>
+      <w:r>
+        <w:rPr>
+          <w:lang w:val="id_ID" w:bidi="id_ID"/>
+        </w:rPr>
+      </w:r>
+      <w:r>
+        <w:rPr>
+          <w:lang w:val="id_ID" w:bidi="id_ID"/>
+        </w:rPr>
+        <w:t>Seperti ayahnya, Herodes Agung, Antipas kadang-kadang disebut sebagai "Raja Herodes" meskipun sebenarnya dia bukan seorang raja.</w:t>
+      </w:r>
+    </w:p>
+    <w:p>
+      <w:pPr>
+        <w:pStyle w:val="ListBullet"/>
+        <w:spacing w:line="240" w:lineRule="auto"/>
+        <w:ind w:left="720"/>
+      </w:pPr>
+      <w:r>
+        <w:rPr>
+          <w:lang w:val="id_ID" w:bidi="id_ID"/>
+        </w:rPr>
+      </w:r>
+      <w:r>
+        <w:rPr>
+          <w:lang w:val="id_ID" w:bidi="id_ID"/>
+        </w:rPr>
+        <w:t>Herodes Antipas memerintah sekitar seperempat dari provinsi-provinsi Israel, sehingga dia juga disebut "Herodes Tetrarka." "Tetrarka" adalah gelar untuk seseorang yang memerintah di seperempat dari suatu wilayah.</w:t>
+      </w:r>
+    </w:p>
+    <w:p>
+      <w:pPr>
+        <w:pStyle w:val="ListBullet"/>
+        <w:spacing w:line="240" w:lineRule="auto"/>
+        <w:ind w:left="720"/>
+      </w:pPr>
+      <w:r>
+        <w:rPr>
+          <w:lang w:val="id_ID" w:bidi="id_ID"/>
+        </w:rPr>
+      </w:r>
+      <w:r>
+        <w:rPr>
+          <w:lang w:val="id_ID" w:bidi="id_ID"/>
+        </w:rPr>
+        <w:t>Antipas adalah "Herodes" yang memerintahkan agar Yohanes Pembaptis dibunuh dengan cara dipenggal.</w:t>
+      </w:r>
+    </w:p>
+    <w:p>
+      <w:pPr>
+        <w:pStyle w:val="ListBullet"/>
+        <w:spacing w:line="240" w:lineRule="auto"/>
+        <w:ind w:left="720"/>
+      </w:pPr>
+      <w:r>
+        <w:rPr>
+          <w:lang w:val="id_ID" w:bidi="id_ID"/>
+        </w:rPr>
+      </w:r>
+      <w:r>
+        <w:rPr>
+          <w:lang w:val="id_ID" w:bidi="id_ID"/>
+        </w:rPr>
+        <w:t>Herodes Antipas juga yang menanyai Yesus sebelum penyaliban-Nya.</w:t>
+      </w:r>
+    </w:p>
+    <w:p>
+      <w:pPr>
+        <w:pStyle w:val="ListBullet"/>
+        <w:spacing w:line="240" w:lineRule="auto"/>
+        <w:ind w:left="720"/>
+      </w:pPr>
+      <w:r>
+        <w:rPr>
+          <w:lang w:val="id_ID" w:bidi="id_ID"/>
+        </w:rPr>
+      </w:r>
+      <w:r>
+        <w:rPr>
+          <w:lang w:val="id_ID" w:bidi="id_ID"/>
+        </w:rPr>
+        <w:t>Herodes lainnya dalam Perjanjian Baru adalah putra Antipas (Agripa) dan cucunya (Agripa 2) yang memerintah pada masa para rasul.</w:t>
+      </w:r>
+    </w:p>
+    <w:p>
+      <w:pPr/>
+      <w:r>
+        <w:rPr>
+          <w:lang w:val="id_ID" w:bidi="id_ID"/>
+        </w:rPr>
+      </w:r>
+      <w:r>
+        <w:rPr>
+          <w:lang w:val="id_ID" w:bidi="id_ID"/>
+        </w:rPr>
+        <w:t>(Saran Terjemahan: Cara Menerjemahkan Nama)</w:t>
+      </w:r>
+    </w:p>
+    <w:p>
+      <w:pPr/>
+      <w:r>
+        <w:rPr>
+          <w:lang w:val="id_ID" w:bidi="id_ID"/>
+        </w:rPr>
+      </w:r>
+      <w:r>
+        <w:rPr>
+          <w:lang w:val="id_ID" w:bidi="id_ID"/>
+        </w:rPr>
+        <w:t xml:space="preserve">(Lihat juga: </w:t>
+      </w:r>
+      <w:r>
+        <w:rPr>
+          <w:lang w:val="id_ID" w:bidi="id_ID"/>
+        </w:rPr>
+        <w:t>penyaliban</w:t>
+      </w:r>
+      <w:r>
+        <w:rPr>
+          <w:lang w:val="id_ID" w:bidi="id_ID"/>
+        </w:rPr>
+        <w:t xml:space="preserve">, </w:t>
+      </w:r>
+      <w:r>
+        <w:rPr>
+          <w:lang w:val="id_ID" w:bidi="id_ID"/>
+        </w:rPr>
+        <w:t>Herodes Agung</w:t>
+      </w:r>
+      <w:r>
+        <w:rPr>
+          <w:lang w:val="id_ID" w:bidi="id_ID"/>
+        </w:rPr>
+        <w:t xml:space="preserve">, </w:t>
+      </w:r>
+      <w:r>
+        <w:rPr>
+          <w:lang w:val="id_ID" w:bidi="id_ID"/>
+        </w:rPr>
+        <w:t>Yohanes Pembaptis</w:t>
+      </w:r>
+      <w:r>
+        <w:rPr>
+          <w:lang w:val="id_ID" w:bidi="id_ID"/>
+        </w:rPr>
+        <w:t xml:space="preserve">, </w:t>
+      </w:r>
+      <w:r>
+        <w:rPr>
+          <w:lang w:val="id_ID" w:bidi="id_ID"/>
+        </w:rPr>
+        <w:t>raja</w:t>
+      </w:r>
+      <w:r>
+        <w:rPr>
+          <w:lang w:val="id_ID" w:bidi="id_ID"/>
+        </w:rPr>
+        <w:t xml:space="preserve">, </w:t>
+      </w:r>
+      <w:r>
+        <w:rPr>
+          <w:lang w:val="id_ID" w:bidi="id_ID"/>
+        </w:rPr>
+        <w:t>Romawi</w:t>
+      </w:r>
+      <w:r>
+        <w:rPr>
+          <w:lang w:val="id_ID" w:bidi="id_ID"/>
+        </w:rPr>
+        <w:t>)</w:t>
+      </w:r>
+    </w:p>
+    <w:p>
+      <w:pPr>
+        <w:pStyle w:val="Heading3"/>
+      </w:pPr>
+      <w:r>
+        <w:rPr>
+          <w:lang w:val="id_ID" w:bidi="id_ID"/>
+        </w:rPr>
+        <w:t>Referensi Alkitab:</w:t>
+      </w:r>
+    </w:p>
+    <w:p>
+      <w:pPr>
+        <w:pStyle w:val="ListBullet"/>
+        <w:spacing w:line="240" w:lineRule="auto"/>
+        <w:ind w:left="720"/>
+      </w:pPr>
+      <w:r>
+        <w:rPr>
+          <w:lang w:val="id_ID" w:bidi="id_ID"/>
+        </w:rPr>
+      </w:r>
+      <w:hyperlink r:id="rId138">
+        <w:r>
+          <w:rPr>
+            <w:lang w:val="id_ID" w:bidi="id_ID"/>
+          </w:rPr>
+          <w:rPr>
+            <w:color w:val="0000EE"/>
+            <w:u w:val="single"/>
+          </w:rPr>
+          <w:t>Lukas 3:1–2</w:t>
+        </w:r>
+      </w:hyperlink>
+    </w:p>
+    <w:p>
+      <w:pPr>
+        <w:pStyle w:val="ListBullet"/>
+        <w:spacing w:line="240" w:lineRule="auto"/>
+        <w:ind w:left="720"/>
+      </w:pPr>
+      <w:r>
+        <w:rPr>
+          <w:lang w:val="id_ID" w:bidi="id_ID"/>
+        </w:rPr>
+      </w:r>
+      <w:hyperlink r:id="rId139">
+        <w:r>
+          <w:rPr>
+            <w:lang w:val="id_ID" w:bidi="id_ID"/>
+          </w:rPr>
+          <w:rPr>
+            <w:color w:val="0000EE"/>
+            <w:u w:val="single"/>
+          </w:rPr>
+          <w:t>Lukas 3:20</w:t>
+        </w:r>
+      </w:hyperlink>
+    </w:p>
+    <w:p>
+      <w:pPr>
+        <w:pStyle w:val="ListBullet"/>
+        <w:spacing w:line="240" w:lineRule="auto"/>
+        <w:ind w:left="720"/>
+      </w:pPr>
+      <w:r>
+        <w:rPr>
+          <w:lang w:val="id_ID" w:bidi="id_ID"/>
+        </w:rPr>
+      </w:r>
+      <w:hyperlink r:id="rId140">
+        <w:r>
+          <w:rPr>
+            <w:lang w:val="id_ID" w:bidi="id_ID"/>
+          </w:rPr>
+          <w:rPr>
+            <w:color w:val="0000EE"/>
+            <w:u w:val="single"/>
+          </w:rPr>
+          <w:t>Lukas 9:9</w:t>
+        </w:r>
+      </w:hyperlink>
+    </w:p>
+    <w:p>
+      <w:pPr>
+        <w:pStyle w:val="ListBullet"/>
+        <w:spacing w:line="240" w:lineRule="auto"/>
+        <w:ind w:left="720"/>
+      </w:pPr>
+      <w:r>
+        <w:rPr>
+          <w:lang w:val="id_ID" w:bidi="id_ID"/>
+        </w:rPr>
+      </w:r>
+      <w:hyperlink r:id="rId141">
+        <w:r>
+          <w:rPr>
+            <w:lang w:val="id_ID" w:bidi="id_ID"/>
+          </w:rPr>
+          <w:rPr>
+            <w:color w:val="0000EE"/>
+            <w:u w:val="single"/>
+          </w:rPr>
+          <w:t>Lukas 13:32</w:t>
+        </w:r>
+      </w:hyperlink>
+    </w:p>
+    <w:p>
+      <w:pPr>
+        <w:pStyle w:val="ListBullet"/>
+        <w:spacing w:line="240" w:lineRule="auto"/>
+        <w:ind w:left="720"/>
+      </w:pPr>
+      <w:r>
+        <w:rPr>
+          <w:lang w:val="id_ID" w:bidi="id_ID"/>
+        </w:rPr>
+      </w:r>
+      <w:hyperlink r:id="rId142">
+        <w:r>
+          <w:rPr>
+            <w:lang w:val="id_ID" w:bidi="id_ID"/>
+          </w:rPr>
+          <w:rPr>
+            <w:color w:val="0000EE"/>
+            <w:u w:val="single"/>
+          </w:rPr>
+          <w:t>Lukas 23:9</w:t>
+        </w:r>
+      </w:hyperlink>
+    </w:p>
+    <w:p>
+      <w:pPr>
+        <w:pStyle w:val="ListBullet"/>
+        <w:spacing w:line="240" w:lineRule="auto"/>
+        <w:ind w:left="720"/>
+      </w:pPr>
+      <w:r>
+        <w:rPr>
+          <w:lang w:val="id_ID" w:bidi="id_ID"/>
+        </w:rPr>
+      </w:r>
+      <w:hyperlink r:id="rId143">
+        <w:r>
+          <w:rPr>
+            <w:lang w:val="id_ID" w:bidi="id_ID"/>
+          </w:rPr>
+          <w:rPr>
+            <w:color w:val="0000EE"/>
+            <w:u w:val="single"/>
+          </w:rPr>
+          <w:t>Markus 6:20</w:t>
+        </w:r>
+      </w:hyperlink>
+    </w:p>
+    <w:p>
+      <w:pPr>
+        <w:pStyle w:val="ListBullet"/>
+        <w:spacing w:line="240" w:lineRule="auto"/>
+        <w:ind w:left="720"/>
+      </w:pPr>
+      <w:r>
+        <w:rPr>
+          <w:lang w:val="id_ID" w:bidi="id_ID"/>
+        </w:rPr>
+      </w:r>
+      <w:hyperlink r:id="rId144">
+        <w:r>
+          <w:rPr>
+            <w:lang w:val="id_ID" w:bidi="id_ID"/>
+          </w:rPr>
+          <w:rPr>
+            <w:color w:val="0000EE"/>
+            <w:u w:val="single"/>
+          </w:rPr>
+          <w:t>Matius 14:2</w:t>
+        </w:r>
+      </w:hyperlink>
+    </w:p>
+    <w:p>
+      <w:pPr>
+        <w:pStyle w:val="Heading3"/>
+      </w:pPr>
+      <w:r>
+        <w:rPr>
+          <w:lang w:val="id_ID" w:bidi="id_ID"/>
+        </w:rPr>
+        <w:t>Data Kata:</w:t>
+      </w:r>
+    </w:p>
+    <w:p>
+      <w:pPr>
+        <w:pStyle w:val="ListBullet"/>
+        <w:spacing w:line="240" w:lineRule="auto"/>
+        <w:ind w:left="720"/>
+      </w:pPr>
+      <w:r>
+        <w:rPr>
+          <w:lang w:val="id_ID" w:bidi="id_ID"/>
+        </w:rPr>
+      </w:r>
+      <w:r>
+        <w:rPr>
+          <w:lang w:val="id_ID" w:bidi="id_ID"/>
+        </w:rPr>
+        <w:t>Strong: G22640, G22650, G22670</w:t>
+      </w:r>
+      <w:r>
+        <w:rPr>
+          <w:lang w:val="id_ID" w:bidi="id_ID"/>
+        </w:rPr>
+      </w:r>
+      <w:r>
+        <w:rPr>
+          <w:lang w:val="id_ID" w:bidi="id_ID"/>
+        </w:rPr>
+      </w:r>
+    </w:p>
+    <w:p>
+      <w:pPr/>
+      <w:r>
+        <w:rPr>
+          <w:lang w:val="id_ID" w:bidi="id_ID"/>
+        </w:rPr>
+      </w:r>
+    </w:p>
+    <w:p>
+      <w:pPr>
+        <w:pStyle w:val="Heading2"/>
+      </w:pPr>
+      <w:r>
+        <w:rPr>
+          <w:lang w:val="id_ID" w:bidi="id_ID"/>
+        </w:rPr>
+        <w:t>Herodias</w:t>
+      </w:r>
+      <w:r>
+        <w:rPr>
+          <w:lang w:val="id_ID" w:bidi="id_ID"/>
+        </w:rPr>
+      </w:r>
+    </w:p>
+    <w:p>
+      <w:pPr>
+        <w:pStyle w:val="Heading3"/>
+      </w:pPr>
+      <w:r>
+        <w:rPr>
+          <w:lang w:val="id_ID" w:bidi="id_ID"/>
+        </w:rPr>
+        <w:t>Fakta:</w:t>
+      </w:r>
+    </w:p>
+    <w:p>
+      <w:pPr/>
+      <w:r>
+        <w:rPr>
+          <w:lang w:val="id_ID" w:bidi="id_ID"/>
+        </w:rPr>
+      </w:r>
+      <w:r>
+        <w:rPr>
+          <w:lang w:val="id_ID" w:bidi="id_ID"/>
+        </w:rPr>
+        <w:t>Herodias adalah istri Herodes Antipas di Yudea pada masa Yohanes Pembaptis.</w:t>
+      </w:r>
+    </w:p>
+    <w:p>
+      <w:pPr>
+        <w:pStyle w:val="ListBullet"/>
+        <w:spacing w:line="240" w:lineRule="auto"/>
+        <w:ind w:left="720"/>
+      </w:pPr>
+      <w:r>
+        <w:rPr>
+          <w:lang w:val="id_ID" w:bidi="id_ID"/>
+        </w:rPr>
+      </w:r>
+      <w:r>
+        <w:rPr>
+          <w:lang w:val="id_ID" w:bidi="id_ID"/>
+        </w:rPr>
+        <w:t>Herodias awalnya adalah istri Filipus, saudara Herodes Antipas, tetapi kemudian dia menikah secara tidak sah dengan Herodes Antipas.</w:t>
+      </w:r>
+    </w:p>
+    <w:p>
+      <w:pPr>
+        <w:pStyle w:val="ListBullet"/>
+        <w:spacing w:line="240" w:lineRule="auto"/>
+        <w:ind w:left="720"/>
+      </w:pPr>
+      <w:r>
+        <w:rPr>
+          <w:lang w:val="id_ID" w:bidi="id_ID"/>
+        </w:rPr>
+      </w:r>
+      <w:r>
+        <w:rPr>
+          <w:lang w:val="id_ID" w:bidi="id_ID"/>
+        </w:rPr>
+        <w:t>Yohanes Pembaptis menegur Herodes dan Herodias karena pernikahan mereka yang tidak sah. Akibatnya, Herodes memasukkan Yohanes ke penjara, dan karena hasutan Herodias, Yohanes akhirnya dipenggal.</w:t>
+      </w:r>
+    </w:p>
+    <w:p>
+      <w:pPr/>
+      <w:r>
+        <w:rPr>
+          <w:lang w:val="id_ID" w:bidi="id_ID"/>
+        </w:rPr>
+      </w:r>
+      <w:r>
+        <w:rPr>
+          <w:lang w:val="id_ID" w:bidi="id_ID"/>
+        </w:rPr>
+        <w:t>(Saran Terjemahan: Cara Menerjemahkan Nama)</w:t>
+      </w:r>
+    </w:p>
+    <w:p>
+      <w:pPr/>
+      <w:r>
+        <w:rPr>
+          <w:lang w:val="id_ID" w:bidi="id_ID"/>
+        </w:rPr>
+      </w:r>
+      <w:r>
+        <w:rPr>
+          <w:lang w:val="id_ID" w:bidi="id_ID"/>
+        </w:rPr>
+        <w:t xml:space="preserve">(Lihat juga: </w:t>
+      </w:r>
+      <w:r>
+        <w:rPr>
+          <w:lang w:val="id_ID" w:bidi="id_ID"/>
+        </w:rPr>
+        <w:t>Herodes Antipas</w:t>
+      </w:r>
+      <w:r>
+        <w:rPr>
+          <w:lang w:val="id_ID" w:bidi="id_ID"/>
+        </w:rPr>
+        <w:t xml:space="preserve">, </w:t>
+      </w:r>
+      <w:r>
+        <w:rPr>
+          <w:lang w:val="id_ID" w:bidi="id_ID"/>
+        </w:rPr>
+        <w:t>Yohanes Pembaptis</w:t>
+      </w:r>
+      <w:r>
+        <w:rPr>
+          <w:lang w:val="id_ID" w:bidi="id_ID"/>
+        </w:rPr>
+        <w:t>)</w:t>
+      </w:r>
+    </w:p>
+    <w:p>
+      <w:pPr>
+        <w:pStyle w:val="Heading3"/>
+      </w:pPr>
+      <w:r>
+        <w:rPr>
+          <w:lang w:val="id_ID" w:bidi="id_ID"/>
+        </w:rPr>
+        <w:t>Referensi Alkitab:</w:t>
+      </w:r>
+    </w:p>
+    <w:p>
+      <w:pPr>
+        <w:pStyle w:val="ListBullet"/>
+        <w:spacing w:line="240" w:lineRule="auto"/>
+        <w:ind w:left="720"/>
+      </w:pPr>
+      <w:r>
+        <w:rPr>
+          <w:lang w:val="id_ID" w:bidi="id_ID"/>
+        </w:rPr>
+      </w:r>
+      <w:hyperlink r:id="rId145">
+        <w:r>
+          <w:rPr>
+            <w:lang w:val="id_ID" w:bidi="id_ID"/>
+          </w:rPr>
+          <w:rPr>
+            <w:color w:val="0000EE"/>
+            <w:u w:val="single"/>
+          </w:rPr>
+          <w:t>Lukas 3:19</w:t>
+        </w:r>
+      </w:hyperlink>
+    </w:p>
+    <w:p>
+      <w:pPr>
+        <w:pStyle w:val="ListBullet"/>
+        <w:spacing w:line="240" w:lineRule="auto"/>
+        <w:ind w:left="720"/>
+      </w:pPr>
+      <w:r>
+        <w:rPr>
+          <w:lang w:val="id_ID" w:bidi="id_ID"/>
+        </w:rPr>
+      </w:r>
+      <w:hyperlink r:id="rId146">
+        <w:r>
+          <w:rPr>
+            <w:lang w:val="id_ID" w:bidi="id_ID"/>
+          </w:rPr>
+          <w:rPr>
+            <w:color w:val="0000EE"/>
+            <w:u w:val="single"/>
+          </w:rPr>
+          <w:t>Markus 6:17</w:t>
+        </w:r>
+      </w:hyperlink>
+    </w:p>
+    <w:p>
+      <w:pPr>
+        <w:pStyle w:val="ListBullet"/>
+        <w:spacing w:line="240" w:lineRule="auto"/>
+        <w:ind w:left="720"/>
+      </w:pPr>
+      <w:r>
+        <w:rPr>
+          <w:lang w:val="id_ID" w:bidi="id_ID"/>
+        </w:rPr>
+      </w:r>
+      <w:hyperlink r:id="rId147">
+        <w:r>
+          <w:rPr>
+            <w:lang w:val="id_ID" w:bidi="id_ID"/>
+          </w:rPr>
+          <w:rPr>
+            <w:color w:val="0000EE"/>
+            <w:u w:val="single"/>
+          </w:rPr>
+          <w:t>Markus 6:22</w:t>
+        </w:r>
+      </w:hyperlink>
+    </w:p>
+    <w:p>
+      <w:pPr>
+        <w:pStyle w:val="ListBullet"/>
+        <w:spacing w:line="240" w:lineRule="auto"/>
+        <w:ind w:left="720"/>
+      </w:pPr>
+      <w:r>
+        <w:rPr>
+          <w:lang w:val="id_ID" w:bidi="id_ID"/>
+        </w:rPr>
+      </w:r>
+      <w:hyperlink r:id="rId148">
+        <w:r>
+          <w:rPr>
+            <w:lang w:val="id_ID" w:bidi="id_ID"/>
+          </w:rPr>
+          <w:rPr>
+            <w:color w:val="0000EE"/>
+            <w:u w:val="single"/>
+          </w:rPr>
+          <w:t>Matius 14:4</w:t>
+        </w:r>
+      </w:hyperlink>
+    </w:p>
+    <w:p>
+      <w:pPr>
+        <w:pStyle w:val="Heading3"/>
+      </w:pPr>
+      <w:r>
+        <w:rPr>
+          <w:lang w:val="id_ID" w:bidi="id_ID"/>
+        </w:rPr>
+        <w:t>Data Kata:</w:t>
+      </w:r>
+    </w:p>
+    <w:p>
+      <w:pPr>
+        <w:pStyle w:val="ListBullet"/>
+        <w:spacing w:line="240" w:lineRule="auto"/>
+        <w:ind w:left="720"/>
+      </w:pPr>
+      <w:r>
+        <w:rPr>
+          <w:lang w:val="id_ID" w:bidi="id_ID"/>
+        </w:rPr>
+      </w:r>
+      <w:r>
+        <w:rPr>
+          <w:lang w:val="id_ID" w:bidi="id_ID"/>
+        </w:rPr>
+        <w:t>Strong: G22660</w:t>
+      </w:r>
+      <w:r>
+        <w:rPr>
+          <w:lang w:val="id_ID" w:bidi="id_ID"/>
+        </w:rPr>
+      </w:r>
+      <w:r>
+        <w:rPr>
+          <w:lang w:val="id_ID" w:bidi="id_ID"/>
+        </w:rPr>
+      </w:r>
+    </w:p>
+    <w:p>
+      <w:pPr/>
+      <w:r>
+        <w:rPr>
+          <w:lang w:val="id_ID" w:bidi="id_ID"/>
+        </w:rPr>
+      </w:r>
+    </w:p>
+    <w:p>
+      <w:pPr>
+        <w:pStyle w:val="Heading2"/>
+      </w:pPr>
+      <w:r>
+        <w:rPr>
+          <w:lang w:val="id_ID" w:bidi="id_ID"/>
+        </w:rPr>
+        <w:t>Hesybon</w:t>
+      </w:r>
+      <w:r>
+        <w:rPr>
+          <w:lang w:val="id_ID" w:bidi="id_ID"/>
+        </w:rPr>
+      </w:r>
+    </w:p>
+    <w:p>
+      <w:pPr>
+        <w:pStyle w:val="Heading3"/>
+      </w:pPr>
+      <w:r>
+        <w:rPr>
+          <w:lang w:val="id_ID" w:bidi="id_ID"/>
+        </w:rPr>
+        <w:t>Fakta:</w:t>
+      </w:r>
+    </w:p>
+    <w:p>
+      <w:pPr/>
+      <w:r>
+        <w:rPr>
+          <w:lang w:val="id_ID" w:bidi="id_ID"/>
+        </w:rPr>
+      </w:r>
+      <w:r>
+        <w:rPr>
+          <w:lang w:val="id_ID" w:bidi="id_ID"/>
+        </w:rPr>
+        <w:t>Pada zaman Alkitab, Hesybon adalah kota besar di Moab. Kota ini merupakan ibu kota Raja Sihon sebelum bangsa Israel menaklukkannya dan mulai menetap di sana.</w:t>
+      </w:r>
+    </w:p>
+    <w:p>
+      <w:pPr/>
+      <w:r>
+        <w:rPr>
+          <w:lang w:val="id_ID" w:bidi="id_ID"/>
+        </w:rPr>
+      </w:r>
+      <w:r>
+        <w:rPr>
+          <w:lang w:val="id_ID" w:bidi="id_ID"/>
+        </w:rPr>
+        <w:t>(Saran Terjemahan: Cara Menerjemahkan Nama)</w:t>
+      </w:r>
+    </w:p>
+    <w:p>
+      <w:pPr/>
+      <w:r>
+        <w:rPr>
+          <w:lang w:val="id_ID" w:bidi="id_ID"/>
+        </w:rPr>
+      </w:r>
+      <w:r>
+        <w:rPr>
+          <w:lang w:val="id_ID" w:bidi="id_ID"/>
+        </w:rPr>
+        <w:t xml:space="preserve">(Lihat juga: </w:t>
+      </w:r>
+      <w:r>
+        <w:rPr>
+          <w:lang w:val="id_ID" w:bidi="id_ID"/>
+        </w:rPr>
+        <w:t>Moab</w:t>
+      </w:r>
+      <w:r>
+        <w:rPr>
+          <w:lang w:val="id_ID" w:bidi="id_ID"/>
+        </w:rPr>
+        <w:t xml:space="preserve">, </w:t>
+      </w:r>
+      <w:r>
+        <w:rPr>
+          <w:lang w:val="id_ID" w:bidi="id_ID"/>
+        </w:rPr>
+        <w:t>Sihon</w:t>
+      </w:r>
+      <w:r>
+        <w:rPr>
+          <w:lang w:val="id_ID" w:bidi="id_ID"/>
+        </w:rPr>
+        <w:t>)</w:t>
+      </w:r>
+    </w:p>
+    <w:p>
+      <w:pPr>
+        <w:pStyle w:val="Heading3"/>
+      </w:pPr>
+      <w:r>
+        <w:rPr>
+          <w:lang w:val="id_ID" w:bidi="id_ID"/>
+        </w:rPr>
+        <w:t>Referensi Alkitab:</w:t>
+      </w:r>
+    </w:p>
+    <w:p>
+      <w:pPr>
+        <w:pStyle w:val="Heading3"/>
+      </w:pPr>
+      <w:r>
+        <w:rPr>
+          <w:lang w:val="id_ID" w:bidi="id_ID"/>
+        </w:rPr>
+        <w:t>Data Kata:</w:t>
+      </w:r>
+    </w:p>
+    <w:p>
+      <w:pPr>
+        <w:pStyle w:val="ListBullet"/>
+        <w:spacing w:line="240" w:lineRule="auto"/>
+        <w:ind w:left="720"/>
+      </w:pPr>
+      <w:r>
+        <w:rPr>
+          <w:lang w:val="id_ID" w:bidi="id_ID"/>
+        </w:rPr>
+      </w:r>
+      <w:r>
+        <w:rPr>
+          <w:lang w:val="id_ID" w:bidi="id_ID"/>
+        </w:rPr>
+        <w:t>Strong:</w:t>
+      </w:r>
+      <w:r>
+        <w:rPr>
+          <w:lang w:val="id_ID" w:bidi="id_ID"/>
+        </w:rPr>
+      </w:r>
+      <w:r>
+        <w:rPr>
+          <w:lang w:val="id_ID" w:bidi="id_ID"/>
+        </w:rPr>
+      </w:r>
+    </w:p>
+    <w:p>
+      <w:pPr/>
+      <w:r>
+        <w:rPr>
+          <w:lang w:val="id_ID" w:bidi="id_ID"/>
+        </w:rPr>
+      </w:r>
+    </w:p>
+    <w:p>
+      <w:pPr>
+        <w:pStyle w:val="Heading2"/>
+      </w:pPr>
+      <w:r>
+        <w:rPr>
+          <w:lang w:val="id_ID" w:bidi="id_ID"/>
+        </w:rPr>
+        <w:t>Het</w:t>
+      </w:r>
+      <w:r>
+        <w:rPr>
+          <w:lang w:val="id_ID" w:bidi="id_ID"/>
+        </w:rPr>
+      </w:r>
+    </w:p>
+    <w:p>
+      <w:pPr>
+        <w:pStyle w:val="Heading3"/>
+      </w:pPr>
+      <w:r>
+        <w:rPr>
+          <w:lang w:val="id_ID" w:bidi="id_ID"/>
+        </w:rPr>
+        <w:t>Pengertian:</w:t>
+      </w:r>
+    </w:p>
+    <w:p>
+      <w:pPr/>
+      <w:r>
+        <w:rPr>
+          <w:lang w:val="id_ID" w:bidi="id_ID"/>
+        </w:rPr>
+      </w:r>
+      <w:r>
+        <w:rPr>
+          <w:lang w:val="id_ID" w:bidi="id_ID"/>
+        </w:rPr>
+        <w:t>Bangsa Het merupakan keturunan Ham melalui putranya, Kanaan. Mereka membentuk sebuah kekaisaran besar yang terletak di wilayah yang kini dikenal sebagai Turki dan Palestina utara.</w:t>
+      </w:r>
+    </w:p>
+    <w:p>
+      <w:pPr>
+        <w:pStyle w:val="ListBullet"/>
+        <w:spacing w:line="240" w:lineRule="auto"/>
+        <w:ind w:left="720"/>
+      </w:pPr>
+      <w:r>
+        <w:rPr>
+          <w:lang w:val="id_ID" w:bidi="id_ID"/>
+        </w:rPr>
+      </w:r>
+      <w:r>
+        <w:rPr>
+          <w:lang w:val="id_ID" w:bidi="id_ID"/>
+        </w:rPr>
+        <w:t>Abraham membeli sebidang tanah dari Efron, orang Het, agar dia bisa menguburkan istrinya yang telah meninggal, Sara, di sebuah gua di sana. Akhirnya, Abraham dan beberapa keturunannya juga dimakamkan di gua itu.</w:t>
+      </w:r>
+    </w:p>
+    <w:p>
+      <w:pPr>
+        <w:pStyle w:val="ListBullet"/>
+        <w:spacing w:line="240" w:lineRule="auto"/>
+        <w:ind w:left="720"/>
+      </w:pPr>
+      <w:r>
+        <w:rPr>
+          <w:lang w:val="id_ID" w:bidi="id_ID"/>
+        </w:rPr>
+      </w:r>
+      <w:r>
+        <w:rPr>
+          <w:lang w:val="id_ID" w:bidi="id_ID"/>
+        </w:rPr>
+        <w:t>Orang tua Esau merasa kecewa ketika dia menikahi dua wanita dari suku Het.</w:t>
+      </w:r>
+    </w:p>
+    <w:p>
+      <w:pPr>
+        <w:pStyle w:val="ListBullet"/>
+        <w:spacing w:line="240" w:lineRule="auto"/>
+        <w:ind w:left="720"/>
+      </w:pPr>
+      <w:r>
+        <w:rPr>
+          <w:lang w:val="id_ID" w:bidi="id_ID"/>
+        </w:rPr>
+      </w:r>
+      <w:r>
+        <w:rPr>
+          <w:lang w:val="id_ID" w:bidi="id_ID"/>
+        </w:rPr>
+        <w:t>Salah satu pahlawan perkasa Daud adalah Uria, orang Het.</w:t>
+      </w:r>
+    </w:p>
+    <w:p>
+      <w:pPr>
+        <w:pStyle w:val="ListBullet"/>
+        <w:spacing w:line="240" w:lineRule="auto"/>
+        <w:ind w:left="720"/>
+      </w:pPr>
+      <w:r>
+        <w:rPr>
+          <w:lang w:val="id_ID" w:bidi="id_ID"/>
+        </w:rPr>
+      </w:r>
+      <w:r>
+        <w:rPr>
+          <w:lang w:val="id_ID" w:bidi="id_ID"/>
+        </w:rPr>
+        <w:t>Beberapa wanita asing yang dinikahi Salomo berasal dari bangsa Het. Wanita-wanita asing ini memalingkan hati Salomo dari Allah karena mereka menyembah ilah-ilah palsu.</w:t>
+      </w:r>
+    </w:p>
+    <w:p>
+      <w:pPr>
+        <w:pStyle w:val="ListBullet"/>
+        <w:spacing w:line="240" w:lineRule="auto"/>
+        <w:ind w:left="720"/>
+      </w:pPr>
+      <w:r>
+        <w:rPr>
+          <w:lang w:val="id_ID" w:bidi="id_ID"/>
+        </w:rPr>
+      </w:r>
+      <w:r>
+        <w:rPr>
+          <w:lang w:val="id_ID" w:bidi="id_ID"/>
+        </w:rPr>
+        <w:t>Bangsa Het sering kali menjadi ancaman bagi bangsa Israel, baik dari segi fisik maupun spiritual.</w:t>
+      </w:r>
+    </w:p>
+    <w:p>
+      <w:pPr/>
+      <w:r>
+        <w:rPr>
+          <w:lang w:val="id_ID" w:bidi="id_ID"/>
+        </w:rPr>
+      </w:r>
+      <w:r>
+        <w:rPr>
+          <w:lang w:val="id_ID" w:bidi="id_ID"/>
+        </w:rPr>
+        <w:t xml:space="preserve">(Lihat juga: </w:t>
+      </w:r>
+      <w:r>
+        <w:rPr>
+          <w:lang w:val="id_ID" w:bidi="id_ID"/>
+        </w:rPr>
+        <w:t>keturunan</w:t>
+      </w:r>
+      <w:r>
+        <w:rPr>
+          <w:lang w:val="id_ID" w:bidi="id_ID"/>
+        </w:rPr>
+        <w:t xml:space="preserve">, </w:t>
+      </w:r>
+      <w:r>
+        <w:rPr>
+          <w:lang w:val="id_ID" w:bidi="id_ID"/>
+        </w:rPr>
+        <w:t>Esau</w:t>
+      </w:r>
+      <w:r>
+        <w:rPr>
+          <w:lang w:val="id_ID" w:bidi="id_ID"/>
+        </w:rPr>
+        <w:t xml:space="preserve">, </w:t>
+      </w:r>
+      <w:r>
+        <w:rPr>
+          <w:lang w:val="id_ID" w:bidi="id_ID"/>
+        </w:rPr>
+        <w:t>orang asing</w:t>
+      </w:r>
+      <w:r>
+        <w:rPr>
+          <w:lang w:val="id_ID" w:bidi="id_ID"/>
+        </w:rPr>
+        <w:t xml:space="preserve">, </w:t>
+      </w:r>
+      <w:r>
+        <w:rPr>
+          <w:lang w:val="id_ID" w:bidi="id_ID"/>
+        </w:rPr>
+        <w:t>Ham</w:t>
+      </w:r>
+      <w:r>
+        <w:rPr>
+          <w:lang w:val="id_ID" w:bidi="id_ID"/>
+        </w:rPr>
+        <w:t xml:space="preserve">, </w:t>
+      </w:r>
+      <w:r>
+        <w:rPr>
+          <w:lang w:val="id_ID" w:bidi="id_ID"/>
+        </w:rPr>
+        <w:t>perkasa</w:t>
+      </w:r>
+      <w:r>
+        <w:rPr>
+          <w:lang w:val="id_ID" w:bidi="id_ID"/>
+        </w:rPr>
+        <w:t xml:space="preserve">, </w:t>
+      </w:r>
+      <w:r>
+        <w:rPr>
+          <w:lang w:val="id_ID" w:bidi="id_ID"/>
+        </w:rPr>
+        <w:t>Salomo</w:t>
+      </w:r>
+      <w:r>
+        <w:rPr>
+          <w:lang w:val="id_ID" w:bidi="id_ID"/>
+        </w:rPr>
+        <w:t xml:space="preserve">, </w:t>
+      </w:r>
+      <w:r>
+        <w:rPr>
+          <w:lang w:val="id_ID" w:bidi="id_ID"/>
+        </w:rPr>
+        <w:t>Uria</w:t>
+      </w:r>
+      <w:r>
+        <w:rPr>
+          <w:lang w:val="id_ID" w:bidi="id_ID"/>
+        </w:rPr>
+        <w:t>)</w:t>
+      </w:r>
+    </w:p>
+    <w:p>
+      <w:pPr>
+        <w:pStyle w:val="Heading3"/>
+      </w:pPr>
+      <w:r>
+        <w:rPr>
+          <w:lang w:val="id_ID" w:bidi="id_ID"/>
+        </w:rPr>
+        <w:t>Referensi Alkitab:</w:t>
+      </w:r>
+    </w:p>
+    <w:p>
+      <w:pPr>
+        <w:pStyle w:val="ListBullet"/>
+        <w:spacing w:line="240" w:lineRule="auto"/>
+        <w:ind w:left="720"/>
+      </w:pPr>
+      <w:r>
+        <w:rPr>
+          <w:lang w:val="id_ID" w:bidi="id_ID"/>
+        </w:rPr>
+      </w:r>
+      <w:hyperlink r:id="rId149">
+        <w:r>
+          <w:rPr>
+            <w:lang w:val="id_ID" w:bidi="id_ID"/>
+          </w:rPr>
+          <w:rPr>
+            <w:color w:val="0000EE"/>
+            <w:u w:val="single"/>
+          </w:rPr>
+          <w:t>1 Raja-raja 9:20–21</w:t>
+        </w:r>
+      </w:hyperlink>
+    </w:p>
+    <w:p>
+      <w:pPr>
+        <w:pStyle w:val="ListBullet"/>
+        <w:spacing w:line="240" w:lineRule="auto"/>
+        <w:ind w:left="720"/>
+      </w:pPr>
+      <w:r>
+        <w:rPr>
+          <w:lang w:val="id_ID" w:bidi="id_ID"/>
+        </w:rPr>
+      </w:r>
+      <w:hyperlink r:id="rId150">
+        <w:r>
+          <w:rPr>
+            <w:lang w:val="id_ID" w:bidi="id_ID"/>
+          </w:rPr>
+          <w:rPr>
+            <w:color w:val="0000EE"/>
+            <w:u w:val="single"/>
+          </w:rPr>
+          <w:t>Keluaran 3:7–8</w:t>
+        </w:r>
+      </w:hyperlink>
+    </w:p>
+    <w:p>
+      <w:pPr>
+        <w:pStyle w:val="ListBullet"/>
+        <w:spacing w:line="240" w:lineRule="auto"/>
+        <w:ind w:left="720"/>
+      </w:pPr>
+      <w:r>
+        <w:rPr>
+          <w:lang w:val="id_ID" w:bidi="id_ID"/>
+        </w:rPr>
+      </w:r>
+      <w:hyperlink r:id="rId151">
+        <w:r>
+          <w:rPr>
+            <w:lang w:val="id_ID" w:bidi="id_ID"/>
+          </w:rPr>
+          <w:rPr>
+            <w:color w:val="0000EE"/>
+            <w:u w:val="single"/>
+          </w:rPr>
+          <w:t>Kejadian 23:11</w:t>
+        </w:r>
+      </w:hyperlink>
+    </w:p>
+    <w:p>
+      <w:pPr>
+        <w:pStyle w:val="ListBullet"/>
+        <w:spacing w:line="240" w:lineRule="auto"/>
+        <w:ind w:left="720"/>
+      </w:pPr>
+      <w:r>
+        <w:rPr>
+          <w:lang w:val="id_ID" w:bidi="id_ID"/>
+        </w:rPr>
+      </w:r>
+      <w:hyperlink r:id="rId152">
+        <w:r>
+          <w:rPr>
+            <w:lang w:val="id_ID" w:bidi="id_ID"/>
+          </w:rPr>
+          <w:rPr>
+            <w:color w:val="0000EE"/>
+            <w:u w:val="single"/>
+          </w:rPr>
+          <w:t>Kejadian 25:10</w:t>
+        </w:r>
+      </w:hyperlink>
+    </w:p>
+    <w:p>
+      <w:pPr>
+        <w:pStyle w:val="ListBullet"/>
+        <w:spacing w:line="240" w:lineRule="auto"/>
+        <w:ind w:left="720"/>
+      </w:pPr>
+      <w:r>
+        <w:rPr>
+          <w:lang w:val="id_ID" w:bidi="id_ID"/>
+        </w:rPr>
+      </w:r>
+      <w:hyperlink r:id="rId153">
+        <w:r>
+          <w:rPr>
+            <w:lang w:val="id_ID" w:bidi="id_ID"/>
+          </w:rPr>
+          <w:rPr>
+            <w:color w:val="0000EE"/>
+            <w:u w:val="single"/>
+          </w:rPr>
+          <w:t>Yosua 1:4–5</w:t>
+        </w:r>
+      </w:hyperlink>
+    </w:p>
+    <w:p>
+      <w:pPr>
+        <w:pStyle w:val="ListBullet"/>
+        <w:spacing w:line="240" w:lineRule="auto"/>
+        <w:ind w:left="720"/>
+      </w:pPr>
+      <w:r>
+        <w:rPr>
+          <w:lang w:val="id_ID" w:bidi="id_ID"/>
+        </w:rPr>
+      </w:r>
+      <w:hyperlink r:id="rId154">
+        <w:r>
+          <w:rPr>
+            <w:lang w:val="id_ID" w:bidi="id_ID"/>
+          </w:rPr>
+          <w:rPr>
+            <w:color w:val="0000EE"/>
+            <w:u w:val="single"/>
+          </w:rPr>
+          <w:t>Nehemia 9:8</w:t>
+        </w:r>
+      </w:hyperlink>
+    </w:p>
+    <w:p>
+      <w:pPr>
+        <w:pStyle w:val="ListBullet"/>
+        <w:spacing w:line="240" w:lineRule="auto"/>
+        <w:ind w:left="720"/>
+      </w:pPr>
+      <w:r>
+        <w:rPr>
+          <w:lang w:val="id_ID" w:bidi="id_ID"/>
+        </w:rPr>
+      </w:r>
+      <w:hyperlink r:id="rId155">
+        <w:r>
+          <w:rPr>
+            <w:lang w:val="id_ID" w:bidi="id_ID"/>
+          </w:rPr>
+          <w:rPr>
+            <w:color w:val="0000EE"/>
+            <w:u w:val="single"/>
+          </w:rPr>
+          <w:t>Bilangan 13:27–29</w:t>
+        </w:r>
+      </w:hyperlink>
+    </w:p>
+    <w:p>
+      <w:pPr>
+        <w:pStyle w:val="Heading3"/>
+      </w:pPr>
+      <w:r>
+        <w:rPr>
+          <w:lang w:val="id_ID" w:bidi="id_ID"/>
+        </w:rPr>
+        <w:t>Data Kata:</w:t>
+      </w:r>
+    </w:p>
+    <w:p>
+      <w:pPr>
+        <w:pStyle w:val="ListBullet"/>
+        <w:spacing w:line="240" w:lineRule="auto"/>
+        <w:ind w:left="720"/>
+      </w:pPr>
+      <w:r>
+        <w:rPr>
+          <w:lang w:val="id_ID" w:bidi="id_ID"/>
+        </w:rPr>
+      </w:r>
+      <w:r>
+        <w:rPr>
+          <w:lang w:val="id_ID" w:bidi="id_ID"/>
+        </w:rPr>
+        <w:t>Strong: H2850</w:t>
+      </w:r>
+      <w:r>
+        <w:rPr>
+          <w:lang w:val="id_ID" w:bidi="id_ID"/>
+        </w:rPr>
+      </w:r>
+      <w:r>
+        <w:rPr>
+          <w:lang w:val="id_ID" w:bidi="id_ID"/>
+        </w:rPr>
+      </w:r>
+    </w:p>
+    <w:p>
+      <w:pPr/>
+      <w:r>
+        <w:rPr>
+          <w:lang w:val="id_ID" w:bidi="id_ID"/>
+        </w:rPr>
+      </w:r>
+    </w:p>
+    <w:p>
+      <w:pPr>
+        <w:pStyle w:val="Heading2"/>
+      </w:pPr>
+      <w:r>
+        <w:rPr>
+          <w:lang w:val="id_ID" w:bidi="id_ID"/>
+        </w:rPr>
+        <w:t>Hewi</w:t>
+      </w:r>
+      <w:r>
+        <w:rPr>
+          <w:lang w:val="id_ID" w:bidi="id_ID"/>
+        </w:rPr>
+      </w:r>
+    </w:p>
+    <w:p>
+      <w:pPr>
+        <w:pStyle w:val="Heading3"/>
+      </w:pPr>
+      <w:r>
+        <w:rPr>
+          <w:lang w:val="id_ID" w:bidi="id_ID"/>
+        </w:rPr>
+        <w:t>Fakta:</w:t>
+      </w:r>
+    </w:p>
+    <w:p>
+      <w:pPr/>
+      <w:r>
+        <w:rPr>
+          <w:lang w:val="id_ID" w:bidi="id_ID"/>
+        </w:rPr>
+      </w:r>
+      <w:r>
+        <w:rPr>
+          <w:lang w:val="id_ID" w:bidi="id_ID"/>
+        </w:rPr>
+        <w:t>Orang-orang Hewi adalah salah satu dari tujuh kelompok besar yang menetap di tanah Kanaan.</w:t>
+      </w:r>
+    </w:p>
+    <w:p>
+      <w:pPr>
+        <w:pStyle w:val="ListBullet"/>
+        <w:spacing w:line="240" w:lineRule="auto"/>
+        <w:ind w:left="720"/>
+      </w:pPr>
+      <w:r>
+        <w:rPr>
+          <w:lang w:val="id_ID" w:bidi="id_ID"/>
+        </w:rPr>
+      </w:r>
+      <w:r>
+        <w:rPr>
+          <w:lang w:val="id_ID" w:bidi="id_ID"/>
+        </w:rPr>
+        <w:t>Semua kelompok ini, termasuk orang Hewi, adalah keturunan Kanaan, cucu Nuh.</w:t>
+      </w:r>
+    </w:p>
+    <w:p>
+      <w:pPr>
+        <w:pStyle w:val="ListBullet"/>
+        <w:spacing w:line="240" w:lineRule="auto"/>
+        <w:ind w:left="720"/>
+      </w:pPr>
+      <w:r>
+        <w:rPr>
+          <w:lang w:val="id_ID" w:bidi="id_ID"/>
+        </w:rPr>
+      </w:r>
+      <w:r>
+        <w:rPr>
+          <w:lang w:val="id_ID" w:bidi="id_ID"/>
+        </w:rPr>
+        <w:t>Sikhem, seorang Hewi, memperkosa Dina, putri Yakub, dan saudara-saudaranya membunuh banyak orang Hewi sebagai tindakan balas dendam.</w:t>
+      </w:r>
+    </w:p>
+    <w:p>
+      <w:pPr>
+        <w:pStyle w:val="ListBullet"/>
+        <w:spacing w:line="240" w:lineRule="auto"/>
+        <w:ind w:left="720"/>
+      </w:pPr>
+      <w:r>
+        <w:rPr>
+          <w:lang w:val="id_ID" w:bidi="id_ID"/>
+        </w:rPr>
+      </w:r>
+      <w:r>
+        <w:rPr>
+          <w:lang w:val="id_ID" w:bidi="id_ID"/>
+        </w:rPr>
+        <w:t>Ketika Yosua memimpin bangsa Israel untuk mengambil alih tanah Kanaan, bangsa Israel tertipu sehingga membuat perjanjian dengan orang Hewi, bukannya menaklukkan mereka.</w:t>
+      </w:r>
+    </w:p>
+    <w:p>
+      <w:pPr/>
+      <w:r>
+        <w:rPr>
+          <w:lang w:val="id_ID" w:bidi="id_ID"/>
+        </w:rPr>
+      </w:r>
+      <w:r>
+        <w:rPr>
+          <w:lang w:val="id_ID" w:bidi="id_ID"/>
+        </w:rPr>
+        <w:t>(Saran terjemahan: Cara Menerjemahkan Nama)</w:t>
+      </w:r>
+    </w:p>
+    <w:p>
+      <w:pPr/>
+      <w:r>
+        <w:rPr>
+          <w:lang w:val="id_ID" w:bidi="id_ID"/>
+        </w:rPr>
+      </w:r>
+      <w:r>
+        <w:rPr>
+          <w:lang w:val="id_ID" w:bidi="id_ID"/>
+        </w:rPr>
+        <w:t xml:space="preserve">(Lihat juga: </w:t>
+      </w:r>
+      <w:r>
+        <w:rPr>
+          <w:lang w:val="id_ID" w:bidi="id_ID"/>
+        </w:rPr>
+        <w:t>Kanaan</w:t>
+      </w:r>
+      <w:r>
+        <w:rPr>
+          <w:lang w:val="id_ID" w:bidi="id_ID"/>
+        </w:rPr>
+        <w:t xml:space="preserve">, </w:t>
+      </w:r>
+      <w:r>
+        <w:rPr>
+          <w:lang w:val="id_ID" w:bidi="id_ID"/>
+        </w:rPr>
+        <w:t>Hemor</w:t>
+      </w:r>
+      <w:r>
+        <w:rPr>
+          <w:lang w:val="id_ID" w:bidi="id_ID"/>
+        </w:rPr>
+        <w:t xml:space="preserve">, </w:t>
+      </w:r>
+      <w:r>
+        <w:rPr>
+          <w:lang w:val="id_ID" w:bidi="id_ID"/>
+        </w:rPr>
+        <w:t>Nuh</w:t>
+      </w:r>
+      <w:r>
+        <w:rPr>
+          <w:lang w:val="id_ID" w:bidi="id_ID"/>
+        </w:rPr>
+        <w:t xml:space="preserve">, </w:t>
+      </w:r>
+      <w:r>
+        <w:rPr>
+          <w:lang w:val="id_ID" w:bidi="id_ID"/>
+        </w:rPr>
+        <w:t>Sikhem</w:t>
+      </w:r>
+      <w:r>
+        <w:rPr>
+          <w:lang w:val="id_ID" w:bidi="id_ID"/>
+        </w:rPr>
+        <w:t>)</w:t>
+      </w:r>
+    </w:p>
+    <w:p>
+      <w:pPr>
+        <w:pStyle w:val="Heading3"/>
+      </w:pPr>
+      <w:r>
+        <w:rPr>
+          <w:lang w:val="id_ID" w:bidi="id_ID"/>
+        </w:rPr>
+        <w:t>Referensi Alkitab:</w:t>
+      </w:r>
+    </w:p>
+    <w:p>
+      <w:pPr>
+        <w:pStyle w:val="ListBullet"/>
+        <w:spacing w:line="240" w:lineRule="auto"/>
+        <w:ind w:left="720"/>
+      </w:pPr>
+      <w:r>
+        <w:rPr>
+          <w:lang w:val="id_ID" w:bidi="id_ID"/>
+        </w:rPr>
+      </w:r>
+      <w:hyperlink r:id="rId156">
+        <w:r>
+          <w:rPr>
+            <w:lang w:val="id_ID" w:bidi="id_ID"/>
+          </w:rPr>
+          <w:rPr>
+            <w:color w:val="0000EE"/>
+            <w:u w:val="single"/>
+          </w:rPr>
+          <w:t>2 Tawarikh 8:7–8</w:t>
+        </w:r>
+      </w:hyperlink>
+    </w:p>
+    <w:p>
+      <w:pPr>
+        <w:pStyle w:val="ListBullet"/>
+        <w:spacing w:line="240" w:lineRule="auto"/>
+        <w:ind w:left="720"/>
+      </w:pPr>
+      <w:r>
+        <w:rPr>
+          <w:lang w:val="id_ID" w:bidi="id_ID"/>
+        </w:rPr>
+      </w:r>
+      <w:hyperlink r:id="rId150">
+        <w:r>
+          <w:rPr>
+            <w:lang w:val="id_ID" w:bidi="id_ID"/>
+          </w:rPr>
+          <w:rPr>
+            <w:color w:val="0000EE"/>
+            <w:u w:val="single"/>
+          </w:rPr>
+          <w:t>Keluaran 3:7–8</w:t>
+        </w:r>
+      </w:hyperlink>
+    </w:p>
+    <w:p>
+      <w:pPr>
+        <w:pStyle w:val="ListBullet"/>
+        <w:spacing w:line="240" w:lineRule="auto"/>
+        <w:ind w:left="720"/>
+      </w:pPr>
+      <w:r>
+        <w:rPr>
+          <w:lang w:val="id_ID" w:bidi="id_ID"/>
+        </w:rPr>
+      </w:r>
+      <w:hyperlink r:id="rId125">
+        <w:r>
+          <w:rPr>
+            <w:lang w:val="id_ID" w:bidi="id_ID"/>
+          </w:rPr>
+          <w:rPr>
+            <w:color w:val="0000EE"/>
+            <w:u w:val="single"/>
+          </w:rPr>
+          <w:t>Kejadian 34:2</w:t>
+        </w:r>
+      </w:hyperlink>
+    </w:p>
+    <w:p>
+      <w:pPr>
+        <w:pStyle w:val="ListBullet"/>
+        <w:spacing w:line="240" w:lineRule="auto"/>
+        <w:ind w:left="720"/>
+      </w:pPr>
+      <w:r>
+        <w:rPr>
+          <w:lang w:val="id_ID" w:bidi="id_ID"/>
+        </w:rPr>
+      </w:r>
+      <w:hyperlink r:id="rId157">
+        <w:r>
+          <w:rPr>
+            <w:lang w:val="id_ID" w:bidi="id_ID"/>
+          </w:rPr>
+          <w:rPr>
+            <w:color w:val="0000EE"/>
+            <w:u w:val="single"/>
+          </w:rPr>
+          <w:t>Yosua 9:1–2</w:t>
+        </w:r>
+      </w:hyperlink>
+    </w:p>
+    <w:p>
+      <w:pPr>
+        <w:pStyle w:val="ListBullet"/>
+        <w:spacing w:line="240" w:lineRule="auto"/>
+        <w:ind w:left="720"/>
+      </w:pPr>
+      <w:r>
+        <w:rPr>
+          <w:lang w:val="id_ID" w:bidi="id_ID"/>
+        </w:rPr>
+      </w:r>
+      <w:hyperlink r:id="rId158">
+        <w:r>
+          <w:rPr>
+            <w:lang w:val="id_ID" w:bidi="id_ID"/>
+          </w:rPr>
+          <w:rPr>
+            <w:color w:val="0000EE"/>
+            <w:u w:val="single"/>
+          </w:rPr>
+          <w:t>Hakim-Hakim 3:1–3</w:t>
+        </w:r>
+      </w:hyperlink>
+    </w:p>
+    <w:p>
+      <w:pPr>
+        <w:pStyle w:val="Heading3"/>
+      </w:pPr>
+      <w:r>
+        <w:rPr>
+          <w:lang w:val="id_ID" w:bidi="id_ID"/>
+        </w:rPr>
+        <w:t>Data Kata:</w:t>
+      </w:r>
+    </w:p>
+    <w:p>
+      <w:pPr>
+        <w:pStyle w:val="ListBullet"/>
+        <w:spacing w:line="240" w:lineRule="auto"/>
+        <w:ind w:left="720"/>
+      </w:pPr>
+      <w:r>
+        <w:rPr>
+          <w:lang w:val="id_ID" w:bidi="id_ID"/>
+        </w:rPr>
+      </w:r>
+      <w:r>
+        <w:rPr>
+          <w:lang w:val="id_ID" w:bidi="id_ID"/>
+        </w:rPr>
+        <w:t>Strong: H2340</w:t>
+      </w:r>
+      <w:r>
+        <w:rPr>
+          <w:lang w:val="id_ID" w:bidi="id_ID"/>
+        </w:rPr>
+      </w:r>
+      <w:r>
+        <w:rPr>
+          <w:lang w:val="id_ID" w:bidi="id_ID"/>
+        </w:rPr>
+      </w:r>
+    </w:p>
+    <w:p>
+      <w:pPr/>
+      <w:r>
+        <w:rPr>
+          <w:lang w:val="id_ID" w:bidi="id_ID"/>
+        </w:rPr>
+      </w:r>
+    </w:p>
+    <w:p>
+      <w:pPr>
+        <w:pStyle w:val="Heading2"/>
+      </w:pPr>
+      <w:r>
+        <w:rPr>
+          <w:lang w:val="id_ID" w:bidi="id_ID"/>
+        </w:rPr>
+        <w:t>Hilkia</w:t>
+      </w:r>
+      <w:r>
+        <w:rPr>
+          <w:lang w:val="id_ID" w:bidi="id_ID"/>
+        </w:rPr>
+      </w:r>
+    </w:p>
+    <w:p>
+      <w:pPr>
+        <w:pStyle w:val="Heading3"/>
+      </w:pPr>
+      <w:r>
+        <w:rPr>
+          <w:lang w:val="id_ID" w:bidi="id_ID"/>
+        </w:rPr>
+        <w:t>Fakta:</w:t>
+      </w:r>
+    </w:p>
+    <w:p>
+      <w:pPr/>
+      <w:r>
+        <w:rPr>
+          <w:lang w:val="id_ID" w:bidi="id_ID"/>
+        </w:rPr>
+      </w:r>
+      <w:r>
+        <w:rPr>
+          <w:lang w:val="id_ID" w:bidi="id_ID"/>
+        </w:rPr>
+        <w:t>Hilkia adalah imam besar pada masa pemerintahan Raja Yosia.</w:t>
+      </w:r>
+    </w:p>
+    <w:p>
+      <w:pPr>
+        <w:pStyle w:val="ListBullet"/>
+        <w:spacing w:line="240" w:lineRule="auto"/>
+        <w:ind w:left="720"/>
+      </w:pPr>
+      <w:r>
+        <w:rPr>
+          <w:lang w:val="id_ID" w:bidi="id_ID"/>
+        </w:rPr>
+      </w:r>
+      <w:r>
+        <w:rPr>
+          <w:lang w:val="id_ID" w:bidi="id_ID"/>
+        </w:rPr>
+        <w:t>Saat Bait Allah sedang diperbaiki, Imam Besar Hilkia menemukan Kitab HukumTaurat dan memerintahkan agar kitab tersebut dibawa kepada Raja Yosia.</w:t>
+      </w:r>
+    </w:p>
+    <w:p>
+      <w:pPr>
+        <w:pStyle w:val="ListBullet"/>
+        <w:spacing w:line="240" w:lineRule="auto"/>
+        <w:ind w:left="720"/>
+      </w:pPr>
+      <w:r>
+        <w:rPr>
+          <w:lang w:val="id_ID" w:bidi="id_ID"/>
+        </w:rPr>
+      </w:r>
+      <w:r>
+        <w:rPr>
+          <w:lang w:val="id_ID" w:bidi="id_ID"/>
+        </w:rPr>
+        <w:t>Setelah Kitab Hukum Taurat dibacakan kepadanya, Yosia merasa sedih dan membuat orang-orang Yehuda kembali menyembah TUHAN serta menaati hukum-hukum-Nya.</w:t>
+      </w:r>
+    </w:p>
+    <w:p>
+      <w:pPr>
+        <w:pStyle w:val="ListBullet"/>
+        <w:spacing w:line="240" w:lineRule="auto"/>
+        <w:ind w:left="720"/>
+      </w:pPr>
+      <w:r>
+        <w:rPr>
+          <w:lang w:val="id_ID" w:bidi="id_ID"/>
+        </w:rPr>
+      </w:r>
+      <w:r>
+        <w:rPr>
+          <w:lang w:val="id_ID" w:bidi="id_ID"/>
+        </w:rPr>
+        <w:t>Seorang pria bernama Hilkia adalah anak Elyakim dan bekerja di istana pada masa pemerintahan Raja Hizkia.</w:t>
+      </w:r>
+    </w:p>
+    <w:p>
+      <w:pPr/>
+      <w:r>
+        <w:rPr>
+          <w:lang w:val="id_ID" w:bidi="id_ID"/>
+        </w:rPr>
+      </w:r>
+      <w:r>
+        <w:rPr>
+          <w:lang w:val="id_ID" w:bidi="id_ID"/>
+        </w:rPr>
+        <w:t>(Saran Terjemahan: Cara Menerjemahkan Nama)</w:t>
+      </w:r>
+    </w:p>
+    <w:p>
+      <w:pPr/>
+      <w:r>
+        <w:rPr>
+          <w:lang w:val="id_ID" w:bidi="id_ID"/>
+        </w:rPr>
+      </w:r>
+      <w:r>
+        <w:rPr>
+          <w:lang w:val="id_ID" w:bidi="id_ID"/>
+        </w:rPr>
+        <w:t xml:space="preserve">(Lihat juga: </w:t>
+      </w:r>
+      <w:r>
+        <w:rPr>
+          <w:lang w:val="id_ID" w:bidi="id_ID"/>
+        </w:rPr>
+        <w:t>Elyakim</w:t>
+      </w:r>
+      <w:r>
+        <w:rPr>
+          <w:lang w:val="id_ID" w:bidi="id_ID"/>
+        </w:rPr>
+        <w:t xml:space="preserve">, </w:t>
+      </w:r>
+      <w:r>
+        <w:rPr>
+          <w:lang w:val="id_ID" w:bidi="id_ID"/>
+        </w:rPr>
+        <w:t>Hizkia</w:t>
+      </w:r>
+      <w:r>
+        <w:rPr>
+          <w:lang w:val="id_ID" w:bidi="id_ID"/>
+        </w:rPr>
+        <w:t xml:space="preserve">, </w:t>
+      </w:r>
+      <w:r>
+        <w:rPr>
+          <w:lang w:val="id_ID" w:bidi="id_ID"/>
+        </w:rPr>
+        <w:t>imam besar</w:t>
+      </w:r>
+      <w:r>
+        <w:rPr>
+          <w:lang w:val="id_ID" w:bidi="id_ID"/>
+        </w:rPr>
+        <w:t xml:space="preserve">, </w:t>
+      </w:r>
+      <w:r>
+        <w:rPr>
+          <w:lang w:val="id_ID" w:bidi="id_ID"/>
+        </w:rPr>
+        <w:t>Yosia</w:t>
+      </w:r>
+      <w:r>
+        <w:rPr>
+          <w:lang w:val="id_ID" w:bidi="id_ID"/>
+        </w:rPr>
+        <w:t xml:space="preserve">, </w:t>
+      </w:r>
+      <w:r>
+        <w:rPr>
+          <w:lang w:val="id_ID" w:bidi="id_ID"/>
+        </w:rPr>
+        <w:t>Yehuda</w:t>
+      </w:r>
+      <w:r>
+        <w:rPr>
+          <w:lang w:val="id_ID" w:bidi="id_ID"/>
+        </w:rPr>
+        <w:t xml:space="preserve">, </w:t>
+      </w:r>
+      <w:r>
+        <w:rPr>
+          <w:lang w:val="id_ID" w:bidi="id_ID"/>
+        </w:rPr>
+        <w:t>hukum</w:t>
+      </w:r>
+      <w:r>
+        <w:rPr>
+          <w:lang w:val="id_ID" w:bidi="id_ID"/>
+        </w:rPr>
+        <w:t xml:space="preserve">, </w:t>
+      </w:r>
+      <w:r>
+        <w:rPr>
+          <w:lang w:val="id_ID" w:bidi="id_ID"/>
+        </w:rPr>
+        <w:t>ibadah</w:t>
+      </w:r>
+      <w:r>
+        <w:rPr>
+          <w:lang w:val="id_ID" w:bidi="id_ID"/>
+        </w:rPr>
+        <w:t xml:space="preserve">, </w:t>
+      </w:r>
+      <w:r>
+        <w:rPr>
+          <w:lang w:val="id_ID" w:bidi="id_ID"/>
+        </w:rPr>
+        <w:t>Yahweh</w:t>
+      </w:r>
+      <w:r>
+        <w:rPr>
+          <w:lang w:val="id_ID" w:bidi="id_ID"/>
+        </w:rPr>
+        <w:t>)</w:t>
+      </w:r>
+    </w:p>
+    <w:p>
+      <w:pPr>
+        <w:pStyle w:val="Heading3"/>
+      </w:pPr>
+      <w:r>
+        <w:rPr>
+          <w:lang w:val="id_ID" w:bidi="id_ID"/>
+        </w:rPr>
+        <w:t>Referensi Alkitab:</w:t>
+      </w:r>
+    </w:p>
+    <w:p>
+      <w:pPr>
+        <w:pStyle w:val="ListBullet"/>
+        <w:spacing w:line="240" w:lineRule="auto"/>
+        <w:ind w:left="720"/>
+      </w:pPr>
+      <w:r>
+        <w:rPr>
+          <w:lang w:val="id_ID" w:bidi="id_ID"/>
+        </w:rPr>
+      </w:r>
+      <w:hyperlink r:id="rId159">
+        <w:r>
+          <w:rPr>
+            <w:lang w:val="id_ID" w:bidi="id_ID"/>
+          </w:rPr>
+          <w:rPr>
+            <w:color w:val="0000EE"/>
+            <w:u w:val="single"/>
+          </w:rPr>
+          <w:t>2 Raja-raja 18:18</w:t>
+        </w:r>
+      </w:hyperlink>
+    </w:p>
+    <w:p>
+      <w:pPr>
+        <w:pStyle w:val="Heading3"/>
+      </w:pPr>
+      <w:r>
+        <w:rPr>
+          <w:lang w:val="id_ID" w:bidi="id_ID"/>
+        </w:rPr>
+        <w:t>Data Kata:</w:t>
+      </w:r>
+    </w:p>
+    <w:p>
+      <w:pPr>
+        <w:pStyle w:val="ListBullet"/>
+        <w:spacing w:line="240" w:lineRule="auto"/>
+        <w:ind w:left="720"/>
+      </w:pPr>
+      <w:r>
+        <w:rPr>
+          <w:lang w:val="id_ID" w:bidi="id_ID"/>
+        </w:rPr>
+      </w:r>
+      <w:r>
+        <w:rPr>
+          <w:lang w:val="id_ID" w:bidi="id_ID"/>
+        </w:rPr>
+        <w:t>Strong: H2518</w:t>
+      </w:r>
+      <w:r>
+        <w:rPr>
+          <w:lang w:val="id_ID" w:bidi="id_ID"/>
+        </w:rPr>
+      </w:r>
+      <w:r>
+        <w:rPr>
+          <w:lang w:val="id_ID" w:bidi="id_ID"/>
+        </w:rPr>
+      </w:r>
+    </w:p>
+    <w:p>
+      <w:pPr/>
+      <w:r>
+        <w:rPr>
+          <w:lang w:val="id_ID" w:bidi="id_ID"/>
+        </w:rPr>
+      </w:r>
+    </w:p>
+    <w:p>
+      <w:pPr>
+        <w:pStyle w:val="Heading2"/>
+      </w:pPr>
+      <w:r>
+        <w:rPr>
+          <w:lang w:val="id_ID" w:bidi="id_ID"/>
+        </w:rPr>
+        <w:t>Hizkia</w:t>
+      </w:r>
+      <w:r>
+        <w:rPr>
+          <w:lang w:val="id_ID" w:bidi="id_ID"/>
+        </w:rPr>
+      </w:r>
+    </w:p>
+    <w:p>
+      <w:pPr>
+        <w:pStyle w:val="Heading3"/>
+      </w:pPr>
+      <w:r>
+        <w:rPr>
+          <w:lang w:val="id_ID" w:bidi="id_ID"/>
+        </w:rPr>
+        <w:t>Pengertian:</w:t>
+      </w:r>
+    </w:p>
+    <w:p>
+      <w:pPr/>
+      <w:r>
+        <w:rPr>
+          <w:lang w:val="id_ID" w:bidi="id_ID"/>
+        </w:rPr>
+      </w:r>
+      <w:r>
+        <w:rPr>
+          <w:lang w:val="id_ID" w:bidi="id_ID"/>
+        </w:rPr>
+        <w:t>Hizkia adalah raja ke-13 di kerajaan Yehuda. Dia adalah raja yang beriman dan taat kepada Allah.</w:t>
+      </w:r>
+    </w:p>
+    <w:p>
+      <w:pPr>
+        <w:pStyle w:val="ListBullet"/>
+        <w:spacing w:line="240" w:lineRule="auto"/>
+        <w:ind w:left="720"/>
+      </w:pPr>
+      <w:r>
+        <w:rPr>
+          <w:lang w:val="id_ID" w:bidi="id_ID"/>
+        </w:rPr>
+      </w:r>
+      <w:r>
+        <w:rPr>
+          <w:lang w:val="id_ID" w:bidi="id_ID"/>
+        </w:rPr>
+        <w:t>Berbeda dengan ayahnya, Ahas, yang merupakan raja yang jahat, Raja Hizkia adalah raja yang baik yang menghancurkan semua tempat penyembahan berhala di Yehuda.</w:t>
+      </w:r>
+    </w:p>
+    <w:p>
+      <w:pPr>
+        <w:pStyle w:val="ListBullet"/>
+        <w:spacing w:line="240" w:lineRule="auto"/>
+        <w:ind w:left="720"/>
+      </w:pPr>
+      <w:r>
+        <w:rPr>
+          <w:lang w:val="id_ID" w:bidi="id_ID"/>
+        </w:rPr>
+      </w:r>
+      <w:r>
+        <w:rPr>
+          <w:lang w:val="id_ID" w:bidi="id_ID"/>
+        </w:rPr>
+        <w:t>Suatu ketika, Hizkia sakit parah dan hampir meninggal. Dia berdoa dengan sungguh-sungguh agar Allah menyelamatkan nyawanya. Allah menyembuhkan dia dan memberinya tambahan 15 tahun untuk hidup.</w:t>
+      </w:r>
+    </w:p>
+    <w:p>
+      <w:pPr>
+        <w:pStyle w:val="ListBullet"/>
+        <w:spacing w:line="240" w:lineRule="auto"/>
+        <w:ind w:left="720"/>
+      </w:pPr>
+      <w:r>
+        <w:rPr>
+          <w:lang w:val="id_ID" w:bidi="id_ID"/>
+        </w:rPr>
+      </w:r>
+      <w:r>
+        <w:rPr>
+          <w:lang w:val="id_ID" w:bidi="id_ID"/>
+        </w:rPr>
+        <w:t>Sebagai tanda kepada Hizkia bahwa hal ini akan terjadi, Allah melakukan mujizat dengan membuat matahari bergerak mundur di langit.</w:t>
+      </w:r>
+    </w:p>
+    <w:p>
+      <w:pPr>
+        <w:pStyle w:val="ListBullet"/>
+        <w:spacing w:line="240" w:lineRule="auto"/>
+        <w:ind w:left="720"/>
+      </w:pPr>
+      <w:r>
+        <w:rPr>
+          <w:lang w:val="id_ID" w:bidi="id_ID"/>
+        </w:rPr>
+      </w:r>
+      <w:r>
+        <w:rPr>
+          <w:lang w:val="id_ID" w:bidi="id_ID"/>
+        </w:rPr>
+        <w:t>Allah juga menjawab doa Hizkia untuk menyelamatkan bangsanya dari Raja Sanherib dari Asyur, yang menyerang mereka.</w:t>
+      </w:r>
+    </w:p>
+    <w:p>
+      <w:pPr/>
+      <w:r>
+        <w:rPr>
+          <w:lang w:val="id_ID" w:bidi="id_ID"/>
+        </w:rPr>
+      </w:r>
+      <w:r>
+        <w:rPr>
+          <w:lang w:val="id_ID" w:bidi="id_ID"/>
+        </w:rPr>
+        <w:t xml:space="preserve">(Lihat juga: </w:t>
+      </w:r>
+      <w:r>
+        <w:rPr>
+          <w:lang w:val="id_ID" w:bidi="id_ID"/>
+        </w:rPr>
+        <w:t>Ahas</w:t>
+      </w:r>
+      <w:r>
+        <w:rPr>
+          <w:lang w:val="id_ID" w:bidi="id_ID"/>
+        </w:rPr>
+        <w:t xml:space="preserve">, </w:t>
+      </w:r>
+      <w:r>
+        <w:rPr>
+          <w:lang w:val="id_ID" w:bidi="id_ID"/>
+        </w:rPr>
+        <w:t>Asyur</w:t>
+      </w:r>
+      <w:r>
+        <w:rPr>
+          <w:lang w:val="id_ID" w:bidi="id_ID"/>
+        </w:rPr>
+        <w:t xml:space="preserve">, </w:t>
+      </w:r>
+      <w:r>
+        <w:rPr>
+          <w:lang w:val="id_ID" w:bidi="id_ID"/>
+        </w:rPr>
+        <w:t>ilah palsu</w:t>
+      </w:r>
+      <w:r>
+        <w:rPr>
+          <w:lang w:val="id_ID" w:bidi="id_ID"/>
+        </w:rPr>
+        <w:t xml:space="preserve">, </w:t>
+      </w:r>
+      <w:r>
+        <w:rPr>
+          <w:lang w:val="id_ID" w:bidi="id_ID"/>
+        </w:rPr>
+        <w:t>Yehuda</w:t>
+      </w:r>
+      <w:r>
+        <w:rPr>
+          <w:lang w:val="id_ID" w:bidi="id_ID"/>
+        </w:rPr>
+        <w:t xml:space="preserve">, </w:t>
+      </w:r>
+      <w:r>
+        <w:rPr>
+          <w:lang w:val="id_ID" w:bidi="id_ID"/>
+        </w:rPr>
+        <w:t>Sanherib</w:t>
+      </w:r>
+      <w:r>
+        <w:rPr>
+          <w:lang w:val="id_ID" w:bidi="id_ID"/>
+        </w:rPr>
+        <w:t>)</w:t>
+      </w:r>
+    </w:p>
+    <w:p>
+      <w:pPr>
+        <w:pStyle w:val="Heading3"/>
+      </w:pPr>
+      <w:r>
+        <w:rPr>
+          <w:lang w:val="id_ID" w:bidi="id_ID"/>
+        </w:rPr>
+        <w:t>Referensi Alkitab:</w:t>
+      </w:r>
+    </w:p>
+    <w:p>
+      <w:pPr>
+        <w:pStyle w:val="ListBullet"/>
+        <w:spacing w:line="240" w:lineRule="auto"/>
+        <w:ind w:left="720"/>
+      </w:pPr>
+      <w:r>
+        <w:rPr>
+          <w:lang w:val="id_ID" w:bidi="id_ID"/>
+        </w:rPr>
+      </w:r>
+      <w:hyperlink r:id="rId160">
+        <w:r>
+          <w:rPr>
+            <w:lang w:val="id_ID" w:bidi="id_ID"/>
+          </w:rPr>
+          <w:rPr>
+            <w:color w:val="0000EE"/>
+            <w:u w:val="single"/>
+          </w:rPr>
+          <w:t>1 Tawarikh 3:13–14</w:t>
+        </w:r>
+      </w:hyperlink>
+    </w:p>
+    <w:p>
+      <w:pPr>
+        <w:pStyle w:val="ListBullet"/>
+        <w:spacing w:line="240" w:lineRule="auto"/>
+        <w:ind w:left="720"/>
+      </w:pPr>
+      <w:r>
+        <w:rPr>
+          <w:lang w:val="id_ID" w:bidi="id_ID"/>
+        </w:rPr>
+      </w:r>
+      <w:hyperlink r:id="rId161">
+        <w:r>
+          <w:rPr>
+            <w:lang w:val="id_ID" w:bidi="id_ID"/>
+          </w:rPr>
+          <w:rPr>
+            <w:color w:val="0000EE"/>
+            <w:u w:val="single"/>
+          </w:rPr>
+          <w:t>2 Raja-raja 16:19–20</w:t>
+        </w:r>
+      </w:hyperlink>
+    </w:p>
+    <w:p>
+      <w:pPr>
+        <w:pStyle w:val="ListBullet"/>
+        <w:spacing w:line="240" w:lineRule="auto"/>
+        <w:ind w:left="720"/>
+      </w:pPr>
+      <w:r>
+        <w:rPr>
+          <w:lang w:val="id_ID" w:bidi="id_ID"/>
+        </w:rPr>
+      </w:r>
+      <w:hyperlink r:id="rId162">
+        <w:r>
+          <w:rPr>
+            <w:lang w:val="id_ID" w:bidi="id_ID"/>
+          </w:rPr>
+          <w:rPr>
+            <w:color w:val="0000EE"/>
+            <w:u w:val="single"/>
+          </w:rPr>
+          <w:t>Hosea 1:1</w:t>
+        </w:r>
+      </w:hyperlink>
+    </w:p>
+    <w:p>
+      <w:pPr>
+        <w:pStyle w:val="ListBullet"/>
+        <w:spacing w:line="240" w:lineRule="auto"/>
+        <w:ind w:left="720"/>
+      </w:pPr>
+      <w:r>
+        <w:rPr>
+          <w:lang w:val="id_ID" w:bidi="id_ID"/>
+        </w:rPr>
+      </w:r>
+      <w:hyperlink r:id="rId163">
+        <w:r>
+          <w:rPr>
+            <w:lang w:val="id_ID" w:bidi="id_ID"/>
+          </w:rPr>
+          <w:rPr>
+            <w:color w:val="0000EE"/>
+            <w:u w:val="single"/>
+          </w:rPr>
+          <w:t>Matius 1:9–11</w:t>
+        </w:r>
+      </w:hyperlink>
+    </w:p>
+    <w:p>
+      <w:pPr>
+        <w:pStyle w:val="ListBullet"/>
+        <w:spacing w:line="240" w:lineRule="auto"/>
+        <w:ind w:left="720"/>
+      </w:pPr>
+      <w:r>
+        <w:rPr>
+          <w:lang w:val="id_ID" w:bidi="id_ID"/>
+        </w:rPr>
+      </w:r>
+      <w:hyperlink r:id="rId164">
+        <w:r>
+          <w:rPr>
+            <w:lang w:val="id_ID" w:bidi="id_ID"/>
+          </w:rPr>
+          <w:rPr>
+            <w:color w:val="0000EE"/>
+            <w:u w:val="single"/>
+          </w:rPr>
+          <w:t>Amsal 25:1–3</w:t>
+        </w:r>
+      </w:hyperlink>
+    </w:p>
+    <w:p>
+      <w:pPr>
+        <w:pStyle w:val="Heading3"/>
+      </w:pPr>
+      <w:r>
+        <w:rPr>
+          <w:lang w:val="id_ID" w:bidi="id_ID"/>
+        </w:rPr>
+        <w:t>Data Kata:</w:t>
+      </w:r>
+    </w:p>
+    <w:p>
+      <w:pPr>
+        <w:pStyle w:val="ListBullet"/>
+        <w:spacing w:line="240" w:lineRule="auto"/>
+        <w:ind w:left="720"/>
+      </w:pPr>
+      <w:r>
+        <w:rPr>
+          <w:lang w:val="id_ID" w:bidi="id_ID"/>
+        </w:rPr>
+      </w:r>
+      <w:r>
+        <w:rPr>
+          <w:lang w:val="id_ID" w:bidi="id_ID"/>
+        </w:rPr>
+        <w:t>Strong: H2396, H3169, G14780</w:t>
+      </w:r>
+      <w:r>
+        <w:rPr>
+          <w:lang w:val="id_ID" w:bidi="id_ID"/>
+        </w:rPr>
+      </w:r>
+      <w:r>
+        <w:rPr>
+          <w:lang w:val="id_ID" w:bidi="id_ID"/>
+        </w:rPr>
+      </w:r>
+    </w:p>
+    <w:p>
+      <w:pPr/>
+      <w:r>
+        <w:rPr>
+          <w:lang w:val="id_ID" w:bidi="id_ID"/>
+        </w:rPr>
+      </w:r>
+    </w:p>
+    <w:p>
+      <w:pPr>
+        <w:pStyle w:val="Heading2"/>
+      </w:pPr>
+      <w:r>
+        <w:rPr>
+          <w:lang w:val="id_ID" w:bidi="id_ID"/>
+        </w:rPr>
         <w:t>Hormat</w:t>
       </w:r>
       <w:r>
@@ -7920,7 +14540,7 @@
           <w:lang w:val="id_ID" w:bidi="id_ID"/>
         </w:rPr>
       </w:r>
-      <w:hyperlink r:id="rId88">
+      <w:hyperlink r:id="rId165">
         <w:r>
           <w:rPr>
             <w:lang w:val="id_ID" w:bidi="id_ID"/>
@@ -7944,7 +14564,7 @@
           <w:lang w:val="id_ID" w:bidi="id_ID"/>
         </w:rPr>
       </w:r>
-      <w:hyperlink r:id="rId89">
+      <w:hyperlink r:id="rId166">
         <w:r>
           <w:rPr>
             <w:lang w:val="id_ID" w:bidi="id_ID"/>
@@ -7968,7 +14588,7 @@
           <w:lang w:val="id_ID" w:bidi="id_ID"/>
         </w:rPr>
       </w:r>
-      <w:hyperlink r:id="rId90">
+      <w:hyperlink r:id="rId167">
         <w:r>
           <w:rPr>
             <w:lang w:val="id_ID" w:bidi="id_ID"/>
@@ -8054,6 +14674,1057 @@
         <w:rPr>
           <w:lang w:val="id_ID" w:bidi="id_ID"/>
         </w:rPr>
+        <w:t>Hosea</w:t>
+      </w:r>
+      <w:r>
+        <w:rPr>
+          <w:lang w:val="id_ID" w:bidi="id_ID"/>
+        </w:rPr>
+      </w:r>
+    </w:p>
+    <w:p>
+      <w:pPr>
+        <w:pStyle w:val="Heading3"/>
+      </w:pPr>
+      <w:r>
+        <w:rPr>
+          <w:lang w:val="id_ID" w:bidi="id_ID"/>
+        </w:rPr>
+        <w:t>Fakta:</w:t>
+      </w:r>
+    </w:p>
+    <w:p>
+      <w:pPr/>
+      <w:r>
+        <w:rPr>
+          <w:lang w:val="id_ID" w:bidi="id_ID"/>
+        </w:rPr>
+      </w:r>
+      <w:r>
+        <w:rPr>
+          <w:lang w:val="id_ID" w:bidi="id_ID"/>
+        </w:rPr>
+        <w:t>Hosea adalah seorang nabi Israel yang hidup dan bernubuat sekitar 750 tahun sebelum zaman Kristus.</w:t>
+      </w:r>
+    </w:p>
+    <w:p>
+      <w:pPr>
+        <w:pStyle w:val="ListBullet"/>
+        <w:spacing w:line="240" w:lineRule="auto"/>
+        <w:ind w:left="720"/>
+      </w:pPr>
+      <w:r>
+        <w:rPr>
+          <w:lang w:val="id_ID" w:bidi="id_ID"/>
+        </w:rPr>
+      </w:r>
+      <w:r>
+        <w:rPr>
+          <w:lang w:val="id_ID" w:bidi="id_ID"/>
+        </w:rPr>
+        <w:t>Pelayanannya berlangsung selama bertahun-tahun melewati masa pemerintahan beberapa raja, seperti Yerobeam, Zakharia, Yotam, Ahas, Hosea, Uzia, dan Hizkia.</w:t>
+      </w:r>
+    </w:p>
+    <w:p>
+      <w:pPr>
+        <w:pStyle w:val="ListBullet"/>
+        <w:spacing w:line="240" w:lineRule="auto"/>
+        <w:ind w:left="720"/>
+      </w:pPr>
+      <w:r>
+        <w:rPr>
+          <w:lang w:val="id_ID" w:bidi="id_ID"/>
+        </w:rPr>
+      </w:r>
+      <w:r>
+        <w:rPr>
+          <w:lang w:val="id_ID" w:bidi="id_ID"/>
+        </w:rPr>
+        <w:t>Hosea diperintahkan oleh Allah untuk menikahi seorang perempuan sundal bernama Gomer dan untuk terus mencintainya, meskipun perempuan itu tidak setia kepada Hosea.</w:t>
+      </w:r>
+    </w:p>
+    <w:p>
+      <w:pPr>
+        <w:pStyle w:val="ListBullet"/>
+        <w:spacing w:line="240" w:lineRule="auto"/>
+        <w:ind w:left="720"/>
+      </w:pPr>
+      <w:r>
+        <w:rPr>
+          <w:lang w:val="id_ID" w:bidi="id_ID"/>
+        </w:rPr>
+      </w:r>
+      <w:r>
+        <w:rPr>
+          <w:lang w:val="id_ID" w:bidi="id_ID"/>
+        </w:rPr>
+        <w:t>Ini adalah gambaran kasih Allah untuk umat-Nya yang tidak setia, yaitu Israel.</w:t>
+      </w:r>
+    </w:p>
+    <w:p>
+      <w:pPr>
+        <w:pStyle w:val="ListBullet"/>
+        <w:spacing w:line="240" w:lineRule="auto"/>
+        <w:ind w:left="720"/>
+      </w:pPr>
+      <w:r>
+        <w:rPr>
+          <w:lang w:val="id_ID" w:bidi="id_ID"/>
+        </w:rPr>
+      </w:r>
+      <w:r>
+        <w:rPr>
+          <w:lang w:val="id_ID" w:bidi="id_ID"/>
+        </w:rPr>
+        <w:t>Hosea bernubuat menentang orang-orang Israel karena dosa-dosa mereka, memperingatkan mereka untuk berhenti menyembah berhala.</w:t>
+      </w:r>
+    </w:p>
+    <w:p>
+      <w:pPr/>
+      <w:r>
+        <w:rPr>
+          <w:lang w:val="id_ID" w:bidi="id_ID"/>
+        </w:rPr>
+      </w:r>
+      <w:r>
+        <w:rPr>
+          <w:lang w:val="id_ID" w:bidi="id_ID"/>
+        </w:rPr>
+        <w:t>(Saran terjemahan: Cara Menerjemahkan Nama)</w:t>
+      </w:r>
+    </w:p>
+    <w:p>
+      <w:pPr/>
+      <w:r>
+        <w:rPr>
+          <w:lang w:val="id_ID" w:bidi="id_ID"/>
+        </w:rPr>
+      </w:r>
+      <w:r>
+        <w:rPr>
+          <w:lang w:val="id_ID" w:bidi="id_ID"/>
+        </w:rPr>
+        <w:t xml:space="preserve">(Lihat juga: </w:t>
+      </w:r>
+      <w:r>
+        <w:rPr>
+          <w:lang w:val="id_ID" w:bidi="id_ID"/>
+        </w:rPr>
+        <w:t>Ahas</w:t>
+      </w:r>
+      <w:r>
+        <w:rPr>
+          <w:lang w:val="id_ID" w:bidi="id_ID"/>
+        </w:rPr>
+        <w:t xml:space="preserve">, </w:t>
+      </w:r>
+      <w:r>
+        <w:rPr>
+          <w:lang w:val="id_ID" w:bidi="id_ID"/>
+        </w:rPr>
+        <w:t>Hizkia</w:t>
+      </w:r>
+      <w:r>
+        <w:rPr>
+          <w:lang w:val="id_ID" w:bidi="id_ID"/>
+        </w:rPr>
+        <w:t xml:space="preserve">, </w:t>
+      </w:r>
+      <w:r>
+        <w:rPr>
+          <w:lang w:val="id_ID" w:bidi="id_ID"/>
+        </w:rPr>
+        <w:t>Hosea</w:t>
+      </w:r>
+      <w:r>
+        <w:rPr>
+          <w:lang w:val="id_ID" w:bidi="id_ID"/>
+        </w:rPr>
+        <w:t xml:space="preserve">, </w:t>
+      </w:r>
+      <w:r>
+        <w:rPr>
+          <w:lang w:val="id_ID" w:bidi="id_ID"/>
+        </w:rPr>
+        <w:t>Yerobeam</w:t>
+      </w:r>
+      <w:r>
+        <w:rPr>
+          <w:lang w:val="id_ID" w:bidi="id_ID"/>
+        </w:rPr>
+        <w:t xml:space="preserve">, </w:t>
+      </w:r>
+      <w:r>
+        <w:rPr>
+          <w:lang w:val="id_ID" w:bidi="id_ID"/>
+        </w:rPr>
+        <w:t>Yotam</w:t>
+      </w:r>
+      <w:r>
+        <w:rPr>
+          <w:lang w:val="id_ID" w:bidi="id_ID"/>
+        </w:rPr>
+        <w:t xml:space="preserve">, </w:t>
+      </w:r>
+      <w:r>
+        <w:rPr>
+          <w:lang w:val="id_ID" w:bidi="id_ID"/>
+        </w:rPr>
+        <w:t>Uzia</w:t>
+      </w:r>
+      <w:r>
+        <w:rPr>
+          <w:lang w:val="id_ID" w:bidi="id_ID"/>
+        </w:rPr>
+        <w:t xml:space="preserve">, </w:t>
+      </w:r>
+      <w:r>
+        <w:rPr>
+          <w:lang w:val="id_ID" w:bidi="id_ID"/>
+        </w:rPr>
+        <w:t>Zakharia (Perjanjian Lama)</w:t>
+      </w:r>
+      <w:r>
+        <w:rPr>
+          <w:lang w:val="id_ID" w:bidi="id_ID"/>
+        </w:rPr>
+        <w:t>)</w:t>
+      </w:r>
+    </w:p>
+    <w:p>
+      <w:pPr>
+        <w:pStyle w:val="Heading3"/>
+      </w:pPr>
+      <w:r>
+        <w:rPr>
+          <w:lang w:val="id_ID" w:bidi="id_ID"/>
+        </w:rPr>
+        <w:t>Referensi Alkitab:</w:t>
+      </w:r>
+    </w:p>
+    <w:p>
+      <w:pPr>
+        <w:pStyle w:val="ListBullet"/>
+        <w:spacing w:line="240" w:lineRule="auto"/>
+        <w:ind w:left="720"/>
+      </w:pPr>
+      <w:r>
+        <w:rPr>
+          <w:lang w:val="id_ID" w:bidi="id_ID"/>
+        </w:rPr>
+      </w:r>
+      <w:hyperlink r:id="rId168">
+        <w:r>
+          <w:rPr>
+            <w:lang w:val="id_ID" w:bidi="id_ID"/>
+          </w:rPr>
+          <w:rPr>
+            <w:color w:val="0000EE"/>
+            <w:u w:val="single"/>
+          </w:rPr>
+          <w:t>Hosea 1:1–2</w:t>
+        </w:r>
+      </w:hyperlink>
+    </w:p>
+    <w:p>
+      <w:pPr>
+        <w:pStyle w:val="ListBullet"/>
+        <w:spacing w:line="240" w:lineRule="auto"/>
+        <w:ind w:left="720"/>
+      </w:pPr>
+      <w:r>
+        <w:rPr>
+          <w:lang w:val="id_ID" w:bidi="id_ID"/>
+        </w:rPr>
+      </w:r>
+      <w:hyperlink r:id="rId169">
+        <w:r>
+          <w:rPr>
+            <w:lang w:val="id_ID" w:bidi="id_ID"/>
+          </w:rPr>
+          <w:rPr>
+            <w:color w:val="0000EE"/>
+            <w:u w:val="single"/>
+          </w:rPr>
+          <w:t>Hosea 1:3–5</w:t>
+        </w:r>
+      </w:hyperlink>
+    </w:p>
+    <w:p>
+      <w:pPr>
+        <w:pStyle w:val="ListBullet"/>
+        <w:spacing w:line="240" w:lineRule="auto"/>
+        <w:ind w:left="720"/>
+      </w:pPr>
+      <w:r>
+        <w:rPr>
+          <w:lang w:val="id_ID" w:bidi="id_ID"/>
+        </w:rPr>
+      </w:r>
+      <w:hyperlink r:id="rId170">
+        <w:r>
+          <w:rPr>
+            <w:lang w:val="id_ID" w:bidi="id_ID"/>
+          </w:rPr>
+          <w:rPr>
+            <w:color w:val="0000EE"/>
+            <w:u w:val="single"/>
+          </w:rPr>
+          <w:t>Hosea 1:6–7</w:t>
+        </w:r>
+      </w:hyperlink>
+    </w:p>
+    <w:p>
+      <w:pPr>
+        <w:pStyle w:val="Heading3"/>
+      </w:pPr>
+      <w:r>
+        <w:rPr>
+          <w:lang w:val="id_ID" w:bidi="id_ID"/>
+        </w:rPr>
+        <w:t>Data Kata:</w:t>
+      </w:r>
+    </w:p>
+    <w:p>
+      <w:pPr>
+        <w:pStyle w:val="ListBullet"/>
+        <w:spacing w:line="240" w:lineRule="auto"/>
+        <w:ind w:left="720"/>
+      </w:pPr>
+      <w:r>
+        <w:rPr>
+          <w:lang w:val="id_ID" w:bidi="id_ID"/>
+        </w:rPr>
+      </w:r>
+      <w:r>
+        <w:rPr>
+          <w:lang w:val="id_ID" w:bidi="id_ID"/>
+        </w:rPr>
+        <w:t>Strong: H1954, G56170</w:t>
+      </w:r>
+      <w:r>
+        <w:rPr>
+          <w:lang w:val="id_ID" w:bidi="id_ID"/>
+        </w:rPr>
+      </w:r>
+      <w:r>
+        <w:rPr>
+          <w:lang w:val="id_ID" w:bidi="id_ID"/>
+        </w:rPr>
+      </w:r>
+    </w:p>
+    <w:p>
+      <w:pPr/>
+      <w:r>
+        <w:rPr>
+          <w:lang w:val="id_ID" w:bidi="id_ID"/>
+        </w:rPr>
+      </w:r>
+    </w:p>
+    <w:p>
+      <w:pPr>
+        <w:pStyle w:val="Heading2"/>
+      </w:pPr>
+      <w:r>
+        <w:rPr>
+          <w:lang w:val="id_ID" w:bidi="id_ID"/>
+        </w:rPr>
+        <w:t>Hosea</w:t>
+      </w:r>
+      <w:r>
+        <w:rPr>
+          <w:lang w:val="id_ID" w:bidi="id_ID"/>
+        </w:rPr>
+      </w:r>
+    </w:p>
+    <w:p>
+      <w:pPr>
+        <w:pStyle w:val="Heading3"/>
+      </w:pPr>
+      <w:r>
+        <w:rPr>
+          <w:lang w:val="id_ID" w:bidi="id_ID"/>
+        </w:rPr>
+        <w:t>Fakta:</w:t>
+      </w:r>
+    </w:p>
+    <w:p>
+      <w:pPr/>
+      <w:r>
+        <w:rPr>
+          <w:lang w:val="id_ID" w:bidi="id_ID"/>
+        </w:rPr>
+      </w:r>
+      <w:r>
+        <w:rPr>
+          <w:lang w:val="id_ID" w:bidi="id_ID"/>
+        </w:rPr>
+        <w:t>Hosea adalah nama seorang raja Israel dan juga beberapa orang lain dalam Perjanjian Lama.</w:t>
+      </w:r>
+    </w:p>
+    <w:p>
+      <w:pPr>
+        <w:pStyle w:val="ListBullet"/>
+        <w:spacing w:line="240" w:lineRule="auto"/>
+        <w:ind w:left="720"/>
+      </w:pPr>
+      <w:r>
+        <w:rPr>
+          <w:lang w:val="id_ID" w:bidi="id_ID"/>
+        </w:rPr>
+      </w:r>
+      <w:r>
+        <w:rPr>
+          <w:lang w:val="id_ID" w:bidi="id_ID"/>
+        </w:rPr>
+        <w:t>Hosea bin Ela adalah raja Israel selama sembilan tahun, yang berlangsung sebagian pada masa pemerintahan Ahas dan Hizkia, raja-raja Yehuda.</w:t>
+      </w:r>
+    </w:p>
+    <w:p>
+      <w:pPr>
+        <w:pStyle w:val="ListBullet"/>
+        <w:spacing w:line="240" w:lineRule="auto"/>
+        <w:ind w:left="720"/>
+      </w:pPr>
+      <w:r>
+        <w:rPr>
+          <w:lang w:val="id_ID" w:bidi="id_ID"/>
+        </w:rPr>
+      </w:r>
+      <w:r>
+        <w:rPr>
+          <w:lang w:val="id_ID" w:bidi="id_ID"/>
+        </w:rPr>
+        <w:t>Yosua bin Nun awalnya bernama Hosea. Musa mengubah nama Hosea menjadi Yosua sebelum mengutusnya bersama sebelas orang lainnya untuk mengintai tanah Kanaan.</w:t>
+      </w:r>
+    </w:p>
+    <w:p>
+      <w:pPr>
+        <w:pStyle w:val="ListBullet"/>
+        <w:spacing w:line="240" w:lineRule="auto"/>
+        <w:ind w:left="720"/>
+      </w:pPr>
+      <w:r>
+        <w:rPr>
+          <w:lang w:val="id_ID" w:bidi="id_ID"/>
+        </w:rPr>
+      </w:r>
+      <w:r>
+        <w:rPr>
+          <w:lang w:val="id_ID" w:bidi="id_ID"/>
+        </w:rPr>
+        <w:t>Setelah Musa wafat, Yosua memimpin bangsa Israel untuk merebut tanah Kanaan.</w:t>
+      </w:r>
+    </w:p>
+    <w:p>
+      <w:pPr>
+        <w:pStyle w:val="ListBullet"/>
+        <w:spacing w:line="240" w:lineRule="auto"/>
+        <w:ind w:left="720"/>
+      </w:pPr>
+      <w:r>
+        <w:rPr>
+          <w:lang w:val="id_ID" w:bidi="id_ID"/>
+        </w:rPr>
+      </w:r>
+      <w:r>
+        <w:rPr>
+          <w:lang w:val="id_ID" w:bidi="id_ID"/>
+        </w:rPr>
+        <w:t>Seorang pria bernama Hosea, anak Azazya, adalah salah satu pemimpin dari suku Efraim.</w:t>
+      </w:r>
+    </w:p>
+    <w:p>
+      <w:pPr/>
+      <w:r>
+        <w:rPr>
+          <w:lang w:val="id_ID" w:bidi="id_ID"/>
+        </w:rPr>
+      </w:r>
+      <w:r>
+        <w:rPr>
+          <w:lang w:val="id_ID" w:bidi="id_ID"/>
+        </w:rPr>
+        <w:t>(Saran terjemahan: Cara Menerjemahkan Nama)</w:t>
+      </w:r>
+    </w:p>
+    <w:p>
+      <w:pPr/>
+      <w:r>
+        <w:rPr>
+          <w:lang w:val="id_ID" w:bidi="id_ID"/>
+        </w:rPr>
+      </w:r>
+      <w:r>
+        <w:rPr>
+          <w:lang w:val="id_ID" w:bidi="id_ID"/>
+        </w:rPr>
+        <w:t xml:space="preserve">(Lihat juga: </w:t>
+      </w:r>
+      <w:r>
+        <w:rPr>
+          <w:lang w:val="id_ID" w:bidi="id_ID"/>
+        </w:rPr>
+        <w:t>Ahas</w:t>
+      </w:r>
+      <w:r>
+        <w:rPr>
+          <w:lang w:val="id_ID" w:bidi="id_ID"/>
+        </w:rPr>
+        <w:t xml:space="preserve">, </w:t>
+      </w:r>
+      <w:r>
+        <w:rPr>
+          <w:lang w:val="id_ID" w:bidi="id_ID"/>
+        </w:rPr>
+        <w:t>Kanaan</w:t>
+      </w:r>
+      <w:r>
+        <w:rPr>
+          <w:lang w:val="id_ID" w:bidi="id_ID"/>
+        </w:rPr>
+        <w:t xml:space="preserve">, </w:t>
+      </w:r>
+      <w:r>
+        <w:rPr>
+          <w:lang w:val="id_ID" w:bidi="id_ID"/>
+        </w:rPr>
+        <w:t>Efraim</w:t>
+      </w:r>
+      <w:r>
+        <w:rPr>
+          <w:lang w:val="id_ID" w:bidi="id_ID"/>
+        </w:rPr>
+        <w:t xml:space="preserve">, </w:t>
+      </w:r>
+      <w:r>
+        <w:rPr>
+          <w:lang w:val="id_ID" w:bidi="id_ID"/>
+        </w:rPr>
+        <w:t>Hizkia</w:t>
+      </w:r>
+      <w:r>
+        <w:rPr>
+          <w:lang w:val="id_ID" w:bidi="id_ID"/>
+        </w:rPr>
+        <w:t xml:space="preserve">, </w:t>
+      </w:r>
+      <w:r>
+        <w:rPr>
+          <w:lang w:val="id_ID" w:bidi="id_ID"/>
+        </w:rPr>
+        <w:t>Yosua</w:t>
+      </w:r>
+      <w:r>
+        <w:rPr>
+          <w:lang w:val="id_ID" w:bidi="id_ID"/>
+        </w:rPr>
+        <w:t xml:space="preserve">, </w:t>
+      </w:r>
+      <w:r>
+        <w:rPr>
+          <w:lang w:val="id_ID" w:bidi="id_ID"/>
+        </w:rPr>
+        <w:t>Musa</w:t>
+      </w:r>
+      <w:r>
+        <w:rPr>
+          <w:lang w:val="id_ID" w:bidi="id_ID"/>
+        </w:rPr>
+        <w:t>)</w:t>
+      </w:r>
+    </w:p>
+    <w:p>
+      <w:pPr>
+        <w:pStyle w:val="Heading3"/>
+      </w:pPr>
+      <w:r>
+        <w:rPr>
+          <w:lang w:val="id_ID" w:bidi="id_ID"/>
+        </w:rPr>
+        <w:t>Referensi Alkitab:</w:t>
+      </w:r>
+    </w:p>
+    <w:p>
+      <w:pPr>
+        <w:pStyle w:val="ListBullet"/>
+        <w:spacing w:line="240" w:lineRule="auto"/>
+        <w:ind w:left="720"/>
+      </w:pPr>
+      <w:r>
+        <w:rPr>
+          <w:lang w:val="id_ID" w:bidi="id_ID"/>
+        </w:rPr>
+      </w:r>
+      <w:hyperlink r:id="rId171">
+        <w:r>
+          <w:rPr>
+            <w:lang w:val="id_ID" w:bidi="id_ID"/>
+          </w:rPr>
+          <w:rPr>
+            <w:color w:val="0000EE"/>
+            <w:u w:val="single"/>
+          </w:rPr>
+          <w:t>1 Tawarikh 27:20</w:t>
+        </w:r>
+      </w:hyperlink>
+    </w:p>
+    <w:p>
+      <w:pPr>
+        <w:pStyle w:val="ListBullet"/>
+        <w:spacing w:line="240" w:lineRule="auto"/>
+        <w:ind w:left="720"/>
+      </w:pPr>
+      <w:r>
+        <w:rPr>
+          <w:lang w:val="id_ID" w:bidi="id_ID"/>
+        </w:rPr>
+      </w:r>
+      <w:hyperlink r:id="rId172">
+        <w:r>
+          <w:rPr>
+            <w:lang w:val="id_ID" w:bidi="id_ID"/>
+          </w:rPr>
+          <w:rPr>
+            <w:color w:val="0000EE"/>
+            <w:u w:val="single"/>
+          </w:rPr>
+          <w:t>2 Raja-raja 15:30</w:t>
+        </w:r>
+      </w:hyperlink>
+    </w:p>
+    <w:p>
+      <w:pPr>
+        <w:pStyle w:val="ListBullet"/>
+        <w:spacing w:line="240" w:lineRule="auto"/>
+        <w:ind w:left="720"/>
+      </w:pPr>
+      <w:r>
+        <w:rPr>
+          <w:lang w:val="id_ID" w:bidi="id_ID"/>
+        </w:rPr>
+      </w:r>
+      <w:hyperlink r:id="rId173">
+        <w:r>
+          <w:rPr>
+            <w:lang w:val="id_ID" w:bidi="id_ID"/>
+          </w:rPr>
+          <w:rPr>
+            <w:color w:val="0000EE"/>
+            <w:u w:val="single"/>
+          </w:rPr>
+          <w:t>2 Raja-raja 17:3</w:t>
+        </w:r>
+      </w:hyperlink>
+    </w:p>
+    <w:p>
+      <w:pPr>
+        <w:pStyle w:val="ListBullet"/>
+        <w:spacing w:line="240" w:lineRule="auto"/>
+        <w:ind w:left="720"/>
+      </w:pPr>
+      <w:r>
+        <w:rPr>
+          <w:lang w:val="id_ID" w:bidi="id_ID"/>
+        </w:rPr>
+      </w:r>
+      <w:hyperlink r:id="rId174">
+        <w:r>
+          <w:rPr>
+            <w:lang w:val="id_ID" w:bidi="id_ID"/>
+          </w:rPr>
+          <w:rPr>
+            <w:color w:val="0000EE"/>
+            <w:u w:val="single"/>
+          </w:rPr>
+          <w:t>2 Raja-raja 18:1</w:t>
+        </w:r>
+      </w:hyperlink>
+    </w:p>
+    <w:p>
+      <w:pPr>
+        <w:pStyle w:val="ListBullet"/>
+        <w:spacing w:line="240" w:lineRule="auto"/>
+        <w:ind w:left="720"/>
+      </w:pPr>
+      <w:r>
+        <w:rPr>
+          <w:lang w:val="id_ID" w:bidi="id_ID"/>
+        </w:rPr>
+      </w:r>
+      <w:hyperlink r:id="rId175">
+        <w:r>
+          <w:rPr>
+            <w:lang w:val="id_ID" w:bidi="id_ID"/>
+          </w:rPr>
+          <w:rPr>
+            <w:color w:val="0000EE"/>
+            <w:u w:val="single"/>
+          </w:rPr>
+          <w:t>2 Raja-raja 18:9</w:t>
+        </w:r>
+      </w:hyperlink>
+    </w:p>
+    <w:p>
+      <w:pPr>
+        <w:pStyle w:val="Heading3"/>
+      </w:pPr>
+      <w:r>
+        <w:rPr>
+          <w:lang w:val="id_ID" w:bidi="id_ID"/>
+        </w:rPr>
+        <w:t>Data Kata:</w:t>
+      </w:r>
+    </w:p>
+    <w:p>
+      <w:pPr>
+        <w:pStyle w:val="ListBullet"/>
+        <w:spacing w:line="240" w:lineRule="auto"/>
+        <w:ind w:left="720"/>
+      </w:pPr>
+      <w:r>
+        <w:rPr>
+          <w:lang w:val="id_ID" w:bidi="id_ID"/>
+        </w:rPr>
+      </w:r>
+      <w:r>
+        <w:rPr>
+          <w:lang w:val="id_ID" w:bidi="id_ID"/>
+        </w:rPr>
+        <w:t>Strong: H1954</w:t>
+      </w:r>
+      <w:r>
+        <w:rPr>
+          <w:lang w:val="id_ID" w:bidi="id_ID"/>
+        </w:rPr>
+      </w:r>
+      <w:r>
+        <w:rPr>
+          <w:lang w:val="id_ID" w:bidi="id_ID"/>
+        </w:rPr>
+      </w:r>
+    </w:p>
+    <w:p>
+      <w:pPr/>
+      <w:r>
+        <w:rPr>
+          <w:lang w:val="id_ID" w:bidi="id_ID"/>
+        </w:rPr>
+      </w:r>
+    </w:p>
+    <w:p>
+      <w:pPr>
+        <w:pStyle w:val="Heading2"/>
+      </w:pPr>
+      <w:r>
+        <w:rPr>
+          <w:lang w:val="id_ID" w:bidi="id_ID"/>
+        </w:rPr>
+        <w:t>Hujan es</w:t>
+      </w:r>
+      <w:r>
+        <w:rPr>
+          <w:lang w:val="id_ID" w:bidi="id_ID"/>
+        </w:rPr>
+      </w:r>
+    </w:p>
+    <w:p>
+      <w:pPr>
+        <w:pStyle w:val="Heading3"/>
+      </w:pPr>
+      <w:r>
+        <w:rPr>
+          <w:lang w:val="id_ID" w:bidi="id_ID"/>
+        </w:rPr>
+        <w:t>Fakta:</w:t>
+      </w:r>
+    </w:p>
+    <w:p>
+      <w:pPr/>
+      <w:r>
+        <w:rPr>
+          <w:lang w:val="id_ID" w:bidi="id_ID"/>
+        </w:rPr>
+      </w:r>
+      <w:r>
+        <w:rPr>
+          <w:lang w:val="id_ID" w:bidi="id_ID"/>
+        </w:rPr>
+        <w:t>Istilah ini biasanya merujuk pada gumpalan air beku yang jatuh dari langit. Dalam bahasa Inggris "hail." Namun, kata "hail" yang sama juga digunakan untuk menyapa seseorang dan dapat berarti, "halo" atau "salam untuk Anda." Artinya berbeda meskipun penulisannya sama.</w:t>
+      </w:r>
+    </w:p>
+    <w:p>
+      <w:pPr>
+        <w:pStyle w:val="ListBullet"/>
+        <w:spacing w:line="240" w:lineRule="auto"/>
+        <w:ind w:left="720"/>
+      </w:pPr>
+      <w:r>
+        <w:rPr>
+          <w:lang w:val="id_ID" w:bidi="id_ID"/>
+        </w:rPr>
+      </w:r>
+      <w:r>
+        <w:rPr>
+          <w:lang w:val="id_ID" w:bidi="id_ID"/>
+        </w:rPr>
+        <w:t>Hujan es yang turun dari langit berbentuk bola atau potongan es yang disebut "butiran es".</w:t>
+      </w:r>
+    </w:p>
+    <w:p>
+      <w:pPr>
+        <w:pStyle w:val="ListBullet"/>
+        <w:spacing w:line="240" w:lineRule="auto"/>
+        <w:ind w:left="720"/>
+      </w:pPr>
+      <w:r>
+        <w:rPr>
+          <w:lang w:val="id_ID" w:bidi="id_ID"/>
+        </w:rPr>
+      </w:r>
+      <w:r>
+        <w:rPr>
+          <w:lang w:val="id_ID" w:bidi="id_ID"/>
+        </w:rPr>
+        <w:t>Biasanya, butiran es berukuran kecil (hanya beberapa sentimeter lebar), tetapi terkadang ada butiran es yang berukuran hingga 20 sentimeter lebarnya dan beratnya lebih dari satu kilogram.</w:t>
+      </w:r>
+    </w:p>
+    <w:p>
+      <w:pPr>
+        <w:pStyle w:val="ListBullet"/>
+        <w:spacing w:line="240" w:lineRule="auto"/>
+        <w:ind w:left="720"/>
+      </w:pPr>
+      <w:r>
+        <w:rPr>
+          <w:lang w:val="id_ID" w:bidi="id_ID"/>
+        </w:rPr>
+      </w:r>
+      <w:r>
+        <w:rPr>
+          <w:lang w:val="id_ID" w:bidi="id_ID"/>
+        </w:rPr>
+        <w:t>Kitab Wahyu dalam Perjanjian Baru menggambarkan hujan es berupa batu-batu besar seberat 50 kilogram yang akan Allah jatuhkan ke bumi saat Dia menghakimi manusia atas kejahatan mereka di akhir zaman.</w:t>
+      </w:r>
+    </w:p>
+    <w:p>
+      <w:pPr>
+        <w:pStyle w:val="ListBullet"/>
+        <w:spacing w:line="240" w:lineRule="auto"/>
+        <w:ind w:left="720"/>
+      </w:pPr>
+      <w:r>
+        <w:rPr>
+          <w:lang w:val="id_ID" w:bidi="id_ID"/>
+        </w:rPr>
+      </w:r>
+      <w:r>
+        <w:rPr>
+          <w:lang w:val="id_ID" w:bidi="id_ID"/>
+        </w:rPr>
+        <w:t>Kata "hail," yang merupakan salam formal dalam bahasa Inggris kuno, secara harfiah berarti "bersukacitalah" dan dapat diterjemahkan sebagai "Salam!" atau "Halo!"</w:t>
+      </w:r>
+    </w:p>
+    <w:p>
+      <w:pPr/>
+      <w:r>
+        <w:rPr>
+          <w:lang w:val="id_ID" w:bidi="id_ID"/>
+        </w:rPr>
+      </w:r>
+      <w:r>
+        <w:rPr>
+          <w:lang w:val="id_ID" w:bidi="id_ID"/>
+        </w:rPr>
+        <w:t>(Saran Terjemahan: Cara Menerjemahkan Nama)</w:t>
+      </w:r>
+    </w:p>
+    <w:p>
+      <w:pPr>
+        <w:pStyle w:val="Heading3"/>
+      </w:pPr>
+      <w:r>
+        <w:rPr>
+          <w:lang w:val="id_ID" w:bidi="id_ID"/>
+        </w:rPr>
+        <w:t>Referensi Alkitab:</w:t>
+      </w:r>
+    </w:p>
+    <w:p>
+      <w:pPr>
+        <w:pStyle w:val="ListBullet"/>
+        <w:spacing w:line="240" w:lineRule="auto"/>
+        <w:ind w:left="720"/>
+      </w:pPr>
+      <w:r>
+        <w:rPr>
+          <w:lang w:val="id_ID" w:bidi="id_ID"/>
+        </w:rPr>
+      </w:r>
+      <w:hyperlink r:id="rId176">
+        <w:r>
+          <w:rPr>
+            <w:lang w:val="id_ID" w:bidi="id_ID"/>
+          </w:rPr>
+          <w:rPr>
+            <w:color w:val="0000EE"/>
+            <w:u w:val="single"/>
+          </w:rPr>
+          <w:t>Matius 27:29</w:t>
+        </w:r>
+      </w:hyperlink>
+    </w:p>
+    <w:p>
+      <w:pPr>
+        <w:pStyle w:val="ListBullet"/>
+        <w:spacing w:line="240" w:lineRule="auto"/>
+        <w:ind w:left="720"/>
+      </w:pPr>
+      <w:r>
+        <w:rPr>
+          <w:lang w:val="id_ID" w:bidi="id_ID"/>
+        </w:rPr>
+      </w:r>
+      <w:hyperlink r:id="rId177">
+        <w:r>
+          <w:rPr>
+            <w:lang w:val="id_ID" w:bidi="id_ID"/>
+          </w:rPr>
+          <w:rPr>
+            <w:color w:val="0000EE"/>
+            <w:u w:val="single"/>
+          </w:rPr>
+          <w:t>Matius 28:8–10</w:t>
+        </w:r>
+      </w:hyperlink>
+    </w:p>
+    <w:p>
+      <w:pPr>
+        <w:pStyle w:val="ListBullet"/>
+        <w:spacing w:line="240" w:lineRule="auto"/>
+        <w:ind w:left="720"/>
+      </w:pPr>
+      <w:r>
+        <w:rPr>
+          <w:lang w:val="id_ID" w:bidi="id_ID"/>
+        </w:rPr>
+      </w:r>
+      <w:hyperlink r:id="rId178">
+        <w:r>
+          <w:rPr>
+            <w:lang w:val="id_ID" w:bidi="id_ID"/>
+          </w:rPr>
+          <w:rPr>
+            <w:color w:val="0000EE"/>
+            <w:u w:val="single"/>
+          </w:rPr>
+          <w:t>Mazmur 78:48</w:t>
+        </w:r>
+      </w:hyperlink>
+    </w:p>
+    <w:p>
+      <w:pPr>
+        <w:pStyle w:val="ListBullet"/>
+        <w:spacing w:line="240" w:lineRule="auto"/>
+        <w:ind w:left="720"/>
+      </w:pPr>
+      <w:r>
+        <w:rPr>
+          <w:lang w:val="id_ID" w:bidi="id_ID"/>
+        </w:rPr>
+      </w:r>
+      <w:hyperlink r:id="rId179">
+        <w:r>
+          <w:rPr>
+            <w:lang w:val="id_ID" w:bidi="id_ID"/>
+          </w:rPr>
+          <w:rPr>
+            <w:color w:val="0000EE"/>
+            <w:u w:val="single"/>
+          </w:rPr>
+          <w:t>Mazmur 148:8</w:t>
+        </w:r>
+      </w:hyperlink>
+    </w:p>
+    <w:p>
+      <w:pPr>
+        <w:pStyle w:val="ListBullet"/>
+        <w:spacing w:line="240" w:lineRule="auto"/>
+        <w:ind w:left="720"/>
+      </w:pPr>
+      <w:r>
+        <w:rPr>
+          <w:lang w:val="id_ID" w:bidi="id_ID"/>
+        </w:rPr>
+      </w:r>
+      <w:hyperlink r:id="rId180">
+        <w:r>
+          <w:rPr>
+            <w:lang w:val="id_ID" w:bidi="id_ID"/>
+          </w:rPr>
+          <w:rPr>
+            <w:color w:val="0000EE"/>
+            <w:u w:val="single"/>
+          </w:rPr>
+          <w:t>Wahyu 8:7</w:t>
+        </w:r>
+      </w:hyperlink>
+    </w:p>
+    <w:p>
+      <w:pPr>
+        <w:pStyle w:val="Heading3"/>
+      </w:pPr>
+      <w:r>
+        <w:rPr>
+          <w:lang w:val="id_ID" w:bidi="id_ID"/>
+        </w:rPr>
+        <w:t>Data Kata:</w:t>
+      </w:r>
+    </w:p>
+    <w:p>
+      <w:pPr>
+        <w:pStyle w:val="ListBullet"/>
+        <w:spacing w:line="240" w:lineRule="auto"/>
+        <w:ind w:left="720"/>
+      </w:pPr>
+      <w:r>
+        <w:rPr>
+          <w:lang w:val="id_ID" w:bidi="id_ID"/>
+        </w:rPr>
+      </w:r>
+      <w:r>
+        <w:rPr>
+          <w:lang w:val="id_ID" w:bidi="id_ID"/>
+        </w:rPr>
+        <w:t>Strong: H0068, H0417, H1258, H1259, G54630, G54640</w:t>
+      </w:r>
+      <w:r>
+        <w:rPr>
+          <w:lang w:val="id_ID" w:bidi="id_ID"/>
+        </w:rPr>
+      </w:r>
+      <w:r>
+        <w:rPr>
+          <w:lang w:val="id_ID" w:bidi="id_ID"/>
+        </w:rPr>
+      </w:r>
+    </w:p>
+    <w:p>
+      <w:pPr/>
+      <w:r>
+        <w:rPr>
+          <w:lang w:val="id_ID" w:bidi="id_ID"/>
+        </w:rPr>
+      </w:r>
+    </w:p>
+    <w:p>
+      <w:pPr>
+        <w:pStyle w:val="Heading2"/>
+      </w:pPr>
+      <w:r>
+        <w:rPr>
+          <w:lang w:val="id_ID" w:bidi="id_ID"/>
+        </w:rPr>
         <w:t>Hukum</w:t>
       </w:r>
       <w:r>
@@ -8243,7 +15914,7 @@
           <w:lang w:val="id_ID" w:bidi="id_ID"/>
         </w:rPr>
       </w:r>
-      <w:hyperlink r:id="rId91">
+      <w:hyperlink r:id="rId181">
         <w:r>
           <w:rPr>
             <w:lang w:val="id_ID" w:bidi="id_ID"/>
@@ -8267,7 +15938,7 @@
           <w:lang w:val="id_ID" w:bidi="id_ID"/>
         </w:rPr>
       </w:r>
-      <w:hyperlink r:id="rId92">
+      <w:hyperlink r:id="rId182">
         <w:r>
           <w:rPr>
             <w:lang w:val="id_ID" w:bidi="id_ID"/>
@@ -8291,7 +15962,7 @@
           <w:lang w:val="id_ID" w:bidi="id_ID"/>
         </w:rPr>
       </w:r>
-      <w:hyperlink r:id="rId93">
+      <w:hyperlink r:id="rId183">
         <w:r>
           <w:rPr>
             <w:lang w:val="id_ID" w:bidi="id_ID"/>
@@ -8315,7 +15986,7 @@
           <w:lang w:val="id_ID" w:bidi="id_ID"/>
         </w:rPr>
       </w:r>
-      <w:hyperlink r:id="rId94">
+      <w:hyperlink r:id="rId184">
         <w:r>
           <w:rPr>
             <w:lang w:val="id_ID" w:bidi="id_ID"/>
@@ -8339,7 +16010,7 @@
           <w:lang w:val="id_ID" w:bidi="id_ID"/>
         </w:rPr>
       </w:r>
-      <w:hyperlink r:id="rId95">
+      <w:hyperlink r:id="rId185">
         <w:r>
           <w:rPr>
             <w:lang w:val="id_ID" w:bidi="id_ID"/>
@@ -8363,7 +16034,7 @@
           <w:lang w:val="id_ID" w:bidi="id_ID"/>
         </w:rPr>
       </w:r>
-      <w:hyperlink r:id="rId96">
+      <w:hyperlink r:id="rId186">
         <w:r>
           <w:rPr>
             <w:lang w:val="id_ID" w:bidi="id_ID"/>
@@ -8787,7 +16458,7 @@
           <w:lang w:val="id_ID" w:bidi="id_ID"/>
         </w:rPr>
       </w:r>
-      <w:hyperlink r:id="rId18">
+      <w:hyperlink r:id="rId19">
         <w:r>
           <w:rPr>
             <w:lang w:val="id_ID" w:bidi="id_ID"/>
@@ -8811,7 +16482,7 @@
           <w:lang w:val="id_ID" w:bidi="id_ID"/>
         </w:rPr>
       </w:r>
-      <w:hyperlink r:id="rId97">
+      <w:hyperlink r:id="rId187">
         <w:r>
           <w:rPr>
             <w:lang w:val="id_ID" w:bidi="id_ID"/>
@@ -8835,7 +16506,7 @@
           <w:lang w:val="id_ID" w:bidi="id_ID"/>
         </w:rPr>
       </w:r>
-      <w:hyperlink r:id="rId98">
+      <w:hyperlink r:id="rId188">
         <w:r>
           <w:rPr>
             <w:lang w:val="id_ID" w:bidi="id_ID"/>
@@ -8859,7 +16530,7 @@
           <w:lang w:val="id_ID" w:bidi="id_ID"/>
         </w:rPr>
       </w:r>
-      <w:hyperlink r:id="rId99">
+      <w:hyperlink r:id="rId189">
         <w:r>
           <w:rPr>
             <w:lang w:val="id_ID" w:bidi="id_ID"/>
@@ -8883,7 +16554,7 @@
           <w:lang w:val="id_ID" w:bidi="id_ID"/>
         </w:rPr>
       </w:r>
-      <w:hyperlink r:id="rId100">
+      <w:hyperlink r:id="rId190">
         <w:r>
           <w:rPr>
             <w:lang w:val="id_ID" w:bidi="id_ID"/>
@@ -8907,7 +16578,7 @@
           <w:lang w:val="id_ID" w:bidi="id_ID"/>
         </w:rPr>
       </w:r>
-      <w:hyperlink r:id="rId101">
+      <w:hyperlink r:id="rId191">
         <w:r>
           <w:rPr>
             <w:lang w:val="id_ID" w:bidi="id_ID"/>
@@ -8931,7 +16602,7 @@
           <w:lang w:val="id_ID" w:bidi="id_ID"/>
         </w:rPr>
       </w:r>
-      <w:hyperlink r:id="rId102">
+      <w:hyperlink r:id="rId192">
         <w:r>
           <w:rPr>
             <w:lang w:val="id_ID" w:bidi="id_ID"/>
@@ -8955,7 +16626,7 @@
           <w:lang w:val="id_ID" w:bidi="id_ID"/>
         </w:rPr>
       </w:r>
-      <w:hyperlink r:id="rId103">
+      <w:hyperlink r:id="rId193">
         <w:r>
           <w:rPr>
             <w:lang w:val="id_ID" w:bidi="id_ID"/>
@@ -8979,7 +16650,7 @@
           <w:lang w:val="id_ID" w:bidi="id_ID"/>
         </w:rPr>
       </w:r>
-      <w:hyperlink r:id="rId104">
+      <w:hyperlink r:id="rId194">
         <w:r>
           <w:rPr>
             <w:lang w:val="id_ID" w:bidi="id_ID"/>
@@ -9514,7 +17185,7 @@
           <w:lang w:val="id_ID" w:bidi="id_ID"/>
         </w:rPr>
       </w:r>
-      <w:hyperlink r:id="rId105">
+      <w:hyperlink r:id="rId195">
         <w:r>
           <w:rPr>
             <w:lang w:val="id_ID" w:bidi="id_ID"/>
@@ -9538,7 +17209,7 @@
           <w:lang w:val="id_ID" w:bidi="id_ID"/>
         </w:rPr>
       </w:r>
-      <w:hyperlink r:id="rId106">
+      <w:hyperlink r:id="rId196">
         <w:r>
           <w:rPr>
             <w:lang w:val="id_ID" w:bidi="id_ID"/>
@@ -9562,7 +17233,7 @@
           <w:lang w:val="id_ID" w:bidi="id_ID"/>
         </w:rPr>
       </w:r>
-      <w:hyperlink r:id="rId32">
+      <w:hyperlink r:id="rId39">
         <w:r>
           <w:rPr>
             <w:lang w:val="id_ID" w:bidi="id_ID"/>
@@ -9586,7 +17257,7 @@
           <w:lang w:val="id_ID" w:bidi="id_ID"/>
         </w:rPr>
       </w:r>
-      <w:hyperlink r:id="rId107">
+      <w:hyperlink r:id="rId197">
         <w:r>
           <w:rPr>
             <w:lang w:val="id_ID" w:bidi="id_ID"/>

--- a/ind/docx/009.content.docx
+++ b/ind/docx/009.content.docx
@@ -363,18 +363,12 @@
           <w:lang w:val="id_ID" w:bidi="id_ID"/>
         </w:rPr>
       </w:r>
-      <w:hyperlink r:id="rId13">
-        <w:r>
-          <w:rPr>
-            <w:lang w:val="id_ID" w:bidi="id_ID"/>
-          </w:rPr>
-          <w:rPr>
-            <w:color w:val="0000EE"/>
-            <w:u w:val="single"/>
-          </w:rPr>
-          <w:t>Habakuk 1:2</w:t>
-        </w:r>
-      </w:hyperlink>
+      <w:r>
+        <w:rPr>
+          <w:lang w:val="id_ID" w:bidi="id_ID"/>
+        </w:rPr>
+        <w:t>Habakuk 1:2</w:t>
+      </w:r>
     </w:p>
     <w:p>
       <w:pPr>
@@ -622,114 +616,84 @@
           <w:lang w:val="id_ID" w:bidi="id_ID"/>
         </w:rPr>
       </w:r>
-      <w:hyperlink r:id="rId14">
-        <w:r>
-          <w:rPr>
-            <w:lang w:val="id_ID" w:bidi="id_ID"/>
-          </w:rPr>
-          <w:rPr>
-            <w:color w:val="0000EE"/>
-            <w:u w:val="single"/>
-          </w:rPr>
-          <w:t>Kejadian 4:2</w:t>
-        </w:r>
-      </w:hyperlink>
-    </w:p>
-    <w:p>
-      <w:pPr>
-        <w:pStyle w:val="ListBullet"/>
-        <w:spacing w:line="240" w:lineRule="auto"/>
-        <w:ind w:left="720"/>
-      </w:pPr>
-      <w:r>
-        <w:rPr>
-          <w:lang w:val="id_ID" w:bidi="id_ID"/>
-        </w:rPr>
-      </w:r>
-      <w:hyperlink r:id="rId15">
-        <w:r>
-          <w:rPr>
-            <w:lang w:val="id_ID" w:bidi="id_ID"/>
-          </w:rPr>
-          <w:rPr>
-            <w:color w:val="0000EE"/>
-            <w:u w:val="single"/>
-          </w:rPr>
-          <w:t>Kejadian 4:9</w:t>
-        </w:r>
-      </w:hyperlink>
-    </w:p>
-    <w:p>
-      <w:pPr>
-        <w:pStyle w:val="ListBullet"/>
-        <w:spacing w:line="240" w:lineRule="auto"/>
-        <w:ind w:left="720"/>
-      </w:pPr>
-      <w:r>
-        <w:rPr>
-          <w:lang w:val="id_ID" w:bidi="id_ID"/>
-        </w:rPr>
-      </w:r>
-      <w:hyperlink r:id="rId16">
-        <w:r>
-          <w:rPr>
-            <w:lang w:val="id_ID" w:bidi="id_ID"/>
-          </w:rPr>
-          <w:rPr>
-            <w:color w:val="0000EE"/>
-            <w:u w:val="single"/>
-          </w:rPr>
-          <w:t>Ibrani 12:24</w:t>
-        </w:r>
-      </w:hyperlink>
-    </w:p>
-    <w:p>
-      <w:pPr>
-        <w:pStyle w:val="ListBullet"/>
-        <w:spacing w:line="240" w:lineRule="auto"/>
-        <w:ind w:left="720"/>
-      </w:pPr>
-      <w:r>
-        <w:rPr>
-          <w:lang w:val="id_ID" w:bidi="id_ID"/>
-        </w:rPr>
-      </w:r>
-      <w:hyperlink r:id="rId17">
-        <w:r>
-          <w:rPr>
-            <w:lang w:val="id_ID" w:bidi="id_ID"/>
-          </w:rPr>
-          <w:rPr>
-            <w:color w:val="0000EE"/>
-            <w:u w:val="single"/>
-          </w:rPr>
-          <w:t>Lukas 11:49–51</w:t>
-        </w:r>
-      </w:hyperlink>
-    </w:p>
-    <w:p>
-      <w:pPr>
-        <w:pStyle w:val="ListBullet"/>
-        <w:spacing w:line="240" w:lineRule="auto"/>
-        <w:ind w:left="720"/>
-      </w:pPr>
-      <w:r>
-        <w:rPr>
-          <w:lang w:val="id_ID" w:bidi="id_ID"/>
-        </w:rPr>
-      </w:r>
-      <w:hyperlink r:id="rId18">
-        <w:r>
-          <w:rPr>
-            <w:lang w:val="id_ID" w:bidi="id_ID"/>
-          </w:rPr>
-          <w:rPr>
-            <w:color w:val="0000EE"/>
-            <w:u w:val="single"/>
-          </w:rPr>
-          <w:t>Matius 23:35</w:t>
-        </w:r>
-      </w:hyperlink>
+      <w:r>
+        <w:rPr>
+          <w:lang w:val="id_ID" w:bidi="id_ID"/>
+        </w:rPr>
+        <w:t>Kejadian 4:2</w:t>
+      </w:r>
+    </w:p>
+    <w:p>
+      <w:pPr>
+        <w:pStyle w:val="ListBullet"/>
+        <w:spacing w:line="240" w:lineRule="auto"/>
+        <w:ind w:left="720"/>
+      </w:pPr>
+      <w:r>
+        <w:rPr>
+          <w:lang w:val="id_ID" w:bidi="id_ID"/>
+        </w:rPr>
+      </w:r>
+      <w:r>
+        <w:rPr>
+          <w:lang w:val="id_ID" w:bidi="id_ID"/>
+        </w:rPr>
+        <w:t>Kejadian 4:9</w:t>
+      </w:r>
+    </w:p>
+    <w:p>
+      <w:pPr>
+        <w:pStyle w:val="ListBullet"/>
+        <w:spacing w:line="240" w:lineRule="auto"/>
+        <w:ind w:left="720"/>
+      </w:pPr>
+      <w:r>
+        <w:rPr>
+          <w:lang w:val="id_ID" w:bidi="id_ID"/>
+        </w:rPr>
+      </w:r>
+      <w:r>
+        <w:rPr>
+          <w:lang w:val="id_ID" w:bidi="id_ID"/>
+        </w:rPr>
+        <w:t>Ibrani 12:24</w:t>
+      </w:r>
+    </w:p>
+    <w:p>
+      <w:pPr>
+        <w:pStyle w:val="ListBullet"/>
+        <w:spacing w:line="240" w:lineRule="auto"/>
+        <w:ind w:left="720"/>
+      </w:pPr>
+      <w:r>
+        <w:rPr>
+          <w:lang w:val="id_ID" w:bidi="id_ID"/>
+        </w:rPr>
+      </w:r>
+      <w:r>
+        <w:rPr>
+          <w:lang w:val="id_ID" w:bidi="id_ID"/>
+        </w:rPr>
+        <w:t>Lukas 11:49–51</w:t>
+      </w:r>
+    </w:p>
+    <w:p>
+      <w:pPr>
+        <w:pStyle w:val="ListBullet"/>
+        <w:spacing w:line="240" w:lineRule="auto"/>
+        <w:ind w:left="720"/>
+      </w:pPr>
+      <w:r>
+        <w:rPr>
+          <w:lang w:val="id_ID" w:bidi="id_ID"/>
+        </w:rPr>
+      </w:r>
+      <w:r>
+        <w:rPr>
+          <w:lang w:val="id_ID" w:bidi="id_ID"/>
+        </w:rPr>
+        <w:t>Matius 23:35</w:t>
+      </w:r>
     </w:p>
     <w:p>
       <w:pPr>
@@ -1036,186 +1000,138 @@
           <w:lang w:val="id_ID" w:bidi="id_ID"/>
         </w:rPr>
       </w:r>
-      <w:hyperlink r:id="rId19">
-        <w:r>
-          <w:rPr>
-            <w:lang w:val="id_ID" w:bidi="id_ID"/>
-          </w:rPr>
-          <w:rPr>
-            <w:color w:val="0000EE"/>
-            <w:u w:val="single"/>
-          </w:rPr>
-          <w:t>Kisah Para Rasul 2:31</w:t>
-        </w:r>
-      </w:hyperlink>
-    </w:p>
-    <w:p>
-      <w:pPr>
-        <w:pStyle w:val="ListBullet"/>
-        <w:spacing w:line="240" w:lineRule="auto"/>
-        <w:ind w:left="720"/>
-      </w:pPr>
-      <w:r>
-        <w:rPr>
-          <w:lang w:val="id_ID" w:bidi="id_ID"/>
-        </w:rPr>
-      </w:r>
-      <w:hyperlink r:id="rId20">
-        <w:r>
-          <w:rPr>
-            <w:lang w:val="id_ID" w:bidi="id_ID"/>
-          </w:rPr>
-          <w:rPr>
-            <w:color w:val="0000EE"/>
-            <w:u w:val="single"/>
-          </w:rPr>
-          <w:t>Kejadian 44:29</w:t>
-        </w:r>
-      </w:hyperlink>
-    </w:p>
-    <w:p>
-      <w:pPr>
-        <w:pStyle w:val="ListBullet"/>
-        <w:spacing w:line="240" w:lineRule="auto"/>
-        <w:ind w:left="720"/>
-      </w:pPr>
-      <w:r>
-        <w:rPr>
-          <w:lang w:val="id_ID" w:bidi="id_ID"/>
-        </w:rPr>
-      </w:r>
-      <w:hyperlink r:id="rId21">
-        <w:r>
-          <w:rPr>
-            <w:lang w:val="id_ID" w:bidi="id_ID"/>
-          </w:rPr>
-          <w:rPr>
-            <w:color w:val="0000EE"/>
-            <w:u w:val="single"/>
-          </w:rPr>
-          <w:t>Yunus 2:2</w:t>
-        </w:r>
-      </w:hyperlink>
-    </w:p>
-    <w:p>
-      <w:pPr>
-        <w:pStyle w:val="ListBullet"/>
-        <w:spacing w:line="240" w:lineRule="auto"/>
-        <w:ind w:left="720"/>
-      </w:pPr>
-      <w:r>
-        <w:rPr>
-          <w:lang w:val="id_ID" w:bidi="id_ID"/>
-        </w:rPr>
-      </w:r>
-      <w:hyperlink r:id="rId22">
-        <w:r>
-          <w:rPr>
-            <w:lang w:val="id_ID" w:bidi="id_ID"/>
-          </w:rPr>
-          <w:rPr>
-            <w:color w:val="0000EE"/>
-            <w:u w:val="single"/>
-          </w:rPr>
-          <w:t>Lukas 10:15</w:t>
-        </w:r>
-      </w:hyperlink>
-    </w:p>
-    <w:p>
-      <w:pPr>
-        <w:pStyle w:val="ListBullet"/>
-        <w:spacing w:line="240" w:lineRule="auto"/>
-        <w:ind w:left="720"/>
-      </w:pPr>
-      <w:r>
-        <w:rPr>
-          <w:lang w:val="id_ID" w:bidi="id_ID"/>
-        </w:rPr>
-      </w:r>
-      <w:hyperlink r:id="rId23">
-        <w:r>
-          <w:rPr>
-            <w:lang w:val="id_ID" w:bidi="id_ID"/>
-          </w:rPr>
-          <w:rPr>
-            <w:color w:val="0000EE"/>
-            <w:u w:val="single"/>
-          </w:rPr>
-          <w:t>Lukas 16:23</w:t>
-        </w:r>
-      </w:hyperlink>
-    </w:p>
-    <w:p>
-      <w:pPr>
-        <w:pStyle w:val="ListBullet"/>
-        <w:spacing w:line="240" w:lineRule="auto"/>
-        <w:ind w:left="720"/>
-      </w:pPr>
-      <w:r>
-        <w:rPr>
-          <w:lang w:val="id_ID" w:bidi="id_ID"/>
-        </w:rPr>
-      </w:r>
-      <w:hyperlink r:id="rId24">
-        <w:r>
-          <w:rPr>
-            <w:lang w:val="id_ID" w:bidi="id_ID"/>
-          </w:rPr>
-          <w:rPr>
-            <w:color w:val="0000EE"/>
-            <w:u w:val="single"/>
-          </w:rPr>
-          <w:t>Matius 11:23</w:t>
-        </w:r>
-      </w:hyperlink>
-    </w:p>
-    <w:p>
-      <w:pPr>
-        <w:pStyle w:val="ListBullet"/>
-        <w:spacing w:line="240" w:lineRule="auto"/>
-        <w:ind w:left="720"/>
-      </w:pPr>
-      <w:r>
-        <w:rPr>
-          <w:lang w:val="id_ID" w:bidi="id_ID"/>
-        </w:rPr>
-      </w:r>
-      <w:hyperlink r:id="rId25">
-        <w:r>
-          <w:rPr>
-            <w:lang w:val="id_ID" w:bidi="id_ID"/>
-          </w:rPr>
-          <w:rPr>
-            <w:color w:val="0000EE"/>
-            <w:u w:val="single"/>
-          </w:rPr>
-          <w:t>Matius 16:18</w:t>
-        </w:r>
-      </w:hyperlink>
-    </w:p>
-    <w:p>
-      <w:pPr>
-        <w:pStyle w:val="ListBullet"/>
-        <w:spacing w:line="240" w:lineRule="auto"/>
-        <w:ind w:left="720"/>
-      </w:pPr>
-      <w:r>
-        <w:rPr>
-          <w:lang w:val="id_ID" w:bidi="id_ID"/>
-        </w:rPr>
-      </w:r>
-      <w:hyperlink r:id="rId26">
-        <w:r>
-          <w:rPr>
-            <w:lang w:val="id_ID" w:bidi="id_ID"/>
-          </w:rPr>
-          <w:rPr>
-            <w:color w:val="0000EE"/>
-            <w:u w:val="single"/>
-          </w:rPr>
-          <w:t>Wahyu 1:18</w:t>
-        </w:r>
-      </w:hyperlink>
+      <w:r>
+        <w:rPr>
+          <w:lang w:val="id_ID" w:bidi="id_ID"/>
+        </w:rPr>
+        <w:t>Kisah Para Rasul 2:31</w:t>
+      </w:r>
+    </w:p>
+    <w:p>
+      <w:pPr>
+        <w:pStyle w:val="ListBullet"/>
+        <w:spacing w:line="240" w:lineRule="auto"/>
+        <w:ind w:left="720"/>
+      </w:pPr>
+      <w:r>
+        <w:rPr>
+          <w:lang w:val="id_ID" w:bidi="id_ID"/>
+        </w:rPr>
+      </w:r>
+      <w:r>
+        <w:rPr>
+          <w:lang w:val="id_ID" w:bidi="id_ID"/>
+        </w:rPr>
+        <w:t>Kejadian 44:29</w:t>
+      </w:r>
+    </w:p>
+    <w:p>
+      <w:pPr>
+        <w:pStyle w:val="ListBullet"/>
+        <w:spacing w:line="240" w:lineRule="auto"/>
+        <w:ind w:left="720"/>
+      </w:pPr>
+      <w:r>
+        <w:rPr>
+          <w:lang w:val="id_ID" w:bidi="id_ID"/>
+        </w:rPr>
+      </w:r>
+      <w:r>
+        <w:rPr>
+          <w:lang w:val="id_ID" w:bidi="id_ID"/>
+        </w:rPr>
+        <w:t>Yunus 2:2</w:t>
+      </w:r>
+    </w:p>
+    <w:p>
+      <w:pPr>
+        <w:pStyle w:val="ListBullet"/>
+        <w:spacing w:line="240" w:lineRule="auto"/>
+        <w:ind w:left="720"/>
+      </w:pPr>
+      <w:r>
+        <w:rPr>
+          <w:lang w:val="id_ID" w:bidi="id_ID"/>
+        </w:rPr>
+      </w:r>
+      <w:r>
+        <w:rPr>
+          <w:lang w:val="id_ID" w:bidi="id_ID"/>
+        </w:rPr>
+        <w:t>Lukas 10:15</w:t>
+      </w:r>
+    </w:p>
+    <w:p>
+      <w:pPr>
+        <w:pStyle w:val="ListBullet"/>
+        <w:spacing w:line="240" w:lineRule="auto"/>
+        <w:ind w:left="720"/>
+      </w:pPr>
+      <w:r>
+        <w:rPr>
+          <w:lang w:val="id_ID" w:bidi="id_ID"/>
+        </w:rPr>
+      </w:r>
+      <w:r>
+        <w:rPr>
+          <w:lang w:val="id_ID" w:bidi="id_ID"/>
+        </w:rPr>
+        <w:t>Lukas 16:23</w:t>
+      </w:r>
+    </w:p>
+    <w:p>
+      <w:pPr>
+        <w:pStyle w:val="ListBullet"/>
+        <w:spacing w:line="240" w:lineRule="auto"/>
+        <w:ind w:left="720"/>
+      </w:pPr>
+      <w:r>
+        <w:rPr>
+          <w:lang w:val="id_ID" w:bidi="id_ID"/>
+        </w:rPr>
+      </w:r>
+      <w:r>
+        <w:rPr>
+          <w:lang w:val="id_ID" w:bidi="id_ID"/>
+        </w:rPr>
+        <w:t>Matius 11:23</w:t>
+      </w:r>
+    </w:p>
+    <w:p>
+      <w:pPr>
+        <w:pStyle w:val="ListBullet"/>
+        <w:spacing w:line="240" w:lineRule="auto"/>
+        <w:ind w:left="720"/>
+      </w:pPr>
+      <w:r>
+        <w:rPr>
+          <w:lang w:val="id_ID" w:bidi="id_ID"/>
+        </w:rPr>
+      </w:r>
+      <w:r>
+        <w:rPr>
+          <w:lang w:val="id_ID" w:bidi="id_ID"/>
+        </w:rPr>
+        <w:t>Matius 16:18</w:t>
+      </w:r>
+    </w:p>
+    <w:p>
+      <w:pPr>
+        <w:pStyle w:val="ListBullet"/>
+        <w:spacing w:line="240" w:lineRule="auto"/>
+        <w:ind w:left="720"/>
+      </w:pPr>
+      <w:r>
+        <w:rPr>
+          <w:lang w:val="id_ID" w:bidi="id_ID"/>
+        </w:rPr>
+      </w:r>
+      <w:r>
+        <w:rPr>
+          <w:lang w:val="id_ID" w:bidi="id_ID"/>
+        </w:rPr>
+        <w:t>Wahyu 1:18</w:t>
+      </w:r>
     </w:p>
     <w:p>
       <w:pPr>
@@ -1469,42 +1385,30 @@
           <w:lang w:val="id_ID" w:bidi="id_ID"/>
         </w:rPr>
       </w:r>
-      <w:hyperlink r:id="rId27">
-        <w:r>
-          <w:rPr>
-            <w:lang w:val="id_ID" w:bidi="id_ID"/>
-          </w:rPr>
-          <w:rPr>
-            <w:color w:val="0000EE"/>
-            <w:u w:val="single"/>
-          </w:rPr>
-          <w:t>Ezra 5:1–2</w:t>
-        </w:r>
-      </w:hyperlink>
-    </w:p>
-    <w:p>
-      <w:pPr>
-        <w:pStyle w:val="ListBullet"/>
-        <w:spacing w:line="240" w:lineRule="auto"/>
-        <w:ind w:left="720"/>
-      </w:pPr>
-      <w:r>
-        <w:rPr>
-          <w:lang w:val="id_ID" w:bidi="id_ID"/>
-        </w:rPr>
-      </w:r>
-      <w:hyperlink r:id="rId28">
-        <w:r>
-          <w:rPr>
-            <w:lang w:val="id_ID" w:bidi="id_ID"/>
-          </w:rPr>
-          <w:rPr>
-            <w:color w:val="0000EE"/>
-            <w:u w:val="single"/>
-          </w:rPr>
-          <w:t>Ezra 6:13–15</w:t>
-        </w:r>
-      </w:hyperlink>
+      <w:r>
+        <w:rPr>
+          <w:lang w:val="id_ID" w:bidi="id_ID"/>
+        </w:rPr>
+        <w:t>Ezra 5:1–2</w:t>
+      </w:r>
+    </w:p>
+    <w:p>
+      <w:pPr>
+        <w:pStyle w:val="ListBullet"/>
+        <w:spacing w:line="240" w:lineRule="auto"/>
+        <w:ind w:left="720"/>
+      </w:pPr>
+      <w:r>
+        <w:rPr>
+          <w:lang w:val="id_ID" w:bidi="id_ID"/>
+        </w:rPr>
+      </w:r>
+      <w:r>
+        <w:rPr>
+          <w:lang w:val="id_ID" w:bidi="id_ID"/>
+        </w:rPr>
+        <w:t>Ezra 6:13–15</w:t>
+      </w:r>
     </w:p>
     <w:p>
       <w:pPr>
@@ -1758,90 +1662,66 @@
           <w:lang w:val="id_ID" w:bidi="id_ID"/>
         </w:rPr>
       </w:r>
-      <w:hyperlink r:id="rId29">
-        <w:r>
-          <w:rPr>
-            <w:lang w:val="id_ID" w:bidi="id_ID"/>
-          </w:rPr>
-          <w:rPr>
-            <w:color w:val="0000EE"/>
-            <w:u w:val="single"/>
-          </w:rPr>
-          <w:t>Galatia 4:25</w:t>
-        </w:r>
-      </w:hyperlink>
-    </w:p>
-    <w:p>
-      <w:pPr>
-        <w:pStyle w:val="ListBullet"/>
-        <w:spacing w:line="240" w:lineRule="auto"/>
-        <w:ind w:left="720"/>
-      </w:pPr>
-      <w:r>
-        <w:rPr>
-          <w:lang w:val="id_ID" w:bidi="id_ID"/>
-        </w:rPr>
-      </w:r>
-      <w:hyperlink r:id="rId30">
-        <w:r>
-          <w:rPr>
-            <w:lang w:val="id_ID" w:bidi="id_ID"/>
-          </w:rPr>
-          <w:rPr>
-            <w:color w:val="0000EE"/>
-            <w:u w:val="single"/>
-          </w:rPr>
-          <w:t>Kejadian 16:1–4</w:t>
-        </w:r>
-      </w:hyperlink>
-    </w:p>
-    <w:p>
-      <w:pPr>
-        <w:pStyle w:val="ListBullet"/>
-        <w:spacing w:line="240" w:lineRule="auto"/>
-        <w:ind w:left="720"/>
-      </w:pPr>
-      <w:r>
-        <w:rPr>
-          <w:lang w:val="id_ID" w:bidi="id_ID"/>
-        </w:rPr>
-      </w:r>
-      <w:hyperlink r:id="rId31">
-        <w:r>
-          <w:rPr>
-            <w:lang w:val="id_ID" w:bidi="id_ID"/>
-          </w:rPr>
-          <w:rPr>
-            <w:color w:val="0000EE"/>
-            <w:u w:val="single"/>
-          </w:rPr>
-          <w:t>Kejadian 21:9</w:t>
-        </w:r>
-      </w:hyperlink>
-    </w:p>
-    <w:p>
-      <w:pPr>
-        <w:pStyle w:val="ListBullet"/>
-        <w:spacing w:line="240" w:lineRule="auto"/>
-        <w:ind w:left="720"/>
-      </w:pPr>
-      <w:r>
-        <w:rPr>
-          <w:lang w:val="id_ID" w:bidi="id_ID"/>
-        </w:rPr>
-      </w:r>
-      <w:hyperlink r:id="rId32">
-        <w:r>
-          <w:rPr>
-            <w:lang w:val="id_ID" w:bidi="id_ID"/>
-          </w:rPr>
-          <w:rPr>
-            <w:color w:val="0000EE"/>
-            <w:u w:val="single"/>
-          </w:rPr>
-          <w:t>Kejadian 25:12</w:t>
-        </w:r>
-      </w:hyperlink>
+      <w:r>
+        <w:rPr>
+          <w:lang w:val="id_ID" w:bidi="id_ID"/>
+        </w:rPr>
+        <w:t>Galatia 4:25</w:t>
+      </w:r>
+    </w:p>
+    <w:p>
+      <w:pPr>
+        <w:pStyle w:val="ListBullet"/>
+        <w:spacing w:line="240" w:lineRule="auto"/>
+        <w:ind w:left="720"/>
+      </w:pPr>
+      <w:r>
+        <w:rPr>
+          <w:lang w:val="id_ID" w:bidi="id_ID"/>
+        </w:rPr>
+      </w:r>
+      <w:r>
+        <w:rPr>
+          <w:lang w:val="id_ID" w:bidi="id_ID"/>
+        </w:rPr>
+        <w:t>Kejadian 16:1–4</w:t>
+      </w:r>
+    </w:p>
+    <w:p>
+      <w:pPr>
+        <w:pStyle w:val="ListBullet"/>
+        <w:spacing w:line="240" w:lineRule="auto"/>
+        <w:ind w:left="720"/>
+      </w:pPr>
+      <w:r>
+        <w:rPr>
+          <w:lang w:val="id_ID" w:bidi="id_ID"/>
+        </w:rPr>
+      </w:r>
+      <w:r>
+        <w:rPr>
+          <w:lang w:val="id_ID" w:bidi="id_ID"/>
+        </w:rPr>
+        <w:t>Kejadian 21:9</w:t>
+      </w:r>
+    </w:p>
+    <w:p>
+      <w:pPr>
+        <w:pStyle w:val="ListBullet"/>
+        <w:spacing w:line="240" w:lineRule="auto"/>
+        <w:ind w:left="720"/>
+      </w:pPr>
+      <w:r>
+        <w:rPr>
+          <w:lang w:val="id_ID" w:bidi="id_ID"/>
+        </w:rPr>
+      </w:r>
+      <w:r>
+        <w:rPr>
+          <w:lang w:val="id_ID" w:bidi="id_ID"/>
+        </w:rPr>
+        <w:t>Kejadian 25:12</w:t>
+      </w:r>
     </w:p>
     <w:p>
       <w:pPr>
@@ -2202,18 +2082,12 @@
           <w:lang w:val="id_ID" w:bidi="id_ID"/>
         </w:rPr>
       </w:r>
-      <w:hyperlink r:id="rId33">
-        <w:r>
-          <w:rPr>
-            <w:lang w:val="id_ID" w:bidi="id_ID"/>
-          </w:rPr>
-          <w:rPr>
-            <w:color w:val="0000EE"/>
-            <w:u w:val="single"/>
-          </w:rPr>
-          <w:t>Kejadian 25:34</w:t>
-        </w:r>
-      </w:hyperlink>
+      <w:r>
+        <w:rPr>
+          <w:lang w:val="id_ID" w:bidi="id_ID"/>
+        </w:rPr>
+        <w:t>Kejadian 25:34</w:t>
+      </w:r>
     </w:p>
     <w:p>
       <w:pPr>
@@ -2244,18 +2118,12 @@
           <w:lang w:val="id_ID" w:bidi="id_ID"/>
         </w:rPr>
       </w:r>
-      <w:hyperlink r:id="rId34">
-        <w:r>
-          <w:rPr>
-            <w:lang w:val="id_ID" w:bidi="id_ID"/>
-          </w:rPr>
-          <w:rPr>
-            <w:color w:val="0000EE"/>
-            <w:u w:val="single"/>
-          </w:rPr>
-          <w:t>Ibrani 12:14–17</w:t>
-        </w:r>
-      </w:hyperlink>
+      <w:r>
+        <w:rPr>
+          <w:lang w:val="id_ID" w:bidi="id_ID"/>
+        </w:rPr>
+        <w:t>Ibrani 12:14–17</w:t>
+      </w:r>
     </w:p>
     <w:p>
       <w:pPr>
@@ -2644,162 +2512,120 @@
           <w:lang w:val="id_ID" w:bidi="id_ID"/>
         </w:rPr>
       </w:r>
-      <w:hyperlink r:id="rId35">
-        <w:r>
-          <w:rPr>
-            <w:lang w:val="id_ID" w:bidi="id_ID"/>
-          </w:rPr>
-          <w:rPr>
-            <w:color w:val="0000EE"/>
-            <w:u w:val="single"/>
-          </w:rPr>
-          <w:t>1 Yohanes 4:17</w:t>
-        </w:r>
-      </w:hyperlink>
-    </w:p>
-    <w:p>
-      <w:pPr>
-        <w:pStyle w:val="ListBullet"/>
-        <w:spacing w:line="240" w:lineRule="auto"/>
-        <w:ind w:left="720"/>
-      </w:pPr>
-      <w:r>
-        <w:rPr>
-          <w:lang w:val="id_ID" w:bidi="id_ID"/>
-        </w:rPr>
-      </w:r>
-      <w:hyperlink r:id="rId36">
-        <w:r>
-          <w:rPr>
-            <w:lang w:val="id_ID" w:bidi="id_ID"/>
-          </w:rPr>
-          <w:rPr>
-            <w:color w:val="0000EE"/>
-            <w:u w:val="single"/>
-          </w:rPr>
-          <w:t>1 Raja-Raja 3:9</w:t>
-        </w:r>
-      </w:hyperlink>
-    </w:p>
-    <w:p>
-      <w:pPr>
-        <w:pStyle w:val="ListBullet"/>
-        <w:spacing w:line="240" w:lineRule="auto"/>
-        <w:ind w:left="720"/>
-      </w:pPr>
-      <w:r>
-        <w:rPr>
-          <w:lang w:val="id_ID" w:bidi="id_ID"/>
-        </w:rPr>
-      </w:r>
-      <w:hyperlink r:id="rId19">
-        <w:r>
-          <w:rPr>
-            <w:lang w:val="id_ID" w:bidi="id_ID"/>
-          </w:rPr>
-          <w:rPr>
-            <w:color w:val="0000EE"/>
-            <w:u w:val="single"/>
-          </w:rPr>
-          <w:t>Kisah Para Rasul 10:42–43</w:t>
-        </w:r>
-      </w:hyperlink>
-    </w:p>
-    <w:p>
-      <w:pPr>
-        <w:pStyle w:val="ListBullet"/>
-        <w:spacing w:line="240" w:lineRule="auto"/>
-        <w:ind w:left="720"/>
-      </w:pPr>
-      <w:r>
-        <w:rPr>
-          <w:lang w:val="id_ID" w:bidi="id_ID"/>
-        </w:rPr>
-      </w:r>
-      <w:hyperlink r:id="rId37">
-        <w:r>
-          <w:rPr>
-            <w:lang w:val="id_ID" w:bidi="id_ID"/>
-          </w:rPr>
-          <w:rPr>
-            <w:color w:val="0000EE"/>
-            <w:u w:val="single"/>
-          </w:rPr>
-          <w:t>Yesaya 3:14</w:t>
-        </w:r>
-      </w:hyperlink>
-    </w:p>
-    <w:p>
-      <w:pPr>
-        <w:pStyle w:val="ListBullet"/>
-        <w:spacing w:line="240" w:lineRule="auto"/>
-        <w:ind w:left="720"/>
-      </w:pPr>
-      <w:r>
-        <w:rPr>
-          <w:lang w:val="id_ID" w:bidi="id_ID"/>
-        </w:rPr>
-      </w:r>
-      <w:hyperlink r:id="rId38">
-        <w:r>
-          <w:rPr>
-            <w:lang w:val="id_ID" w:bidi="id_ID"/>
-          </w:rPr>
-          <w:rPr>
-            <w:color w:val="0000EE"/>
-            <w:u w:val="single"/>
-          </w:rPr>
-          <w:t>Yakobus 2:4</w:t>
-        </w:r>
-      </w:hyperlink>
-    </w:p>
-    <w:p>
-      <w:pPr>
-        <w:pStyle w:val="ListBullet"/>
-        <w:spacing w:line="240" w:lineRule="auto"/>
-        <w:ind w:left="720"/>
-      </w:pPr>
-      <w:r>
-        <w:rPr>
-          <w:lang w:val="id_ID" w:bidi="id_ID"/>
-        </w:rPr>
-      </w:r>
-      <w:hyperlink r:id="rId39">
-        <w:r>
-          <w:rPr>
-            <w:lang w:val="id_ID" w:bidi="id_ID"/>
-          </w:rPr>
-          <w:rPr>
-            <w:color w:val="0000EE"/>
-            <w:u w:val="single"/>
-          </w:rPr>
-          <w:t>Lukas 6:37</w:t>
-        </w:r>
-      </w:hyperlink>
-    </w:p>
-    <w:p>
-      <w:pPr>
-        <w:pStyle w:val="ListBullet"/>
-        <w:spacing w:line="240" w:lineRule="auto"/>
-        <w:ind w:left="720"/>
-      </w:pPr>
-      <w:r>
-        <w:rPr>
-          <w:lang w:val="id_ID" w:bidi="id_ID"/>
-        </w:rPr>
-      </w:r>
-      <w:hyperlink r:id="rId40">
-        <w:r>
-          <w:rPr>
-            <w:lang w:val="id_ID" w:bidi="id_ID"/>
-          </w:rPr>
-          <w:rPr>
-            <w:color w:val="0000EE"/>
-            <w:u w:val="single"/>
-          </w:rPr>
-          <w:t>Mikha 3:9–11</w:t>
-        </w:r>
-      </w:hyperlink>
+      <w:r>
+        <w:rPr>
+          <w:lang w:val="id_ID" w:bidi="id_ID"/>
+        </w:rPr>
+        <w:t>1 Yohanes 4:17</w:t>
+      </w:r>
+    </w:p>
+    <w:p>
+      <w:pPr>
+        <w:pStyle w:val="ListBullet"/>
+        <w:spacing w:line="240" w:lineRule="auto"/>
+        <w:ind w:left="720"/>
+      </w:pPr>
+      <w:r>
+        <w:rPr>
+          <w:lang w:val="id_ID" w:bidi="id_ID"/>
+        </w:rPr>
+      </w:r>
+      <w:r>
+        <w:rPr>
+          <w:lang w:val="id_ID" w:bidi="id_ID"/>
+        </w:rPr>
+        <w:t>1 Raja-Raja 3:9</w:t>
+      </w:r>
+    </w:p>
+    <w:p>
+      <w:pPr>
+        <w:pStyle w:val="ListBullet"/>
+        <w:spacing w:line="240" w:lineRule="auto"/>
+        <w:ind w:left="720"/>
+      </w:pPr>
+      <w:r>
+        <w:rPr>
+          <w:lang w:val="id_ID" w:bidi="id_ID"/>
+        </w:rPr>
+      </w:r>
+      <w:r>
+        <w:rPr>
+          <w:lang w:val="id_ID" w:bidi="id_ID"/>
+        </w:rPr>
+        <w:t>Kisah Para Rasul 10:42–43</w:t>
+      </w:r>
+    </w:p>
+    <w:p>
+      <w:pPr>
+        <w:pStyle w:val="ListBullet"/>
+        <w:spacing w:line="240" w:lineRule="auto"/>
+        <w:ind w:left="720"/>
+      </w:pPr>
+      <w:r>
+        <w:rPr>
+          <w:lang w:val="id_ID" w:bidi="id_ID"/>
+        </w:rPr>
+      </w:r>
+      <w:r>
+        <w:rPr>
+          <w:lang w:val="id_ID" w:bidi="id_ID"/>
+        </w:rPr>
+        <w:t>Yesaya 3:14</w:t>
+      </w:r>
+    </w:p>
+    <w:p>
+      <w:pPr>
+        <w:pStyle w:val="ListBullet"/>
+        <w:spacing w:line="240" w:lineRule="auto"/>
+        <w:ind w:left="720"/>
+      </w:pPr>
+      <w:r>
+        <w:rPr>
+          <w:lang w:val="id_ID" w:bidi="id_ID"/>
+        </w:rPr>
+      </w:r>
+      <w:r>
+        <w:rPr>
+          <w:lang w:val="id_ID" w:bidi="id_ID"/>
+        </w:rPr>
+        <w:t>Yakobus 2:4</w:t>
+      </w:r>
+    </w:p>
+    <w:p>
+      <w:pPr>
+        <w:pStyle w:val="ListBullet"/>
+        <w:spacing w:line="240" w:lineRule="auto"/>
+        <w:ind w:left="720"/>
+      </w:pPr>
+      <w:r>
+        <w:rPr>
+          <w:lang w:val="id_ID" w:bidi="id_ID"/>
+        </w:rPr>
+      </w:r>
+      <w:r>
+        <w:rPr>
+          <w:lang w:val="id_ID" w:bidi="id_ID"/>
+        </w:rPr>
+        <w:t>Lukas 6:37</w:t>
+      </w:r>
+    </w:p>
+    <w:p>
+      <w:pPr>
+        <w:pStyle w:val="ListBullet"/>
+        <w:spacing w:line="240" w:lineRule="auto"/>
+        <w:ind w:left="720"/>
+      </w:pPr>
+      <w:r>
+        <w:rPr>
+          <w:lang w:val="id_ID" w:bidi="id_ID"/>
+        </w:rPr>
+      </w:r>
+      <w:r>
+        <w:rPr>
+          <w:lang w:val="id_ID" w:bidi="id_ID"/>
+        </w:rPr>
+        <w:t>Mikha 3:9–11</w:t>
+      </w:r>
     </w:p>
     <w:p>
       <w:pPr>
@@ -3170,162 +2996,120 @@
           <w:lang w:val="id_ID" w:bidi="id_ID"/>
         </w:rPr>
       </w:r>
-      <w:hyperlink r:id="rId41">
-        <w:r>
-          <w:rPr>
-            <w:lang w:val="id_ID" w:bidi="id_ID"/>
-          </w:rPr>
-          <w:rPr>
-            <w:color w:val="0000EE"/>
-            <w:u w:val="single"/>
-          </w:rPr>
-          <w:t>2 Timotius 4:8</w:t>
-        </w:r>
-      </w:hyperlink>
-    </w:p>
-    <w:p>
-      <w:pPr>
-        <w:pStyle w:val="ListBullet"/>
-        <w:spacing w:line="240" w:lineRule="auto"/>
-        <w:ind w:left="720"/>
-      </w:pPr>
-      <w:r>
-        <w:rPr>
-          <w:lang w:val="id_ID" w:bidi="id_ID"/>
-        </w:rPr>
-      </w:r>
-      <w:hyperlink r:id="rId19">
-        <w:r>
-          <w:rPr>
-            <w:lang w:val="id_ID" w:bidi="id_ID"/>
-          </w:rPr>
-          <w:rPr>
-            <w:color w:val="0000EE"/>
-            <w:u w:val="single"/>
-          </w:rPr>
-          <w:t>Kisah Para Rasul 7:27</w:t>
-        </w:r>
-      </w:hyperlink>
-    </w:p>
-    <w:p>
-      <w:pPr>
-        <w:pStyle w:val="ListBullet"/>
-        <w:spacing w:line="240" w:lineRule="auto"/>
-        <w:ind w:left="720"/>
-      </w:pPr>
-      <w:r>
-        <w:rPr>
-          <w:lang w:val="id_ID" w:bidi="id_ID"/>
-        </w:rPr>
-      </w:r>
-      <w:hyperlink r:id="rId42">
-        <w:r>
-          <w:rPr>
-            <w:lang w:val="id_ID" w:bidi="id_ID"/>
-          </w:rPr>
-          <w:rPr>
-            <w:color w:val="0000EE"/>
-            <w:u w:val="single"/>
-          </w:rPr>
-          <w:t>Lukas 11:19</w:t>
-        </w:r>
-      </w:hyperlink>
-    </w:p>
-    <w:p>
-      <w:pPr>
-        <w:pStyle w:val="ListBullet"/>
-        <w:spacing w:line="240" w:lineRule="auto"/>
-        <w:ind w:left="720"/>
-      </w:pPr>
-      <w:r>
-        <w:rPr>
-          <w:lang w:val="id_ID" w:bidi="id_ID"/>
-        </w:rPr>
-      </w:r>
-      <w:hyperlink r:id="rId43">
-        <w:r>
-          <w:rPr>
-            <w:lang w:val="id_ID" w:bidi="id_ID"/>
-          </w:rPr>
-          <w:rPr>
-            <w:color w:val="0000EE"/>
-            <w:u w:val="single"/>
-          </w:rPr>
-          <w:t>Lukas 12:14</w:t>
-        </w:r>
-      </w:hyperlink>
-    </w:p>
-    <w:p>
-      <w:pPr>
-        <w:pStyle w:val="ListBullet"/>
-        <w:spacing w:line="240" w:lineRule="auto"/>
-        <w:ind w:left="720"/>
-      </w:pPr>
-      <w:r>
-        <w:rPr>
-          <w:lang w:val="id_ID" w:bidi="id_ID"/>
-        </w:rPr>
-      </w:r>
-      <w:hyperlink r:id="rId44">
-        <w:r>
-          <w:rPr>
-            <w:lang w:val="id_ID" w:bidi="id_ID"/>
-          </w:rPr>
-          <w:rPr>
-            <w:color w:val="0000EE"/>
-            <w:u w:val="single"/>
-          </w:rPr>
-          <w:t>Lukas 18:1–2</w:t>
-        </w:r>
-      </w:hyperlink>
-    </w:p>
-    <w:p>
-      <w:pPr>
-        <w:pStyle w:val="ListBullet"/>
-        <w:spacing w:line="240" w:lineRule="auto"/>
-        <w:ind w:left="720"/>
-      </w:pPr>
-      <w:r>
-        <w:rPr>
-          <w:lang w:val="id_ID" w:bidi="id_ID"/>
-        </w:rPr>
-      </w:r>
-      <w:hyperlink r:id="rId45">
-        <w:r>
-          <w:rPr>
-            <w:lang w:val="id_ID" w:bidi="id_ID"/>
-          </w:rPr>
-          <w:rPr>
-            <w:color w:val="0000EE"/>
-            <w:u w:val="single"/>
-          </w:rPr>
-          <w:t>Matius 5:25</w:t>
-        </w:r>
-      </w:hyperlink>
-    </w:p>
-    <w:p>
-      <w:pPr>
-        <w:pStyle w:val="ListBullet"/>
-        <w:spacing w:line="240" w:lineRule="auto"/>
-        <w:ind w:left="720"/>
-      </w:pPr>
-      <w:r>
-        <w:rPr>
-          <w:lang w:val="id_ID" w:bidi="id_ID"/>
-        </w:rPr>
-      </w:r>
-      <w:hyperlink r:id="rId46">
-        <w:r>
-          <w:rPr>
-            <w:lang w:val="id_ID" w:bidi="id_ID"/>
-          </w:rPr>
-          <w:rPr>
-            <w:color w:val="0000EE"/>
-            <w:u w:val="single"/>
-          </w:rPr>
-          <w:t>Rut 1:1</w:t>
-        </w:r>
-      </w:hyperlink>
+      <w:r>
+        <w:rPr>
+          <w:lang w:val="id_ID" w:bidi="id_ID"/>
+        </w:rPr>
+        <w:t>2 Timotius 4:8</w:t>
+      </w:r>
+    </w:p>
+    <w:p>
+      <w:pPr>
+        <w:pStyle w:val="ListBullet"/>
+        <w:spacing w:line="240" w:lineRule="auto"/>
+        <w:ind w:left="720"/>
+      </w:pPr>
+      <w:r>
+        <w:rPr>
+          <w:lang w:val="id_ID" w:bidi="id_ID"/>
+        </w:rPr>
+      </w:r>
+      <w:r>
+        <w:rPr>
+          <w:lang w:val="id_ID" w:bidi="id_ID"/>
+        </w:rPr>
+        <w:t>Kisah Para Rasul 7:27</w:t>
+      </w:r>
+    </w:p>
+    <w:p>
+      <w:pPr>
+        <w:pStyle w:val="ListBullet"/>
+        <w:spacing w:line="240" w:lineRule="auto"/>
+        <w:ind w:left="720"/>
+      </w:pPr>
+      <w:r>
+        <w:rPr>
+          <w:lang w:val="id_ID" w:bidi="id_ID"/>
+        </w:rPr>
+      </w:r>
+      <w:r>
+        <w:rPr>
+          <w:lang w:val="id_ID" w:bidi="id_ID"/>
+        </w:rPr>
+        <w:t>Lukas 11:19</w:t>
+      </w:r>
+    </w:p>
+    <w:p>
+      <w:pPr>
+        <w:pStyle w:val="ListBullet"/>
+        <w:spacing w:line="240" w:lineRule="auto"/>
+        <w:ind w:left="720"/>
+      </w:pPr>
+      <w:r>
+        <w:rPr>
+          <w:lang w:val="id_ID" w:bidi="id_ID"/>
+        </w:rPr>
+      </w:r>
+      <w:r>
+        <w:rPr>
+          <w:lang w:val="id_ID" w:bidi="id_ID"/>
+        </w:rPr>
+        <w:t>Lukas 12:14</w:t>
+      </w:r>
+    </w:p>
+    <w:p>
+      <w:pPr>
+        <w:pStyle w:val="ListBullet"/>
+        <w:spacing w:line="240" w:lineRule="auto"/>
+        <w:ind w:left="720"/>
+      </w:pPr>
+      <w:r>
+        <w:rPr>
+          <w:lang w:val="id_ID" w:bidi="id_ID"/>
+        </w:rPr>
+      </w:r>
+      <w:r>
+        <w:rPr>
+          <w:lang w:val="id_ID" w:bidi="id_ID"/>
+        </w:rPr>
+        <w:t>Lukas 18:1–2</w:t>
+      </w:r>
+    </w:p>
+    <w:p>
+      <w:pPr>
+        <w:pStyle w:val="ListBullet"/>
+        <w:spacing w:line="240" w:lineRule="auto"/>
+        <w:ind w:left="720"/>
+      </w:pPr>
+      <w:r>
+        <w:rPr>
+          <w:lang w:val="id_ID" w:bidi="id_ID"/>
+        </w:rPr>
+      </w:r>
+      <w:r>
+        <w:rPr>
+          <w:lang w:val="id_ID" w:bidi="id_ID"/>
+        </w:rPr>
+        <w:t>Matius 5:25</w:t>
+      </w:r>
+    </w:p>
+    <w:p>
+      <w:pPr>
+        <w:pStyle w:val="ListBullet"/>
+        <w:spacing w:line="240" w:lineRule="auto"/>
+        <w:ind w:left="720"/>
+      </w:pPr>
+      <w:r>
+        <w:rPr>
+          <w:lang w:val="id_ID" w:bidi="id_ID"/>
+        </w:rPr>
+      </w:r>
+      <w:r>
+        <w:rPr>
+          <w:lang w:val="id_ID" w:bidi="id_ID"/>
+        </w:rPr>
+        <w:t>Rut 1:1</w:t>
+      </w:r>
     </w:p>
     <w:p>
       <w:pPr>
@@ -3507,90 +3291,66 @@
           <w:lang w:val="id_ID" w:bidi="id_ID"/>
         </w:rPr>
       </w:r>
-      <w:hyperlink r:id="rId19">
-        <w:r>
-          <w:rPr>
-            <w:lang w:val="id_ID" w:bidi="id_ID"/>
-          </w:rPr>
-          <w:rPr>
-            <w:color w:val="0000EE"/>
-            <w:u w:val="single"/>
-          </w:rPr>
-          <w:t>Kisah Para Rasul 16:20</w:t>
-        </w:r>
-      </w:hyperlink>
-    </w:p>
-    <w:p>
-      <w:pPr>
-        <w:pStyle w:val="ListBullet"/>
-        <w:spacing w:line="240" w:lineRule="auto"/>
-        <w:ind w:left="720"/>
-      </w:pPr>
-      <w:r>
-        <w:rPr>
-          <w:lang w:val="id_ID" w:bidi="id_ID"/>
-        </w:rPr>
-      </w:r>
-      <w:hyperlink r:id="rId19">
-        <w:r>
-          <w:rPr>
-            <w:lang w:val="id_ID" w:bidi="id_ID"/>
-          </w:rPr>
-          <w:rPr>
-            <w:color w:val="0000EE"/>
-            <w:u w:val="single"/>
-          </w:rPr>
-          <w:t>Kisah Para Rasul 16:35</w:t>
-        </w:r>
-      </w:hyperlink>
-    </w:p>
-    <w:p>
-      <w:pPr>
-        <w:pStyle w:val="ListBullet"/>
-        <w:spacing w:line="240" w:lineRule="auto"/>
-        <w:ind w:left="720"/>
-      </w:pPr>
-      <w:r>
-        <w:rPr>
-          <w:lang w:val="id_ID" w:bidi="id_ID"/>
-        </w:rPr>
-      </w:r>
-      <w:hyperlink r:id="rId47">
-        <w:r>
-          <w:rPr>
-            <w:lang w:val="id_ID" w:bidi="id_ID"/>
-          </w:rPr>
-          <w:rPr>
-            <w:color w:val="0000EE"/>
-            <w:u w:val="single"/>
-          </w:rPr>
-          <w:t>Daniel 3:1–2</w:t>
-        </w:r>
-      </w:hyperlink>
-    </w:p>
-    <w:p>
-      <w:pPr>
-        <w:pStyle w:val="ListBullet"/>
-        <w:spacing w:line="240" w:lineRule="auto"/>
-        <w:ind w:left="720"/>
-      </w:pPr>
-      <w:r>
-        <w:rPr>
-          <w:lang w:val="id_ID" w:bidi="id_ID"/>
-        </w:rPr>
-      </w:r>
-      <w:hyperlink r:id="rId48">
-        <w:r>
-          <w:rPr>
-            <w:lang w:val="id_ID" w:bidi="id_ID"/>
-          </w:rPr>
-          <w:rPr>
-            <w:color w:val="0000EE"/>
-            <w:u w:val="single"/>
-          </w:rPr>
-          <w:t>Lukas 12:58</w:t>
-        </w:r>
-      </w:hyperlink>
+      <w:r>
+        <w:rPr>
+          <w:lang w:val="id_ID" w:bidi="id_ID"/>
+        </w:rPr>
+        <w:t>Kisah Para Rasul 16:20</w:t>
+      </w:r>
+    </w:p>
+    <w:p>
+      <w:pPr>
+        <w:pStyle w:val="ListBullet"/>
+        <w:spacing w:line="240" w:lineRule="auto"/>
+        <w:ind w:left="720"/>
+      </w:pPr>
+      <w:r>
+        <w:rPr>
+          <w:lang w:val="id_ID" w:bidi="id_ID"/>
+        </w:rPr>
+      </w:r>
+      <w:r>
+        <w:rPr>
+          <w:lang w:val="id_ID" w:bidi="id_ID"/>
+        </w:rPr>
+        <w:t>Kisah Para Rasul 16:35</w:t>
+      </w:r>
+    </w:p>
+    <w:p>
+      <w:pPr>
+        <w:pStyle w:val="ListBullet"/>
+        <w:spacing w:line="240" w:lineRule="auto"/>
+        <w:ind w:left="720"/>
+      </w:pPr>
+      <w:r>
+        <w:rPr>
+          <w:lang w:val="id_ID" w:bidi="id_ID"/>
+        </w:rPr>
+      </w:r>
+      <w:r>
+        <w:rPr>
+          <w:lang w:val="id_ID" w:bidi="id_ID"/>
+        </w:rPr>
+        <w:t>Daniel 3:1–2</w:t>
+      </w:r>
+    </w:p>
+    <w:p>
+      <w:pPr>
+        <w:pStyle w:val="ListBullet"/>
+        <w:spacing w:line="240" w:lineRule="auto"/>
+        <w:ind w:left="720"/>
+      </w:pPr>
+      <w:r>
+        <w:rPr>
+          <w:lang w:val="id_ID" w:bidi="id_ID"/>
+        </w:rPr>
+      </w:r>
+      <w:r>
+        <w:rPr>
+          <w:lang w:val="id_ID" w:bidi="id_ID"/>
+        </w:rPr>
+        <w:t>Lukas 12:58</w:t>
+      </w:r>
     </w:p>
     <w:p>
       <w:pPr>
@@ -4145,282 +3905,210 @@
           <w:lang w:val="id_ID" w:bidi="id_ID"/>
         </w:rPr>
       </w:r>
-      <w:hyperlink r:id="rId49">
-        <w:r>
-          <w:rPr>
-            <w:lang w:val="id_ID" w:bidi="id_ID"/>
-          </w:rPr>
-          <w:rPr>
-            <w:color w:val="0000EE"/>
-            <w:u w:val="single"/>
-          </w:rPr>
-          <w:t>Matius 7:21–23</w:t>
-        </w:r>
-      </w:hyperlink>
-    </w:p>
-    <w:p>
-      <w:pPr>
-        <w:pStyle w:val="ListBullet"/>
-        <w:spacing w:line="240" w:lineRule="auto"/>
-        <w:ind w:left="720"/>
-      </w:pPr>
-      <w:r>
-        <w:rPr>
-          <w:lang w:val="id_ID" w:bidi="id_ID"/>
-        </w:rPr>
-      </w:r>
-      <w:hyperlink r:id="rId50">
-        <w:r>
-          <w:rPr>
-            <w:lang w:val="id_ID" w:bidi="id_ID"/>
-          </w:rPr>
-          <w:rPr>
-            <w:color w:val="0000EE"/>
-            <w:u w:val="single"/>
-          </w:rPr>
-          <w:t>Matius 12:2</w:t>
-        </w:r>
-      </w:hyperlink>
-    </w:p>
-    <w:p>
-      <w:pPr>
-        <w:pStyle w:val="ListBullet"/>
-        <w:spacing w:line="240" w:lineRule="auto"/>
-        <w:ind w:left="720"/>
-      </w:pPr>
-      <w:r>
-        <w:rPr>
-          <w:lang w:val="id_ID" w:bidi="id_ID"/>
-        </w:rPr>
-      </w:r>
-      <w:hyperlink r:id="rId51">
-        <w:r>
-          <w:rPr>
-            <w:lang w:val="id_ID" w:bidi="id_ID"/>
-          </w:rPr>
-          <w:rPr>
-            <w:color w:val="0000EE"/>
-            <w:u w:val="single"/>
-          </w:rPr>
-          <w:t>Matius 12:4</w:t>
-        </w:r>
-      </w:hyperlink>
-    </w:p>
-    <w:p>
-      <w:pPr>
-        <w:pStyle w:val="ListBullet"/>
-        <w:spacing w:line="240" w:lineRule="auto"/>
-        <w:ind w:left="720"/>
-      </w:pPr>
-      <w:r>
-        <w:rPr>
-          <w:lang w:val="id_ID" w:bidi="id_ID"/>
-        </w:rPr>
-      </w:r>
-      <w:hyperlink r:id="rId52">
-        <w:r>
-          <w:rPr>
-            <w:lang w:val="id_ID" w:bidi="id_ID"/>
-          </w:rPr>
-          <w:rPr>
-            <w:color w:val="0000EE"/>
-            <w:u w:val="single"/>
-          </w:rPr>
-          <w:t>Matius 12:10</w:t>
-        </w:r>
-      </w:hyperlink>
-    </w:p>
-    <w:p>
-      <w:pPr>
-        <w:pStyle w:val="ListBullet"/>
-        <w:spacing w:line="240" w:lineRule="auto"/>
-        <w:ind w:left="720"/>
-      </w:pPr>
-      <w:r>
-        <w:rPr>
-          <w:lang w:val="id_ID" w:bidi="id_ID"/>
-        </w:rPr>
-      </w:r>
-      <w:hyperlink r:id="rId53">
-        <w:r>
-          <w:rPr>
-            <w:lang w:val="id_ID" w:bidi="id_ID"/>
-          </w:rPr>
-          <w:rPr>
-            <w:color w:val="0000EE"/>
-            <w:u w:val="single"/>
-          </w:rPr>
-          <w:t>Markus 3:4</w:t>
-        </w:r>
-      </w:hyperlink>
-    </w:p>
-    <w:p>
-      <w:pPr>
-        <w:pStyle w:val="ListBullet"/>
-        <w:spacing w:line="240" w:lineRule="auto"/>
-        <w:ind w:left="720"/>
-      </w:pPr>
-      <w:r>
-        <w:rPr>
-          <w:lang w:val="id_ID" w:bidi="id_ID"/>
-        </w:rPr>
-      </w:r>
-      <w:hyperlink r:id="rId54">
-        <w:r>
-          <w:rPr>
-            <w:lang w:val="id_ID" w:bidi="id_ID"/>
-          </w:rPr>
-          <w:rPr>
-            <w:color w:val="0000EE"/>
-            <w:u w:val="single"/>
-          </w:rPr>
-          <w:t>Lukas 6:2</w:t>
-        </w:r>
-      </w:hyperlink>
-    </w:p>
-    <w:p>
-      <w:pPr>
-        <w:pStyle w:val="ListBullet"/>
-        <w:spacing w:line="240" w:lineRule="auto"/>
-        <w:ind w:left="720"/>
-      </w:pPr>
-      <w:r>
-        <w:rPr>
-          <w:lang w:val="id_ID" w:bidi="id_ID"/>
-        </w:rPr>
-      </w:r>
-      <w:hyperlink r:id="rId19">
-        <w:r>
-          <w:rPr>
-            <w:lang w:val="id_ID" w:bidi="id_ID"/>
-          </w:rPr>
-          <w:rPr>
-            <w:color w:val="0000EE"/>
-            <w:u w:val="single"/>
-          </w:rPr>
-          <w:t>Kisah Para Rasul 2:23</w:t>
-        </w:r>
-      </w:hyperlink>
-    </w:p>
-    <w:p>
-      <w:pPr>
-        <w:pStyle w:val="ListBullet"/>
-        <w:spacing w:line="240" w:lineRule="auto"/>
-        <w:ind w:left="720"/>
-      </w:pPr>
-      <w:r>
-        <w:rPr>
-          <w:lang w:val="id_ID" w:bidi="id_ID"/>
-        </w:rPr>
-      </w:r>
-      <w:hyperlink r:id="rId19">
-        <w:r>
-          <w:rPr>
-            <w:lang w:val="id_ID" w:bidi="id_ID"/>
-          </w:rPr>
-          <w:rPr>
-            <w:color w:val="0000EE"/>
-            <w:u w:val="single"/>
-          </w:rPr>
-          <w:t>Kisah Para Rasul 10:28</w:t>
-        </w:r>
-      </w:hyperlink>
-    </w:p>
-    <w:p>
-      <w:pPr>
-        <w:pStyle w:val="ListBullet"/>
-        <w:spacing w:line="240" w:lineRule="auto"/>
-        <w:ind w:left="720"/>
-      </w:pPr>
-      <w:r>
-        <w:rPr>
-          <w:lang w:val="id_ID" w:bidi="id_ID"/>
-        </w:rPr>
-      </w:r>
-      <w:hyperlink r:id="rId19">
-        <w:r>
-          <w:rPr>
-            <w:lang w:val="id_ID" w:bidi="id_ID"/>
-          </w:rPr>
-          <w:rPr>
-            <w:color w:val="0000EE"/>
-            <w:u w:val="single"/>
-          </w:rPr>
-          <w:t>Kisah Para Rasul 22:25</w:t>
-        </w:r>
-      </w:hyperlink>
-    </w:p>
-    <w:p>
-      <w:pPr>
-        <w:pStyle w:val="ListBullet"/>
-        <w:spacing w:line="240" w:lineRule="auto"/>
-        <w:ind w:left="720"/>
-      </w:pPr>
-      <w:r>
-        <w:rPr>
-          <w:lang w:val="id_ID" w:bidi="id_ID"/>
-        </w:rPr>
-      </w:r>
-      <w:hyperlink r:id="rId55">
-        <w:r>
-          <w:rPr>
-            <w:lang w:val="id_ID" w:bidi="id_ID"/>
-          </w:rPr>
-          <w:rPr>
-            <w:color w:val="0000EE"/>
-            <w:u w:val="single"/>
-          </w:rPr>
-          <w:t>2 Tesalonika 2:3</w:t>
-        </w:r>
-      </w:hyperlink>
-    </w:p>
-    <w:p>
-      <w:pPr>
-        <w:pStyle w:val="ListBullet"/>
-        <w:spacing w:line="240" w:lineRule="auto"/>
-        <w:ind w:left="720"/>
-      </w:pPr>
-      <w:r>
-        <w:rPr>
-          <w:lang w:val="id_ID" w:bidi="id_ID"/>
-        </w:rPr>
-      </w:r>
-      <w:hyperlink r:id="rId56">
-        <w:r>
-          <w:rPr>
-            <w:lang w:val="id_ID" w:bidi="id_ID"/>
-          </w:rPr>
-          <w:rPr>
-            <w:color w:val="0000EE"/>
-            <w:u w:val="single"/>
-          </w:rPr>
-          <w:t>Titus 2:14</w:t>
-        </w:r>
-      </w:hyperlink>
-    </w:p>
-    <w:p>
-      <w:pPr>
-        <w:pStyle w:val="ListBullet"/>
-        <w:spacing w:line="240" w:lineRule="auto"/>
-        <w:ind w:left="720"/>
-      </w:pPr>
-      <w:r>
-        <w:rPr>
-          <w:lang w:val="id_ID" w:bidi="id_ID"/>
-        </w:rPr>
-      </w:r>
-      <w:hyperlink r:id="rId35">
-        <w:r>
-          <w:rPr>
-            <w:lang w:val="id_ID" w:bidi="id_ID"/>
-          </w:rPr>
-          <w:rPr>
-            <w:color w:val="0000EE"/>
-            <w:u w:val="single"/>
-          </w:rPr>
-          <w:t>1 Yohanes 3:4–6</w:t>
-        </w:r>
-      </w:hyperlink>
+      <w:r>
+        <w:rPr>
+          <w:lang w:val="id_ID" w:bidi="id_ID"/>
+        </w:rPr>
+        <w:t>Matius 7:21–23</w:t>
+      </w:r>
+    </w:p>
+    <w:p>
+      <w:pPr>
+        <w:pStyle w:val="ListBullet"/>
+        <w:spacing w:line="240" w:lineRule="auto"/>
+        <w:ind w:left="720"/>
+      </w:pPr>
+      <w:r>
+        <w:rPr>
+          <w:lang w:val="id_ID" w:bidi="id_ID"/>
+        </w:rPr>
+      </w:r>
+      <w:r>
+        <w:rPr>
+          <w:lang w:val="id_ID" w:bidi="id_ID"/>
+        </w:rPr>
+        <w:t>Matius 12:2</w:t>
+      </w:r>
+    </w:p>
+    <w:p>
+      <w:pPr>
+        <w:pStyle w:val="ListBullet"/>
+        <w:spacing w:line="240" w:lineRule="auto"/>
+        <w:ind w:left="720"/>
+      </w:pPr>
+      <w:r>
+        <w:rPr>
+          <w:lang w:val="id_ID" w:bidi="id_ID"/>
+        </w:rPr>
+      </w:r>
+      <w:r>
+        <w:rPr>
+          <w:lang w:val="id_ID" w:bidi="id_ID"/>
+        </w:rPr>
+        <w:t>Matius 12:4</w:t>
+      </w:r>
+    </w:p>
+    <w:p>
+      <w:pPr>
+        <w:pStyle w:val="ListBullet"/>
+        <w:spacing w:line="240" w:lineRule="auto"/>
+        <w:ind w:left="720"/>
+      </w:pPr>
+      <w:r>
+        <w:rPr>
+          <w:lang w:val="id_ID" w:bidi="id_ID"/>
+        </w:rPr>
+      </w:r>
+      <w:r>
+        <w:rPr>
+          <w:lang w:val="id_ID" w:bidi="id_ID"/>
+        </w:rPr>
+        <w:t>Matius 12:10</w:t>
+      </w:r>
+    </w:p>
+    <w:p>
+      <w:pPr>
+        <w:pStyle w:val="ListBullet"/>
+        <w:spacing w:line="240" w:lineRule="auto"/>
+        <w:ind w:left="720"/>
+      </w:pPr>
+      <w:r>
+        <w:rPr>
+          <w:lang w:val="id_ID" w:bidi="id_ID"/>
+        </w:rPr>
+      </w:r>
+      <w:r>
+        <w:rPr>
+          <w:lang w:val="id_ID" w:bidi="id_ID"/>
+        </w:rPr>
+        <w:t>Markus 3:4</w:t>
+      </w:r>
+    </w:p>
+    <w:p>
+      <w:pPr>
+        <w:pStyle w:val="ListBullet"/>
+        <w:spacing w:line="240" w:lineRule="auto"/>
+        <w:ind w:left="720"/>
+      </w:pPr>
+      <w:r>
+        <w:rPr>
+          <w:lang w:val="id_ID" w:bidi="id_ID"/>
+        </w:rPr>
+      </w:r>
+      <w:r>
+        <w:rPr>
+          <w:lang w:val="id_ID" w:bidi="id_ID"/>
+        </w:rPr>
+        <w:t>Lukas 6:2</w:t>
+      </w:r>
+    </w:p>
+    <w:p>
+      <w:pPr>
+        <w:pStyle w:val="ListBullet"/>
+        <w:spacing w:line="240" w:lineRule="auto"/>
+        <w:ind w:left="720"/>
+      </w:pPr>
+      <w:r>
+        <w:rPr>
+          <w:lang w:val="id_ID" w:bidi="id_ID"/>
+        </w:rPr>
+      </w:r>
+      <w:r>
+        <w:rPr>
+          <w:lang w:val="id_ID" w:bidi="id_ID"/>
+        </w:rPr>
+        <w:t>Kisah Para Rasul 2:23</w:t>
+      </w:r>
+    </w:p>
+    <w:p>
+      <w:pPr>
+        <w:pStyle w:val="ListBullet"/>
+        <w:spacing w:line="240" w:lineRule="auto"/>
+        <w:ind w:left="720"/>
+      </w:pPr>
+      <w:r>
+        <w:rPr>
+          <w:lang w:val="id_ID" w:bidi="id_ID"/>
+        </w:rPr>
+      </w:r>
+      <w:r>
+        <w:rPr>
+          <w:lang w:val="id_ID" w:bidi="id_ID"/>
+        </w:rPr>
+        <w:t>Kisah Para Rasul 10:28</w:t>
+      </w:r>
+    </w:p>
+    <w:p>
+      <w:pPr>
+        <w:pStyle w:val="ListBullet"/>
+        <w:spacing w:line="240" w:lineRule="auto"/>
+        <w:ind w:left="720"/>
+      </w:pPr>
+      <w:r>
+        <w:rPr>
+          <w:lang w:val="id_ID" w:bidi="id_ID"/>
+        </w:rPr>
+      </w:r>
+      <w:r>
+        <w:rPr>
+          <w:lang w:val="id_ID" w:bidi="id_ID"/>
+        </w:rPr>
+        <w:t>Kisah Para Rasul 22:25</w:t>
+      </w:r>
+    </w:p>
+    <w:p>
+      <w:pPr>
+        <w:pStyle w:val="ListBullet"/>
+        <w:spacing w:line="240" w:lineRule="auto"/>
+        <w:ind w:left="720"/>
+      </w:pPr>
+      <w:r>
+        <w:rPr>
+          <w:lang w:val="id_ID" w:bidi="id_ID"/>
+        </w:rPr>
+      </w:r>
+      <w:r>
+        <w:rPr>
+          <w:lang w:val="id_ID" w:bidi="id_ID"/>
+        </w:rPr>
+        <w:t>2 Tesalonika 2:3</w:t>
+      </w:r>
+    </w:p>
+    <w:p>
+      <w:pPr>
+        <w:pStyle w:val="ListBullet"/>
+        <w:spacing w:line="240" w:lineRule="auto"/>
+        <w:ind w:left="720"/>
+      </w:pPr>
+      <w:r>
+        <w:rPr>
+          <w:lang w:val="id_ID" w:bidi="id_ID"/>
+        </w:rPr>
+      </w:r>
+      <w:r>
+        <w:rPr>
+          <w:lang w:val="id_ID" w:bidi="id_ID"/>
+        </w:rPr>
+        <w:t>Titus 2:14</w:t>
+      </w:r>
+    </w:p>
+    <w:p>
+      <w:pPr>
+        <w:pStyle w:val="ListBullet"/>
+        <w:spacing w:line="240" w:lineRule="auto"/>
+        <w:ind w:left="720"/>
+      </w:pPr>
+      <w:r>
+        <w:rPr>
+          <w:lang w:val="id_ID" w:bidi="id_ID"/>
+        </w:rPr>
+      </w:r>
+      <w:r>
+        <w:rPr>
+          <w:lang w:val="id_ID" w:bidi="id_ID"/>
+        </w:rPr>
+        <w:t>1 Yohanes 3:4–6</w:t>
+      </w:r>
     </w:p>
     <w:p>
       <w:pPr>
@@ -4644,114 +4332,84 @@
           <w:lang w:val="id_ID" w:bidi="id_ID"/>
         </w:rPr>
       </w:r>
-      <w:hyperlink r:id="rId57">
-        <w:r>
-          <w:rPr>
-            <w:lang w:val="id_ID" w:bidi="id_ID"/>
-          </w:rPr>
-          <w:rPr>
-            <w:color w:val="0000EE"/>
-            <w:u w:val="single"/>
-          </w:rPr>
-          <w:t>Kejadian 5:32</w:t>
-        </w:r>
-      </w:hyperlink>
-    </w:p>
-    <w:p>
-      <w:pPr>
-        <w:pStyle w:val="ListBullet"/>
-        <w:spacing w:line="240" w:lineRule="auto"/>
-        <w:ind w:left="720"/>
-      </w:pPr>
-      <w:r>
-        <w:rPr>
-          <w:lang w:val="id_ID" w:bidi="id_ID"/>
-        </w:rPr>
-      </w:r>
-      <w:hyperlink r:id="rId58">
-        <w:r>
-          <w:rPr>
-            <w:lang w:val="id_ID" w:bidi="id_ID"/>
-          </w:rPr>
-          <w:rPr>
-            <w:color w:val="0000EE"/>
-            <w:u w:val="single"/>
-          </w:rPr>
-          <w:t>Kejadian 6:10</w:t>
-        </w:r>
-      </w:hyperlink>
-    </w:p>
-    <w:p>
-      <w:pPr>
-        <w:pStyle w:val="ListBullet"/>
-        <w:spacing w:line="240" w:lineRule="auto"/>
-        <w:ind w:left="720"/>
-      </w:pPr>
-      <w:r>
-        <w:rPr>
-          <w:lang w:val="id_ID" w:bidi="id_ID"/>
-        </w:rPr>
-      </w:r>
-      <w:hyperlink r:id="rId59">
-        <w:r>
-          <w:rPr>
-            <w:lang w:val="id_ID" w:bidi="id_ID"/>
-          </w:rPr>
-          <w:rPr>
-            <w:color w:val="0000EE"/>
-            <w:u w:val="single"/>
-          </w:rPr>
-          <w:t>Kejadian 7:13–14</w:t>
-        </w:r>
-      </w:hyperlink>
-    </w:p>
-    <w:p>
-      <w:pPr>
-        <w:pStyle w:val="ListBullet"/>
-        <w:spacing w:line="240" w:lineRule="auto"/>
-        <w:ind w:left="720"/>
-      </w:pPr>
-      <w:r>
-        <w:rPr>
-          <w:lang w:val="id_ID" w:bidi="id_ID"/>
-        </w:rPr>
-      </w:r>
-      <w:hyperlink r:id="rId60">
-        <w:r>
-          <w:rPr>
-            <w:lang w:val="id_ID" w:bidi="id_ID"/>
-          </w:rPr>
-          <w:rPr>
-            <w:color w:val="0000EE"/>
-            <w:u w:val="single"/>
-          </w:rPr>
-          <w:t>Kejadian 10:1</w:t>
-        </w:r>
-      </w:hyperlink>
-    </w:p>
-    <w:p>
-      <w:pPr>
-        <w:pStyle w:val="ListBullet"/>
-        <w:spacing w:line="240" w:lineRule="auto"/>
-        <w:ind w:left="720"/>
-      </w:pPr>
-      <w:r>
-        <w:rPr>
-          <w:lang w:val="id_ID" w:bidi="id_ID"/>
-        </w:rPr>
-      </w:r>
-      <w:hyperlink r:id="rId61">
-        <w:r>
-          <w:rPr>
-            <w:lang w:val="id_ID" w:bidi="id_ID"/>
-          </w:rPr>
-          <w:rPr>
-            <w:color w:val="0000EE"/>
-            <w:u w:val="single"/>
-          </w:rPr>
-          <w:t>Kejadian 10:20</w:t>
-        </w:r>
-      </w:hyperlink>
+      <w:r>
+        <w:rPr>
+          <w:lang w:val="id_ID" w:bidi="id_ID"/>
+        </w:rPr>
+        <w:t>Kejadian 5:32</w:t>
+      </w:r>
+    </w:p>
+    <w:p>
+      <w:pPr>
+        <w:pStyle w:val="ListBullet"/>
+        <w:spacing w:line="240" w:lineRule="auto"/>
+        <w:ind w:left="720"/>
+      </w:pPr>
+      <w:r>
+        <w:rPr>
+          <w:lang w:val="id_ID" w:bidi="id_ID"/>
+        </w:rPr>
+      </w:r>
+      <w:r>
+        <w:rPr>
+          <w:lang w:val="id_ID" w:bidi="id_ID"/>
+        </w:rPr>
+        <w:t>Kejadian 6:10</w:t>
+      </w:r>
+    </w:p>
+    <w:p>
+      <w:pPr>
+        <w:pStyle w:val="ListBullet"/>
+        <w:spacing w:line="240" w:lineRule="auto"/>
+        <w:ind w:left="720"/>
+      </w:pPr>
+      <w:r>
+        <w:rPr>
+          <w:lang w:val="id_ID" w:bidi="id_ID"/>
+        </w:rPr>
+      </w:r>
+      <w:r>
+        <w:rPr>
+          <w:lang w:val="id_ID" w:bidi="id_ID"/>
+        </w:rPr>
+        <w:t>Kejadian 7:13–14</w:t>
+      </w:r>
+    </w:p>
+    <w:p>
+      <w:pPr>
+        <w:pStyle w:val="ListBullet"/>
+        <w:spacing w:line="240" w:lineRule="auto"/>
+        <w:ind w:left="720"/>
+      </w:pPr>
+      <w:r>
+        <w:rPr>
+          <w:lang w:val="id_ID" w:bidi="id_ID"/>
+        </w:rPr>
+      </w:r>
+      <w:r>
+        <w:rPr>
+          <w:lang w:val="id_ID" w:bidi="id_ID"/>
+        </w:rPr>
+        <w:t>Kejadian 10:1</w:t>
+      </w:r>
+    </w:p>
+    <w:p>
+      <w:pPr>
+        <w:pStyle w:val="ListBullet"/>
+        <w:spacing w:line="240" w:lineRule="auto"/>
+        <w:ind w:left="720"/>
+      </w:pPr>
+      <w:r>
+        <w:rPr>
+          <w:lang w:val="id_ID" w:bidi="id_ID"/>
+        </w:rPr>
+      </w:r>
+      <w:r>
+        <w:rPr>
+          <w:lang w:val="id_ID" w:bidi="id_ID"/>
+        </w:rPr>
+        <w:t>Kejadian 10:20</w:t>
+      </w:r>
     </w:p>
     <w:p>
       <w:pPr>
@@ -5059,90 +4717,66 @@
           <w:lang w:val="id_ID" w:bidi="id_ID"/>
         </w:rPr>
       </w:r>
-      <w:hyperlink r:id="rId62">
-        <w:r>
-          <w:rPr>
-            <w:lang w:val="id_ID" w:bidi="id_ID"/>
-          </w:rPr>
-          <w:rPr>
-            <w:color w:val="0000EE"/>
-            <w:u w:val="single"/>
-          </w:rPr>
-          <w:t>1 Tawarikh 18:3–4</w:t>
-        </w:r>
-      </w:hyperlink>
-    </w:p>
-    <w:p>
-      <w:pPr>
-        <w:pStyle w:val="ListBullet"/>
-        <w:spacing w:line="240" w:lineRule="auto"/>
-        <w:ind w:left="720"/>
-      </w:pPr>
-      <w:r>
-        <w:rPr>
-          <w:lang w:val="id_ID" w:bidi="id_ID"/>
-        </w:rPr>
-      </w:r>
-      <w:hyperlink r:id="rId63">
-        <w:r>
-          <w:rPr>
-            <w:lang w:val="id_ID" w:bidi="id_ID"/>
-          </w:rPr>
-          <w:rPr>
-            <w:color w:val="0000EE"/>
-            <w:u w:val="single"/>
-          </w:rPr>
-          <w:t>2 Samuel 8:9</w:t>
-        </w:r>
-      </w:hyperlink>
-    </w:p>
-    <w:p>
-      <w:pPr>
-        <w:pStyle w:val="ListBullet"/>
-        <w:spacing w:line="240" w:lineRule="auto"/>
-        <w:ind w:left="720"/>
-      </w:pPr>
-      <w:r>
-        <w:rPr>
-          <w:lang w:val="id_ID" w:bidi="id_ID"/>
-        </w:rPr>
-      </w:r>
-      <w:hyperlink r:id="rId64">
-        <w:r>
-          <w:rPr>
-            <w:lang w:val="id_ID" w:bidi="id_ID"/>
-          </w:rPr>
-          <w:rPr>
-            <w:color w:val="0000EE"/>
-            <w:u w:val="single"/>
-          </w:rPr>
-          <w:t>Amos 6:1–2</w:t>
-        </w:r>
-      </w:hyperlink>
-    </w:p>
-    <w:p>
-      <w:pPr>
-        <w:pStyle w:val="ListBullet"/>
-        <w:spacing w:line="240" w:lineRule="auto"/>
-        <w:ind w:left="720"/>
-      </w:pPr>
-      <w:r>
-        <w:rPr>
-          <w:lang w:val="id_ID" w:bidi="id_ID"/>
-        </w:rPr>
-      </w:r>
-      <w:hyperlink r:id="rId65">
-        <w:r>
-          <w:rPr>
-            <w:lang w:val="id_ID" w:bidi="id_ID"/>
-          </w:rPr>
-          <w:rPr>
-            <w:color w:val="0000EE"/>
-            <w:u w:val="single"/>
-          </w:rPr>
-          <w:t xml:space="preserve"> Yehezkiel 47:15–17</w:t>
-        </w:r>
-      </w:hyperlink>
+      <w:r>
+        <w:rPr>
+          <w:lang w:val="id_ID" w:bidi="id_ID"/>
+        </w:rPr>
+        <w:t>1 Tawarikh 18:3–4</w:t>
+      </w:r>
+    </w:p>
+    <w:p>
+      <w:pPr>
+        <w:pStyle w:val="ListBullet"/>
+        <w:spacing w:line="240" w:lineRule="auto"/>
+        <w:ind w:left="720"/>
+      </w:pPr>
+      <w:r>
+        <w:rPr>
+          <w:lang w:val="id_ID" w:bidi="id_ID"/>
+        </w:rPr>
+      </w:r>
+      <w:r>
+        <w:rPr>
+          <w:lang w:val="id_ID" w:bidi="id_ID"/>
+        </w:rPr>
+        <w:t>2 Samuel 8:9</w:t>
+      </w:r>
+    </w:p>
+    <w:p>
+      <w:pPr>
+        <w:pStyle w:val="ListBullet"/>
+        <w:spacing w:line="240" w:lineRule="auto"/>
+        <w:ind w:left="720"/>
+      </w:pPr>
+      <w:r>
+        <w:rPr>
+          <w:lang w:val="id_ID" w:bidi="id_ID"/>
+        </w:rPr>
+      </w:r>
+      <w:r>
+        <w:rPr>
+          <w:lang w:val="id_ID" w:bidi="id_ID"/>
+        </w:rPr>
+        <w:t>Amos 6:1–2</w:t>
+      </w:r>
+    </w:p>
+    <w:p>
+      <w:pPr>
+        <w:pStyle w:val="ListBullet"/>
+        <w:spacing w:line="240" w:lineRule="auto"/>
+        <w:ind w:left="720"/>
+      </w:pPr>
+      <w:r>
+        <w:rPr>
+          <w:lang w:val="id_ID" w:bidi="id_ID"/>
+        </w:rPr>
+      </w:r>
+      <w:r>
+        <w:rPr>
+          <w:lang w:val="id_ID" w:bidi="id_ID"/>
+        </w:rPr>
+        <w:t xml:space="preserve"> Yehezkiel 47:15–17</w:t>
+      </w:r>
     </w:p>
     <w:p>
       <w:pPr>
@@ -5378,42 +5012,30 @@
           <w:lang w:val="id_ID" w:bidi="id_ID"/>
         </w:rPr>
       </w:r>
-      <w:hyperlink r:id="rId66">
-        <w:r>
-          <w:rPr>
-            <w:lang w:val="id_ID" w:bidi="id_ID"/>
-          </w:rPr>
-          <w:rPr>
-            <w:color w:val="0000EE"/>
-            <w:u w:val="single"/>
-          </w:rPr>
-          <w:t>1 Samuel 1:1–2</w:t>
-        </w:r>
-      </w:hyperlink>
-    </w:p>
-    <w:p>
-      <w:pPr>
-        <w:pStyle w:val="ListBullet"/>
-        <w:spacing w:line="240" w:lineRule="auto"/>
-        <w:ind w:left="720"/>
-      </w:pPr>
-      <w:r>
-        <w:rPr>
-          <w:lang w:val="id_ID" w:bidi="id_ID"/>
-        </w:rPr>
-      </w:r>
-      <w:hyperlink r:id="rId67">
-        <w:r>
-          <w:rPr>
-            <w:lang w:val="id_ID" w:bidi="id_ID"/>
-          </w:rPr>
-          <w:rPr>
-            <w:color w:val="0000EE"/>
-            <w:u w:val="single"/>
-          </w:rPr>
-          <w:t>1 Samuel 2:1</w:t>
-        </w:r>
-      </w:hyperlink>
+      <w:r>
+        <w:rPr>
+          <w:lang w:val="id_ID" w:bidi="id_ID"/>
+        </w:rPr>
+        <w:t>1 Samuel 1:1–2</w:t>
+      </w:r>
+    </w:p>
+    <w:p>
+      <w:pPr>
+        <w:pStyle w:val="ListBullet"/>
+        <w:spacing w:line="240" w:lineRule="auto"/>
+        <w:ind w:left="720"/>
+      </w:pPr>
+      <w:r>
+        <w:rPr>
+          <w:lang w:val="id_ID" w:bidi="id_ID"/>
+        </w:rPr>
+      </w:r>
+      <w:r>
+        <w:rPr>
+          <w:lang w:val="id_ID" w:bidi="id_ID"/>
+        </w:rPr>
+        <w:t>1 Samuel 2:1</w:t>
+      </w:r>
     </w:p>
     <w:p>
       <w:pPr>
@@ -5733,114 +5355,84 @@
           <w:lang w:val="id_ID" w:bidi="id_ID"/>
         </w:rPr>
       </w:r>
-      <w:hyperlink r:id="rId68">
-        <w:r>
-          <w:rPr>
-            <w:lang w:val="id_ID" w:bidi="id_ID"/>
-          </w:rPr>
-          <w:rPr>
-            <w:color w:val="0000EE"/>
-            <w:u w:val="single"/>
-          </w:rPr>
-          <w:t>Daniel 1:6–7</w:t>
-        </w:r>
-      </w:hyperlink>
-    </w:p>
-    <w:p>
-      <w:pPr>
-        <w:pStyle w:val="ListBullet"/>
-        <w:spacing w:line="240" w:lineRule="auto"/>
-        <w:ind w:left="720"/>
-      </w:pPr>
-      <w:r>
-        <w:rPr>
-          <w:lang w:val="id_ID" w:bidi="id_ID"/>
-        </w:rPr>
-      </w:r>
-      <w:hyperlink r:id="rId69">
-        <w:r>
-          <w:rPr>
-            <w:lang w:val="id_ID" w:bidi="id_ID"/>
-          </w:rPr>
-          <w:rPr>
-            <w:color w:val="0000EE"/>
-            <w:u w:val="single"/>
-          </w:rPr>
-          <w:t>Daniel 2:17–18</w:t>
-        </w:r>
-      </w:hyperlink>
-    </w:p>
-    <w:p>
-      <w:pPr>
-        <w:pStyle w:val="ListBullet"/>
-        <w:spacing w:line="240" w:lineRule="auto"/>
-        <w:ind w:left="720"/>
-      </w:pPr>
-      <w:r>
-        <w:rPr>
-          <w:lang w:val="id_ID" w:bidi="id_ID"/>
-        </w:rPr>
-      </w:r>
-      <w:hyperlink r:id="rId70">
-        <w:r>
-          <w:rPr>
-            <w:lang w:val="id_ID" w:bidi="id_ID"/>
-          </w:rPr>
-          <w:rPr>
-            <w:color w:val="0000EE"/>
-            <w:u w:val="single"/>
-          </w:rPr>
-          <w:t>Yeremia 28:1</w:t>
-        </w:r>
-      </w:hyperlink>
-    </w:p>
-    <w:p>
-      <w:pPr>
-        <w:pStyle w:val="ListBullet"/>
-        <w:spacing w:line="240" w:lineRule="auto"/>
-        <w:ind w:left="720"/>
-      </w:pPr>
-      <w:r>
-        <w:rPr>
-          <w:lang w:val="id_ID" w:bidi="id_ID"/>
-        </w:rPr>
-      </w:r>
-      <w:hyperlink r:id="rId71">
-        <w:r>
-          <w:rPr>
-            <w:lang w:val="id_ID" w:bidi="id_ID"/>
-          </w:rPr>
-          <w:rPr>
-            <w:color w:val="0000EE"/>
-            <w:u w:val="single"/>
-          </w:rPr>
-          <w:t>Yeremia 28:5–7</w:t>
-        </w:r>
-      </w:hyperlink>
-    </w:p>
-    <w:p>
-      <w:pPr>
-        <w:pStyle w:val="ListBullet"/>
-        <w:spacing w:line="240" w:lineRule="auto"/>
-        <w:ind w:left="720"/>
-      </w:pPr>
-      <w:r>
-        <w:rPr>
-          <w:lang w:val="id_ID" w:bidi="id_ID"/>
-        </w:rPr>
-      </w:r>
-      <w:hyperlink r:id="rId72">
-        <w:r>
-          <w:rPr>
-            <w:lang w:val="id_ID" w:bidi="id_ID"/>
-          </w:rPr>
-          <w:rPr>
-            <w:color w:val="0000EE"/>
-            <w:u w:val="single"/>
-          </w:rPr>
-          <w:t>Yeremia 28:15–17</w:t>
-        </w:r>
-      </w:hyperlink>
+      <w:r>
+        <w:rPr>
+          <w:lang w:val="id_ID" w:bidi="id_ID"/>
+        </w:rPr>
+        <w:t>Daniel 1:6–7</w:t>
+      </w:r>
+    </w:p>
+    <w:p>
+      <w:pPr>
+        <w:pStyle w:val="ListBullet"/>
+        <w:spacing w:line="240" w:lineRule="auto"/>
+        <w:ind w:left="720"/>
+      </w:pPr>
+      <w:r>
+        <w:rPr>
+          <w:lang w:val="id_ID" w:bidi="id_ID"/>
+        </w:rPr>
+      </w:r>
+      <w:r>
+        <w:rPr>
+          <w:lang w:val="id_ID" w:bidi="id_ID"/>
+        </w:rPr>
+        <w:t>Daniel 2:17–18</w:t>
+      </w:r>
+    </w:p>
+    <w:p>
+      <w:pPr>
+        <w:pStyle w:val="ListBullet"/>
+        <w:spacing w:line="240" w:lineRule="auto"/>
+        <w:ind w:left="720"/>
+      </w:pPr>
+      <w:r>
+        <w:rPr>
+          <w:lang w:val="id_ID" w:bidi="id_ID"/>
+        </w:rPr>
+      </w:r>
+      <w:r>
+        <w:rPr>
+          <w:lang w:val="id_ID" w:bidi="id_ID"/>
+        </w:rPr>
+        <w:t>Yeremia 28:1</w:t>
+      </w:r>
+    </w:p>
+    <w:p>
+      <w:pPr>
+        <w:pStyle w:val="ListBullet"/>
+        <w:spacing w:line="240" w:lineRule="auto"/>
+        <w:ind w:left="720"/>
+      </w:pPr>
+      <w:r>
+        <w:rPr>
+          <w:lang w:val="id_ID" w:bidi="id_ID"/>
+        </w:rPr>
+      </w:r>
+      <w:r>
+        <w:rPr>
+          <w:lang w:val="id_ID" w:bidi="id_ID"/>
+        </w:rPr>
+        <w:t>Yeremia 28:5–7</w:t>
+      </w:r>
+    </w:p>
+    <w:p>
+      <w:pPr>
+        <w:pStyle w:val="ListBullet"/>
+        <w:spacing w:line="240" w:lineRule="auto"/>
+        <w:ind w:left="720"/>
+      </w:pPr>
+      <w:r>
+        <w:rPr>
+          <w:lang w:val="id_ID" w:bidi="id_ID"/>
+        </w:rPr>
+      </w:r>
+      <w:r>
+        <w:rPr>
+          <w:lang w:val="id_ID" w:bidi="id_ID"/>
+        </w:rPr>
+        <w:t>Yeremia 28:15–17</w:t>
+      </w:r>
     </w:p>
     <w:p>
       <w:pPr>
@@ -6054,66 +5646,48 @@
           <w:lang w:val="id_ID" w:bidi="id_ID"/>
         </w:rPr>
       </w:r>
-      <w:hyperlink r:id="rId19">
-        <w:r>
-          <w:rPr>
-            <w:lang w:val="id_ID" w:bidi="id_ID"/>
-          </w:rPr>
-          <w:rPr>
-            <w:color w:val="0000EE"/>
-            <w:u w:val="single"/>
-          </w:rPr>
-          <w:t>Kisah Para Rasul 4:5–7</w:t>
-        </w:r>
-      </w:hyperlink>
-    </w:p>
-    <w:p>
-      <w:pPr>
-        <w:pStyle w:val="ListBullet"/>
-        <w:spacing w:line="240" w:lineRule="auto"/>
-        <w:ind w:left="720"/>
-      </w:pPr>
-      <w:r>
-        <w:rPr>
-          <w:lang w:val="id_ID" w:bidi="id_ID"/>
-        </w:rPr>
-      </w:r>
-      <w:hyperlink r:id="rId73">
-        <w:r>
-          <w:rPr>
-            <w:lang w:val="id_ID" w:bidi="id_ID"/>
-          </w:rPr>
-          <w:rPr>
-            <w:color w:val="0000EE"/>
-            <w:u w:val="single"/>
-          </w:rPr>
-          <w:t>Yohanes 18:22–24</w:t>
-        </w:r>
-      </w:hyperlink>
-    </w:p>
-    <w:p>
-      <w:pPr>
-        <w:pStyle w:val="ListBullet"/>
-        <w:spacing w:line="240" w:lineRule="auto"/>
-        <w:ind w:left="720"/>
-      </w:pPr>
-      <w:r>
-        <w:rPr>
-          <w:lang w:val="id_ID" w:bidi="id_ID"/>
-        </w:rPr>
-      </w:r>
-      <w:hyperlink r:id="rId74">
-        <w:r>
-          <w:rPr>
-            <w:lang w:val="id_ID" w:bidi="id_ID"/>
-          </w:rPr>
-          <w:rPr>
-            <w:color w:val="0000EE"/>
-            <w:u w:val="single"/>
-          </w:rPr>
-          <w:t>Lukas 3:2</w:t>
-        </w:r>
-      </w:hyperlink>
+      <w:r>
+        <w:rPr>
+          <w:lang w:val="id_ID" w:bidi="id_ID"/>
+        </w:rPr>
+        <w:t>Kisah Para Rasul 4:5–7</w:t>
+      </w:r>
+    </w:p>
+    <w:p>
+      <w:pPr>
+        <w:pStyle w:val="ListBullet"/>
+        <w:spacing w:line="240" w:lineRule="auto"/>
+        <w:ind w:left="720"/>
+      </w:pPr>
+      <w:r>
+        <w:rPr>
+          <w:lang w:val="id_ID" w:bidi="id_ID"/>
+        </w:rPr>
+      </w:r>
+      <w:r>
+        <w:rPr>
+          <w:lang w:val="id_ID" w:bidi="id_ID"/>
+        </w:rPr>
+        <w:t>Yohanes 18:22–24</w:t>
+      </w:r>
+    </w:p>
+    <w:p>
+      <w:pPr>
+        <w:pStyle w:val="ListBullet"/>
+        <w:spacing w:line="240" w:lineRule="auto"/>
+        <w:ind w:left="720"/>
+      </w:pPr>
+      <w:r>
+        <w:rPr>
+          <w:lang w:val="id_ID" w:bidi="id_ID"/>
+        </w:rPr>
+      </w:r>
+      <w:r>
+        <w:rPr>
+          <w:lang w:val="id_ID" w:bidi="id_ID"/>
+        </w:rPr>
+        <w:t>Lukas 3:2</w:t>
+      </w:r>
     </w:p>
     <w:p>
       <w:pPr>
@@ -6352,90 +5926,66 @@
           <w:lang w:val="id_ID" w:bidi="id_ID"/>
         </w:rPr>
       </w:r>
-      <w:hyperlink r:id="rId75">
-        <w:r>
-          <w:rPr>
-            <w:lang w:val="id_ID" w:bidi="id_ID"/>
-          </w:rPr>
-          <w:rPr>
-            <w:color w:val="0000EE"/>
-            <w:u w:val="single"/>
-          </w:rPr>
-          <w:t>Daniel 8:24–25</w:t>
-        </w:r>
-      </w:hyperlink>
-    </w:p>
-    <w:p>
-      <w:pPr>
-        <w:pStyle w:val="ListBullet"/>
-        <w:spacing w:line="240" w:lineRule="auto"/>
-        <w:ind w:left="720"/>
-      </w:pPr>
-      <w:r>
-        <w:rPr>
-          <w:lang w:val="id_ID" w:bidi="id_ID"/>
-        </w:rPr>
-      </w:r>
-      <w:hyperlink r:id="rId76">
-        <w:r>
-          <w:rPr>
-            <w:lang w:val="id_ID" w:bidi="id_ID"/>
-          </w:rPr>
-          <w:rPr>
-            <w:color w:val="0000EE"/>
-            <w:u w:val="single"/>
-          </w:rPr>
-          <w:t>Yeremia 4:13</w:t>
-        </w:r>
-      </w:hyperlink>
-    </w:p>
-    <w:p>
-      <w:pPr>
-        <w:pStyle w:val="ListBullet"/>
-        <w:spacing w:line="240" w:lineRule="auto"/>
-        <w:ind w:left="720"/>
-      </w:pPr>
-      <w:r>
-        <w:rPr>
-          <w:lang w:val="id_ID" w:bidi="id_ID"/>
-        </w:rPr>
-      </w:r>
-      <w:hyperlink r:id="rId77">
-        <w:r>
-          <w:rPr>
-            <w:lang w:val="id_ID" w:bidi="id_ID"/>
-          </w:rPr>
-          <w:rPr>
-            <w:color w:val="0000EE"/>
-            <w:u w:val="single"/>
-          </w:rPr>
-          <w:t>Bilangan 21:30</w:t>
-        </w:r>
-      </w:hyperlink>
-    </w:p>
-    <w:p>
-      <w:pPr>
-        <w:pStyle w:val="ListBullet"/>
-        <w:spacing w:line="240" w:lineRule="auto"/>
-        <w:ind w:left="720"/>
-      </w:pPr>
-      <w:r>
-        <w:rPr>
-          <w:lang w:val="id_ID" w:bidi="id_ID"/>
-        </w:rPr>
-      </w:r>
-      <w:hyperlink r:id="rId78">
-        <w:r>
-          <w:rPr>
-            <w:lang w:val="id_ID" w:bidi="id_ID"/>
-          </w:rPr>
-          <w:rPr>
-            <w:color w:val="0000EE"/>
-            <w:u w:val="single"/>
-          </w:rPr>
-          <w:t>Zefanya 1:13</w:t>
-        </w:r>
-      </w:hyperlink>
+      <w:r>
+        <w:rPr>
+          <w:lang w:val="id_ID" w:bidi="id_ID"/>
+        </w:rPr>
+        <w:t>Daniel 8:24–25</w:t>
+      </w:r>
+    </w:p>
+    <w:p>
+      <w:pPr>
+        <w:pStyle w:val="ListBullet"/>
+        <w:spacing w:line="240" w:lineRule="auto"/>
+        <w:ind w:left="720"/>
+      </w:pPr>
+      <w:r>
+        <w:rPr>
+          <w:lang w:val="id_ID" w:bidi="id_ID"/>
+        </w:rPr>
+      </w:r>
+      <w:r>
+        <w:rPr>
+          <w:lang w:val="id_ID" w:bidi="id_ID"/>
+        </w:rPr>
+        <w:t>Yeremia 4:13</w:t>
+      </w:r>
+    </w:p>
+    <w:p>
+      <w:pPr>
+        <w:pStyle w:val="ListBullet"/>
+        <w:spacing w:line="240" w:lineRule="auto"/>
+        <w:ind w:left="720"/>
+      </w:pPr>
+      <w:r>
+        <w:rPr>
+          <w:lang w:val="id_ID" w:bidi="id_ID"/>
+        </w:rPr>
+      </w:r>
+      <w:r>
+        <w:rPr>
+          <w:lang w:val="id_ID" w:bidi="id_ID"/>
+        </w:rPr>
+        <w:t>Bilangan 21:30</w:t>
+      </w:r>
+    </w:p>
+    <w:p>
+      <w:pPr>
+        <w:pStyle w:val="ListBullet"/>
+        <w:spacing w:line="240" w:lineRule="auto"/>
+        <w:ind w:left="720"/>
+      </w:pPr>
+      <w:r>
+        <w:rPr>
+          <w:lang w:val="id_ID" w:bidi="id_ID"/>
+        </w:rPr>
+      </w:r>
+      <w:r>
+        <w:rPr>
+          <w:lang w:val="id_ID" w:bidi="id_ID"/>
+        </w:rPr>
+        <w:t>Zefanya 1:13</w:t>
+      </w:r>
     </w:p>
     <w:p>
       <w:pPr>
@@ -6713,138 +6263,102 @@
           <w:lang w:val="id_ID" w:bidi="id_ID"/>
         </w:rPr>
       </w:r>
-      <w:hyperlink r:id="rId79">
-        <w:r>
-          <w:rPr>
-            <w:lang w:val="id_ID" w:bidi="id_ID"/>
-          </w:rPr>
-          <w:rPr>
-            <w:color w:val="0000EE"/>
-            <w:u w:val="single"/>
-          </w:rPr>
-          <w:t>2 Raja-raja 19:12</w:t>
-        </w:r>
-      </w:hyperlink>
-    </w:p>
-    <w:p>
-      <w:pPr>
-        <w:pStyle w:val="ListBullet"/>
-        <w:spacing w:line="240" w:lineRule="auto"/>
-        <w:ind w:left="720"/>
-      </w:pPr>
-      <w:r>
-        <w:rPr>
-          <w:lang w:val="id_ID" w:bidi="id_ID"/>
-        </w:rPr>
-      </w:r>
-      <w:hyperlink r:id="rId80">
-        <w:r>
-          <w:rPr>
-            <w:lang w:val="id_ID" w:bidi="id_ID"/>
-          </w:rPr>
-          <w:rPr>
-            <w:color w:val="0000EE"/>
-            <w:u w:val="single"/>
-          </w:rPr>
-          <w:t>Kisah Para Rasul 7:1–3</w:t>
-        </w:r>
-      </w:hyperlink>
-    </w:p>
-    <w:p>
-      <w:pPr>
-        <w:pStyle w:val="ListBullet"/>
-        <w:spacing w:line="240" w:lineRule="auto"/>
-        <w:ind w:left="720"/>
-      </w:pPr>
-      <w:r>
-        <w:rPr>
-          <w:lang w:val="id_ID" w:bidi="id_ID"/>
-        </w:rPr>
-      </w:r>
-      <w:hyperlink r:id="rId81">
-        <w:r>
-          <w:rPr>
-            <w:lang w:val="id_ID" w:bidi="id_ID"/>
-          </w:rPr>
-          <w:rPr>
-            <w:color w:val="0000EE"/>
-            <w:u w:val="single"/>
-          </w:rPr>
-          <w:t>Kejadian 11:31</w:t>
-        </w:r>
-      </w:hyperlink>
-    </w:p>
-    <w:p>
-      <w:pPr>
-        <w:pStyle w:val="ListBullet"/>
-        <w:spacing w:line="240" w:lineRule="auto"/>
-        <w:ind w:left="720"/>
-      </w:pPr>
-      <w:r>
-        <w:rPr>
-          <w:lang w:val="id_ID" w:bidi="id_ID"/>
-        </w:rPr>
-      </w:r>
-      <w:hyperlink r:id="rId82">
-        <w:r>
-          <w:rPr>
-            <w:lang w:val="id_ID" w:bidi="id_ID"/>
-          </w:rPr>
-          <w:rPr>
-            <w:color w:val="0000EE"/>
-            <w:u w:val="single"/>
-          </w:rPr>
-          <w:t>Kejadian 27:43–45</w:t>
-        </w:r>
-      </w:hyperlink>
-    </w:p>
-    <w:p>
-      <w:pPr>
-        <w:pStyle w:val="ListBullet"/>
-        <w:spacing w:line="240" w:lineRule="auto"/>
-        <w:ind w:left="720"/>
-      </w:pPr>
-      <w:r>
-        <w:rPr>
-          <w:lang w:val="id_ID" w:bidi="id_ID"/>
-        </w:rPr>
-      </w:r>
-      <w:hyperlink r:id="rId83">
-        <w:r>
-          <w:rPr>
-            <w:lang w:val="id_ID" w:bidi="id_ID"/>
-          </w:rPr>
-          <w:rPr>
-            <w:color w:val="0000EE"/>
-            <w:u w:val="single"/>
-          </w:rPr>
-          <w:t>Kejadian 28:10–11</w:t>
-        </w:r>
-      </w:hyperlink>
-    </w:p>
-    <w:p>
-      <w:pPr>
-        <w:pStyle w:val="ListBullet"/>
-        <w:spacing w:line="240" w:lineRule="auto"/>
-        <w:ind w:left="720"/>
-      </w:pPr>
-      <w:r>
-        <w:rPr>
-          <w:lang w:val="id_ID" w:bidi="id_ID"/>
-        </w:rPr>
-      </w:r>
-      <w:hyperlink r:id="rId84">
-        <w:r>
-          <w:rPr>
-            <w:lang w:val="id_ID" w:bidi="id_ID"/>
-          </w:rPr>
-          <w:rPr>
-            <w:color w:val="0000EE"/>
-            <w:u w:val="single"/>
-          </w:rPr>
-          <w:t>Kejadian 29:4–6</w:t>
-        </w:r>
-      </w:hyperlink>
+      <w:r>
+        <w:rPr>
+          <w:lang w:val="id_ID" w:bidi="id_ID"/>
+        </w:rPr>
+        <w:t>2 Raja-raja 19:12</w:t>
+      </w:r>
+    </w:p>
+    <w:p>
+      <w:pPr>
+        <w:pStyle w:val="ListBullet"/>
+        <w:spacing w:line="240" w:lineRule="auto"/>
+        <w:ind w:left="720"/>
+      </w:pPr>
+      <w:r>
+        <w:rPr>
+          <w:lang w:val="id_ID" w:bidi="id_ID"/>
+        </w:rPr>
+      </w:r>
+      <w:r>
+        <w:rPr>
+          <w:lang w:val="id_ID" w:bidi="id_ID"/>
+        </w:rPr>
+        <w:t>Kisah Para Rasul 7:1–3</w:t>
+      </w:r>
+    </w:p>
+    <w:p>
+      <w:pPr>
+        <w:pStyle w:val="ListBullet"/>
+        <w:spacing w:line="240" w:lineRule="auto"/>
+        <w:ind w:left="720"/>
+      </w:pPr>
+      <w:r>
+        <w:rPr>
+          <w:lang w:val="id_ID" w:bidi="id_ID"/>
+        </w:rPr>
+      </w:r>
+      <w:r>
+        <w:rPr>
+          <w:lang w:val="id_ID" w:bidi="id_ID"/>
+        </w:rPr>
+        <w:t>Kejadian 11:31</w:t>
+      </w:r>
+    </w:p>
+    <w:p>
+      <w:pPr>
+        <w:pStyle w:val="ListBullet"/>
+        <w:spacing w:line="240" w:lineRule="auto"/>
+        <w:ind w:left="720"/>
+      </w:pPr>
+      <w:r>
+        <w:rPr>
+          <w:lang w:val="id_ID" w:bidi="id_ID"/>
+        </w:rPr>
+      </w:r>
+      <w:r>
+        <w:rPr>
+          <w:lang w:val="id_ID" w:bidi="id_ID"/>
+        </w:rPr>
+        <w:t>Kejadian 27:43–45</w:t>
+      </w:r>
+    </w:p>
+    <w:p>
+      <w:pPr>
+        <w:pStyle w:val="ListBullet"/>
+        <w:spacing w:line="240" w:lineRule="auto"/>
+        <w:ind w:left="720"/>
+      </w:pPr>
+      <w:r>
+        <w:rPr>
+          <w:lang w:val="id_ID" w:bidi="id_ID"/>
+        </w:rPr>
+      </w:r>
+      <w:r>
+        <w:rPr>
+          <w:lang w:val="id_ID" w:bidi="id_ID"/>
+        </w:rPr>
+        <w:t>Kejadian 28:10–11</w:t>
+      </w:r>
+    </w:p>
+    <w:p>
+      <w:pPr>
+        <w:pStyle w:val="ListBullet"/>
+        <w:spacing w:line="240" w:lineRule="auto"/>
+        <w:ind w:left="720"/>
+      </w:pPr>
+      <w:r>
+        <w:rPr>
+          <w:lang w:val="id_ID" w:bidi="id_ID"/>
+        </w:rPr>
+      </w:r>
+      <w:r>
+        <w:rPr>
+          <w:lang w:val="id_ID" w:bidi="id_ID"/>
+        </w:rPr>
+        <w:t>Kejadian 29:4–6</w:t>
+      </w:r>
     </w:p>
     <w:p>
       <w:pPr>
@@ -7215,162 +6729,120 @@
           <w:lang w:val="id_ID" w:bidi="id_ID"/>
         </w:rPr>
       </w:r>
-      <w:hyperlink r:id="rId85">
-        <w:r>
-          <w:rPr>
-            <w:lang w:val="id_ID" w:bidi="id_ID"/>
-          </w:rPr>
-          <w:rPr>
-            <w:color w:val="0000EE"/>
-            <w:u w:val="single"/>
-          </w:rPr>
-          <w:t>1 Tawarikh 29:14–15</w:t>
-        </w:r>
-      </w:hyperlink>
-    </w:p>
-    <w:p>
-      <w:pPr>
-        <w:pStyle w:val="ListBullet"/>
-        <w:spacing w:line="240" w:lineRule="auto"/>
-        <w:ind w:left="720"/>
-      </w:pPr>
-      <w:r>
-        <w:rPr>
-          <w:lang w:val="id_ID" w:bidi="id_ID"/>
-        </w:rPr>
-      </w:r>
-      <w:hyperlink r:id="rId86">
-        <w:r>
-          <w:rPr>
-            <w:lang w:val="id_ID" w:bidi="id_ID"/>
-          </w:rPr>
-          <w:rPr>
-            <w:color w:val="0000EE"/>
-            <w:u w:val="single"/>
-          </w:rPr>
-          <w:t>1 Tesalonika 2:19</w:t>
-        </w:r>
-      </w:hyperlink>
-    </w:p>
-    <w:p>
-      <w:pPr>
-        <w:pStyle w:val="ListBullet"/>
-        <w:spacing w:line="240" w:lineRule="auto"/>
-        <w:ind w:left="720"/>
-      </w:pPr>
-      <w:r>
-        <w:rPr>
-          <w:lang w:val="id_ID" w:bidi="id_ID"/>
-        </w:rPr>
-      </w:r>
-      <w:hyperlink r:id="rId19">
-        <w:r>
-          <w:rPr>
-            <w:lang w:val="id_ID" w:bidi="id_ID"/>
-          </w:rPr>
-          <w:rPr>
-            <w:color w:val="0000EE"/>
-            <w:u w:val="single"/>
-          </w:rPr>
-          <w:t>Kisah Para Rasul 24:14–16</w:t>
-        </w:r>
-      </w:hyperlink>
-    </w:p>
-    <w:p>
-      <w:pPr>
-        <w:pStyle w:val="ListBullet"/>
-        <w:spacing w:line="240" w:lineRule="auto"/>
-        <w:ind w:left="720"/>
-      </w:pPr>
-      <w:r>
-        <w:rPr>
-          <w:lang w:val="id_ID" w:bidi="id_ID"/>
-        </w:rPr>
-      </w:r>
-      <w:hyperlink r:id="rId19">
-        <w:r>
-          <w:rPr>
-            <w:lang w:val="id_ID" w:bidi="id_ID"/>
-          </w:rPr>
-          <w:rPr>
-            <w:color w:val="0000EE"/>
-            <w:u w:val="single"/>
-          </w:rPr>
-          <w:t>Kisah Para Rasul 26:6</w:t>
-        </w:r>
-      </w:hyperlink>
-    </w:p>
-    <w:p>
-      <w:pPr>
-        <w:pStyle w:val="ListBullet"/>
-        <w:spacing w:line="240" w:lineRule="auto"/>
-        <w:ind w:left="720"/>
-      </w:pPr>
-      <w:r>
-        <w:rPr>
-          <w:lang w:val="id_ID" w:bidi="id_ID"/>
-        </w:rPr>
-      </w:r>
-      <w:hyperlink r:id="rId19">
-        <w:r>
-          <w:rPr>
-            <w:lang w:val="id_ID" w:bidi="id_ID"/>
-          </w:rPr>
-          <w:rPr>
-            <w:color w:val="0000EE"/>
-            <w:u w:val="single"/>
-          </w:rPr>
-          <w:t>Kisah Para Rasul 27:20</w:t>
-        </w:r>
-      </w:hyperlink>
-    </w:p>
-    <w:p>
-      <w:pPr>
-        <w:pStyle w:val="ListBullet"/>
-        <w:spacing w:line="240" w:lineRule="auto"/>
-        <w:ind w:left="720"/>
-      </w:pPr>
-      <w:r>
-        <w:rPr>
-          <w:lang w:val="id_ID" w:bidi="id_ID"/>
-        </w:rPr>
-      </w:r>
-      <w:hyperlink r:id="rId87">
-        <w:r>
-          <w:rPr>
-            <w:lang w:val="id_ID" w:bidi="id_ID"/>
-          </w:rPr>
-          <w:rPr>
-            <w:color w:val="0000EE"/>
-            <w:u w:val="single"/>
-          </w:rPr>
-          <w:t>Kolose 1:5</w:t>
-        </w:r>
-      </w:hyperlink>
-    </w:p>
-    <w:p>
-      <w:pPr>
-        <w:pStyle w:val="ListBullet"/>
-        <w:spacing w:line="240" w:lineRule="auto"/>
-        <w:ind w:left="720"/>
-      </w:pPr>
-      <w:r>
-        <w:rPr>
-          <w:lang w:val="id_ID" w:bidi="id_ID"/>
-        </w:rPr>
-      </w:r>
-      <w:hyperlink r:id="rId88">
-        <w:r>
-          <w:rPr>
-            <w:lang w:val="id_ID" w:bidi="id_ID"/>
-          </w:rPr>
-          <w:rPr>
-            <w:color w:val="0000EE"/>
-            <w:u w:val="single"/>
-          </w:rPr>
-          <w:t>Ayub 11:20</w:t>
-        </w:r>
-      </w:hyperlink>
+      <w:r>
+        <w:rPr>
+          <w:lang w:val="id_ID" w:bidi="id_ID"/>
+        </w:rPr>
+        <w:t>1 Tawarikh 29:14–15</w:t>
+      </w:r>
+    </w:p>
+    <w:p>
+      <w:pPr>
+        <w:pStyle w:val="ListBullet"/>
+        <w:spacing w:line="240" w:lineRule="auto"/>
+        <w:ind w:left="720"/>
+      </w:pPr>
+      <w:r>
+        <w:rPr>
+          <w:lang w:val="id_ID" w:bidi="id_ID"/>
+        </w:rPr>
+      </w:r>
+      <w:r>
+        <w:rPr>
+          <w:lang w:val="id_ID" w:bidi="id_ID"/>
+        </w:rPr>
+        <w:t>1 Tesalonika 2:19</w:t>
+      </w:r>
+    </w:p>
+    <w:p>
+      <w:pPr>
+        <w:pStyle w:val="ListBullet"/>
+        <w:spacing w:line="240" w:lineRule="auto"/>
+        <w:ind w:left="720"/>
+      </w:pPr>
+      <w:r>
+        <w:rPr>
+          <w:lang w:val="id_ID" w:bidi="id_ID"/>
+        </w:rPr>
+      </w:r>
+      <w:r>
+        <w:rPr>
+          <w:lang w:val="id_ID" w:bidi="id_ID"/>
+        </w:rPr>
+        <w:t>Kisah Para Rasul 24:14–16</w:t>
+      </w:r>
+    </w:p>
+    <w:p>
+      <w:pPr>
+        <w:pStyle w:val="ListBullet"/>
+        <w:spacing w:line="240" w:lineRule="auto"/>
+        <w:ind w:left="720"/>
+      </w:pPr>
+      <w:r>
+        <w:rPr>
+          <w:lang w:val="id_ID" w:bidi="id_ID"/>
+        </w:rPr>
+      </w:r>
+      <w:r>
+        <w:rPr>
+          <w:lang w:val="id_ID" w:bidi="id_ID"/>
+        </w:rPr>
+        <w:t>Kisah Para Rasul 26:6</w:t>
+      </w:r>
+    </w:p>
+    <w:p>
+      <w:pPr>
+        <w:pStyle w:val="ListBullet"/>
+        <w:spacing w:line="240" w:lineRule="auto"/>
+        <w:ind w:left="720"/>
+      </w:pPr>
+      <w:r>
+        <w:rPr>
+          <w:lang w:val="id_ID" w:bidi="id_ID"/>
+        </w:rPr>
+      </w:r>
+      <w:r>
+        <w:rPr>
+          <w:lang w:val="id_ID" w:bidi="id_ID"/>
+        </w:rPr>
+        <w:t>Kisah Para Rasul 27:20</w:t>
+      </w:r>
+    </w:p>
+    <w:p>
+      <w:pPr>
+        <w:pStyle w:val="ListBullet"/>
+        <w:spacing w:line="240" w:lineRule="auto"/>
+        <w:ind w:left="720"/>
+      </w:pPr>
+      <w:r>
+        <w:rPr>
+          <w:lang w:val="id_ID" w:bidi="id_ID"/>
+        </w:rPr>
+      </w:r>
+      <w:r>
+        <w:rPr>
+          <w:lang w:val="id_ID" w:bidi="id_ID"/>
+        </w:rPr>
+        <w:t>Kolose 1:5</w:t>
+      </w:r>
+    </w:p>
+    <w:p>
+      <w:pPr>
+        <w:pStyle w:val="ListBullet"/>
+        <w:spacing w:line="240" w:lineRule="auto"/>
+        <w:ind w:left="720"/>
+      </w:pPr>
+      <w:r>
+        <w:rPr>
+          <w:lang w:val="id_ID" w:bidi="id_ID"/>
+        </w:rPr>
+      </w:r>
+      <w:r>
+        <w:rPr>
+          <w:lang w:val="id_ID" w:bidi="id_ID"/>
+        </w:rPr>
+        <w:t>Ayub 11:20</w:t>
+      </w:r>
     </w:p>
     <w:p>
       <w:pPr>
@@ -7633,114 +7105,84 @@
           <w:lang w:val="id_ID" w:bidi="id_ID"/>
         </w:rPr>
       </w:r>
-      <w:hyperlink r:id="rId19">
-        <w:r>
-          <w:rPr>
-            <w:lang w:val="id_ID" w:bidi="id_ID"/>
-          </w:rPr>
-          <w:rPr>
-            <w:color w:val="0000EE"/>
-            <w:u w:val="single"/>
-          </w:rPr>
-          <w:t>Kisah Para Rasul 20:6</w:t>
-        </w:r>
-      </w:hyperlink>
-    </w:p>
-    <w:p>
-      <w:pPr>
-        <w:pStyle w:val="ListBullet"/>
-        <w:spacing w:line="240" w:lineRule="auto"/>
-        <w:ind w:left="720"/>
-      </w:pPr>
-      <w:r>
-        <w:rPr>
-          <w:lang w:val="id_ID" w:bidi="id_ID"/>
-        </w:rPr>
-      </w:r>
-      <w:hyperlink r:id="rId89">
-        <w:r>
-          <w:rPr>
-            <w:lang w:val="id_ID" w:bidi="id_ID"/>
-          </w:rPr>
-          <w:rPr>
-            <w:color w:val="0000EE"/>
-            <w:u w:val="single"/>
-          </w:rPr>
-          <w:t>Daniel 10:4</w:t>
-        </w:r>
-      </w:hyperlink>
-    </w:p>
-    <w:p>
-      <w:pPr>
-        <w:pStyle w:val="ListBullet"/>
-        <w:spacing w:line="240" w:lineRule="auto"/>
-        <w:ind w:left="720"/>
-      </w:pPr>
-      <w:r>
-        <w:rPr>
-          <w:lang w:val="id_ID" w:bidi="id_ID"/>
-        </w:rPr>
-      </w:r>
-      <w:hyperlink r:id="rId90">
-        <w:r>
-          <w:rPr>
-            <w:lang w:val="id_ID" w:bidi="id_ID"/>
-          </w:rPr>
-          <w:rPr>
-            <w:color w:val="0000EE"/>
-            <w:u w:val="single"/>
-          </w:rPr>
-          <w:t>Ezra 6:15</w:t>
-        </w:r>
-      </w:hyperlink>
-    </w:p>
-    <w:p>
-      <w:pPr>
-        <w:pStyle w:val="ListBullet"/>
-        <w:spacing w:line="240" w:lineRule="auto"/>
-        <w:ind w:left="720"/>
-      </w:pPr>
-      <w:r>
-        <w:rPr>
-          <w:lang w:val="id_ID" w:bidi="id_ID"/>
-        </w:rPr>
-      </w:r>
-      <w:hyperlink r:id="rId91">
-        <w:r>
-          <w:rPr>
-            <w:lang w:val="id_ID" w:bidi="id_ID"/>
-          </w:rPr>
-          <w:rPr>
-            <w:color w:val="0000EE"/>
-            <w:u w:val="single"/>
-          </w:rPr>
-          <w:t>Ezra 6:19</w:t>
-        </w:r>
-      </w:hyperlink>
-    </w:p>
-    <w:p>
-      <w:pPr>
-        <w:pStyle w:val="ListBullet"/>
-        <w:spacing w:line="240" w:lineRule="auto"/>
-        <w:ind w:left="720"/>
-      </w:pPr>
-      <w:r>
-        <w:rPr>
-          <w:lang w:val="id_ID" w:bidi="id_ID"/>
-        </w:rPr>
-      </w:r>
-      <w:hyperlink r:id="rId92">
-        <w:r>
-          <w:rPr>
-            <w:lang w:val="id_ID" w:bidi="id_ID"/>
-          </w:rPr>
-          <w:rPr>
-            <w:color w:val="0000EE"/>
-            <w:u w:val="single"/>
-          </w:rPr>
-          <w:t>Matius 9:15</w:t>
-        </w:r>
-      </w:hyperlink>
+      <w:r>
+        <w:rPr>
+          <w:lang w:val="id_ID" w:bidi="id_ID"/>
+        </w:rPr>
+        <w:t>Kisah Para Rasul 20:6</w:t>
+      </w:r>
+    </w:p>
+    <w:p>
+      <w:pPr>
+        <w:pStyle w:val="ListBullet"/>
+        <w:spacing w:line="240" w:lineRule="auto"/>
+        <w:ind w:left="720"/>
+      </w:pPr>
+      <w:r>
+        <w:rPr>
+          <w:lang w:val="id_ID" w:bidi="id_ID"/>
+        </w:rPr>
+      </w:r>
+      <w:r>
+        <w:rPr>
+          <w:lang w:val="id_ID" w:bidi="id_ID"/>
+        </w:rPr>
+        <w:t>Daniel 10:4</w:t>
+      </w:r>
+    </w:p>
+    <w:p>
+      <w:pPr>
+        <w:pStyle w:val="ListBullet"/>
+        <w:spacing w:line="240" w:lineRule="auto"/>
+        <w:ind w:left="720"/>
+      </w:pPr>
+      <w:r>
+        <w:rPr>
+          <w:lang w:val="id_ID" w:bidi="id_ID"/>
+        </w:rPr>
+      </w:r>
+      <w:r>
+        <w:rPr>
+          <w:lang w:val="id_ID" w:bidi="id_ID"/>
+        </w:rPr>
+        <w:t>Ezra 6:15</w:t>
+      </w:r>
+    </w:p>
+    <w:p>
+      <w:pPr>
+        <w:pStyle w:val="ListBullet"/>
+        <w:spacing w:line="240" w:lineRule="auto"/>
+        <w:ind w:left="720"/>
+      </w:pPr>
+      <w:r>
+        <w:rPr>
+          <w:lang w:val="id_ID" w:bidi="id_ID"/>
+        </w:rPr>
+      </w:r>
+      <w:r>
+        <w:rPr>
+          <w:lang w:val="id_ID" w:bidi="id_ID"/>
+        </w:rPr>
+        <w:t>Ezra 6:19</w:t>
+      </w:r>
+    </w:p>
+    <w:p>
+      <w:pPr>
+        <w:pStyle w:val="ListBullet"/>
+        <w:spacing w:line="240" w:lineRule="auto"/>
+        <w:ind w:left="720"/>
+      </w:pPr>
+      <w:r>
+        <w:rPr>
+          <w:lang w:val="id_ID" w:bidi="id_ID"/>
+        </w:rPr>
+      </w:r>
+      <w:r>
+        <w:rPr>
+          <w:lang w:val="id_ID" w:bidi="id_ID"/>
+        </w:rPr>
+        <w:t>Matius 9:15</w:t>
+      </w:r>
     </w:p>
     <w:p>
       <w:pPr>
@@ -8015,114 +7457,84 @@
           <w:lang w:val="id_ID" w:bidi="id_ID"/>
         </w:rPr>
       </w:r>
-      <w:hyperlink r:id="rId93">
-        <w:r>
-          <w:rPr>
-            <w:lang w:val="id_ID" w:bidi="id_ID"/>
-          </w:rPr>
-          <w:rPr>
-            <w:color w:val="0000EE"/>
-            <w:u w:val="single"/>
-          </w:rPr>
-          <w:t>Lukas 10:12</w:t>
-        </w:r>
-      </w:hyperlink>
-    </w:p>
-    <w:p>
-      <w:pPr>
-        <w:pStyle w:val="ListBullet"/>
-        <w:spacing w:line="240" w:lineRule="auto"/>
-        <w:ind w:left="720"/>
-      </w:pPr>
-      <w:r>
-        <w:rPr>
-          <w:lang w:val="id_ID" w:bidi="id_ID"/>
-        </w:rPr>
-      </w:r>
-      <w:hyperlink r:id="rId94">
-        <w:r>
-          <w:rPr>
-            <w:lang w:val="id_ID" w:bidi="id_ID"/>
-          </w:rPr>
-          <w:rPr>
-            <w:color w:val="0000EE"/>
-            <w:u w:val="single"/>
-          </w:rPr>
-          <w:t>Lukas 11:31</w:t>
-        </w:r>
-      </w:hyperlink>
-    </w:p>
-    <w:p>
-      <w:pPr>
-        <w:pStyle w:val="ListBullet"/>
-        <w:spacing w:line="240" w:lineRule="auto"/>
-        <w:ind w:left="720"/>
-      </w:pPr>
-      <w:r>
-        <w:rPr>
-          <w:lang w:val="id_ID" w:bidi="id_ID"/>
-        </w:rPr>
-      </w:r>
-      <w:hyperlink r:id="rId95">
-        <w:r>
-          <w:rPr>
-            <w:lang w:val="id_ID" w:bidi="id_ID"/>
-          </w:rPr>
-          <w:rPr>
-            <w:color w:val="0000EE"/>
-            <w:u w:val="single"/>
-          </w:rPr>
-          <w:t>Lukas 11:32</w:t>
-        </w:r>
-      </w:hyperlink>
-    </w:p>
-    <w:p>
-      <w:pPr>
-        <w:pStyle w:val="ListBullet"/>
-        <w:spacing w:line="240" w:lineRule="auto"/>
-        <w:ind w:left="720"/>
-      </w:pPr>
-      <w:r>
-        <w:rPr>
-          <w:lang w:val="id_ID" w:bidi="id_ID"/>
-        </w:rPr>
-      </w:r>
-      <w:hyperlink r:id="rId96">
-        <w:r>
-          <w:rPr>
-            <w:lang w:val="id_ID" w:bidi="id_ID"/>
-          </w:rPr>
-          <w:rPr>
-            <w:color w:val="0000EE"/>
-            <w:u w:val="single"/>
-          </w:rPr>
-          <w:t>Matius 10:15</w:t>
-        </w:r>
-      </w:hyperlink>
-    </w:p>
-    <w:p>
-      <w:pPr>
-        <w:pStyle w:val="ListBullet"/>
-        <w:spacing w:line="240" w:lineRule="auto"/>
-        <w:ind w:left="720"/>
-      </w:pPr>
-      <w:r>
-        <w:rPr>
-          <w:lang w:val="id_ID" w:bidi="id_ID"/>
-        </w:rPr>
-      </w:r>
-      <w:hyperlink r:id="rId97">
-        <w:r>
-          <w:rPr>
-            <w:lang w:val="id_ID" w:bidi="id_ID"/>
-          </w:rPr>
-          <w:rPr>
-            <w:color w:val="0000EE"/>
-            <w:u w:val="single"/>
-          </w:rPr>
-          <w:t>Matius 12:36</w:t>
-        </w:r>
-      </w:hyperlink>
+      <w:r>
+        <w:rPr>
+          <w:lang w:val="id_ID" w:bidi="id_ID"/>
+        </w:rPr>
+        <w:t>Lukas 10:12</w:t>
+      </w:r>
+    </w:p>
+    <w:p>
+      <w:pPr>
+        <w:pStyle w:val="ListBullet"/>
+        <w:spacing w:line="240" w:lineRule="auto"/>
+        <w:ind w:left="720"/>
+      </w:pPr>
+      <w:r>
+        <w:rPr>
+          <w:lang w:val="id_ID" w:bidi="id_ID"/>
+        </w:rPr>
+      </w:r>
+      <w:r>
+        <w:rPr>
+          <w:lang w:val="id_ID" w:bidi="id_ID"/>
+        </w:rPr>
+        <w:t>Lukas 11:31</w:t>
+      </w:r>
+    </w:p>
+    <w:p>
+      <w:pPr>
+        <w:pStyle w:val="ListBullet"/>
+        <w:spacing w:line="240" w:lineRule="auto"/>
+        <w:ind w:left="720"/>
+      </w:pPr>
+      <w:r>
+        <w:rPr>
+          <w:lang w:val="id_ID" w:bidi="id_ID"/>
+        </w:rPr>
+      </w:r>
+      <w:r>
+        <w:rPr>
+          <w:lang w:val="id_ID" w:bidi="id_ID"/>
+        </w:rPr>
+        <w:t>Lukas 11:32</w:t>
+      </w:r>
+    </w:p>
+    <w:p>
+      <w:pPr>
+        <w:pStyle w:val="ListBullet"/>
+        <w:spacing w:line="240" w:lineRule="auto"/>
+        <w:ind w:left="720"/>
+      </w:pPr>
+      <w:r>
+        <w:rPr>
+          <w:lang w:val="id_ID" w:bidi="id_ID"/>
+        </w:rPr>
+      </w:r>
+      <w:r>
+        <w:rPr>
+          <w:lang w:val="id_ID" w:bidi="id_ID"/>
+        </w:rPr>
+        <w:t>Matius 10:15</w:t>
+      </w:r>
+    </w:p>
+    <w:p>
+      <w:pPr>
+        <w:pStyle w:val="ListBullet"/>
+        <w:spacing w:line="240" w:lineRule="auto"/>
+        <w:ind w:left="720"/>
+      </w:pPr>
+      <w:r>
+        <w:rPr>
+          <w:lang w:val="id_ID" w:bidi="id_ID"/>
+        </w:rPr>
+      </w:r>
+      <w:r>
+        <w:rPr>
+          <w:lang w:val="id_ID" w:bidi="id_ID"/>
+        </w:rPr>
+        <w:t>Matius 12:36</w:t>
+      </w:r>
     </w:p>
     <w:p>
       <w:pPr>
@@ -8397,186 +7809,138 @@
           <w:lang w:val="id_ID" w:bidi="id_ID"/>
         </w:rPr>
       </w:r>
-      <w:hyperlink r:id="rId98">
-        <w:r>
-          <w:rPr>
-            <w:lang w:val="id_ID" w:bidi="id_ID"/>
-          </w:rPr>
-          <w:rPr>
-            <w:color w:val="0000EE"/>
-            <w:u w:val="single"/>
-          </w:rPr>
-          <w:t>2 Petrus 3:3–4</w:t>
-        </w:r>
-      </w:hyperlink>
-    </w:p>
-    <w:p>
-      <w:pPr>
-        <w:pStyle w:val="ListBullet"/>
-        <w:spacing w:line="240" w:lineRule="auto"/>
-        <w:ind w:left="720"/>
-      </w:pPr>
-      <w:r>
-        <w:rPr>
-          <w:lang w:val="id_ID" w:bidi="id_ID"/>
-        </w:rPr>
-      </w:r>
-      <w:hyperlink r:id="rId99">
-        <w:r>
-          <w:rPr>
-            <w:lang w:val="id_ID" w:bidi="id_ID"/>
-          </w:rPr>
-          <w:rPr>
-            <w:color w:val="0000EE"/>
-            <w:u w:val="single"/>
-          </w:rPr>
-          <w:t>Daniel 10:14–15</w:t>
-        </w:r>
-      </w:hyperlink>
-    </w:p>
-    <w:p>
-      <w:pPr>
-        <w:pStyle w:val="ListBullet"/>
-        <w:spacing w:line="240" w:lineRule="auto"/>
-        <w:ind w:left="720"/>
-      </w:pPr>
-      <w:r>
-        <w:rPr>
-          <w:lang w:val="id_ID" w:bidi="id_ID"/>
-        </w:rPr>
-      </w:r>
-      <w:hyperlink r:id="rId100">
-        <w:r>
-          <w:rPr>
-            <w:lang w:val="id_ID" w:bidi="id_ID"/>
-          </w:rPr>
-          <w:rPr>
-            <w:color w:val="0000EE"/>
-            <w:u w:val="single"/>
-          </w:rPr>
-          <w:t>Ibrani 1:2</w:t>
-        </w:r>
-      </w:hyperlink>
-    </w:p>
-    <w:p>
-      <w:pPr>
-        <w:pStyle w:val="ListBullet"/>
-        <w:spacing w:line="240" w:lineRule="auto"/>
-        <w:ind w:left="720"/>
-      </w:pPr>
-      <w:r>
-        <w:rPr>
-          <w:lang w:val="id_ID" w:bidi="id_ID"/>
-        </w:rPr>
-      </w:r>
-      <w:hyperlink r:id="rId101">
-        <w:r>
-          <w:rPr>
-            <w:lang w:val="id_ID" w:bidi="id_ID"/>
-          </w:rPr>
-          <w:rPr>
-            <w:color w:val="0000EE"/>
-            <w:u w:val="single"/>
-          </w:rPr>
-          <w:t>Yesaya 2:2</w:t>
-        </w:r>
-      </w:hyperlink>
-    </w:p>
-    <w:p>
-      <w:pPr>
-        <w:pStyle w:val="ListBullet"/>
-        <w:spacing w:line="240" w:lineRule="auto"/>
-        <w:ind w:left="720"/>
-      </w:pPr>
-      <w:r>
-        <w:rPr>
-          <w:lang w:val="id_ID" w:bidi="id_ID"/>
-        </w:rPr>
-      </w:r>
-      <w:hyperlink r:id="rId102">
-        <w:r>
-          <w:rPr>
-            <w:lang w:val="id_ID" w:bidi="id_ID"/>
-          </w:rPr>
-          <w:rPr>
-            <w:color w:val="0000EE"/>
-            <w:u w:val="single"/>
-          </w:rPr>
-          <w:t>Yakobus 5:3</w:t>
-        </w:r>
-      </w:hyperlink>
-    </w:p>
-    <w:p>
-      <w:pPr>
-        <w:pStyle w:val="ListBullet"/>
-        <w:spacing w:line="240" w:lineRule="auto"/>
-        <w:ind w:left="720"/>
-      </w:pPr>
-      <w:r>
-        <w:rPr>
-          <w:lang w:val="id_ID" w:bidi="id_ID"/>
-        </w:rPr>
-      </w:r>
-      <w:hyperlink r:id="rId103">
-        <w:r>
-          <w:rPr>
-            <w:lang w:val="id_ID" w:bidi="id_ID"/>
-          </w:rPr>
-          <w:rPr>
-            <w:color w:val="0000EE"/>
-            <w:u w:val="single"/>
-          </w:rPr>
-          <w:t>Yeremia 23:19–20</w:t>
-        </w:r>
-      </w:hyperlink>
-    </w:p>
-    <w:p>
-      <w:pPr>
-        <w:pStyle w:val="ListBullet"/>
-        <w:spacing w:line="240" w:lineRule="auto"/>
-        <w:ind w:left="720"/>
-      </w:pPr>
-      <w:r>
-        <w:rPr>
-          <w:lang w:val="id_ID" w:bidi="id_ID"/>
-        </w:rPr>
-      </w:r>
-      <w:hyperlink r:id="rId104">
-        <w:r>
-          <w:rPr>
-            <w:lang w:val="id_ID" w:bidi="id_ID"/>
-          </w:rPr>
-          <w:rPr>
-            <w:color w:val="0000EE"/>
-            <w:u w:val="single"/>
-          </w:rPr>
-          <w:t>Yohanes 11:24–26</w:t>
-        </w:r>
-      </w:hyperlink>
-    </w:p>
-    <w:p>
-      <w:pPr>
-        <w:pStyle w:val="ListBullet"/>
-        <w:spacing w:line="240" w:lineRule="auto"/>
-        <w:ind w:left="720"/>
-      </w:pPr>
-      <w:r>
-        <w:rPr>
-          <w:lang w:val="id_ID" w:bidi="id_ID"/>
-        </w:rPr>
-      </w:r>
-      <w:hyperlink r:id="rId105">
-        <w:r>
-          <w:rPr>
-            <w:lang w:val="id_ID" w:bidi="id_ID"/>
-          </w:rPr>
-          <w:rPr>
-            <w:color w:val="0000EE"/>
-            <w:u w:val="single"/>
-          </w:rPr>
-          <w:t>Mikha 4:1</w:t>
-        </w:r>
-      </w:hyperlink>
+      <w:r>
+        <w:rPr>
+          <w:lang w:val="id_ID" w:bidi="id_ID"/>
+        </w:rPr>
+        <w:t>2 Petrus 3:3–4</w:t>
+      </w:r>
+    </w:p>
+    <w:p>
+      <w:pPr>
+        <w:pStyle w:val="ListBullet"/>
+        <w:spacing w:line="240" w:lineRule="auto"/>
+        <w:ind w:left="720"/>
+      </w:pPr>
+      <w:r>
+        <w:rPr>
+          <w:lang w:val="id_ID" w:bidi="id_ID"/>
+        </w:rPr>
+      </w:r>
+      <w:r>
+        <w:rPr>
+          <w:lang w:val="id_ID" w:bidi="id_ID"/>
+        </w:rPr>
+        <w:t>Daniel 10:14–15</w:t>
+      </w:r>
+    </w:p>
+    <w:p>
+      <w:pPr>
+        <w:pStyle w:val="ListBullet"/>
+        <w:spacing w:line="240" w:lineRule="auto"/>
+        <w:ind w:left="720"/>
+      </w:pPr>
+      <w:r>
+        <w:rPr>
+          <w:lang w:val="id_ID" w:bidi="id_ID"/>
+        </w:rPr>
+      </w:r>
+      <w:r>
+        <w:rPr>
+          <w:lang w:val="id_ID" w:bidi="id_ID"/>
+        </w:rPr>
+        <w:t>Ibrani 1:2</w:t>
+      </w:r>
+    </w:p>
+    <w:p>
+      <w:pPr>
+        <w:pStyle w:val="ListBullet"/>
+        <w:spacing w:line="240" w:lineRule="auto"/>
+        <w:ind w:left="720"/>
+      </w:pPr>
+      <w:r>
+        <w:rPr>
+          <w:lang w:val="id_ID" w:bidi="id_ID"/>
+        </w:rPr>
+      </w:r>
+      <w:r>
+        <w:rPr>
+          <w:lang w:val="id_ID" w:bidi="id_ID"/>
+        </w:rPr>
+        <w:t>Yesaya 2:2</w:t>
+      </w:r>
+    </w:p>
+    <w:p>
+      <w:pPr>
+        <w:pStyle w:val="ListBullet"/>
+        <w:spacing w:line="240" w:lineRule="auto"/>
+        <w:ind w:left="720"/>
+      </w:pPr>
+      <w:r>
+        <w:rPr>
+          <w:lang w:val="id_ID" w:bidi="id_ID"/>
+        </w:rPr>
+      </w:r>
+      <w:r>
+        <w:rPr>
+          <w:lang w:val="id_ID" w:bidi="id_ID"/>
+        </w:rPr>
+        <w:t>Yakobus 5:3</w:t>
+      </w:r>
+    </w:p>
+    <w:p>
+      <w:pPr>
+        <w:pStyle w:val="ListBullet"/>
+        <w:spacing w:line="240" w:lineRule="auto"/>
+        <w:ind w:left="720"/>
+      </w:pPr>
+      <w:r>
+        <w:rPr>
+          <w:lang w:val="id_ID" w:bidi="id_ID"/>
+        </w:rPr>
+      </w:r>
+      <w:r>
+        <w:rPr>
+          <w:lang w:val="id_ID" w:bidi="id_ID"/>
+        </w:rPr>
+        <w:t>Yeremia 23:19–20</w:t>
+      </w:r>
+    </w:p>
+    <w:p>
+      <w:pPr>
+        <w:pStyle w:val="ListBullet"/>
+        <w:spacing w:line="240" w:lineRule="auto"/>
+        <w:ind w:left="720"/>
+      </w:pPr>
+      <w:r>
+        <w:rPr>
+          <w:lang w:val="id_ID" w:bidi="id_ID"/>
+        </w:rPr>
+      </w:r>
+      <w:r>
+        <w:rPr>
+          <w:lang w:val="id_ID" w:bidi="id_ID"/>
+        </w:rPr>
+        <w:t>Yohanes 11:24–26</w:t>
+      </w:r>
+    </w:p>
+    <w:p>
+      <w:pPr>
+        <w:pStyle w:val="ListBullet"/>
+        <w:spacing w:line="240" w:lineRule="auto"/>
+        <w:ind w:left="720"/>
+      </w:pPr>
+      <w:r>
+        <w:rPr>
+          <w:lang w:val="id_ID" w:bidi="id_ID"/>
+        </w:rPr>
+      </w:r>
+      <w:r>
+        <w:rPr>
+          <w:lang w:val="id_ID" w:bidi="id_ID"/>
+        </w:rPr>
+        <w:t>Mikha 4:1</w:t>
+      </w:r>
     </w:p>
     <w:p>
       <w:pPr>
@@ -8899,138 +8263,102 @@
           <w:lang w:val="id_ID" w:bidi="id_ID"/>
         </w:rPr>
       </w:r>
-      <w:hyperlink r:id="rId106">
-        <w:r>
-          <w:rPr>
-            <w:lang w:val="id_ID" w:bidi="id_ID"/>
-          </w:rPr>
-          <w:rPr>
-            <w:color w:val="0000EE"/>
-            <w:u w:val="single"/>
-          </w:rPr>
-          <w:t>1 Korintus 5:5</w:t>
-        </w:r>
-      </w:hyperlink>
-    </w:p>
-    <w:p>
-      <w:pPr>
-        <w:pStyle w:val="ListBullet"/>
-        <w:spacing w:line="240" w:lineRule="auto"/>
-        <w:ind w:left="720"/>
-      </w:pPr>
-      <w:r>
-        <w:rPr>
-          <w:lang w:val="id_ID" w:bidi="id_ID"/>
-        </w:rPr>
-      </w:r>
-      <w:hyperlink r:id="rId86">
-        <w:r>
-          <w:rPr>
-            <w:lang w:val="id_ID" w:bidi="id_ID"/>
-          </w:rPr>
-          <w:rPr>
-            <w:color w:val="0000EE"/>
-            <w:u w:val="single"/>
-          </w:rPr>
-          <w:t>1 Tesalonika 5:2</w:t>
-        </w:r>
-      </w:hyperlink>
-    </w:p>
-    <w:p>
-      <w:pPr>
-        <w:pStyle w:val="ListBullet"/>
-        <w:spacing w:line="240" w:lineRule="auto"/>
-        <w:ind w:left="720"/>
-      </w:pPr>
-      <w:r>
-        <w:rPr>
-          <w:lang w:val="id_ID" w:bidi="id_ID"/>
-        </w:rPr>
-      </w:r>
-      <w:hyperlink r:id="rId98">
-        <w:r>
-          <w:rPr>
-            <w:lang w:val="id_ID" w:bidi="id_ID"/>
-          </w:rPr>
-          <w:rPr>
-            <w:color w:val="0000EE"/>
-            <w:u w:val="single"/>
-          </w:rPr>
-          <w:t>2 Petrus 3:10</w:t>
-        </w:r>
-      </w:hyperlink>
-    </w:p>
-    <w:p>
-      <w:pPr>
-        <w:pStyle w:val="ListBullet"/>
-        <w:spacing w:line="240" w:lineRule="auto"/>
-        <w:ind w:left="720"/>
-      </w:pPr>
-      <w:r>
-        <w:rPr>
-          <w:lang w:val="id_ID" w:bidi="id_ID"/>
-        </w:rPr>
-      </w:r>
-      <w:hyperlink r:id="rId55">
-        <w:r>
-          <w:rPr>
-            <w:lang w:val="id_ID" w:bidi="id_ID"/>
-          </w:rPr>
-          <w:rPr>
-            <w:color w:val="0000EE"/>
-            <w:u w:val="single"/>
-          </w:rPr>
-          <w:t>2 Tesalonika 2:2</w:t>
-        </w:r>
-      </w:hyperlink>
-    </w:p>
-    <w:p>
-      <w:pPr>
-        <w:pStyle w:val="ListBullet"/>
-        <w:spacing w:line="240" w:lineRule="auto"/>
-        <w:ind w:left="720"/>
-      </w:pPr>
-      <w:r>
-        <w:rPr>
-          <w:lang w:val="id_ID" w:bidi="id_ID"/>
-        </w:rPr>
-      </w:r>
-      <w:hyperlink r:id="rId19">
-        <w:r>
-          <w:rPr>
-            <w:lang w:val="id_ID" w:bidi="id_ID"/>
-          </w:rPr>
-          <w:rPr>
-            <w:color w:val="0000EE"/>
-            <w:u w:val="single"/>
-          </w:rPr>
-          <w:t>Kisah Para Rasul 2:20–21</w:t>
-        </w:r>
-      </w:hyperlink>
-    </w:p>
-    <w:p>
-      <w:pPr>
-        <w:pStyle w:val="ListBullet"/>
-        <w:spacing w:line="240" w:lineRule="auto"/>
-        <w:ind w:left="720"/>
-      </w:pPr>
-      <w:r>
-        <w:rPr>
-          <w:lang w:val="id_ID" w:bidi="id_ID"/>
-        </w:rPr>
-      </w:r>
-      <w:hyperlink r:id="rId107">
-        <w:r>
-          <w:rPr>
-            <w:lang w:val="id_ID" w:bidi="id_ID"/>
-          </w:rPr>
-          <w:rPr>
-            <w:color w:val="0000EE"/>
-            <w:u w:val="single"/>
-          </w:rPr>
-          <w:t>Filipi 1:9–11</w:t>
-        </w:r>
-      </w:hyperlink>
+      <w:r>
+        <w:rPr>
+          <w:lang w:val="id_ID" w:bidi="id_ID"/>
+        </w:rPr>
+        <w:t>1 Korintus 5:5</w:t>
+      </w:r>
+    </w:p>
+    <w:p>
+      <w:pPr>
+        <w:pStyle w:val="ListBullet"/>
+        <w:spacing w:line="240" w:lineRule="auto"/>
+        <w:ind w:left="720"/>
+      </w:pPr>
+      <w:r>
+        <w:rPr>
+          <w:lang w:val="id_ID" w:bidi="id_ID"/>
+        </w:rPr>
+      </w:r>
+      <w:r>
+        <w:rPr>
+          <w:lang w:val="id_ID" w:bidi="id_ID"/>
+        </w:rPr>
+        <w:t>1 Tesalonika 5:2</w:t>
+      </w:r>
+    </w:p>
+    <w:p>
+      <w:pPr>
+        <w:pStyle w:val="ListBullet"/>
+        <w:spacing w:line="240" w:lineRule="auto"/>
+        <w:ind w:left="720"/>
+      </w:pPr>
+      <w:r>
+        <w:rPr>
+          <w:lang w:val="id_ID" w:bidi="id_ID"/>
+        </w:rPr>
+      </w:r>
+      <w:r>
+        <w:rPr>
+          <w:lang w:val="id_ID" w:bidi="id_ID"/>
+        </w:rPr>
+        <w:t>2 Petrus 3:10</w:t>
+      </w:r>
+    </w:p>
+    <w:p>
+      <w:pPr>
+        <w:pStyle w:val="ListBullet"/>
+        <w:spacing w:line="240" w:lineRule="auto"/>
+        <w:ind w:left="720"/>
+      </w:pPr>
+      <w:r>
+        <w:rPr>
+          <w:lang w:val="id_ID" w:bidi="id_ID"/>
+        </w:rPr>
+      </w:r>
+      <w:r>
+        <w:rPr>
+          <w:lang w:val="id_ID" w:bidi="id_ID"/>
+        </w:rPr>
+        <w:t>2 Tesalonika 2:2</w:t>
+      </w:r>
+    </w:p>
+    <w:p>
+      <w:pPr>
+        <w:pStyle w:val="ListBullet"/>
+        <w:spacing w:line="240" w:lineRule="auto"/>
+        <w:ind w:left="720"/>
+      </w:pPr>
+      <w:r>
+        <w:rPr>
+          <w:lang w:val="id_ID" w:bidi="id_ID"/>
+        </w:rPr>
+      </w:r>
+      <w:r>
+        <w:rPr>
+          <w:lang w:val="id_ID" w:bidi="id_ID"/>
+        </w:rPr>
+        <w:t>Kisah Para Rasul 2:20–21</w:t>
+      </w:r>
+    </w:p>
+    <w:p>
+      <w:pPr>
+        <w:pStyle w:val="ListBullet"/>
+        <w:spacing w:line="240" w:lineRule="auto"/>
+        <w:ind w:left="720"/>
+      </w:pPr>
+      <w:r>
+        <w:rPr>
+          <w:lang w:val="id_ID" w:bidi="id_ID"/>
+        </w:rPr>
+      </w:r>
+      <w:r>
+        <w:rPr>
+          <w:lang w:val="id_ID" w:bidi="id_ID"/>
+        </w:rPr>
+        <w:t>Filipi 1:9–11</w:t>
+      </w:r>
     </w:p>
     <w:p>
       <w:pPr>
@@ -9272,114 +8600,84 @@
           <w:lang w:val="id_ID" w:bidi="id_ID"/>
         </w:rPr>
       </w:r>
-      <w:hyperlink r:id="rId85">
-        <w:r>
-          <w:rPr>
-            <w:lang w:val="id_ID" w:bidi="id_ID"/>
-          </w:rPr>
-          <w:rPr>
-            <w:color w:val="0000EE"/>
-            <w:u w:val="single"/>
-          </w:rPr>
-          <w:t>1 Tawarikh 23:14</w:t>
-        </w:r>
-      </w:hyperlink>
-    </w:p>
-    <w:p>
-      <w:pPr>
-        <w:pStyle w:val="ListBullet"/>
-        <w:spacing w:line="240" w:lineRule="auto"/>
-        <w:ind w:left="720"/>
-      </w:pPr>
-      <w:r>
-        <w:rPr>
-          <w:lang w:val="id_ID" w:bidi="id_ID"/>
-        </w:rPr>
-      </w:r>
-      <w:hyperlink r:id="rId108">
-        <w:r>
-          <w:rPr>
-            <w:lang w:val="id_ID" w:bidi="id_ID"/>
-          </w:rPr>
-          <w:rPr>
-            <w:color w:val="0000EE"/>
-            <w:u w:val="single"/>
-          </w:rPr>
-          <w:t>Kis 7:38–40</w:t>
-        </w:r>
-      </w:hyperlink>
-    </w:p>
-    <w:p>
-      <w:pPr>
-        <w:pStyle w:val="ListBullet"/>
-        <w:spacing w:line="240" w:lineRule="auto"/>
-        <w:ind w:left="720"/>
-      </w:pPr>
-      <w:r>
-        <w:rPr>
-          <w:lang w:val="id_ID" w:bidi="id_ID"/>
-        </w:rPr>
-      </w:r>
-      <w:hyperlink r:id="rId109">
-        <w:r>
-          <w:rPr>
-            <w:lang w:val="id_ID" w:bidi="id_ID"/>
-          </w:rPr>
-          <w:rPr>
-            <w:color w:val="0000EE"/>
-            <w:u w:val="single"/>
-          </w:rPr>
-          <w:t>Keluaran 28:1–3</w:t>
-        </w:r>
-      </w:hyperlink>
-    </w:p>
-    <w:p>
-      <w:pPr>
-        <w:pStyle w:val="ListBullet"/>
-        <w:spacing w:line="240" w:lineRule="auto"/>
-        <w:ind w:left="720"/>
-      </w:pPr>
-      <w:r>
-        <w:rPr>
-          <w:lang w:val="id_ID" w:bidi="id_ID"/>
-        </w:rPr>
-      </w:r>
-      <w:hyperlink r:id="rId110">
-        <w:r>
-          <w:rPr>
-            <w:lang w:val="id_ID" w:bidi="id_ID"/>
-          </w:rPr>
-          <w:rPr>
-            <w:color w:val="0000EE"/>
-            <w:u w:val="single"/>
-          </w:rPr>
-          <w:t>Lukas 1:5</w:t>
-        </w:r>
-      </w:hyperlink>
-    </w:p>
-    <w:p>
-      <w:pPr>
-        <w:pStyle w:val="ListBullet"/>
-        <w:spacing w:line="240" w:lineRule="auto"/>
-        <w:ind w:left="720"/>
-      </w:pPr>
-      <w:r>
-        <w:rPr>
-          <w:lang w:val="id_ID" w:bidi="id_ID"/>
-        </w:rPr>
-      </w:r>
-      <w:hyperlink r:id="rId111">
-        <w:r>
-          <w:rPr>
-            <w:lang w:val="id_ID" w:bidi="id_ID"/>
-          </w:rPr>
-          <w:rPr>
-            <w:color w:val="0000EE"/>
-            <w:u w:val="single"/>
-          </w:rPr>
-          <w:t>Bilangan 16:45</w:t>
-        </w:r>
-      </w:hyperlink>
+      <w:r>
+        <w:rPr>
+          <w:lang w:val="id_ID" w:bidi="id_ID"/>
+        </w:rPr>
+        <w:t>1 Tawarikh 23:14</w:t>
+      </w:r>
+    </w:p>
+    <w:p>
+      <w:pPr>
+        <w:pStyle w:val="ListBullet"/>
+        <w:spacing w:line="240" w:lineRule="auto"/>
+        <w:ind w:left="720"/>
+      </w:pPr>
+      <w:r>
+        <w:rPr>
+          <w:lang w:val="id_ID" w:bidi="id_ID"/>
+        </w:rPr>
+      </w:r>
+      <w:r>
+        <w:rPr>
+          <w:lang w:val="id_ID" w:bidi="id_ID"/>
+        </w:rPr>
+        <w:t>Kis 7:38–40</w:t>
+      </w:r>
+    </w:p>
+    <w:p>
+      <w:pPr>
+        <w:pStyle w:val="ListBullet"/>
+        <w:spacing w:line="240" w:lineRule="auto"/>
+        <w:ind w:left="720"/>
+      </w:pPr>
+      <w:r>
+        <w:rPr>
+          <w:lang w:val="id_ID" w:bidi="id_ID"/>
+        </w:rPr>
+      </w:r>
+      <w:r>
+        <w:rPr>
+          <w:lang w:val="id_ID" w:bidi="id_ID"/>
+        </w:rPr>
+        <w:t>Keluaran 28:1–3</w:t>
+      </w:r>
+    </w:p>
+    <w:p>
+      <w:pPr>
+        <w:pStyle w:val="ListBullet"/>
+        <w:spacing w:line="240" w:lineRule="auto"/>
+        <w:ind w:left="720"/>
+      </w:pPr>
+      <w:r>
+        <w:rPr>
+          <w:lang w:val="id_ID" w:bidi="id_ID"/>
+        </w:rPr>
+      </w:r>
+      <w:r>
+        <w:rPr>
+          <w:lang w:val="id_ID" w:bidi="id_ID"/>
+        </w:rPr>
+        <w:t>Lukas 1:5</w:t>
+      </w:r>
+    </w:p>
+    <w:p>
+      <w:pPr>
+        <w:pStyle w:val="ListBullet"/>
+        <w:spacing w:line="240" w:lineRule="auto"/>
+        <w:ind w:left="720"/>
+      </w:pPr>
+      <w:r>
+        <w:rPr>
+          <w:lang w:val="id_ID" w:bidi="id_ID"/>
+        </w:rPr>
+      </w:r>
+      <w:r>
+        <w:rPr>
+          <w:lang w:val="id_ID" w:bidi="id_ID"/>
+        </w:rPr>
+        <w:t>Bilangan 16:45</w:t>
+      </w:r>
     </w:p>
     <w:p>
       <w:pPr>
@@ -9782,138 +9080,102 @@
           <w:lang w:val="id_ID" w:bidi="id_ID"/>
         </w:rPr>
       </w:r>
-      <w:hyperlink r:id="rId112">
-        <w:r>
-          <w:rPr>
-            <w:lang w:val="id_ID" w:bidi="id_ID"/>
-          </w:rPr>
-          <w:rPr>
-            <w:color w:val="0000EE"/>
-            <w:u w:val="single"/>
-          </w:rPr>
-          <w:t>1 Timotius 1:19</w:t>
-        </w:r>
-      </w:hyperlink>
-    </w:p>
-    <w:p>
-      <w:pPr>
-        <w:pStyle w:val="ListBullet"/>
-        <w:spacing w:line="240" w:lineRule="auto"/>
-        <w:ind w:left="720"/>
-      </w:pPr>
-      <w:r>
-        <w:rPr>
-          <w:lang w:val="id_ID" w:bidi="id_ID"/>
-        </w:rPr>
-      </w:r>
-      <w:hyperlink r:id="rId112">
-        <w:r>
-          <w:rPr>
-            <w:lang w:val="id_ID" w:bidi="id_ID"/>
-          </w:rPr>
-          <w:rPr>
-            <w:color w:val="0000EE"/>
-            <w:u w:val="single"/>
-          </w:rPr>
-          <w:t>1 Timotius 3:9</w:t>
-        </w:r>
-      </w:hyperlink>
-    </w:p>
-    <w:p>
-      <w:pPr>
-        <w:pStyle w:val="ListBullet"/>
-        <w:spacing w:line="240" w:lineRule="auto"/>
-        <w:ind w:left="720"/>
-      </w:pPr>
-      <w:r>
-        <w:rPr>
-          <w:lang w:val="id_ID" w:bidi="id_ID"/>
-        </w:rPr>
-      </w:r>
-      <w:hyperlink r:id="rId113">
-        <w:r>
-          <w:rPr>
-            <w:lang w:val="id_ID" w:bidi="id_ID"/>
-          </w:rPr>
-          <w:rPr>
-            <w:color w:val="0000EE"/>
-            <w:u w:val="single"/>
-          </w:rPr>
-          <w:t>2 Korintus 5:11</w:t>
-        </w:r>
-      </w:hyperlink>
-    </w:p>
-    <w:p>
-      <w:pPr>
-        <w:pStyle w:val="ListBullet"/>
-        <w:spacing w:line="240" w:lineRule="auto"/>
-        <w:ind w:left="720"/>
-      </w:pPr>
-      <w:r>
-        <w:rPr>
-          <w:lang w:val="id_ID" w:bidi="id_ID"/>
-        </w:rPr>
-      </w:r>
-      <w:hyperlink r:id="rId41">
-        <w:r>
-          <w:rPr>
-            <w:lang w:val="id_ID" w:bidi="id_ID"/>
-          </w:rPr>
-          <w:rPr>
-            <w:color w:val="0000EE"/>
-            <w:u w:val="single"/>
-          </w:rPr>
-          <w:t>2 Timotius 1:3</w:t>
-        </w:r>
-      </w:hyperlink>
-    </w:p>
-    <w:p>
-      <w:pPr>
-        <w:pStyle w:val="ListBullet"/>
-        <w:spacing w:line="240" w:lineRule="auto"/>
-        <w:ind w:left="720"/>
-      </w:pPr>
-      <w:r>
-        <w:rPr>
-          <w:lang w:val="id_ID" w:bidi="id_ID"/>
-        </w:rPr>
-      </w:r>
-      <w:hyperlink r:id="rId114">
-        <w:r>
-          <w:rPr>
-            <w:lang w:val="id_ID" w:bidi="id_ID"/>
-          </w:rPr>
-          <w:rPr>
-            <w:color w:val="0000EE"/>
-            <w:u w:val="single"/>
-          </w:rPr>
-          <w:t>Roma 9:1</w:t>
-        </w:r>
-      </w:hyperlink>
-    </w:p>
-    <w:p>
-      <w:pPr>
-        <w:pStyle w:val="ListBullet"/>
-        <w:spacing w:line="240" w:lineRule="auto"/>
-        <w:ind w:left="720"/>
-      </w:pPr>
-      <w:r>
-        <w:rPr>
-          <w:lang w:val="id_ID" w:bidi="id_ID"/>
-        </w:rPr>
-      </w:r>
-      <w:hyperlink r:id="rId115">
-        <w:r>
-          <w:rPr>
-            <w:lang w:val="id_ID" w:bidi="id_ID"/>
-          </w:rPr>
-          <w:rPr>
-            <w:color w:val="0000EE"/>
-            <w:u w:val="single"/>
-          </w:rPr>
-          <w:t>Titus 1:15–16</w:t>
-        </w:r>
-      </w:hyperlink>
+      <w:r>
+        <w:rPr>
+          <w:lang w:val="id_ID" w:bidi="id_ID"/>
+        </w:rPr>
+        <w:t>1 Timotius 1:19</w:t>
+      </w:r>
+    </w:p>
+    <w:p>
+      <w:pPr>
+        <w:pStyle w:val="ListBullet"/>
+        <w:spacing w:line="240" w:lineRule="auto"/>
+        <w:ind w:left="720"/>
+      </w:pPr>
+      <w:r>
+        <w:rPr>
+          <w:lang w:val="id_ID" w:bidi="id_ID"/>
+        </w:rPr>
+      </w:r>
+      <w:r>
+        <w:rPr>
+          <w:lang w:val="id_ID" w:bidi="id_ID"/>
+        </w:rPr>
+        <w:t>1 Timotius 3:9</w:t>
+      </w:r>
+    </w:p>
+    <w:p>
+      <w:pPr>
+        <w:pStyle w:val="ListBullet"/>
+        <w:spacing w:line="240" w:lineRule="auto"/>
+        <w:ind w:left="720"/>
+      </w:pPr>
+      <w:r>
+        <w:rPr>
+          <w:lang w:val="id_ID" w:bidi="id_ID"/>
+        </w:rPr>
+      </w:r>
+      <w:r>
+        <w:rPr>
+          <w:lang w:val="id_ID" w:bidi="id_ID"/>
+        </w:rPr>
+        <w:t>2 Korintus 5:11</w:t>
+      </w:r>
+    </w:p>
+    <w:p>
+      <w:pPr>
+        <w:pStyle w:val="ListBullet"/>
+        <w:spacing w:line="240" w:lineRule="auto"/>
+        <w:ind w:left="720"/>
+      </w:pPr>
+      <w:r>
+        <w:rPr>
+          <w:lang w:val="id_ID" w:bidi="id_ID"/>
+        </w:rPr>
+      </w:r>
+      <w:r>
+        <w:rPr>
+          <w:lang w:val="id_ID" w:bidi="id_ID"/>
+        </w:rPr>
+        <w:t>2 Timotius 1:3</w:t>
+      </w:r>
+    </w:p>
+    <w:p>
+      <w:pPr>
+        <w:pStyle w:val="ListBullet"/>
+        <w:spacing w:line="240" w:lineRule="auto"/>
+        <w:ind w:left="720"/>
+      </w:pPr>
+      <w:r>
+        <w:rPr>
+          <w:lang w:val="id_ID" w:bidi="id_ID"/>
+        </w:rPr>
+      </w:r>
+      <w:r>
+        <w:rPr>
+          <w:lang w:val="id_ID" w:bidi="id_ID"/>
+        </w:rPr>
+        <w:t>Roma 9:1</w:t>
+      </w:r>
+    </w:p>
+    <w:p>
+      <w:pPr>
+        <w:pStyle w:val="ListBullet"/>
+        <w:spacing w:line="240" w:lineRule="auto"/>
+        <w:ind w:left="720"/>
+      </w:pPr>
+      <w:r>
+        <w:rPr>
+          <w:lang w:val="id_ID" w:bidi="id_ID"/>
+        </w:rPr>
+      </w:r>
+      <w:r>
+        <w:rPr>
+          <w:lang w:val="id_ID" w:bidi="id_ID"/>
+        </w:rPr>
+        <w:t>Titus 1:15–16</w:t>
+      </w:r>
     </w:p>
     <w:p>
       <w:pPr>
@@ -10139,92 +9401,62 @@
         <w:rPr>
           <w:lang w:val="id_ID" w:bidi="id_ID"/>
         </w:rPr>
-        <w:t>*</w:t>
-      </w:r>
-      <w:hyperlink r:id="rId112">
-        <w:r>
-          <w:rPr>
-            <w:lang w:val="id_ID" w:bidi="id_ID"/>
-          </w:rPr>
-          <w:rPr>
-            <w:color w:val="0000EE"/>
-            <w:u w:val="single"/>
-          </w:rPr>
-          <w:t>1 Timotius 2:13</w:t>
-        </w:r>
-      </w:hyperlink>
-    </w:p>
-    <w:p>
-      <w:pPr>
-        <w:pStyle w:val="ListBullet"/>
-        <w:spacing w:line="240" w:lineRule="auto"/>
-        <w:ind w:left="720"/>
-      </w:pPr>
-      <w:r>
-        <w:rPr>
-          <w:lang w:val="id_ID" w:bidi="id_ID"/>
-        </w:rPr>
-      </w:r>
-      <w:hyperlink r:id="rId113">
-        <w:r>
-          <w:rPr>
-            <w:lang w:val="id_ID" w:bidi="id_ID"/>
-          </w:rPr>
-          <w:rPr>
-            <w:color w:val="0000EE"/>
-            <w:u w:val="single"/>
-          </w:rPr>
-          <w:t>2 Korintus 11:3</w:t>
-        </w:r>
-      </w:hyperlink>
-    </w:p>
-    <w:p>
-      <w:pPr>
-        <w:pStyle w:val="ListBullet"/>
-        <w:spacing w:line="240" w:lineRule="auto"/>
-        <w:ind w:left="720"/>
-      </w:pPr>
-      <w:r>
-        <w:rPr>
-          <w:lang w:val="id_ID" w:bidi="id_ID"/>
-        </w:rPr>
-      </w:r>
-      <w:hyperlink r:id="rId116">
-        <w:r>
-          <w:rPr>
-            <w:lang w:val="id_ID" w:bidi="id_ID"/>
-          </w:rPr>
-          <w:rPr>
-            <w:color w:val="0000EE"/>
-            <w:u w:val="single"/>
-          </w:rPr>
-          <w:t>Kejadian 3:20</w:t>
-        </w:r>
-      </w:hyperlink>
-    </w:p>
-    <w:p>
-      <w:pPr>
-        <w:pStyle w:val="ListBullet"/>
-        <w:spacing w:line="240" w:lineRule="auto"/>
-        <w:ind w:left="720"/>
-      </w:pPr>
-      <w:r>
-        <w:rPr>
-          <w:lang w:val="id_ID" w:bidi="id_ID"/>
-        </w:rPr>
-      </w:r>
-      <w:hyperlink r:id="rId14">
-        <w:r>
-          <w:rPr>
-            <w:lang w:val="id_ID" w:bidi="id_ID"/>
-          </w:rPr>
-          <w:rPr>
-            <w:color w:val="0000EE"/>
-            <w:u w:val="single"/>
-          </w:rPr>
-          <w:t>Kejadian 4:2</w:t>
-        </w:r>
-      </w:hyperlink>
+        <w:t>*1 Timotius 2:13</w:t>
+      </w:r>
+    </w:p>
+    <w:p>
+      <w:pPr>
+        <w:pStyle w:val="ListBullet"/>
+        <w:spacing w:line="240" w:lineRule="auto"/>
+        <w:ind w:left="720"/>
+      </w:pPr>
+      <w:r>
+        <w:rPr>
+          <w:lang w:val="id_ID" w:bidi="id_ID"/>
+        </w:rPr>
+      </w:r>
+      <w:r>
+        <w:rPr>
+          <w:lang w:val="id_ID" w:bidi="id_ID"/>
+        </w:rPr>
+        <w:t>2 Korintus 11:3</w:t>
+      </w:r>
+    </w:p>
+    <w:p>
+      <w:pPr>
+        <w:pStyle w:val="ListBullet"/>
+        <w:spacing w:line="240" w:lineRule="auto"/>
+        <w:ind w:left="720"/>
+      </w:pPr>
+      <w:r>
+        <w:rPr>
+          <w:lang w:val="id_ID" w:bidi="id_ID"/>
+        </w:rPr>
+      </w:r>
+      <w:r>
+        <w:rPr>
+          <w:lang w:val="id_ID" w:bidi="id_ID"/>
+        </w:rPr>
+        <w:t>Kejadian 3:20</w:t>
+      </w:r>
+    </w:p>
+    <w:p>
+      <w:pPr>
+        <w:pStyle w:val="ListBullet"/>
+        <w:spacing w:line="240" w:lineRule="auto"/>
+        <w:ind w:left="720"/>
+      </w:pPr>
+      <w:r>
+        <w:rPr>
+          <w:lang w:val="id_ID" w:bidi="id_ID"/>
+        </w:rPr>
+      </w:r>
+      <w:r>
+        <w:rPr>
+          <w:lang w:val="id_ID" w:bidi="id_ID"/>
+        </w:rPr>
+        <w:t>Kejadian 4:2</w:t>
+      </w:r>
     </w:p>
     <w:p>
       <w:pPr>
@@ -10747,162 +9979,120 @@
           <w:lang w:val="id_ID" w:bidi="id_ID"/>
         </w:rPr>
       </w:r>
-      <w:hyperlink r:id="rId117">
-        <w:r>
-          <w:rPr>
-            <w:lang w:val="id_ID" w:bidi="id_ID"/>
-          </w:rPr>
-          <w:rPr>
-            <w:color w:val="0000EE"/>
-            <w:u w:val="single"/>
-          </w:rPr>
-          <w:t>2 Samuel 2:10–11</w:t>
-        </w:r>
-      </w:hyperlink>
-    </w:p>
-    <w:p>
-      <w:pPr>
-        <w:pStyle w:val="ListBullet"/>
-        <w:spacing w:line="240" w:lineRule="auto"/>
-        <w:ind w:left="720"/>
-      </w:pPr>
-      <w:r>
-        <w:rPr>
-          <w:lang w:val="id_ID" w:bidi="id_ID"/>
-        </w:rPr>
-      </w:r>
-      <w:hyperlink r:id="rId118">
-        <w:r>
-          <w:rPr>
-            <w:lang w:val="id_ID" w:bidi="id_ID"/>
-          </w:rPr>
-          <w:rPr>
-            <w:color w:val="0000EE"/>
-            <w:u w:val="single"/>
-          </w:rPr>
-          <w:t>Kejadian 13:18</w:t>
-        </w:r>
-      </w:hyperlink>
-    </w:p>
-    <w:p>
-      <w:pPr>
-        <w:pStyle w:val="ListBullet"/>
-        <w:spacing w:line="240" w:lineRule="auto"/>
-        <w:ind w:left="720"/>
-      </w:pPr>
-      <w:r>
-        <w:rPr>
-          <w:lang w:val="id_ID" w:bidi="id_ID"/>
-        </w:rPr>
-      </w:r>
-      <w:hyperlink r:id="rId119">
-        <w:r>
-          <w:rPr>
-            <w:lang w:val="id_ID" w:bidi="id_ID"/>
-          </w:rPr>
-          <w:rPr>
-            <w:color w:val="0000EE"/>
-            <w:u w:val="single"/>
-          </w:rPr>
-          <w:t>Kejadian 23:1–2</w:t>
-        </w:r>
-      </w:hyperlink>
-    </w:p>
-    <w:p>
-      <w:pPr>
-        <w:pStyle w:val="ListBullet"/>
-        <w:spacing w:line="240" w:lineRule="auto"/>
-        <w:ind w:left="720"/>
-      </w:pPr>
-      <w:r>
-        <w:rPr>
-          <w:lang w:val="id_ID" w:bidi="id_ID"/>
-        </w:rPr>
-      </w:r>
-      <w:hyperlink r:id="rId120">
-        <w:r>
-          <w:rPr>
-            <w:lang w:val="id_ID" w:bidi="id_ID"/>
-          </w:rPr>
-          <w:rPr>
-            <w:color w:val="0000EE"/>
-            <w:u w:val="single"/>
-          </w:rPr>
-          <w:t>Kejadian 35:27</w:t>
-        </w:r>
-      </w:hyperlink>
-    </w:p>
-    <w:p>
-      <w:pPr>
-        <w:pStyle w:val="ListBullet"/>
-        <w:spacing w:line="240" w:lineRule="auto"/>
-        <w:ind w:left="720"/>
-      </w:pPr>
-      <w:r>
-        <w:rPr>
-          <w:lang w:val="id_ID" w:bidi="id_ID"/>
-        </w:rPr>
-      </w:r>
-      <w:hyperlink r:id="rId121">
-        <w:r>
-          <w:rPr>
-            <w:lang w:val="id_ID" w:bidi="id_ID"/>
-          </w:rPr>
-          <w:rPr>
-            <w:color w:val="0000EE"/>
-            <w:u w:val="single"/>
-          </w:rPr>
-          <w:t>Kejadian 37:12–14</w:t>
-        </w:r>
-      </w:hyperlink>
-    </w:p>
-    <w:p>
-      <w:pPr>
-        <w:pStyle w:val="ListBullet"/>
-        <w:spacing w:line="240" w:lineRule="auto"/>
-        <w:ind w:left="720"/>
-      </w:pPr>
-      <w:r>
-        <w:rPr>
-          <w:lang w:val="id_ID" w:bidi="id_ID"/>
-        </w:rPr>
-      </w:r>
-      <w:hyperlink r:id="rId122">
-        <w:r>
-          <w:rPr>
-            <w:lang w:val="id_ID" w:bidi="id_ID"/>
-          </w:rPr>
-          <w:rPr>
-            <w:color w:val="0000EE"/>
-            <w:u w:val="single"/>
-          </w:rPr>
-          <w:t>Hakim-Hakim 1:10</w:t>
-        </w:r>
-      </w:hyperlink>
-    </w:p>
-    <w:p>
-      <w:pPr>
-        <w:pStyle w:val="ListBullet"/>
-        <w:spacing w:line="240" w:lineRule="auto"/>
-        <w:ind w:left="720"/>
-      </w:pPr>
-      <w:r>
-        <w:rPr>
-          <w:lang w:val="id_ID" w:bidi="id_ID"/>
-        </w:rPr>
-      </w:r>
-      <w:hyperlink r:id="rId123">
-        <w:r>
-          <w:rPr>
-            <w:lang w:val="id_ID" w:bidi="id_ID"/>
-          </w:rPr>
-          <w:rPr>
-            <w:color w:val="0000EE"/>
-            <w:u w:val="single"/>
-          </w:rPr>
-          <w:t>Bilangan 13:22</w:t>
-        </w:r>
-      </w:hyperlink>
+      <w:r>
+        <w:rPr>
+          <w:lang w:val="id_ID" w:bidi="id_ID"/>
+        </w:rPr>
+        <w:t>2 Samuel 2:10–11</w:t>
+      </w:r>
+    </w:p>
+    <w:p>
+      <w:pPr>
+        <w:pStyle w:val="ListBullet"/>
+        <w:spacing w:line="240" w:lineRule="auto"/>
+        <w:ind w:left="720"/>
+      </w:pPr>
+      <w:r>
+        <w:rPr>
+          <w:lang w:val="id_ID" w:bidi="id_ID"/>
+        </w:rPr>
+      </w:r>
+      <w:r>
+        <w:rPr>
+          <w:lang w:val="id_ID" w:bidi="id_ID"/>
+        </w:rPr>
+        <w:t>Kejadian 13:18</w:t>
+      </w:r>
+    </w:p>
+    <w:p>
+      <w:pPr>
+        <w:pStyle w:val="ListBullet"/>
+        <w:spacing w:line="240" w:lineRule="auto"/>
+        <w:ind w:left="720"/>
+      </w:pPr>
+      <w:r>
+        <w:rPr>
+          <w:lang w:val="id_ID" w:bidi="id_ID"/>
+        </w:rPr>
+      </w:r>
+      <w:r>
+        <w:rPr>
+          <w:lang w:val="id_ID" w:bidi="id_ID"/>
+        </w:rPr>
+        <w:t>Kejadian 23:1–2</w:t>
+      </w:r>
+    </w:p>
+    <w:p>
+      <w:pPr>
+        <w:pStyle w:val="ListBullet"/>
+        <w:spacing w:line="240" w:lineRule="auto"/>
+        <w:ind w:left="720"/>
+      </w:pPr>
+      <w:r>
+        <w:rPr>
+          <w:lang w:val="id_ID" w:bidi="id_ID"/>
+        </w:rPr>
+      </w:r>
+      <w:r>
+        <w:rPr>
+          <w:lang w:val="id_ID" w:bidi="id_ID"/>
+        </w:rPr>
+        <w:t>Kejadian 35:27</w:t>
+      </w:r>
+    </w:p>
+    <w:p>
+      <w:pPr>
+        <w:pStyle w:val="ListBullet"/>
+        <w:spacing w:line="240" w:lineRule="auto"/>
+        <w:ind w:left="720"/>
+      </w:pPr>
+      <w:r>
+        <w:rPr>
+          <w:lang w:val="id_ID" w:bidi="id_ID"/>
+        </w:rPr>
+      </w:r>
+      <w:r>
+        <w:rPr>
+          <w:lang w:val="id_ID" w:bidi="id_ID"/>
+        </w:rPr>
+        <w:t>Kejadian 37:12–14</w:t>
+      </w:r>
+    </w:p>
+    <w:p>
+      <w:pPr>
+        <w:pStyle w:val="ListBullet"/>
+        <w:spacing w:line="240" w:lineRule="auto"/>
+        <w:ind w:left="720"/>
+      </w:pPr>
+      <w:r>
+        <w:rPr>
+          <w:lang w:val="id_ID" w:bidi="id_ID"/>
+        </w:rPr>
+      </w:r>
+      <w:r>
+        <w:rPr>
+          <w:lang w:val="id_ID" w:bidi="id_ID"/>
+        </w:rPr>
+        <w:t>Hakim-Hakim 1:10</w:t>
+      </w:r>
+    </w:p>
+    <w:p>
+      <w:pPr>
+        <w:pStyle w:val="ListBullet"/>
+        <w:spacing w:line="240" w:lineRule="auto"/>
+        <w:ind w:left="720"/>
+      </w:pPr>
+      <w:r>
+        <w:rPr>
+          <w:lang w:val="id_ID" w:bidi="id_ID"/>
+        </w:rPr>
+      </w:r>
+      <w:r>
+        <w:rPr>
+          <w:lang w:val="id_ID" w:bidi="id_ID"/>
+        </w:rPr>
+        <w:t>Bilangan 13:22</w:t>
+      </w:r>
     </w:p>
     <w:p>
       <w:pPr>
@@ -11156,114 +10346,84 @@
           <w:lang w:val="id_ID" w:bidi="id_ID"/>
         </w:rPr>
       </w:r>
-      <w:hyperlink r:id="rId124">
-        <w:r>
-          <w:rPr>
-            <w:lang w:val="id_ID" w:bidi="id_ID"/>
-          </w:rPr>
-          <w:rPr>
-            <w:color w:val="0000EE"/>
-            <w:u w:val="single"/>
-          </w:rPr>
-          <w:t>Kisah Para Rasul 7:14–16</w:t>
-        </w:r>
-      </w:hyperlink>
-    </w:p>
-    <w:p>
-      <w:pPr>
-        <w:pStyle w:val="ListBullet"/>
-        <w:spacing w:line="240" w:lineRule="auto"/>
-        <w:ind w:left="720"/>
-      </w:pPr>
-      <w:r>
-        <w:rPr>
-          <w:lang w:val="id_ID" w:bidi="id_ID"/>
-        </w:rPr>
-      </w:r>
-      <w:hyperlink r:id="rId125">
-        <w:r>
-          <w:rPr>
-            <w:lang w:val="id_ID" w:bidi="id_ID"/>
-          </w:rPr>
-          <w:rPr>
-            <w:color w:val="0000EE"/>
-            <w:u w:val="single"/>
-          </w:rPr>
-          <w:t>Kejadian 34:2</w:t>
-        </w:r>
-      </w:hyperlink>
-    </w:p>
-    <w:p>
-      <w:pPr>
-        <w:pStyle w:val="ListBullet"/>
-        <w:spacing w:line="240" w:lineRule="auto"/>
-        <w:ind w:left="720"/>
-      </w:pPr>
-      <w:r>
-        <w:rPr>
-          <w:lang w:val="id_ID" w:bidi="id_ID"/>
-        </w:rPr>
-      </w:r>
-      <w:hyperlink r:id="rId126">
-        <w:r>
-          <w:rPr>
-            <w:lang w:val="id_ID" w:bidi="id_ID"/>
-          </w:rPr>
-          <w:rPr>
-            <w:color w:val="0000EE"/>
-            <w:u w:val="single"/>
-          </w:rPr>
-          <w:t>Kejadian 34:21</w:t>
-        </w:r>
-      </w:hyperlink>
-    </w:p>
-    <w:p>
-      <w:pPr>
-        <w:pStyle w:val="ListBullet"/>
-        <w:spacing w:line="240" w:lineRule="auto"/>
-        <w:ind w:left="720"/>
-      </w:pPr>
-      <w:r>
-        <w:rPr>
-          <w:lang w:val="id_ID" w:bidi="id_ID"/>
-        </w:rPr>
-      </w:r>
-      <w:hyperlink r:id="rId127">
-        <w:r>
-          <w:rPr>
-            <w:lang w:val="id_ID" w:bidi="id_ID"/>
-          </w:rPr>
-          <w:rPr>
-            <w:color w:val="0000EE"/>
-            <w:u w:val="single"/>
-          </w:rPr>
-          <w:t>Yosua 24:32–33</w:t>
-        </w:r>
-      </w:hyperlink>
-    </w:p>
-    <w:p>
-      <w:pPr>
-        <w:pStyle w:val="ListBullet"/>
-        <w:spacing w:line="240" w:lineRule="auto"/>
-        <w:ind w:left="720"/>
-      </w:pPr>
-      <w:r>
-        <w:rPr>
-          <w:lang w:val="id_ID" w:bidi="id_ID"/>
-        </w:rPr>
-      </w:r>
-      <w:hyperlink r:id="rId128">
-        <w:r>
-          <w:rPr>
-            <w:lang w:val="id_ID" w:bidi="id_ID"/>
-          </w:rPr>
-          <w:rPr>
-            <w:color w:val="0000EE"/>
-            <w:u w:val="single"/>
-          </w:rPr>
-          <w:t>Hakim-Hakim 9:28</w:t>
-        </w:r>
-      </w:hyperlink>
+      <w:r>
+        <w:rPr>
+          <w:lang w:val="id_ID" w:bidi="id_ID"/>
+        </w:rPr>
+        <w:t>Kisah Para Rasul 7:14–16</w:t>
+      </w:r>
+    </w:p>
+    <w:p>
+      <w:pPr>
+        <w:pStyle w:val="ListBullet"/>
+        <w:spacing w:line="240" w:lineRule="auto"/>
+        <w:ind w:left="720"/>
+      </w:pPr>
+      <w:r>
+        <w:rPr>
+          <w:lang w:val="id_ID" w:bidi="id_ID"/>
+        </w:rPr>
+      </w:r>
+      <w:r>
+        <w:rPr>
+          <w:lang w:val="id_ID" w:bidi="id_ID"/>
+        </w:rPr>
+        <w:t>Kejadian 34:2</w:t>
+      </w:r>
+    </w:p>
+    <w:p>
+      <w:pPr>
+        <w:pStyle w:val="ListBullet"/>
+        <w:spacing w:line="240" w:lineRule="auto"/>
+        <w:ind w:left="720"/>
+      </w:pPr>
+      <w:r>
+        <w:rPr>
+          <w:lang w:val="id_ID" w:bidi="id_ID"/>
+        </w:rPr>
+      </w:r>
+      <w:r>
+        <w:rPr>
+          <w:lang w:val="id_ID" w:bidi="id_ID"/>
+        </w:rPr>
+        <w:t>Kejadian 34:21</w:t>
+      </w:r>
+    </w:p>
+    <w:p>
+      <w:pPr>
+        <w:pStyle w:val="ListBullet"/>
+        <w:spacing w:line="240" w:lineRule="auto"/>
+        <w:ind w:left="720"/>
+      </w:pPr>
+      <w:r>
+        <w:rPr>
+          <w:lang w:val="id_ID" w:bidi="id_ID"/>
+        </w:rPr>
+      </w:r>
+      <w:r>
+        <w:rPr>
+          <w:lang w:val="id_ID" w:bidi="id_ID"/>
+        </w:rPr>
+        <w:t>Yosua 24:32–33</w:t>
+      </w:r>
+    </w:p>
+    <w:p>
+      <w:pPr>
+        <w:pStyle w:val="ListBullet"/>
+        <w:spacing w:line="240" w:lineRule="auto"/>
+        <w:ind w:left="720"/>
+      </w:pPr>
+      <w:r>
+        <w:rPr>
+          <w:lang w:val="id_ID" w:bidi="id_ID"/>
+        </w:rPr>
+      </w:r>
+      <w:r>
+        <w:rPr>
+          <w:lang w:val="id_ID" w:bidi="id_ID"/>
+        </w:rPr>
+        <w:t>Hakim-Hakim 9:28</w:t>
+      </w:r>
     </w:p>
     <w:p>
       <w:pPr>
@@ -11481,116 +10641,80 @@
         <w:rPr>
           <w:lang w:val="id_ID" w:bidi="id_ID"/>
         </w:rPr>
-        <w:t>*</w:t>
-      </w:r>
-      <w:hyperlink r:id="rId85">
-        <w:r>
-          <w:rPr>
-            <w:lang w:val="id_ID" w:bidi="id_ID"/>
-          </w:rPr>
-          <w:rPr>
-            <w:color w:val="0000EE"/>
-            <w:u w:val="single"/>
-          </w:rPr>
-          <w:t>1 Tawarikh 1:3</w:t>
-        </w:r>
-      </w:hyperlink>
-    </w:p>
-    <w:p>
-      <w:pPr>
-        <w:pStyle w:val="ListBullet"/>
-        <w:spacing w:line="240" w:lineRule="auto"/>
-        <w:ind w:left="720"/>
-      </w:pPr>
-      <w:r>
-        <w:rPr>
-          <w:lang w:val="id_ID" w:bidi="id_ID"/>
-        </w:rPr>
-      </w:r>
-      <w:hyperlink r:id="rId129">
-        <w:r>
-          <w:rPr>
-            <w:lang w:val="id_ID" w:bidi="id_ID"/>
-          </w:rPr>
-          <w:rPr>
-            <w:color w:val="0000EE"/>
-            <w:u w:val="single"/>
-          </w:rPr>
-          <w:t>Kejadian 5:18–20</w:t>
-        </w:r>
-      </w:hyperlink>
-    </w:p>
-    <w:p>
-      <w:pPr>
-        <w:pStyle w:val="ListBullet"/>
-        <w:spacing w:line="240" w:lineRule="auto"/>
-        <w:ind w:left="720"/>
-      </w:pPr>
-      <w:r>
-        <w:rPr>
-          <w:lang w:val="id_ID" w:bidi="id_ID"/>
-        </w:rPr>
-      </w:r>
-      <w:hyperlink r:id="rId130">
-        <w:r>
-          <w:rPr>
-            <w:lang w:val="id_ID" w:bidi="id_ID"/>
-          </w:rPr>
-          <w:rPr>
-            <w:color w:val="0000EE"/>
-            <w:u w:val="single"/>
-          </w:rPr>
-          <w:t>Kejadian 5:24</w:t>
-        </w:r>
-      </w:hyperlink>
-    </w:p>
-    <w:p>
-      <w:pPr>
-        <w:pStyle w:val="ListBullet"/>
-        <w:spacing w:line="240" w:lineRule="auto"/>
-        <w:ind w:left="720"/>
-      </w:pPr>
-      <w:r>
-        <w:rPr>
-          <w:lang w:val="id_ID" w:bidi="id_ID"/>
-        </w:rPr>
-      </w:r>
-      <w:hyperlink r:id="rId131">
-        <w:r>
-          <w:rPr>
-            <w:lang w:val="id_ID" w:bidi="id_ID"/>
-          </w:rPr>
-          <w:rPr>
-            <w:color w:val="0000EE"/>
-            <w:u w:val="single"/>
-          </w:rPr>
-          <w:t>Yudas 1:14</w:t>
-        </w:r>
-      </w:hyperlink>
-    </w:p>
-    <w:p>
-      <w:pPr>
-        <w:pStyle w:val="ListBullet"/>
-        <w:spacing w:line="240" w:lineRule="auto"/>
-        <w:ind w:left="720"/>
-      </w:pPr>
-      <w:r>
-        <w:rPr>
-          <w:lang w:val="id_ID" w:bidi="id_ID"/>
-        </w:rPr>
-      </w:r>
-      <w:hyperlink r:id="rId132">
-        <w:r>
-          <w:rPr>
-            <w:lang w:val="id_ID" w:bidi="id_ID"/>
-          </w:rPr>
-          <w:rPr>
-            <w:color w:val="0000EE"/>
-            <w:u w:val="single"/>
-          </w:rPr>
-          <w:t>Lukas 3:36–38</w:t>
-        </w:r>
-      </w:hyperlink>
+        <w:t>*1 Tawarikh 1:3</w:t>
+      </w:r>
+    </w:p>
+    <w:p>
+      <w:pPr>
+        <w:pStyle w:val="ListBullet"/>
+        <w:spacing w:line="240" w:lineRule="auto"/>
+        <w:ind w:left="720"/>
+      </w:pPr>
+      <w:r>
+        <w:rPr>
+          <w:lang w:val="id_ID" w:bidi="id_ID"/>
+        </w:rPr>
+      </w:r>
+      <w:r>
+        <w:rPr>
+          <w:lang w:val="id_ID" w:bidi="id_ID"/>
+        </w:rPr>
+        <w:t>Kejadian 5:18–20</w:t>
+      </w:r>
+    </w:p>
+    <w:p>
+      <w:pPr>
+        <w:pStyle w:val="ListBullet"/>
+        <w:spacing w:line="240" w:lineRule="auto"/>
+        <w:ind w:left="720"/>
+      </w:pPr>
+      <w:r>
+        <w:rPr>
+          <w:lang w:val="id_ID" w:bidi="id_ID"/>
+        </w:rPr>
+      </w:r>
+      <w:r>
+        <w:rPr>
+          <w:lang w:val="id_ID" w:bidi="id_ID"/>
+        </w:rPr>
+        <w:t>Kejadian 5:24</w:t>
+      </w:r>
+    </w:p>
+    <w:p>
+      <w:pPr>
+        <w:pStyle w:val="ListBullet"/>
+        <w:spacing w:line="240" w:lineRule="auto"/>
+        <w:ind w:left="720"/>
+      </w:pPr>
+      <w:r>
+        <w:rPr>
+          <w:lang w:val="id_ID" w:bidi="id_ID"/>
+        </w:rPr>
+      </w:r>
+      <w:r>
+        <w:rPr>
+          <w:lang w:val="id_ID" w:bidi="id_ID"/>
+        </w:rPr>
+        <w:t>Yudas 1:14</w:t>
+      </w:r>
+    </w:p>
+    <w:p>
+      <w:pPr>
+        <w:pStyle w:val="ListBullet"/>
+        <w:spacing w:line="240" w:lineRule="auto"/>
+        <w:ind w:left="720"/>
+      </w:pPr>
+      <w:r>
+        <w:rPr>
+          <w:lang w:val="id_ID" w:bidi="id_ID"/>
+        </w:rPr>
+      </w:r>
+      <w:r>
+        <w:rPr>
+          <w:lang w:val="id_ID" w:bidi="id_ID"/>
+        </w:rPr>
+        <w:t>Lukas 3:36–38</w:t>
+      </w:r>
     </w:p>
     <w:p>
       <w:pPr>
@@ -11868,114 +10992,84 @@
           <w:lang w:val="id_ID" w:bidi="id_ID"/>
         </w:rPr>
       </w:r>
-      <w:hyperlink r:id="rId133">
-        <w:r>
-          <w:rPr>
-            <w:lang w:val="id_ID" w:bidi="id_ID"/>
-          </w:rPr>
-          <w:rPr>
-            <w:color w:val="0000EE"/>
-            <w:u w:val="single"/>
-          </w:rPr>
-          <w:t>Matius 2:3</w:t>
-        </w:r>
-      </w:hyperlink>
-    </w:p>
-    <w:p>
-      <w:pPr>
-        <w:pStyle w:val="ListBullet"/>
-        <w:spacing w:line="240" w:lineRule="auto"/>
-        <w:ind w:left="720"/>
-      </w:pPr>
-      <w:r>
-        <w:rPr>
-          <w:lang w:val="id_ID" w:bidi="id_ID"/>
-        </w:rPr>
-      </w:r>
-      <w:hyperlink r:id="rId134">
-        <w:r>
-          <w:rPr>
-            <w:lang w:val="id_ID" w:bidi="id_ID"/>
-          </w:rPr>
-          <w:rPr>
-            <w:color w:val="0000EE"/>
-            <w:u w:val="single"/>
-          </w:rPr>
-          <w:t>Matius 2:12</w:t>
-        </w:r>
-      </w:hyperlink>
-    </w:p>
-    <w:p>
-      <w:pPr>
-        <w:pStyle w:val="ListBullet"/>
-        <w:spacing w:line="240" w:lineRule="auto"/>
-        <w:ind w:left="720"/>
-      </w:pPr>
-      <w:r>
-        <w:rPr>
-          <w:lang w:val="id_ID" w:bidi="id_ID"/>
-        </w:rPr>
-      </w:r>
-      <w:hyperlink r:id="rId135">
-        <w:r>
-          <w:rPr>
-            <w:lang w:val="id_ID" w:bidi="id_ID"/>
-          </w:rPr>
-          <w:rPr>
-            <w:color w:val="0000EE"/>
-            <w:u w:val="single"/>
-          </w:rPr>
-          <w:t>Matius 2:16</w:t>
-        </w:r>
-      </w:hyperlink>
-    </w:p>
-    <w:p>
-      <w:pPr>
-        <w:pStyle w:val="ListBullet"/>
-        <w:spacing w:line="240" w:lineRule="auto"/>
-        <w:ind w:left="720"/>
-      </w:pPr>
-      <w:r>
-        <w:rPr>
-          <w:lang w:val="id_ID" w:bidi="id_ID"/>
-        </w:rPr>
-      </w:r>
-      <w:hyperlink r:id="rId136">
-        <w:r>
-          <w:rPr>
-            <w:lang w:val="id_ID" w:bidi="id_ID"/>
-          </w:rPr>
-          <w:rPr>
-            <w:color w:val="0000EE"/>
-            <w:u w:val="single"/>
-          </w:rPr>
-          <w:t>Matius 2:20</w:t>
-        </w:r>
-      </w:hyperlink>
-    </w:p>
-    <w:p>
-      <w:pPr>
-        <w:pStyle w:val="ListBullet"/>
-        <w:spacing w:line="240" w:lineRule="auto"/>
-        <w:ind w:left="720"/>
-      </w:pPr>
-      <w:r>
-        <w:rPr>
-          <w:lang w:val="id_ID" w:bidi="id_ID"/>
-        </w:rPr>
-      </w:r>
-      <w:hyperlink r:id="rId137">
-        <w:r>
-          <w:rPr>
-            <w:lang w:val="id_ID" w:bidi="id_ID"/>
-          </w:rPr>
-          <w:rPr>
-            <w:color w:val="0000EE"/>
-            <w:u w:val="single"/>
-          </w:rPr>
-          <w:t>Matius 2:22</w:t>
-        </w:r>
-      </w:hyperlink>
+      <w:r>
+        <w:rPr>
+          <w:lang w:val="id_ID" w:bidi="id_ID"/>
+        </w:rPr>
+        <w:t>Matius 2:3</w:t>
+      </w:r>
+    </w:p>
+    <w:p>
+      <w:pPr>
+        <w:pStyle w:val="ListBullet"/>
+        <w:spacing w:line="240" w:lineRule="auto"/>
+        <w:ind w:left="720"/>
+      </w:pPr>
+      <w:r>
+        <w:rPr>
+          <w:lang w:val="id_ID" w:bidi="id_ID"/>
+        </w:rPr>
+      </w:r>
+      <w:r>
+        <w:rPr>
+          <w:lang w:val="id_ID" w:bidi="id_ID"/>
+        </w:rPr>
+        <w:t>Matius 2:12</w:t>
+      </w:r>
+    </w:p>
+    <w:p>
+      <w:pPr>
+        <w:pStyle w:val="ListBullet"/>
+        <w:spacing w:line="240" w:lineRule="auto"/>
+        <w:ind w:left="720"/>
+      </w:pPr>
+      <w:r>
+        <w:rPr>
+          <w:lang w:val="id_ID" w:bidi="id_ID"/>
+        </w:rPr>
+      </w:r>
+      <w:r>
+        <w:rPr>
+          <w:lang w:val="id_ID" w:bidi="id_ID"/>
+        </w:rPr>
+        <w:t>Matius 2:16</w:t>
+      </w:r>
+    </w:p>
+    <w:p>
+      <w:pPr>
+        <w:pStyle w:val="ListBullet"/>
+        <w:spacing w:line="240" w:lineRule="auto"/>
+        <w:ind w:left="720"/>
+      </w:pPr>
+      <w:r>
+        <w:rPr>
+          <w:lang w:val="id_ID" w:bidi="id_ID"/>
+        </w:rPr>
+      </w:r>
+      <w:r>
+        <w:rPr>
+          <w:lang w:val="id_ID" w:bidi="id_ID"/>
+        </w:rPr>
+        <w:t>Matius 2:20</w:t>
+      </w:r>
+    </w:p>
+    <w:p>
+      <w:pPr>
+        <w:pStyle w:val="ListBullet"/>
+        <w:spacing w:line="240" w:lineRule="auto"/>
+        <w:ind w:left="720"/>
+      </w:pPr>
+      <w:r>
+        <w:rPr>
+          <w:lang w:val="id_ID" w:bidi="id_ID"/>
+        </w:rPr>
+      </w:r>
+      <w:r>
+        <w:rPr>
+          <w:lang w:val="id_ID" w:bidi="id_ID"/>
+        </w:rPr>
+        <w:t>Matius 2:22</w:t>
+      </w:r>
     </w:p>
     <w:p>
       <w:pPr>
@@ -12265,162 +11359,120 @@
           <w:lang w:val="id_ID" w:bidi="id_ID"/>
         </w:rPr>
       </w:r>
-      <w:hyperlink r:id="rId138">
-        <w:r>
-          <w:rPr>
-            <w:lang w:val="id_ID" w:bidi="id_ID"/>
-          </w:rPr>
-          <w:rPr>
-            <w:color w:val="0000EE"/>
-            <w:u w:val="single"/>
-          </w:rPr>
-          <w:t>Lukas 3:1–2</w:t>
-        </w:r>
-      </w:hyperlink>
-    </w:p>
-    <w:p>
-      <w:pPr>
-        <w:pStyle w:val="ListBullet"/>
-        <w:spacing w:line="240" w:lineRule="auto"/>
-        <w:ind w:left="720"/>
-      </w:pPr>
-      <w:r>
-        <w:rPr>
-          <w:lang w:val="id_ID" w:bidi="id_ID"/>
-        </w:rPr>
-      </w:r>
-      <w:hyperlink r:id="rId139">
-        <w:r>
-          <w:rPr>
-            <w:lang w:val="id_ID" w:bidi="id_ID"/>
-          </w:rPr>
-          <w:rPr>
-            <w:color w:val="0000EE"/>
-            <w:u w:val="single"/>
-          </w:rPr>
-          <w:t>Lukas 3:20</w:t>
-        </w:r>
-      </w:hyperlink>
-    </w:p>
-    <w:p>
-      <w:pPr>
-        <w:pStyle w:val="ListBullet"/>
-        <w:spacing w:line="240" w:lineRule="auto"/>
-        <w:ind w:left="720"/>
-      </w:pPr>
-      <w:r>
-        <w:rPr>
-          <w:lang w:val="id_ID" w:bidi="id_ID"/>
-        </w:rPr>
-      </w:r>
-      <w:hyperlink r:id="rId140">
-        <w:r>
-          <w:rPr>
-            <w:lang w:val="id_ID" w:bidi="id_ID"/>
-          </w:rPr>
-          <w:rPr>
-            <w:color w:val="0000EE"/>
-            <w:u w:val="single"/>
-          </w:rPr>
-          <w:t>Lukas 9:9</w:t>
-        </w:r>
-      </w:hyperlink>
-    </w:p>
-    <w:p>
-      <w:pPr>
-        <w:pStyle w:val="ListBullet"/>
-        <w:spacing w:line="240" w:lineRule="auto"/>
-        <w:ind w:left="720"/>
-      </w:pPr>
-      <w:r>
-        <w:rPr>
-          <w:lang w:val="id_ID" w:bidi="id_ID"/>
-        </w:rPr>
-      </w:r>
-      <w:hyperlink r:id="rId141">
-        <w:r>
-          <w:rPr>
-            <w:lang w:val="id_ID" w:bidi="id_ID"/>
-          </w:rPr>
-          <w:rPr>
-            <w:color w:val="0000EE"/>
-            <w:u w:val="single"/>
-          </w:rPr>
-          <w:t>Lukas 13:32</w:t>
-        </w:r>
-      </w:hyperlink>
-    </w:p>
-    <w:p>
-      <w:pPr>
-        <w:pStyle w:val="ListBullet"/>
-        <w:spacing w:line="240" w:lineRule="auto"/>
-        <w:ind w:left="720"/>
-      </w:pPr>
-      <w:r>
-        <w:rPr>
-          <w:lang w:val="id_ID" w:bidi="id_ID"/>
-        </w:rPr>
-      </w:r>
-      <w:hyperlink r:id="rId142">
-        <w:r>
-          <w:rPr>
-            <w:lang w:val="id_ID" w:bidi="id_ID"/>
-          </w:rPr>
-          <w:rPr>
-            <w:color w:val="0000EE"/>
-            <w:u w:val="single"/>
-          </w:rPr>
-          <w:t>Lukas 23:9</w:t>
-        </w:r>
-      </w:hyperlink>
-    </w:p>
-    <w:p>
-      <w:pPr>
-        <w:pStyle w:val="ListBullet"/>
-        <w:spacing w:line="240" w:lineRule="auto"/>
-        <w:ind w:left="720"/>
-      </w:pPr>
-      <w:r>
-        <w:rPr>
-          <w:lang w:val="id_ID" w:bidi="id_ID"/>
-        </w:rPr>
-      </w:r>
-      <w:hyperlink r:id="rId143">
-        <w:r>
-          <w:rPr>
-            <w:lang w:val="id_ID" w:bidi="id_ID"/>
-          </w:rPr>
-          <w:rPr>
-            <w:color w:val="0000EE"/>
-            <w:u w:val="single"/>
-          </w:rPr>
-          <w:t>Markus 6:20</w:t>
-        </w:r>
-      </w:hyperlink>
-    </w:p>
-    <w:p>
-      <w:pPr>
-        <w:pStyle w:val="ListBullet"/>
-        <w:spacing w:line="240" w:lineRule="auto"/>
-        <w:ind w:left="720"/>
-      </w:pPr>
-      <w:r>
-        <w:rPr>
-          <w:lang w:val="id_ID" w:bidi="id_ID"/>
-        </w:rPr>
-      </w:r>
-      <w:hyperlink r:id="rId144">
-        <w:r>
-          <w:rPr>
-            <w:lang w:val="id_ID" w:bidi="id_ID"/>
-          </w:rPr>
-          <w:rPr>
-            <w:color w:val="0000EE"/>
-            <w:u w:val="single"/>
-          </w:rPr>
-          <w:t>Matius 14:2</w:t>
-        </w:r>
-      </w:hyperlink>
+      <w:r>
+        <w:rPr>
+          <w:lang w:val="id_ID" w:bidi="id_ID"/>
+        </w:rPr>
+        <w:t>Lukas 3:1–2</w:t>
+      </w:r>
+    </w:p>
+    <w:p>
+      <w:pPr>
+        <w:pStyle w:val="ListBullet"/>
+        <w:spacing w:line="240" w:lineRule="auto"/>
+        <w:ind w:left="720"/>
+      </w:pPr>
+      <w:r>
+        <w:rPr>
+          <w:lang w:val="id_ID" w:bidi="id_ID"/>
+        </w:rPr>
+      </w:r>
+      <w:r>
+        <w:rPr>
+          <w:lang w:val="id_ID" w:bidi="id_ID"/>
+        </w:rPr>
+        <w:t>Lukas 3:20</w:t>
+      </w:r>
+    </w:p>
+    <w:p>
+      <w:pPr>
+        <w:pStyle w:val="ListBullet"/>
+        <w:spacing w:line="240" w:lineRule="auto"/>
+        <w:ind w:left="720"/>
+      </w:pPr>
+      <w:r>
+        <w:rPr>
+          <w:lang w:val="id_ID" w:bidi="id_ID"/>
+        </w:rPr>
+      </w:r>
+      <w:r>
+        <w:rPr>
+          <w:lang w:val="id_ID" w:bidi="id_ID"/>
+        </w:rPr>
+        <w:t>Lukas 9:9</w:t>
+      </w:r>
+    </w:p>
+    <w:p>
+      <w:pPr>
+        <w:pStyle w:val="ListBullet"/>
+        <w:spacing w:line="240" w:lineRule="auto"/>
+        <w:ind w:left="720"/>
+      </w:pPr>
+      <w:r>
+        <w:rPr>
+          <w:lang w:val="id_ID" w:bidi="id_ID"/>
+        </w:rPr>
+      </w:r>
+      <w:r>
+        <w:rPr>
+          <w:lang w:val="id_ID" w:bidi="id_ID"/>
+        </w:rPr>
+        <w:t>Lukas 13:32</w:t>
+      </w:r>
+    </w:p>
+    <w:p>
+      <w:pPr>
+        <w:pStyle w:val="ListBullet"/>
+        <w:spacing w:line="240" w:lineRule="auto"/>
+        <w:ind w:left="720"/>
+      </w:pPr>
+      <w:r>
+        <w:rPr>
+          <w:lang w:val="id_ID" w:bidi="id_ID"/>
+        </w:rPr>
+      </w:r>
+      <w:r>
+        <w:rPr>
+          <w:lang w:val="id_ID" w:bidi="id_ID"/>
+        </w:rPr>
+        <w:t>Lukas 23:9</w:t>
+      </w:r>
+    </w:p>
+    <w:p>
+      <w:pPr>
+        <w:pStyle w:val="ListBullet"/>
+        <w:spacing w:line="240" w:lineRule="auto"/>
+        <w:ind w:left="720"/>
+      </w:pPr>
+      <w:r>
+        <w:rPr>
+          <w:lang w:val="id_ID" w:bidi="id_ID"/>
+        </w:rPr>
+      </w:r>
+      <w:r>
+        <w:rPr>
+          <w:lang w:val="id_ID" w:bidi="id_ID"/>
+        </w:rPr>
+        <w:t>Markus 6:20</w:t>
+      </w:r>
+    </w:p>
+    <w:p>
+      <w:pPr>
+        <w:pStyle w:val="ListBullet"/>
+        <w:spacing w:line="240" w:lineRule="auto"/>
+        <w:ind w:left="720"/>
+      </w:pPr>
+      <w:r>
+        <w:rPr>
+          <w:lang w:val="id_ID" w:bidi="id_ID"/>
+        </w:rPr>
+      </w:r>
+      <w:r>
+        <w:rPr>
+          <w:lang w:val="id_ID" w:bidi="id_ID"/>
+        </w:rPr>
+        <w:t>Matius 14:2</w:t>
+      </w:r>
     </w:p>
     <w:p>
       <w:pPr>
@@ -12620,90 +11672,66 @@
           <w:lang w:val="id_ID" w:bidi="id_ID"/>
         </w:rPr>
       </w:r>
-      <w:hyperlink r:id="rId145">
-        <w:r>
-          <w:rPr>
-            <w:lang w:val="id_ID" w:bidi="id_ID"/>
-          </w:rPr>
-          <w:rPr>
-            <w:color w:val="0000EE"/>
-            <w:u w:val="single"/>
-          </w:rPr>
-          <w:t>Lukas 3:19</w:t>
-        </w:r>
-      </w:hyperlink>
-    </w:p>
-    <w:p>
-      <w:pPr>
-        <w:pStyle w:val="ListBullet"/>
-        <w:spacing w:line="240" w:lineRule="auto"/>
-        <w:ind w:left="720"/>
-      </w:pPr>
-      <w:r>
-        <w:rPr>
-          <w:lang w:val="id_ID" w:bidi="id_ID"/>
-        </w:rPr>
-      </w:r>
-      <w:hyperlink r:id="rId146">
-        <w:r>
-          <w:rPr>
-            <w:lang w:val="id_ID" w:bidi="id_ID"/>
-          </w:rPr>
-          <w:rPr>
-            <w:color w:val="0000EE"/>
-            <w:u w:val="single"/>
-          </w:rPr>
-          <w:t>Markus 6:17</w:t>
-        </w:r>
-      </w:hyperlink>
-    </w:p>
-    <w:p>
-      <w:pPr>
-        <w:pStyle w:val="ListBullet"/>
-        <w:spacing w:line="240" w:lineRule="auto"/>
-        <w:ind w:left="720"/>
-      </w:pPr>
-      <w:r>
-        <w:rPr>
-          <w:lang w:val="id_ID" w:bidi="id_ID"/>
-        </w:rPr>
-      </w:r>
-      <w:hyperlink r:id="rId147">
-        <w:r>
-          <w:rPr>
-            <w:lang w:val="id_ID" w:bidi="id_ID"/>
-          </w:rPr>
-          <w:rPr>
-            <w:color w:val="0000EE"/>
-            <w:u w:val="single"/>
-          </w:rPr>
-          <w:t>Markus 6:22</w:t>
-        </w:r>
-      </w:hyperlink>
-    </w:p>
-    <w:p>
-      <w:pPr>
-        <w:pStyle w:val="ListBullet"/>
-        <w:spacing w:line="240" w:lineRule="auto"/>
-        <w:ind w:left="720"/>
-      </w:pPr>
-      <w:r>
-        <w:rPr>
-          <w:lang w:val="id_ID" w:bidi="id_ID"/>
-        </w:rPr>
-      </w:r>
-      <w:hyperlink r:id="rId148">
-        <w:r>
-          <w:rPr>
-            <w:lang w:val="id_ID" w:bidi="id_ID"/>
-          </w:rPr>
-          <w:rPr>
-            <w:color w:val="0000EE"/>
-            <w:u w:val="single"/>
-          </w:rPr>
-          <w:t>Matius 14:4</w:t>
-        </w:r>
-      </w:hyperlink>
+      <w:r>
+        <w:rPr>
+          <w:lang w:val="id_ID" w:bidi="id_ID"/>
+        </w:rPr>
+        <w:t>Lukas 3:19</w:t>
+      </w:r>
+    </w:p>
+    <w:p>
+      <w:pPr>
+        <w:pStyle w:val="ListBullet"/>
+        <w:spacing w:line="240" w:lineRule="auto"/>
+        <w:ind w:left="720"/>
+      </w:pPr>
+      <w:r>
+        <w:rPr>
+          <w:lang w:val="id_ID" w:bidi="id_ID"/>
+        </w:rPr>
+      </w:r>
+      <w:r>
+        <w:rPr>
+          <w:lang w:val="id_ID" w:bidi="id_ID"/>
+        </w:rPr>
+        <w:t>Markus 6:17</w:t>
+      </w:r>
+    </w:p>
+    <w:p>
+      <w:pPr>
+        <w:pStyle w:val="ListBullet"/>
+        <w:spacing w:line="240" w:lineRule="auto"/>
+        <w:ind w:left="720"/>
+      </w:pPr>
+      <w:r>
+        <w:rPr>
+          <w:lang w:val="id_ID" w:bidi="id_ID"/>
+        </w:rPr>
+      </w:r>
+      <w:r>
+        <w:rPr>
+          <w:lang w:val="id_ID" w:bidi="id_ID"/>
+        </w:rPr>
+        <w:t>Markus 6:22</w:t>
+      </w:r>
+    </w:p>
+    <w:p>
+      <w:pPr>
+        <w:pStyle w:val="ListBullet"/>
+        <w:spacing w:line="240" w:lineRule="auto"/>
+        <w:ind w:left="720"/>
+      </w:pPr>
+      <w:r>
+        <w:rPr>
+          <w:lang w:val="id_ID" w:bidi="id_ID"/>
+        </w:rPr>
+      </w:r>
+      <w:r>
+        <w:rPr>
+          <w:lang w:val="id_ID" w:bidi="id_ID"/>
+        </w:rPr>
+        <w:t>Matius 14:4</w:t>
+      </w:r>
     </w:p>
     <w:p>
       <w:pPr>
@@ -13154,162 +12182,120 @@
           <w:lang w:val="id_ID" w:bidi="id_ID"/>
         </w:rPr>
       </w:r>
-      <w:hyperlink r:id="rId149">
-        <w:r>
-          <w:rPr>
-            <w:lang w:val="id_ID" w:bidi="id_ID"/>
-          </w:rPr>
-          <w:rPr>
-            <w:color w:val="0000EE"/>
-            <w:u w:val="single"/>
-          </w:rPr>
-          <w:t>1 Raja-raja 9:20–21</w:t>
-        </w:r>
-      </w:hyperlink>
-    </w:p>
-    <w:p>
-      <w:pPr>
-        <w:pStyle w:val="ListBullet"/>
-        <w:spacing w:line="240" w:lineRule="auto"/>
-        <w:ind w:left="720"/>
-      </w:pPr>
-      <w:r>
-        <w:rPr>
-          <w:lang w:val="id_ID" w:bidi="id_ID"/>
-        </w:rPr>
-      </w:r>
-      <w:hyperlink r:id="rId150">
-        <w:r>
-          <w:rPr>
-            <w:lang w:val="id_ID" w:bidi="id_ID"/>
-          </w:rPr>
-          <w:rPr>
-            <w:color w:val="0000EE"/>
-            <w:u w:val="single"/>
-          </w:rPr>
-          <w:t>Keluaran 3:7–8</w:t>
-        </w:r>
-      </w:hyperlink>
-    </w:p>
-    <w:p>
-      <w:pPr>
-        <w:pStyle w:val="ListBullet"/>
-        <w:spacing w:line="240" w:lineRule="auto"/>
-        <w:ind w:left="720"/>
-      </w:pPr>
-      <w:r>
-        <w:rPr>
-          <w:lang w:val="id_ID" w:bidi="id_ID"/>
-        </w:rPr>
-      </w:r>
-      <w:hyperlink r:id="rId151">
-        <w:r>
-          <w:rPr>
-            <w:lang w:val="id_ID" w:bidi="id_ID"/>
-          </w:rPr>
-          <w:rPr>
-            <w:color w:val="0000EE"/>
-            <w:u w:val="single"/>
-          </w:rPr>
-          <w:t>Kejadian 23:11</w:t>
-        </w:r>
-      </w:hyperlink>
-    </w:p>
-    <w:p>
-      <w:pPr>
-        <w:pStyle w:val="ListBullet"/>
-        <w:spacing w:line="240" w:lineRule="auto"/>
-        <w:ind w:left="720"/>
-      </w:pPr>
-      <w:r>
-        <w:rPr>
-          <w:lang w:val="id_ID" w:bidi="id_ID"/>
-        </w:rPr>
-      </w:r>
-      <w:hyperlink r:id="rId152">
-        <w:r>
-          <w:rPr>
-            <w:lang w:val="id_ID" w:bidi="id_ID"/>
-          </w:rPr>
-          <w:rPr>
-            <w:color w:val="0000EE"/>
-            <w:u w:val="single"/>
-          </w:rPr>
-          <w:t>Kejadian 25:10</w:t>
-        </w:r>
-      </w:hyperlink>
-    </w:p>
-    <w:p>
-      <w:pPr>
-        <w:pStyle w:val="ListBullet"/>
-        <w:spacing w:line="240" w:lineRule="auto"/>
-        <w:ind w:left="720"/>
-      </w:pPr>
-      <w:r>
-        <w:rPr>
-          <w:lang w:val="id_ID" w:bidi="id_ID"/>
-        </w:rPr>
-      </w:r>
-      <w:hyperlink r:id="rId153">
-        <w:r>
-          <w:rPr>
-            <w:lang w:val="id_ID" w:bidi="id_ID"/>
-          </w:rPr>
-          <w:rPr>
-            <w:color w:val="0000EE"/>
-            <w:u w:val="single"/>
-          </w:rPr>
-          <w:t>Yosua 1:4–5</w:t>
-        </w:r>
-      </w:hyperlink>
-    </w:p>
-    <w:p>
-      <w:pPr>
-        <w:pStyle w:val="ListBullet"/>
-        <w:spacing w:line="240" w:lineRule="auto"/>
-        <w:ind w:left="720"/>
-      </w:pPr>
-      <w:r>
-        <w:rPr>
-          <w:lang w:val="id_ID" w:bidi="id_ID"/>
-        </w:rPr>
-      </w:r>
-      <w:hyperlink r:id="rId154">
-        <w:r>
-          <w:rPr>
-            <w:lang w:val="id_ID" w:bidi="id_ID"/>
-          </w:rPr>
-          <w:rPr>
-            <w:color w:val="0000EE"/>
-            <w:u w:val="single"/>
-          </w:rPr>
-          <w:t>Nehemia 9:8</w:t>
-        </w:r>
-      </w:hyperlink>
-    </w:p>
-    <w:p>
-      <w:pPr>
-        <w:pStyle w:val="ListBullet"/>
-        <w:spacing w:line="240" w:lineRule="auto"/>
-        <w:ind w:left="720"/>
-      </w:pPr>
-      <w:r>
-        <w:rPr>
-          <w:lang w:val="id_ID" w:bidi="id_ID"/>
-        </w:rPr>
-      </w:r>
-      <w:hyperlink r:id="rId155">
-        <w:r>
-          <w:rPr>
-            <w:lang w:val="id_ID" w:bidi="id_ID"/>
-          </w:rPr>
-          <w:rPr>
-            <w:color w:val="0000EE"/>
-            <w:u w:val="single"/>
-          </w:rPr>
-          <w:t>Bilangan 13:27–29</w:t>
-        </w:r>
-      </w:hyperlink>
+      <w:r>
+        <w:rPr>
+          <w:lang w:val="id_ID" w:bidi="id_ID"/>
+        </w:rPr>
+        <w:t>1 Raja-raja 9:20–21</w:t>
+      </w:r>
+    </w:p>
+    <w:p>
+      <w:pPr>
+        <w:pStyle w:val="ListBullet"/>
+        <w:spacing w:line="240" w:lineRule="auto"/>
+        <w:ind w:left="720"/>
+      </w:pPr>
+      <w:r>
+        <w:rPr>
+          <w:lang w:val="id_ID" w:bidi="id_ID"/>
+        </w:rPr>
+      </w:r>
+      <w:r>
+        <w:rPr>
+          <w:lang w:val="id_ID" w:bidi="id_ID"/>
+        </w:rPr>
+        <w:t>Keluaran 3:7–8</w:t>
+      </w:r>
+    </w:p>
+    <w:p>
+      <w:pPr>
+        <w:pStyle w:val="ListBullet"/>
+        <w:spacing w:line="240" w:lineRule="auto"/>
+        <w:ind w:left="720"/>
+      </w:pPr>
+      <w:r>
+        <w:rPr>
+          <w:lang w:val="id_ID" w:bidi="id_ID"/>
+        </w:rPr>
+      </w:r>
+      <w:r>
+        <w:rPr>
+          <w:lang w:val="id_ID" w:bidi="id_ID"/>
+        </w:rPr>
+        <w:t>Kejadian 23:11</w:t>
+      </w:r>
+    </w:p>
+    <w:p>
+      <w:pPr>
+        <w:pStyle w:val="ListBullet"/>
+        <w:spacing w:line="240" w:lineRule="auto"/>
+        <w:ind w:left="720"/>
+      </w:pPr>
+      <w:r>
+        <w:rPr>
+          <w:lang w:val="id_ID" w:bidi="id_ID"/>
+        </w:rPr>
+      </w:r>
+      <w:r>
+        <w:rPr>
+          <w:lang w:val="id_ID" w:bidi="id_ID"/>
+        </w:rPr>
+        <w:t>Kejadian 25:10</w:t>
+      </w:r>
+    </w:p>
+    <w:p>
+      <w:pPr>
+        <w:pStyle w:val="ListBullet"/>
+        <w:spacing w:line="240" w:lineRule="auto"/>
+        <w:ind w:left="720"/>
+      </w:pPr>
+      <w:r>
+        <w:rPr>
+          <w:lang w:val="id_ID" w:bidi="id_ID"/>
+        </w:rPr>
+      </w:r>
+      <w:r>
+        <w:rPr>
+          <w:lang w:val="id_ID" w:bidi="id_ID"/>
+        </w:rPr>
+        <w:t>Yosua 1:4–5</w:t>
+      </w:r>
+    </w:p>
+    <w:p>
+      <w:pPr>
+        <w:pStyle w:val="ListBullet"/>
+        <w:spacing w:line="240" w:lineRule="auto"/>
+        <w:ind w:left="720"/>
+      </w:pPr>
+      <w:r>
+        <w:rPr>
+          <w:lang w:val="id_ID" w:bidi="id_ID"/>
+        </w:rPr>
+      </w:r>
+      <w:r>
+        <w:rPr>
+          <w:lang w:val="id_ID" w:bidi="id_ID"/>
+        </w:rPr>
+        <w:t>Nehemia 9:8</w:t>
+      </w:r>
+    </w:p>
+    <w:p>
+      <w:pPr>
+        <w:pStyle w:val="ListBullet"/>
+        <w:spacing w:line="240" w:lineRule="auto"/>
+        <w:ind w:left="720"/>
+      </w:pPr>
+      <w:r>
+        <w:rPr>
+          <w:lang w:val="id_ID" w:bidi="id_ID"/>
+        </w:rPr>
+      </w:r>
+      <w:r>
+        <w:rPr>
+          <w:lang w:val="id_ID" w:bidi="id_ID"/>
+        </w:rPr>
+        <w:t>Bilangan 13:27–29</w:t>
+      </w:r>
     </w:p>
     <w:p>
       <w:pPr>
@@ -13551,114 +12537,84 @@
           <w:lang w:val="id_ID" w:bidi="id_ID"/>
         </w:rPr>
       </w:r>
-      <w:hyperlink r:id="rId156">
-        <w:r>
-          <w:rPr>
-            <w:lang w:val="id_ID" w:bidi="id_ID"/>
-          </w:rPr>
-          <w:rPr>
-            <w:color w:val="0000EE"/>
-            <w:u w:val="single"/>
-          </w:rPr>
-          <w:t>2 Tawarikh 8:7–8</w:t>
-        </w:r>
-      </w:hyperlink>
-    </w:p>
-    <w:p>
-      <w:pPr>
-        <w:pStyle w:val="ListBullet"/>
-        <w:spacing w:line="240" w:lineRule="auto"/>
-        <w:ind w:left="720"/>
-      </w:pPr>
-      <w:r>
-        <w:rPr>
-          <w:lang w:val="id_ID" w:bidi="id_ID"/>
-        </w:rPr>
-      </w:r>
-      <w:hyperlink r:id="rId150">
-        <w:r>
-          <w:rPr>
-            <w:lang w:val="id_ID" w:bidi="id_ID"/>
-          </w:rPr>
-          <w:rPr>
-            <w:color w:val="0000EE"/>
-            <w:u w:val="single"/>
-          </w:rPr>
-          <w:t>Keluaran 3:7–8</w:t>
-        </w:r>
-      </w:hyperlink>
-    </w:p>
-    <w:p>
-      <w:pPr>
-        <w:pStyle w:val="ListBullet"/>
-        <w:spacing w:line="240" w:lineRule="auto"/>
-        <w:ind w:left="720"/>
-      </w:pPr>
-      <w:r>
-        <w:rPr>
-          <w:lang w:val="id_ID" w:bidi="id_ID"/>
-        </w:rPr>
-      </w:r>
-      <w:hyperlink r:id="rId125">
-        <w:r>
-          <w:rPr>
-            <w:lang w:val="id_ID" w:bidi="id_ID"/>
-          </w:rPr>
-          <w:rPr>
-            <w:color w:val="0000EE"/>
-            <w:u w:val="single"/>
-          </w:rPr>
-          <w:t>Kejadian 34:2</w:t>
-        </w:r>
-      </w:hyperlink>
-    </w:p>
-    <w:p>
-      <w:pPr>
-        <w:pStyle w:val="ListBullet"/>
-        <w:spacing w:line="240" w:lineRule="auto"/>
-        <w:ind w:left="720"/>
-      </w:pPr>
-      <w:r>
-        <w:rPr>
-          <w:lang w:val="id_ID" w:bidi="id_ID"/>
-        </w:rPr>
-      </w:r>
-      <w:hyperlink r:id="rId157">
-        <w:r>
-          <w:rPr>
-            <w:lang w:val="id_ID" w:bidi="id_ID"/>
-          </w:rPr>
-          <w:rPr>
-            <w:color w:val="0000EE"/>
-            <w:u w:val="single"/>
-          </w:rPr>
-          <w:t>Yosua 9:1–2</w:t>
-        </w:r>
-      </w:hyperlink>
-    </w:p>
-    <w:p>
-      <w:pPr>
-        <w:pStyle w:val="ListBullet"/>
-        <w:spacing w:line="240" w:lineRule="auto"/>
-        <w:ind w:left="720"/>
-      </w:pPr>
-      <w:r>
-        <w:rPr>
-          <w:lang w:val="id_ID" w:bidi="id_ID"/>
-        </w:rPr>
-      </w:r>
-      <w:hyperlink r:id="rId158">
-        <w:r>
-          <w:rPr>
-            <w:lang w:val="id_ID" w:bidi="id_ID"/>
-          </w:rPr>
-          <w:rPr>
-            <w:color w:val="0000EE"/>
-            <w:u w:val="single"/>
-          </w:rPr>
-          <w:t>Hakim-Hakim 3:1–3</w:t>
-        </w:r>
-      </w:hyperlink>
+      <w:r>
+        <w:rPr>
+          <w:lang w:val="id_ID" w:bidi="id_ID"/>
+        </w:rPr>
+        <w:t>2 Tawarikh 8:7–8</w:t>
+      </w:r>
+    </w:p>
+    <w:p>
+      <w:pPr>
+        <w:pStyle w:val="ListBullet"/>
+        <w:spacing w:line="240" w:lineRule="auto"/>
+        <w:ind w:left="720"/>
+      </w:pPr>
+      <w:r>
+        <w:rPr>
+          <w:lang w:val="id_ID" w:bidi="id_ID"/>
+        </w:rPr>
+      </w:r>
+      <w:r>
+        <w:rPr>
+          <w:lang w:val="id_ID" w:bidi="id_ID"/>
+        </w:rPr>
+        <w:t>Keluaran 3:7–8</w:t>
+      </w:r>
+    </w:p>
+    <w:p>
+      <w:pPr>
+        <w:pStyle w:val="ListBullet"/>
+        <w:spacing w:line="240" w:lineRule="auto"/>
+        <w:ind w:left="720"/>
+      </w:pPr>
+      <w:r>
+        <w:rPr>
+          <w:lang w:val="id_ID" w:bidi="id_ID"/>
+        </w:rPr>
+      </w:r>
+      <w:r>
+        <w:rPr>
+          <w:lang w:val="id_ID" w:bidi="id_ID"/>
+        </w:rPr>
+        <w:t>Kejadian 34:2</w:t>
+      </w:r>
+    </w:p>
+    <w:p>
+      <w:pPr>
+        <w:pStyle w:val="ListBullet"/>
+        <w:spacing w:line="240" w:lineRule="auto"/>
+        <w:ind w:left="720"/>
+      </w:pPr>
+      <w:r>
+        <w:rPr>
+          <w:lang w:val="id_ID" w:bidi="id_ID"/>
+        </w:rPr>
+      </w:r>
+      <w:r>
+        <w:rPr>
+          <w:lang w:val="id_ID" w:bidi="id_ID"/>
+        </w:rPr>
+        <w:t>Yosua 9:1–2</w:t>
+      </w:r>
+    </w:p>
+    <w:p>
+      <w:pPr>
+        <w:pStyle w:val="ListBullet"/>
+        <w:spacing w:line="240" w:lineRule="auto"/>
+        <w:ind w:left="720"/>
+      </w:pPr>
+      <w:r>
+        <w:rPr>
+          <w:lang w:val="id_ID" w:bidi="id_ID"/>
+        </w:rPr>
+      </w:r>
+      <w:r>
+        <w:rPr>
+          <w:lang w:val="id_ID" w:bidi="id_ID"/>
+        </w:rPr>
+        <w:t>Hakim-Hakim 3:1–3</w:t>
+      </w:r>
     </w:p>
     <w:p>
       <w:pPr>
@@ -13948,18 +12904,12 @@
           <w:lang w:val="id_ID" w:bidi="id_ID"/>
         </w:rPr>
       </w:r>
-      <w:hyperlink r:id="rId159">
-        <w:r>
-          <w:rPr>
-            <w:lang w:val="id_ID" w:bidi="id_ID"/>
-          </w:rPr>
-          <w:rPr>
-            <w:color w:val="0000EE"/>
-            <w:u w:val="single"/>
-          </w:rPr>
-          <w:t>2 Raja-raja 18:18</w:t>
-        </w:r>
-      </w:hyperlink>
+      <w:r>
+        <w:rPr>
+          <w:lang w:val="id_ID" w:bidi="id_ID"/>
+        </w:rPr>
+        <w:t>2 Raja-raja 18:18</w:t>
+      </w:r>
     </w:p>
     <w:p>
       <w:pPr>
@@ -14217,114 +13167,84 @@
           <w:lang w:val="id_ID" w:bidi="id_ID"/>
         </w:rPr>
       </w:r>
-      <w:hyperlink r:id="rId160">
-        <w:r>
-          <w:rPr>
-            <w:lang w:val="id_ID" w:bidi="id_ID"/>
-          </w:rPr>
-          <w:rPr>
-            <w:color w:val="0000EE"/>
-            <w:u w:val="single"/>
-          </w:rPr>
-          <w:t>1 Tawarikh 3:13–14</w:t>
-        </w:r>
-      </w:hyperlink>
-    </w:p>
-    <w:p>
-      <w:pPr>
-        <w:pStyle w:val="ListBullet"/>
-        <w:spacing w:line="240" w:lineRule="auto"/>
-        <w:ind w:left="720"/>
-      </w:pPr>
-      <w:r>
-        <w:rPr>
-          <w:lang w:val="id_ID" w:bidi="id_ID"/>
-        </w:rPr>
-      </w:r>
-      <w:hyperlink r:id="rId161">
-        <w:r>
-          <w:rPr>
-            <w:lang w:val="id_ID" w:bidi="id_ID"/>
-          </w:rPr>
-          <w:rPr>
-            <w:color w:val="0000EE"/>
-            <w:u w:val="single"/>
-          </w:rPr>
-          <w:t>2 Raja-raja 16:19–20</w:t>
-        </w:r>
-      </w:hyperlink>
-    </w:p>
-    <w:p>
-      <w:pPr>
-        <w:pStyle w:val="ListBullet"/>
-        <w:spacing w:line="240" w:lineRule="auto"/>
-        <w:ind w:left="720"/>
-      </w:pPr>
-      <w:r>
-        <w:rPr>
-          <w:lang w:val="id_ID" w:bidi="id_ID"/>
-        </w:rPr>
-      </w:r>
-      <w:hyperlink r:id="rId162">
-        <w:r>
-          <w:rPr>
-            <w:lang w:val="id_ID" w:bidi="id_ID"/>
-          </w:rPr>
-          <w:rPr>
-            <w:color w:val="0000EE"/>
-            <w:u w:val="single"/>
-          </w:rPr>
-          <w:t>Hosea 1:1</w:t>
-        </w:r>
-      </w:hyperlink>
-    </w:p>
-    <w:p>
-      <w:pPr>
-        <w:pStyle w:val="ListBullet"/>
-        <w:spacing w:line="240" w:lineRule="auto"/>
-        <w:ind w:left="720"/>
-      </w:pPr>
-      <w:r>
-        <w:rPr>
-          <w:lang w:val="id_ID" w:bidi="id_ID"/>
-        </w:rPr>
-      </w:r>
-      <w:hyperlink r:id="rId163">
-        <w:r>
-          <w:rPr>
-            <w:lang w:val="id_ID" w:bidi="id_ID"/>
-          </w:rPr>
-          <w:rPr>
-            <w:color w:val="0000EE"/>
-            <w:u w:val="single"/>
-          </w:rPr>
-          <w:t>Matius 1:9–11</w:t>
-        </w:r>
-      </w:hyperlink>
-    </w:p>
-    <w:p>
-      <w:pPr>
-        <w:pStyle w:val="ListBullet"/>
-        <w:spacing w:line="240" w:lineRule="auto"/>
-        <w:ind w:left="720"/>
-      </w:pPr>
-      <w:r>
-        <w:rPr>
-          <w:lang w:val="id_ID" w:bidi="id_ID"/>
-        </w:rPr>
-      </w:r>
-      <w:hyperlink r:id="rId164">
-        <w:r>
-          <w:rPr>
-            <w:lang w:val="id_ID" w:bidi="id_ID"/>
-          </w:rPr>
-          <w:rPr>
-            <w:color w:val="0000EE"/>
-            <w:u w:val="single"/>
-          </w:rPr>
-          <w:t>Amsal 25:1–3</w:t>
-        </w:r>
-      </w:hyperlink>
+      <w:r>
+        <w:rPr>
+          <w:lang w:val="id_ID" w:bidi="id_ID"/>
+        </w:rPr>
+        <w:t>1 Tawarikh 3:13–14</w:t>
+      </w:r>
+    </w:p>
+    <w:p>
+      <w:pPr>
+        <w:pStyle w:val="ListBullet"/>
+        <w:spacing w:line="240" w:lineRule="auto"/>
+        <w:ind w:left="720"/>
+      </w:pPr>
+      <w:r>
+        <w:rPr>
+          <w:lang w:val="id_ID" w:bidi="id_ID"/>
+        </w:rPr>
+      </w:r>
+      <w:r>
+        <w:rPr>
+          <w:lang w:val="id_ID" w:bidi="id_ID"/>
+        </w:rPr>
+        <w:t>2 Raja-raja 16:19–20</w:t>
+      </w:r>
+    </w:p>
+    <w:p>
+      <w:pPr>
+        <w:pStyle w:val="ListBullet"/>
+        <w:spacing w:line="240" w:lineRule="auto"/>
+        <w:ind w:left="720"/>
+      </w:pPr>
+      <w:r>
+        <w:rPr>
+          <w:lang w:val="id_ID" w:bidi="id_ID"/>
+        </w:rPr>
+      </w:r>
+      <w:r>
+        <w:rPr>
+          <w:lang w:val="id_ID" w:bidi="id_ID"/>
+        </w:rPr>
+        <w:t>Hosea 1:1</w:t>
+      </w:r>
+    </w:p>
+    <w:p>
+      <w:pPr>
+        <w:pStyle w:val="ListBullet"/>
+        <w:spacing w:line="240" w:lineRule="auto"/>
+        <w:ind w:left="720"/>
+      </w:pPr>
+      <w:r>
+        <w:rPr>
+          <w:lang w:val="id_ID" w:bidi="id_ID"/>
+        </w:rPr>
+      </w:r>
+      <w:r>
+        <w:rPr>
+          <w:lang w:val="id_ID" w:bidi="id_ID"/>
+        </w:rPr>
+        <w:t>Matius 1:9–11</w:t>
+      </w:r>
+    </w:p>
+    <w:p>
+      <w:pPr>
+        <w:pStyle w:val="ListBullet"/>
+        <w:spacing w:line="240" w:lineRule="auto"/>
+        <w:ind w:left="720"/>
+      </w:pPr>
+      <w:r>
+        <w:rPr>
+          <w:lang w:val="id_ID" w:bidi="id_ID"/>
+        </w:rPr>
+      </w:r>
+      <w:r>
+        <w:rPr>
+          <w:lang w:val="id_ID" w:bidi="id_ID"/>
+        </w:rPr>
+        <w:t>Amsal 25:1–3</w:t>
+      </w:r>
     </w:p>
     <w:p>
       <w:pPr>
@@ -14540,66 +13460,48 @@
           <w:lang w:val="id_ID" w:bidi="id_ID"/>
         </w:rPr>
       </w:r>
-      <w:hyperlink r:id="rId165">
-        <w:r>
-          <w:rPr>
-            <w:lang w:val="id_ID" w:bidi="id_ID"/>
-          </w:rPr>
-          <w:rPr>
-            <w:color w:val="0000EE"/>
-            <w:u w:val="single"/>
-          </w:rPr>
-          <w:t>1 Petrus 1:15–17</w:t>
-        </w:r>
-      </w:hyperlink>
-    </w:p>
-    <w:p>
-      <w:pPr>
-        <w:pStyle w:val="ListBullet"/>
-        <w:spacing w:line="240" w:lineRule="auto"/>
-        <w:ind w:left="720"/>
-      </w:pPr>
-      <w:r>
-        <w:rPr>
-          <w:lang w:val="id_ID" w:bidi="id_ID"/>
-        </w:rPr>
-      </w:r>
-      <w:hyperlink r:id="rId166">
-        <w:r>
-          <w:rPr>
-            <w:lang w:val="id_ID" w:bidi="id_ID"/>
-          </w:rPr>
-          <w:rPr>
-            <w:color w:val="0000EE"/>
-            <w:u w:val="single"/>
-          </w:rPr>
-          <w:t>Ibrani 11:7</w:t>
-        </w:r>
-      </w:hyperlink>
-    </w:p>
-    <w:p>
-      <w:pPr>
-        <w:pStyle w:val="ListBullet"/>
-        <w:spacing w:line="240" w:lineRule="auto"/>
-        <w:ind w:left="720"/>
-      </w:pPr>
-      <w:r>
-        <w:rPr>
-          <w:lang w:val="id_ID" w:bidi="id_ID"/>
-        </w:rPr>
-      </w:r>
-      <w:hyperlink r:id="rId167">
-        <w:r>
-          <w:rPr>
-            <w:lang w:val="id_ID" w:bidi="id_ID"/>
-          </w:rPr>
-          <w:rPr>
-            <w:color w:val="0000EE"/>
-            <w:u w:val="single"/>
-          </w:rPr>
-          <w:t>Yesaya 44:17</w:t>
-        </w:r>
-      </w:hyperlink>
+      <w:r>
+        <w:rPr>
+          <w:lang w:val="id_ID" w:bidi="id_ID"/>
+        </w:rPr>
+        <w:t>1 Petrus 1:15–17</w:t>
+      </w:r>
+    </w:p>
+    <w:p>
+      <w:pPr>
+        <w:pStyle w:val="ListBullet"/>
+        <w:spacing w:line="240" w:lineRule="auto"/>
+        <w:ind w:left="720"/>
+      </w:pPr>
+      <w:r>
+        <w:rPr>
+          <w:lang w:val="id_ID" w:bidi="id_ID"/>
+        </w:rPr>
+      </w:r>
+      <w:r>
+        <w:rPr>
+          <w:lang w:val="id_ID" w:bidi="id_ID"/>
+        </w:rPr>
+        <w:t>Ibrani 11:7</w:t>
+      </w:r>
+    </w:p>
+    <w:p>
+      <w:pPr>
+        <w:pStyle w:val="ListBullet"/>
+        <w:spacing w:line="240" w:lineRule="auto"/>
+        <w:ind w:left="720"/>
+      </w:pPr>
+      <w:r>
+        <w:rPr>
+          <w:lang w:val="id_ID" w:bidi="id_ID"/>
+        </w:rPr>
+      </w:r>
+      <w:r>
+        <w:rPr>
+          <w:lang w:val="id_ID" w:bidi="id_ID"/>
+        </w:rPr>
+        <w:t>Yesaya 44:17</w:t>
+      </w:r>
     </w:p>
     <w:p>
       <w:pPr>
@@ -14913,66 +13815,48 @@
           <w:lang w:val="id_ID" w:bidi="id_ID"/>
         </w:rPr>
       </w:r>
-      <w:hyperlink r:id="rId168">
-        <w:r>
-          <w:rPr>
-            <w:lang w:val="id_ID" w:bidi="id_ID"/>
-          </w:rPr>
-          <w:rPr>
-            <w:color w:val="0000EE"/>
-            <w:u w:val="single"/>
-          </w:rPr>
-          <w:t>Hosea 1:1–2</w:t>
-        </w:r>
-      </w:hyperlink>
-    </w:p>
-    <w:p>
-      <w:pPr>
-        <w:pStyle w:val="ListBullet"/>
-        <w:spacing w:line="240" w:lineRule="auto"/>
-        <w:ind w:left="720"/>
-      </w:pPr>
-      <w:r>
-        <w:rPr>
-          <w:lang w:val="id_ID" w:bidi="id_ID"/>
-        </w:rPr>
-      </w:r>
-      <w:hyperlink r:id="rId169">
-        <w:r>
-          <w:rPr>
-            <w:lang w:val="id_ID" w:bidi="id_ID"/>
-          </w:rPr>
-          <w:rPr>
-            <w:color w:val="0000EE"/>
-            <w:u w:val="single"/>
-          </w:rPr>
-          <w:t>Hosea 1:3–5</w:t>
-        </w:r>
-      </w:hyperlink>
-    </w:p>
-    <w:p>
-      <w:pPr>
-        <w:pStyle w:val="ListBullet"/>
-        <w:spacing w:line="240" w:lineRule="auto"/>
-        <w:ind w:left="720"/>
-      </w:pPr>
-      <w:r>
-        <w:rPr>
-          <w:lang w:val="id_ID" w:bidi="id_ID"/>
-        </w:rPr>
-      </w:r>
-      <w:hyperlink r:id="rId170">
-        <w:r>
-          <w:rPr>
-            <w:lang w:val="id_ID" w:bidi="id_ID"/>
-          </w:rPr>
-          <w:rPr>
-            <w:color w:val="0000EE"/>
-            <w:u w:val="single"/>
-          </w:rPr>
-          <w:t>Hosea 1:6–7</w:t>
-        </w:r>
-      </w:hyperlink>
+      <w:r>
+        <w:rPr>
+          <w:lang w:val="id_ID" w:bidi="id_ID"/>
+        </w:rPr>
+        <w:t>Hosea 1:1–2</w:t>
+      </w:r>
+    </w:p>
+    <w:p>
+      <w:pPr>
+        <w:pStyle w:val="ListBullet"/>
+        <w:spacing w:line="240" w:lineRule="auto"/>
+        <w:ind w:left="720"/>
+      </w:pPr>
+      <w:r>
+        <w:rPr>
+          <w:lang w:val="id_ID" w:bidi="id_ID"/>
+        </w:rPr>
+      </w:r>
+      <w:r>
+        <w:rPr>
+          <w:lang w:val="id_ID" w:bidi="id_ID"/>
+        </w:rPr>
+        <w:t>Hosea 1:3–5</w:t>
+      </w:r>
+    </w:p>
+    <w:p>
+      <w:pPr>
+        <w:pStyle w:val="ListBullet"/>
+        <w:spacing w:line="240" w:lineRule="auto"/>
+        <w:ind w:left="720"/>
+      </w:pPr>
+      <w:r>
+        <w:rPr>
+          <w:lang w:val="id_ID" w:bidi="id_ID"/>
+        </w:rPr>
+      </w:r>
+      <w:r>
+        <w:rPr>
+          <w:lang w:val="id_ID" w:bidi="id_ID"/>
+        </w:rPr>
+        <w:t>Hosea 1:6–7</w:t>
+      </w:r>
     </w:p>
     <w:p>
       <w:pPr>
@@ -15256,114 +14140,84 @@
           <w:lang w:val="id_ID" w:bidi="id_ID"/>
         </w:rPr>
       </w:r>
-      <w:hyperlink r:id="rId171">
-        <w:r>
-          <w:rPr>
-            <w:lang w:val="id_ID" w:bidi="id_ID"/>
-          </w:rPr>
-          <w:rPr>
-            <w:color w:val="0000EE"/>
-            <w:u w:val="single"/>
-          </w:rPr>
-          <w:t>1 Tawarikh 27:20</w:t>
-        </w:r>
-      </w:hyperlink>
-    </w:p>
-    <w:p>
-      <w:pPr>
-        <w:pStyle w:val="ListBullet"/>
-        <w:spacing w:line="240" w:lineRule="auto"/>
-        <w:ind w:left="720"/>
-      </w:pPr>
-      <w:r>
-        <w:rPr>
-          <w:lang w:val="id_ID" w:bidi="id_ID"/>
-        </w:rPr>
-      </w:r>
-      <w:hyperlink r:id="rId172">
-        <w:r>
-          <w:rPr>
-            <w:lang w:val="id_ID" w:bidi="id_ID"/>
-          </w:rPr>
-          <w:rPr>
-            <w:color w:val="0000EE"/>
-            <w:u w:val="single"/>
-          </w:rPr>
-          <w:t>2 Raja-raja 15:30</w:t>
-        </w:r>
-      </w:hyperlink>
-    </w:p>
-    <w:p>
-      <w:pPr>
-        <w:pStyle w:val="ListBullet"/>
-        <w:spacing w:line="240" w:lineRule="auto"/>
-        <w:ind w:left="720"/>
-      </w:pPr>
-      <w:r>
-        <w:rPr>
-          <w:lang w:val="id_ID" w:bidi="id_ID"/>
-        </w:rPr>
-      </w:r>
-      <w:hyperlink r:id="rId173">
-        <w:r>
-          <w:rPr>
-            <w:lang w:val="id_ID" w:bidi="id_ID"/>
-          </w:rPr>
-          <w:rPr>
-            <w:color w:val="0000EE"/>
-            <w:u w:val="single"/>
-          </w:rPr>
-          <w:t>2 Raja-raja 17:3</w:t>
-        </w:r>
-      </w:hyperlink>
-    </w:p>
-    <w:p>
-      <w:pPr>
-        <w:pStyle w:val="ListBullet"/>
-        <w:spacing w:line="240" w:lineRule="auto"/>
-        <w:ind w:left="720"/>
-      </w:pPr>
-      <w:r>
-        <w:rPr>
-          <w:lang w:val="id_ID" w:bidi="id_ID"/>
-        </w:rPr>
-      </w:r>
-      <w:hyperlink r:id="rId174">
-        <w:r>
-          <w:rPr>
-            <w:lang w:val="id_ID" w:bidi="id_ID"/>
-          </w:rPr>
-          <w:rPr>
-            <w:color w:val="0000EE"/>
-            <w:u w:val="single"/>
-          </w:rPr>
-          <w:t>2 Raja-raja 18:1</w:t>
-        </w:r>
-      </w:hyperlink>
-    </w:p>
-    <w:p>
-      <w:pPr>
-        <w:pStyle w:val="ListBullet"/>
-        <w:spacing w:line="240" w:lineRule="auto"/>
-        <w:ind w:left="720"/>
-      </w:pPr>
-      <w:r>
-        <w:rPr>
-          <w:lang w:val="id_ID" w:bidi="id_ID"/>
-        </w:rPr>
-      </w:r>
-      <w:hyperlink r:id="rId175">
-        <w:r>
-          <w:rPr>
-            <w:lang w:val="id_ID" w:bidi="id_ID"/>
-          </w:rPr>
-          <w:rPr>
-            <w:color w:val="0000EE"/>
-            <w:u w:val="single"/>
-          </w:rPr>
-          <w:t>2 Raja-raja 18:9</w:t>
-        </w:r>
-      </w:hyperlink>
+      <w:r>
+        <w:rPr>
+          <w:lang w:val="id_ID" w:bidi="id_ID"/>
+        </w:rPr>
+        <w:t>1 Tawarikh 27:20</w:t>
+      </w:r>
+    </w:p>
+    <w:p>
+      <w:pPr>
+        <w:pStyle w:val="ListBullet"/>
+        <w:spacing w:line="240" w:lineRule="auto"/>
+        <w:ind w:left="720"/>
+      </w:pPr>
+      <w:r>
+        <w:rPr>
+          <w:lang w:val="id_ID" w:bidi="id_ID"/>
+        </w:rPr>
+      </w:r>
+      <w:r>
+        <w:rPr>
+          <w:lang w:val="id_ID" w:bidi="id_ID"/>
+        </w:rPr>
+        <w:t>2 Raja-raja 15:30</w:t>
+      </w:r>
+    </w:p>
+    <w:p>
+      <w:pPr>
+        <w:pStyle w:val="ListBullet"/>
+        <w:spacing w:line="240" w:lineRule="auto"/>
+        <w:ind w:left="720"/>
+      </w:pPr>
+      <w:r>
+        <w:rPr>
+          <w:lang w:val="id_ID" w:bidi="id_ID"/>
+        </w:rPr>
+      </w:r>
+      <w:r>
+        <w:rPr>
+          <w:lang w:val="id_ID" w:bidi="id_ID"/>
+        </w:rPr>
+        <w:t>2 Raja-raja 17:3</w:t>
+      </w:r>
+    </w:p>
+    <w:p>
+      <w:pPr>
+        <w:pStyle w:val="ListBullet"/>
+        <w:spacing w:line="240" w:lineRule="auto"/>
+        <w:ind w:left="720"/>
+      </w:pPr>
+      <w:r>
+        <w:rPr>
+          <w:lang w:val="id_ID" w:bidi="id_ID"/>
+        </w:rPr>
+      </w:r>
+      <w:r>
+        <w:rPr>
+          <w:lang w:val="id_ID" w:bidi="id_ID"/>
+        </w:rPr>
+        <w:t>2 Raja-raja 18:1</w:t>
+      </w:r>
+    </w:p>
+    <w:p>
+      <w:pPr>
+        <w:pStyle w:val="ListBullet"/>
+        <w:spacing w:line="240" w:lineRule="auto"/>
+        <w:ind w:left="720"/>
+      </w:pPr>
+      <w:r>
+        <w:rPr>
+          <w:lang w:val="id_ID" w:bidi="id_ID"/>
+        </w:rPr>
+      </w:r>
+      <w:r>
+        <w:rPr>
+          <w:lang w:val="id_ID" w:bidi="id_ID"/>
+        </w:rPr>
+        <w:t>2 Raja-raja 18:9</w:t>
+      </w:r>
     </w:p>
     <w:p>
       <w:pPr>
@@ -15561,114 +14415,84 @@
           <w:lang w:val="id_ID" w:bidi="id_ID"/>
         </w:rPr>
       </w:r>
-      <w:hyperlink r:id="rId176">
-        <w:r>
-          <w:rPr>
-            <w:lang w:val="id_ID" w:bidi="id_ID"/>
-          </w:rPr>
-          <w:rPr>
-            <w:color w:val="0000EE"/>
-            <w:u w:val="single"/>
-          </w:rPr>
-          <w:t>Matius 27:29</w:t>
-        </w:r>
-      </w:hyperlink>
-    </w:p>
-    <w:p>
-      <w:pPr>
-        <w:pStyle w:val="ListBullet"/>
-        <w:spacing w:line="240" w:lineRule="auto"/>
-        <w:ind w:left="720"/>
-      </w:pPr>
-      <w:r>
-        <w:rPr>
-          <w:lang w:val="id_ID" w:bidi="id_ID"/>
-        </w:rPr>
-      </w:r>
-      <w:hyperlink r:id="rId177">
-        <w:r>
-          <w:rPr>
-            <w:lang w:val="id_ID" w:bidi="id_ID"/>
-          </w:rPr>
-          <w:rPr>
-            <w:color w:val="0000EE"/>
-            <w:u w:val="single"/>
-          </w:rPr>
-          <w:t>Matius 28:8–10</w:t>
-        </w:r>
-      </w:hyperlink>
-    </w:p>
-    <w:p>
-      <w:pPr>
-        <w:pStyle w:val="ListBullet"/>
-        <w:spacing w:line="240" w:lineRule="auto"/>
-        <w:ind w:left="720"/>
-      </w:pPr>
-      <w:r>
-        <w:rPr>
-          <w:lang w:val="id_ID" w:bidi="id_ID"/>
-        </w:rPr>
-      </w:r>
-      <w:hyperlink r:id="rId178">
-        <w:r>
-          <w:rPr>
-            <w:lang w:val="id_ID" w:bidi="id_ID"/>
-          </w:rPr>
-          <w:rPr>
-            <w:color w:val="0000EE"/>
-            <w:u w:val="single"/>
-          </w:rPr>
-          <w:t>Mazmur 78:48</w:t>
-        </w:r>
-      </w:hyperlink>
-    </w:p>
-    <w:p>
-      <w:pPr>
-        <w:pStyle w:val="ListBullet"/>
-        <w:spacing w:line="240" w:lineRule="auto"/>
-        <w:ind w:left="720"/>
-      </w:pPr>
-      <w:r>
-        <w:rPr>
-          <w:lang w:val="id_ID" w:bidi="id_ID"/>
-        </w:rPr>
-      </w:r>
-      <w:hyperlink r:id="rId179">
-        <w:r>
-          <w:rPr>
-            <w:lang w:val="id_ID" w:bidi="id_ID"/>
-          </w:rPr>
-          <w:rPr>
-            <w:color w:val="0000EE"/>
-            <w:u w:val="single"/>
-          </w:rPr>
-          <w:t>Mazmur 148:8</w:t>
-        </w:r>
-      </w:hyperlink>
-    </w:p>
-    <w:p>
-      <w:pPr>
-        <w:pStyle w:val="ListBullet"/>
-        <w:spacing w:line="240" w:lineRule="auto"/>
-        <w:ind w:left="720"/>
-      </w:pPr>
-      <w:r>
-        <w:rPr>
-          <w:lang w:val="id_ID" w:bidi="id_ID"/>
-        </w:rPr>
-      </w:r>
-      <w:hyperlink r:id="rId180">
-        <w:r>
-          <w:rPr>
-            <w:lang w:val="id_ID" w:bidi="id_ID"/>
-          </w:rPr>
-          <w:rPr>
-            <w:color w:val="0000EE"/>
-            <w:u w:val="single"/>
-          </w:rPr>
-          <w:t>Wahyu 8:7</w:t>
-        </w:r>
-      </w:hyperlink>
+      <w:r>
+        <w:rPr>
+          <w:lang w:val="id_ID" w:bidi="id_ID"/>
+        </w:rPr>
+        <w:t>Matius 27:29</w:t>
+      </w:r>
+    </w:p>
+    <w:p>
+      <w:pPr>
+        <w:pStyle w:val="ListBullet"/>
+        <w:spacing w:line="240" w:lineRule="auto"/>
+        <w:ind w:left="720"/>
+      </w:pPr>
+      <w:r>
+        <w:rPr>
+          <w:lang w:val="id_ID" w:bidi="id_ID"/>
+        </w:rPr>
+      </w:r>
+      <w:r>
+        <w:rPr>
+          <w:lang w:val="id_ID" w:bidi="id_ID"/>
+        </w:rPr>
+        <w:t>Matius 28:8–10</w:t>
+      </w:r>
+    </w:p>
+    <w:p>
+      <w:pPr>
+        <w:pStyle w:val="ListBullet"/>
+        <w:spacing w:line="240" w:lineRule="auto"/>
+        <w:ind w:left="720"/>
+      </w:pPr>
+      <w:r>
+        <w:rPr>
+          <w:lang w:val="id_ID" w:bidi="id_ID"/>
+        </w:rPr>
+      </w:r>
+      <w:r>
+        <w:rPr>
+          <w:lang w:val="id_ID" w:bidi="id_ID"/>
+        </w:rPr>
+        <w:t>Mazmur 78:48</w:t>
+      </w:r>
+    </w:p>
+    <w:p>
+      <w:pPr>
+        <w:pStyle w:val="ListBullet"/>
+        <w:spacing w:line="240" w:lineRule="auto"/>
+        <w:ind w:left="720"/>
+      </w:pPr>
+      <w:r>
+        <w:rPr>
+          <w:lang w:val="id_ID" w:bidi="id_ID"/>
+        </w:rPr>
+      </w:r>
+      <w:r>
+        <w:rPr>
+          <w:lang w:val="id_ID" w:bidi="id_ID"/>
+        </w:rPr>
+        <w:t>Mazmur 148:8</w:t>
+      </w:r>
+    </w:p>
+    <w:p>
+      <w:pPr>
+        <w:pStyle w:val="ListBullet"/>
+        <w:spacing w:line="240" w:lineRule="auto"/>
+        <w:ind w:left="720"/>
+      </w:pPr>
+      <w:r>
+        <w:rPr>
+          <w:lang w:val="id_ID" w:bidi="id_ID"/>
+        </w:rPr>
+      </w:r>
+      <w:r>
+        <w:rPr>
+          <w:lang w:val="id_ID" w:bidi="id_ID"/>
+        </w:rPr>
+        <w:t>Wahyu 8:7</w:t>
+      </w:r>
     </w:p>
     <w:p>
       <w:pPr>
@@ -15914,138 +14738,102 @@
           <w:lang w:val="id_ID" w:bidi="id_ID"/>
         </w:rPr>
       </w:r>
-      <w:hyperlink r:id="rId181">
-        <w:r>
-          <w:rPr>
-            <w:lang w:val="id_ID" w:bidi="id_ID"/>
-          </w:rPr>
-          <w:rPr>
-            <w:color w:val="0000EE"/>
-            <w:u w:val="single"/>
-          </w:rPr>
-          <w:t>Ulangan 4:2</w:t>
-        </w:r>
-      </w:hyperlink>
-    </w:p>
-    <w:p>
-      <w:pPr>
-        <w:pStyle w:val="ListBullet"/>
-        <w:spacing w:line="240" w:lineRule="auto"/>
-        <w:ind w:left="720"/>
-      </w:pPr>
-      <w:r>
-        <w:rPr>
-          <w:lang w:val="id_ID" w:bidi="id_ID"/>
-        </w:rPr>
-      </w:r>
-      <w:hyperlink r:id="rId182">
-        <w:r>
-          <w:rPr>
-            <w:lang w:val="id_ID" w:bidi="id_ID"/>
-          </w:rPr>
-          <w:rPr>
-            <w:color w:val="0000EE"/>
-            <w:u w:val="single"/>
-          </w:rPr>
-          <w:t>Ester 3:8–9</w:t>
-        </w:r>
-      </w:hyperlink>
-    </w:p>
-    <w:p>
-      <w:pPr>
-        <w:pStyle w:val="ListBullet"/>
-        <w:spacing w:line="240" w:lineRule="auto"/>
-        <w:ind w:left="720"/>
-      </w:pPr>
-      <w:r>
-        <w:rPr>
-          <w:lang w:val="id_ID" w:bidi="id_ID"/>
-        </w:rPr>
-      </w:r>
-      <w:hyperlink r:id="rId183">
-        <w:r>
-          <w:rPr>
-            <w:lang w:val="id_ID" w:bidi="id_ID"/>
-          </w:rPr>
-          <w:rPr>
-            <w:color w:val="0000EE"/>
-            <w:u w:val="single"/>
-          </w:rPr>
-          <w:t>Keluaran 12:12–14</w:t>
-        </w:r>
-      </w:hyperlink>
-    </w:p>
-    <w:p>
-      <w:pPr>
-        <w:pStyle w:val="ListBullet"/>
-        <w:spacing w:line="240" w:lineRule="auto"/>
-        <w:ind w:left="720"/>
-      </w:pPr>
-      <w:r>
-        <w:rPr>
-          <w:lang w:val="id_ID" w:bidi="id_ID"/>
-        </w:rPr>
-      </w:r>
-      <w:hyperlink r:id="rId184">
-        <w:r>
-          <w:rPr>
-            <w:lang w:val="id_ID" w:bidi="id_ID"/>
-          </w:rPr>
-          <w:rPr>
-            <w:color w:val="0000EE"/>
-            <w:u w:val="single"/>
-          </w:rPr>
-          <w:t>Kejadian 26:5</w:t>
-        </w:r>
-      </w:hyperlink>
-    </w:p>
-    <w:p>
-      <w:pPr>
-        <w:pStyle w:val="ListBullet"/>
-        <w:spacing w:line="240" w:lineRule="auto"/>
-        <w:ind w:left="720"/>
-      </w:pPr>
-      <w:r>
-        <w:rPr>
-          <w:lang w:val="id_ID" w:bidi="id_ID"/>
-        </w:rPr>
-      </w:r>
-      <w:hyperlink r:id="rId185">
-        <w:r>
-          <w:rPr>
-            <w:lang w:val="id_ID" w:bidi="id_ID"/>
-          </w:rPr>
-          <w:rPr>
-            <w:color w:val="0000EE"/>
-            <w:u w:val="single"/>
-          </w:rPr>
-          <w:t>Yohanes 18:31</w:t>
-        </w:r>
-      </w:hyperlink>
-    </w:p>
-    <w:p>
-      <w:pPr>
-        <w:pStyle w:val="ListBullet"/>
-        <w:spacing w:line="240" w:lineRule="auto"/>
-        <w:ind w:left="720"/>
-      </w:pPr>
-      <w:r>
-        <w:rPr>
-          <w:lang w:val="id_ID" w:bidi="id_ID"/>
-        </w:rPr>
-      </w:r>
-      <w:hyperlink r:id="rId186">
-        <w:r>
-          <w:rPr>
-            <w:lang w:val="id_ID" w:bidi="id_ID"/>
-          </w:rPr>
-          <w:rPr>
-            <w:color w:val="0000EE"/>
-            <w:u w:val="single"/>
-          </w:rPr>
-          <w:t>Roma 7:1</w:t>
-        </w:r>
-      </w:hyperlink>
+      <w:r>
+        <w:rPr>
+          <w:lang w:val="id_ID" w:bidi="id_ID"/>
+        </w:rPr>
+        <w:t>Ulangan 4:2</w:t>
+      </w:r>
+    </w:p>
+    <w:p>
+      <w:pPr>
+        <w:pStyle w:val="ListBullet"/>
+        <w:spacing w:line="240" w:lineRule="auto"/>
+        <w:ind w:left="720"/>
+      </w:pPr>
+      <w:r>
+        <w:rPr>
+          <w:lang w:val="id_ID" w:bidi="id_ID"/>
+        </w:rPr>
+      </w:r>
+      <w:r>
+        <w:rPr>
+          <w:lang w:val="id_ID" w:bidi="id_ID"/>
+        </w:rPr>
+        <w:t>Ester 3:8–9</w:t>
+      </w:r>
+    </w:p>
+    <w:p>
+      <w:pPr>
+        <w:pStyle w:val="ListBullet"/>
+        <w:spacing w:line="240" w:lineRule="auto"/>
+        <w:ind w:left="720"/>
+      </w:pPr>
+      <w:r>
+        <w:rPr>
+          <w:lang w:val="id_ID" w:bidi="id_ID"/>
+        </w:rPr>
+      </w:r>
+      <w:r>
+        <w:rPr>
+          <w:lang w:val="id_ID" w:bidi="id_ID"/>
+        </w:rPr>
+        <w:t>Keluaran 12:12–14</w:t>
+      </w:r>
+    </w:p>
+    <w:p>
+      <w:pPr>
+        <w:pStyle w:val="ListBullet"/>
+        <w:spacing w:line="240" w:lineRule="auto"/>
+        <w:ind w:left="720"/>
+      </w:pPr>
+      <w:r>
+        <w:rPr>
+          <w:lang w:val="id_ID" w:bidi="id_ID"/>
+        </w:rPr>
+      </w:r>
+      <w:r>
+        <w:rPr>
+          <w:lang w:val="id_ID" w:bidi="id_ID"/>
+        </w:rPr>
+        <w:t>Kejadian 26:5</w:t>
+      </w:r>
+    </w:p>
+    <w:p>
+      <w:pPr>
+        <w:pStyle w:val="ListBullet"/>
+        <w:spacing w:line="240" w:lineRule="auto"/>
+        <w:ind w:left="720"/>
+      </w:pPr>
+      <w:r>
+        <w:rPr>
+          <w:lang w:val="id_ID" w:bidi="id_ID"/>
+        </w:rPr>
+      </w:r>
+      <w:r>
+        <w:rPr>
+          <w:lang w:val="id_ID" w:bidi="id_ID"/>
+        </w:rPr>
+        <w:t>Yohanes 18:31</w:t>
+      </w:r>
+    </w:p>
+    <w:p>
+      <w:pPr>
+        <w:pStyle w:val="ListBullet"/>
+        <w:spacing w:line="240" w:lineRule="auto"/>
+        <w:ind w:left="720"/>
+      </w:pPr>
+      <w:r>
+        <w:rPr>
+          <w:lang w:val="id_ID" w:bidi="id_ID"/>
+        </w:rPr>
+      </w:r>
+      <w:r>
+        <w:rPr>
+          <w:lang w:val="id_ID" w:bidi="id_ID"/>
+        </w:rPr>
+        <w:t>Roma 7:1</w:t>
+      </w:r>
     </w:p>
     <w:p>
       <w:pPr>
@@ -16458,210 +15246,156 @@
           <w:lang w:val="id_ID" w:bidi="id_ID"/>
         </w:rPr>
       </w:r>
-      <w:hyperlink r:id="rId19">
-        <w:r>
-          <w:rPr>
-            <w:lang w:val="id_ID" w:bidi="id_ID"/>
-          </w:rPr>
-          <w:rPr>
-            <w:color w:val="0000EE"/>
-            <w:u w:val="single"/>
-          </w:rPr>
-          <w:t>Kisah Para Rasul 15:6</w:t>
-        </w:r>
-      </w:hyperlink>
-    </w:p>
-    <w:p>
-      <w:pPr>
-        <w:pStyle w:val="ListBullet"/>
-        <w:spacing w:line="240" w:lineRule="auto"/>
-        <w:ind w:left="720"/>
-      </w:pPr>
-      <w:r>
-        <w:rPr>
-          <w:lang w:val="id_ID" w:bidi="id_ID"/>
-        </w:rPr>
-      </w:r>
-      <w:hyperlink r:id="rId187">
-        <w:r>
-          <w:rPr>
-            <w:lang w:val="id_ID" w:bidi="id_ID"/>
-          </w:rPr>
-          <w:rPr>
-            <w:color w:val="0000EE"/>
-            <w:u w:val="single"/>
-          </w:rPr>
-          <w:t>Daniel 9:13</w:t>
-        </w:r>
-      </w:hyperlink>
-    </w:p>
-    <w:p>
-      <w:pPr>
-        <w:pStyle w:val="ListBullet"/>
-        <w:spacing w:line="240" w:lineRule="auto"/>
-        <w:ind w:left="720"/>
-      </w:pPr>
-      <w:r>
-        <w:rPr>
-          <w:lang w:val="id_ID" w:bidi="id_ID"/>
-        </w:rPr>
-      </w:r>
-      <w:hyperlink r:id="rId188">
-        <w:r>
-          <w:rPr>
-            <w:lang w:val="id_ID" w:bidi="id_ID"/>
-          </w:rPr>
-          <w:rPr>
-            <w:color w:val="0000EE"/>
-            <w:u w:val="single"/>
-          </w:rPr>
-          <w:t>Keluaran 28:42–43</w:t>
-        </w:r>
-      </w:hyperlink>
-    </w:p>
-    <w:p>
-      <w:pPr>
-        <w:pStyle w:val="ListBullet"/>
-        <w:spacing w:line="240" w:lineRule="auto"/>
-        <w:ind w:left="720"/>
-      </w:pPr>
-      <w:r>
-        <w:rPr>
-          <w:lang w:val="id_ID" w:bidi="id_ID"/>
-        </w:rPr>
-      </w:r>
-      <w:hyperlink r:id="rId189">
-        <w:r>
-          <w:rPr>
-            <w:lang w:val="id_ID" w:bidi="id_ID"/>
-          </w:rPr>
-          <w:rPr>
-            <w:color w:val="0000EE"/>
-            <w:u w:val="single"/>
-          </w:rPr>
-          <w:t>Ezra 7:25–26</w:t>
-        </w:r>
-      </w:hyperlink>
-    </w:p>
-    <w:p>
-      <w:pPr>
-        <w:pStyle w:val="ListBullet"/>
-        <w:spacing w:line="240" w:lineRule="auto"/>
-        <w:ind w:left="720"/>
-      </w:pPr>
-      <w:r>
-        <w:rPr>
-          <w:lang w:val="id_ID" w:bidi="id_ID"/>
-        </w:rPr>
-      </w:r>
-      <w:hyperlink r:id="rId190">
-        <w:r>
-          <w:rPr>
-            <w:lang w:val="id_ID" w:bidi="id_ID"/>
-          </w:rPr>
-          <w:rPr>
-            <w:color w:val="0000EE"/>
-            <w:u w:val="single"/>
-          </w:rPr>
-          <w:t>Galatia 2:15</w:t>
-        </w:r>
-      </w:hyperlink>
-    </w:p>
-    <w:p>
-      <w:pPr>
-        <w:pStyle w:val="ListBullet"/>
-        <w:spacing w:line="240" w:lineRule="auto"/>
-        <w:ind w:left="720"/>
-      </w:pPr>
-      <w:r>
-        <w:rPr>
-          <w:lang w:val="id_ID" w:bidi="id_ID"/>
-        </w:rPr>
-      </w:r>
-      <w:hyperlink r:id="rId191">
-        <w:r>
-          <w:rPr>
-            <w:lang w:val="id_ID" w:bidi="id_ID"/>
-          </w:rPr>
-          <w:rPr>
-            <w:color w:val="0000EE"/>
-            <w:u w:val="single"/>
-          </w:rPr>
-          <w:t>Lukas 24:44</w:t>
-        </w:r>
-      </w:hyperlink>
-    </w:p>
-    <w:p>
-      <w:pPr>
-        <w:pStyle w:val="ListBullet"/>
-        <w:spacing w:line="240" w:lineRule="auto"/>
-        <w:ind w:left="720"/>
-      </w:pPr>
-      <w:r>
-        <w:rPr>
-          <w:lang w:val="id_ID" w:bidi="id_ID"/>
-        </w:rPr>
-      </w:r>
-      <w:hyperlink r:id="rId192">
-        <w:r>
-          <w:rPr>
-            <w:lang w:val="id_ID" w:bidi="id_ID"/>
-          </w:rPr>
-          <w:rPr>
-            <w:color w:val="0000EE"/>
-            <w:u w:val="single"/>
-          </w:rPr>
-          <w:t>Matius 5:18</w:t>
-        </w:r>
-      </w:hyperlink>
-    </w:p>
-    <w:p>
-      <w:pPr>
-        <w:pStyle w:val="ListBullet"/>
-        <w:spacing w:line="240" w:lineRule="auto"/>
-        <w:ind w:left="720"/>
-      </w:pPr>
-      <w:r>
-        <w:rPr>
-          <w:lang w:val="id_ID" w:bidi="id_ID"/>
-        </w:rPr>
-      </w:r>
-      <w:hyperlink r:id="rId193">
-        <w:r>
-          <w:rPr>
-            <w:lang w:val="id_ID" w:bidi="id_ID"/>
-          </w:rPr>
-          <w:rPr>
-            <w:color w:val="0000EE"/>
-            <w:u w:val="single"/>
-          </w:rPr>
-          <w:t>Nehemia 10:29</w:t>
-        </w:r>
-      </w:hyperlink>
-    </w:p>
-    <w:p>
-      <w:pPr>
-        <w:pStyle w:val="ListBullet"/>
-        <w:spacing w:line="240" w:lineRule="auto"/>
-        <w:ind w:left="720"/>
-      </w:pPr>
-      <w:r>
-        <w:rPr>
-          <w:lang w:val="id_ID" w:bidi="id_ID"/>
-        </w:rPr>
-      </w:r>
-      <w:hyperlink r:id="rId194">
-        <w:r>
-          <w:rPr>
-            <w:lang w:val="id_ID" w:bidi="id_ID"/>
-          </w:rPr>
-          <w:rPr>
-            <w:color w:val="0000EE"/>
-            <w:u w:val="single"/>
-          </w:rPr>
-          <w:t>Roma 3:20</w:t>
-        </w:r>
-      </w:hyperlink>
+      <w:r>
+        <w:rPr>
+          <w:lang w:val="id_ID" w:bidi="id_ID"/>
+        </w:rPr>
+        <w:t>Kisah Para Rasul 15:6</w:t>
+      </w:r>
+    </w:p>
+    <w:p>
+      <w:pPr>
+        <w:pStyle w:val="ListBullet"/>
+        <w:spacing w:line="240" w:lineRule="auto"/>
+        <w:ind w:left="720"/>
+      </w:pPr>
+      <w:r>
+        <w:rPr>
+          <w:lang w:val="id_ID" w:bidi="id_ID"/>
+        </w:rPr>
+      </w:r>
+      <w:r>
+        <w:rPr>
+          <w:lang w:val="id_ID" w:bidi="id_ID"/>
+        </w:rPr>
+        <w:t>Daniel 9:13</w:t>
+      </w:r>
+    </w:p>
+    <w:p>
+      <w:pPr>
+        <w:pStyle w:val="ListBullet"/>
+        <w:spacing w:line="240" w:lineRule="auto"/>
+        <w:ind w:left="720"/>
+      </w:pPr>
+      <w:r>
+        <w:rPr>
+          <w:lang w:val="id_ID" w:bidi="id_ID"/>
+        </w:rPr>
+      </w:r>
+      <w:r>
+        <w:rPr>
+          <w:lang w:val="id_ID" w:bidi="id_ID"/>
+        </w:rPr>
+        <w:t>Keluaran 28:42–43</w:t>
+      </w:r>
+    </w:p>
+    <w:p>
+      <w:pPr>
+        <w:pStyle w:val="ListBullet"/>
+        <w:spacing w:line="240" w:lineRule="auto"/>
+        <w:ind w:left="720"/>
+      </w:pPr>
+      <w:r>
+        <w:rPr>
+          <w:lang w:val="id_ID" w:bidi="id_ID"/>
+        </w:rPr>
+      </w:r>
+      <w:r>
+        <w:rPr>
+          <w:lang w:val="id_ID" w:bidi="id_ID"/>
+        </w:rPr>
+        <w:t>Ezra 7:25–26</w:t>
+      </w:r>
+    </w:p>
+    <w:p>
+      <w:pPr>
+        <w:pStyle w:val="ListBullet"/>
+        <w:spacing w:line="240" w:lineRule="auto"/>
+        <w:ind w:left="720"/>
+      </w:pPr>
+      <w:r>
+        <w:rPr>
+          <w:lang w:val="id_ID" w:bidi="id_ID"/>
+        </w:rPr>
+      </w:r>
+      <w:r>
+        <w:rPr>
+          <w:lang w:val="id_ID" w:bidi="id_ID"/>
+        </w:rPr>
+        <w:t>Galatia 2:15</w:t>
+      </w:r>
+    </w:p>
+    <w:p>
+      <w:pPr>
+        <w:pStyle w:val="ListBullet"/>
+        <w:spacing w:line="240" w:lineRule="auto"/>
+        <w:ind w:left="720"/>
+      </w:pPr>
+      <w:r>
+        <w:rPr>
+          <w:lang w:val="id_ID" w:bidi="id_ID"/>
+        </w:rPr>
+      </w:r>
+      <w:r>
+        <w:rPr>
+          <w:lang w:val="id_ID" w:bidi="id_ID"/>
+        </w:rPr>
+        <w:t>Lukas 24:44</w:t>
+      </w:r>
+    </w:p>
+    <w:p>
+      <w:pPr>
+        <w:pStyle w:val="ListBullet"/>
+        <w:spacing w:line="240" w:lineRule="auto"/>
+        <w:ind w:left="720"/>
+      </w:pPr>
+      <w:r>
+        <w:rPr>
+          <w:lang w:val="id_ID" w:bidi="id_ID"/>
+        </w:rPr>
+      </w:r>
+      <w:r>
+        <w:rPr>
+          <w:lang w:val="id_ID" w:bidi="id_ID"/>
+        </w:rPr>
+        <w:t>Matius 5:18</w:t>
+      </w:r>
+    </w:p>
+    <w:p>
+      <w:pPr>
+        <w:pStyle w:val="ListBullet"/>
+        <w:spacing w:line="240" w:lineRule="auto"/>
+        <w:ind w:left="720"/>
+      </w:pPr>
+      <w:r>
+        <w:rPr>
+          <w:lang w:val="id_ID" w:bidi="id_ID"/>
+        </w:rPr>
+      </w:r>
+      <w:r>
+        <w:rPr>
+          <w:lang w:val="id_ID" w:bidi="id_ID"/>
+        </w:rPr>
+        <w:t>Nehemia 10:29</w:t>
+      </w:r>
+    </w:p>
+    <w:p>
+      <w:pPr>
+        <w:pStyle w:val="ListBullet"/>
+        <w:spacing w:line="240" w:lineRule="auto"/>
+        <w:ind w:left="720"/>
+      </w:pPr>
+      <w:r>
+        <w:rPr>
+          <w:lang w:val="id_ID" w:bidi="id_ID"/>
+        </w:rPr>
+      </w:r>
+      <w:r>
+        <w:rPr>
+          <w:lang w:val="id_ID" w:bidi="id_ID"/>
+        </w:rPr>
+        <w:t>Roma 3:20</w:t>
+      </w:r>
     </w:p>
     <w:p>
       <w:pPr>
@@ -17185,90 +15919,66 @@
           <w:lang w:val="id_ID" w:bidi="id_ID"/>
         </w:rPr>
       </w:r>
-      <w:hyperlink r:id="rId195">
-        <w:r>
-          <w:rPr>
-            <w:lang w:val="id_ID" w:bidi="id_ID"/>
-          </w:rPr>
-          <w:rPr>
-            <w:color w:val="0000EE"/>
-            <w:u w:val="single"/>
-          </w:rPr>
-          <w:t>Ayub 9:29</w:t>
-        </w:r>
-      </w:hyperlink>
-    </w:p>
-    <w:p>
-      <w:pPr>
-        <w:pStyle w:val="ListBullet"/>
-        <w:spacing w:line="240" w:lineRule="auto"/>
-        <w:ind w:left="720"/>
-      </w:pPr>
-      <w:r>
-        <w:rPr>
-          <w:lang w:val="id_ID" w:bidi="id_ID"/>
-        </w:rPr>
-      </w:r>
-      <w:hyperlink r:id="rId196">
-        <w:r>
-          <w:rPr>
-            <w:lang w:val="id_ID" w:bidi="id_ID"/>
-          </w:rPr>
-          <w:rPr>
-            <w:color w:val="0000EE"/>
-            <w:u w:val="single"/>
-          </w:rPr>
-          <w:t>Yohanes 5:24</w:t>
-        </w:r>
-      </w:hyperlink>
-    </w:p>
-    <w:p>
-      <w:pPr>
-        <w:pStyle w:val="ListBullet"/>
-        <w:spacing w:line="240" w:lineRule="auto"/>
-        <w:ind w:left="720"/>
-      </w:pPr>
-      <w:r>
-        <w:rPr>
-          <w:lang w:val="id_ID" w:bidi="id_ID"/>
-        </w:rPr>
-      </w:r>
-      <w:hyperlink r:id="rId39">
-        <w:r>
-          <w:rPr>
-            <w:lang w:val="id_ID" w:bidi="id_ID"/>
-          </w:rPr>
-          <w:rPr>
-            <w:color w:val="0000EE"/>
-            <w:u w:val="single"/>
-          </w:rPr>
-          <w:t>Lukas 6:37</w:t>
-        </w:r>
-      </w:hyperlink>
-    </w:p>
-    <w:p>
-      <w:pPr>
-        <w:pStyle w:val="ListBullet"/>
-        <w:spacing w:line="240" w:lineRule="auto"/>
-        <w:ind w:left="720"/>
-      </w:pPr>
-      <w:r>
-        <w:rPr>
-          <w:lang w:val="id_ID" w:bidi="id_ID"/>
-        </w:rPr>
-      </w:r>
-      <w:hyperlink r:id="rId197">
-        <w:r>
-          <w:rPr>
-            <w:lang w:val="id_ID" w:bidi="id_ID"/>
-          </w:rPr>
-          <w:rPr>
-            <w:color w:val="0000EE"/>
-            <w:u w:val="single"/>
-          </w:rPr>
-          <w:t>Matius 12:7</w:t>
-        </w:r>
-      </w:hyperlink>
+      <w:r>
+        <w:rPr>
+          <w:lang w:val="id_ID" w:bidi="id_ID"/>
+        </w:rPr>
+        <w:t>Ayub 9:29</w:t>
+      </w:r>
+    </w:p>
+    <w:p>
+      <w:pPr>
+        <w:pStyle w:val="ListBullet"/>
+        <w:spacing w:line="240" w:lineRule="auto"/>
+        <w:ind w:left="720"/>
+      </w:pPr>
+      <w:r>
+        <w:rPr>
+          <w:lang w:val="id_ID" w:bidi="id_ID"/>
+        </w:rPr>
+      </w:r>
+      <w:r>
+        <w:rPr>
+          <w:lang w:val="id_ID" w:bidi="id_ID"/>
+        </w:rPr>
+        <w:t>Yohanes 5:24</w:t>
+      </w:r>
+    </w:p>
+    <w:p>
+      <w:pPr>
+        <w:pStyle w:val="ListBullet"/>
+        <w:spacing w:line="240" w:lineRule="auto"/>
+        <w:ind w:left="720"/>
+      </w:pPr>
+      <w:r>
+        <w:rPr>
+          <w:lang w:val="id_ID" w:bidi="id_ID"/>
+        </w:rPr>
+      </w:r>
+      <w:r>
+        <w:rPr>
+          <w:lang w:val="id_ID" w:bidi="id_ID"/>
+        </w:rPr>
+        <w:t>Lukas 6:37</w:t>
+      </w:r>
+    </w:p>
+    <w:p>
+      <w:pPr>
+        <w:pStyle w:val="ListBullet"/>
+        <w:spacing w:line="240" w:lineRule="auto"/>
+        <w:ind w:left="720"/>
+      </w:pPr>
+      <w:r>
+        <w:rPr>
+          <w:lang w:val="id_ID" w:bidi="id_ID"/>
+        </w:rPr>
+      </w:r>
+      <w:r>
+        <w:rPr>
+          <w:lang w:val="id_ID" w:bidi="id_ID"/>
+        </w:rPr>
+        <w:t>Matius 12:7</w:t>
+      </w:r>
     </w:p>
     <w:p>
       <w:pPr>
